--- a/notes/Fall_2026/DATA715/Week02/docx/DATA715_week02_notes.docx
+++ b/notes/Fall_2026/DATA715/Week02/docx/DATA715_week02_notes.docx
@@ -406,16 +406,178 @@
               <w:rPr>
                 <w:noProof/>
               </w:rPr>
+              <w:drawing>
+                <wp:anchor distT="0" distB="0" distL="114300" distR="114300" simplePos="0" relativeHeight="251658240" behindDoc="0" locked="0" layoutInCell="1" allowOverlap="1" wp14:anchorId="71E60F4E" wp14:editId="66E2AABD">
+                  <wp:simplePos x="0" y="0"/>
+                  <wp:positionH relativeFrom="column">
+                    <wp:posOffset>251460</wp:posOffset>
+                  </wp:positionH>
+                  <wp:positionV relativeFrom="paragraph">
+                    <wp:posOffset>161290</wp:posOffset>
+                  </wp:positionV>
+                  <wp:extent cx="5415789" cy="3048000"/>
+                  <wp:effectExtent l="76200" t="38100" r="71120" b="114300"/>
+                  <wp:wrapNone/>
+                  <wp:docPr id="1022407169" name="Picture 1"/>
+                  <wp:cNvGraphicFramePr>
+                    <a:graphicFrameLocks xmlns:a="http://schemas.openxmlformats.org/drawingml/2006/main" noChangeAspect="1"/>
+                  </wp:cNvGraphicFramePr>
+                  <a:graphic xmlns:a="http://schemas.openxmlformats.org/drawingml/2006/main">
+                    <a:graphicData uri="http://schemas.openxmlformats.org/drawingml/2006/picture">
+                      <pic:pic xmlns:pic="http://schemas.openxmlformats.org/drawingml/2006/picture">
+                        <pic:nvPicPr>
+                          <pic:cNvPr id="1022407169" name="Picture 1"/>
+                          <pic:cNvPicPr>
+                            <a:picLocks noChangeAspect="1" noChangeArrowheads="1"/>
+                          </pic:cNvPicPr>
+                        </pic:nvPicPr>
+                        <pic:blipFill>
+                          <a:blip r:embed="rId7" cstate="print">
+                            <a:extLst>
+                              <a:ext uri="{28A0092B-C50C-407E-A947-70E740481C1C}">
+                                <a14:useLocalDpi xmlns:a14="http://schemas.microsoft.com/office/drawing/2010/main" val="0"/>
+                              </a:ext>
+                            </a:extLst>
+                          </a:blip>
+                          <a:stretch>
+                            <a:fillRect/>
+                          </a:stretch>
+                        </pic:blipFill>
+                        <pic:spPr bwMode="auto">
+                          <a:xfrm>
+                            <a:off x="0" y="0"/>
+                            <a:ext cx="5415789" cy="3048000"/>
+                          </a:xfrm>
+                          <a:prstGeom prst="rect">
+                            <a:avLst/>
+                          </a:prstGeom>
+                          <a:noFill/>
+                          <a:ln>
+                            <a:solidFill>
+                              <a:schemeClr val="accent1"/>
+                            </a:solidFill>
+                          </a:ln>
+                          <a:effectLst>
+                            <a:outerShdw blurRad="50800" dist="38100" dir="5400000" algn="t" rotWithShape="0">
+                              <a:prstClr val="black">
+                                <a:alpha val="40000"/>
+                              </a:prstClr>
+                            </a:outerShdw>
+                          </a:effectLst>
+                        </pic:spPr>
+                      </pic:pic>
+                    </a:graphicData>
+                  </a:graphic>
+                  <wp14:sizeRelH relativeFrom="margin">
+                    <wp14:pctWidth>0</wp14:pctWidth>
+                  </wp14:sizeRelH>
+                  <wp14:sizeRelV relativeFrom="margin">
+                    <wp14:pctHeight>0</wp14:pctHeight>
+                  </wp14:sizeRelV>
+                </wp:anchor>
+              </w:drawing>
+            </w:r>
+          </w:p>
+          <w:p>
+            <w:pPr>
+              <w:spacing w:line="360" w:lineRule="auto"/>
+              <w:rPr>
+                <w:b w:val="0"/>
+                <w:bCs w:val="0"/>
+              </w:rPr>
+            </w:pPr>
+          </w:p>
+          <w:p>
+            <w:pPr>
+              <w:spacing w:line="360" w:lineRule="auto"/>
+              <w:rPr>
+                <w:b w:val="0"/>
+                <w:bCs w:val="0"/>
+              </w:rPr>
+            </w:pPr>
+          </w:p>
+          <w:p>
+            <w:pPr>
+              <w:spacing w:line="360" w:lineRule="auto"/>
+              <w:rPr>
+                <w:b w:val="0"/>
+                <w:bCs w:val="0"/>
+              </w:rPr>
+            </w:pPr>
+          </w:p>
+          <w:p>
+            <w:pPr>
+              <w:spacing w:line="360" w:lineRule="auto"/>
+              <w:rPr>
+                <w:b w:val="0"/>
+                <w:bCs w:val="0"/>
+              </w:rPr>
+            </w:pPr>
+          </w:p>
+          <w:p>
+            <w:pPr>
+              <w:spacing w:line="360" w:lineRule="auto"/>
+              <w:rPr>
+                <w:b w:val="0"/>
+                <w:bCs w:val="0"/>
+              </w:rPr>
+            </w:pPr>
+          </w:p>
+          <w:p>
+            <w:pPr>
+              <w:spacing w:line="360" w:lineRule="auto"/>
+              <w:rPr>
+                <w:b w:val="0"/>
+                <w:bCs w:val="0"/>
+              </w:rPr>
+            </w:pPr>
+          </w:p>
+          <w:p>
+            <w:pPr>
+              <w:spacing w:line="360" w:lineRule="auto"/>
+              <w:rPr>
+                <w:b w:val="0"/>
+                <w:bCs w:val="0"/>
+              </w:rPr>
+            </w:pPr>
+          </w:p>
+          <w:p>
+            <w:pPr>
+              <w:spacing w:line="360" w:lineRule="auto"/>
+            </w:pPr>
+          </w:p>
+          <w:p>
+            <w:pPr>
+              <w:spacing w:line="360" w:lineRule="auto"/>
+            </w:pPr>
+          </w:p>
+          <w:p>
+            <w:pPr>
+              <w:spacing w:line="360" w:lineRule="auto"/>
+            </w:pPr>
+          </w:p>
+          <w:p>
+            <w:pPr>
+              <w:spacing w:line="360" w:lineRule="auto"/>
+              <w:rPr>
+                <w:b w:val="0"/>
+                <w:bCs w:val="0"/>
+              </w:rPr>
+            </w:pPr>
+            <w:r>
+              <w:rPr>
+                <w:noProof/>
+              </w:rPr>
               <mc:AlternateContent>
                 <mc:Choice Requires="wps">
                   <w:drawing>
-                    <wp:anchor distT="0" distB="0" distL="114300" distR="114300" simplePos="0" relativeHeight="251660288" behindDoc="0" locked="0" layoutInCell="1" allowOverlap="1" wp14:anchorId="7910E679" wp14:editId="6E22586B">
+                    <wp:anchor distT="0" distB="0" distL="114300" distR="114300" simplePos="0" relativeHeight="251660288" behindDoc="0" locked="0" layoutInCell="1" allowOverlap="1" wp14:anchorId="7910E679" wp14:editId="4A29DFA2">
                       <wp:simplePos x="0" y="0"/>
                       <wp:positionH relativeFrom="column">
-                        <wp:posOffset>660400</wp:posOffset>
+                        <wp:posOffset>1441450</wp:posOffset>
                       </wp:positionH>
                       <wp:positionV relativeFrom="paragraph">
-                        <wp:posOffset>2569210</wp:posOffset>
+                        <wp:posOffset>242570</wp:posOffset>
                       </wp:positionV>
                       <wp:extent cx="4182745" cy="635"/>
                       <wp:effectExtent l="0" t="0" r="8255" b="0"/>
@@ -445,7 +607,6 @@
                                   <w:pPr>
                                     <w:pStyle w:val="Caption"/>
                                     <w:jc w:val="right"/>
-                                    <w:cnfStyle w:val="001000000000" w:firstRow="0" w:lastRow="0" w:firstColumn="1" w:lastColumn="0" w:oddVBand="0" w:evenVBand="0" w:oddHBand="0" w:evenHBand="0" w:firstRowFirstColumn="0" w:firstRowLastColumn="0" w:lastRowFirstColumn="0" w:lastRowLastColumn="0"/>
                                     <w:rPr>
                                       <w:b/>
                                       <w:bCs/>
@@ -476,14 +637,13 @@
                       <v:stroke joinstyle="miter"/>
                       <v:path gradientshapeok="t" o:connecttype="rect"/>
                     </v:shapetype>
-                    <v:shape id="Text Box 1" o:spid="_x0000_s1026" type="#_x0000_t202" style="position:absolute;margin-left:52pt;margin-top:202.3pt;width:329.35pt;height:.05pt;z-index:251660288;visibility:visible;mso-wrap-style:square;mso-wrap-distance-left:9pt;mso-wrap-distance-top:0;mso-wrap-distance-right:9pt;mso-wrap-distance-bottom:0;mso-position-horizontal:absolute;mso-position-horizontal-relative:text;mso-position-vertical:absolute;mso-position-vertical-relative:text;v-text-anchor:top" o:gfxdata="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" filled="f" stroked="f">
+                    <v:shape id="Text Box 1" o:spid="_x0000_s1026" type="#_x0000_t202" style="position:absolute;margin-left:113.5pt;margin-top:19.1pt;width:329.35pt;height:.05pt;z-index:251660288;visibility:visible;mso-wrap-style:square;mso-wrap-distance-left:9pt;mso-wrap-distance-top:0;mso-wrap-distance-right:9pt;mso-wrap-distance-bottom:0;mso-position-horizontal:absolute;mso-position-horizontal-relative:text;mso-position-vertical:absolute;mso-position-vertical-relative:text;v-text-anchor:top" o:gfxdata="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" filled="f" stroked="f">
                       <v:textbox style="mso-fit-shape-to-text:t" inset="0,0,0,0">
                         <w:txbxContent>
                           <w:p>
                             <w:pPr>
                               <w:pStyle w:val="Caption"/>
                               <w:jc w:val="right"/>
-                              <w:cnfStyle w:val="001000000000" w:firstRow="0" w:lastRow="0" w:firstColumn="1" w:lastColumn="0" w:oddVBand="0" w:evenVBand="0" w:oddHBand="0" w:evenHBand="0" w:firstRowFirstColumn="0" w:firstRowLastColumn="0" w:lastRowFirstColumn="0" w:lastRowLastColumn="0"/>
                               <w:rPr>
                                 <w:b/>
                                 <w:bCs/>
@@ -501,153 +661,6 @@
                 </mc:Fallback>
               </mc:AlternateContent>
             </w:r>
-            <w:r>
-              <w:rPr>
-                <w:noProof/>
-              </w:rPr>
-              <w:drawing>
-                <wp:anchor distT="0" distB="0" distL="114300" distR="114300" simplePos="0" relativeHeight="251658240" behindDoc="0" locked="0" layoutInCell="1" allowOverlap="1" wp14:anchorId="71E60F4E" wp14:editId="36A6E427">
-                  <wp:simplePos x="0" y="0"/>
-                  <wp:positionH relativeFrom="column">
-                    <wp:posOffset>660430</wp:posOffset>
-                  </wp:positionH>
-                  <wp:positionV relativeFrom="paragraph">
-                    <wp:posOffset>158235</wp:posOffset>
-                  </wp:positionV>
-                  <wp:extent cx="4183056" cy="2354220"/>
-                  <wp:effectExtent l="76200" t="38100" r="84455" b="122555"/>
-                  <wp:wrapNone/>
-                  <wp:docPr id="1022407169" name="Picture 1"/>
-                  <wp:cNvGraphicFramePr>
-                    <a:graphicFrameLocks xmlns:a="http://schemas.openxmlformats.org/drawingml/2006/main" noChangeAspect="1"/>
-                  </wp:cNvGraphicFramePr>
-                  <a:graphic xmlns:a="http://schemas.openxmlformats.org/drawingml/2006/main">
-                    <a:graphicData uri="http://schemas.openxmlformats.org/drawingml/2006/picture">
-                      <pic:pic xmlns:pic="http://schemas.openxmlformats.org/drawingml/2006/picture">
-                        <pic:nvPicPr>
-                          <pic:cNvPr id="1022407169" name="Picture 1"/>
-                          <pic:cNvPicPr>
-                            <a:picLocks noChangeAspect="1" noChangeArrowheads="1"/>
-                          </pic:cNvPicPr>
-                        </pic:nvPicPr>
-                        <pic:blipFill>
-                          <a:blip r:embed="rId7" cstate="print">
-                            <a:extLst>
-                              <a:ext uri="{28A0092B-C50C-407E-A947-70E740481C1C}">
-                                <a14:useLocalDpi xmlns:a14="http://schemas.microsoft.com/office/drawing/2010/main" val="0"/>
-                              </a:ext>
-                            </a:extLst>
-                          </a:blip>
-                          <a:stretch>
-                            <a:fillRect/>
-                          </a:stretch>
-                        </pic:blipFill>
-                        <pic:spPr bwMode="auto">
-                          <a:xfrm>
-                            <a:off x="0" y="0"/>
-                            <a:ext cx="4183056" cy="2354220"/>
-                          </a:xfrm>
-                          <a:prstGeom prst="rect">
-                            <a:avLst/>
-                          </a:prstGeom>
-                          <a:noFill/>
-                          <a:ln>
-                            <a:solidFill>
-                              <a:schemeClr val="accent1"/>
-                            </a:solidFill>
-                          </a:ln>
-                          <a:effectLst>
-                            <a:outerShdw blurRad="50800" dist="38100" dir="5400000" algn="t" rotWithShape="0">
-                              <a:prstClr val="black">
-                                <a:alpha val="40000"/>
-                              </a:prstClr>
-                            </a:outerShdw>
-                          </a:effectLst>
-                        </pic:spPr>
-                      </pic:pic>
-                    </a:graphicData>
-                  </a:graphic>
-                  <wp14:sizeRelH relativeFrom="margin">
-                    <wp14:pctWidth>0</wp14:pctWidth>
-                  </wp14:sizeRelH>
-                  <wp14:sizeRelV relativeFrom="margin">
-                    <wp14:pctHeight>0</wp14:pctHeight>
-                  </wp14:sizeRelV>
-                </wp:anchor>
-              </w:drawing>
-            </w:r>
-          </w:p>
-          <w:p>
-            <w:pPr>
-              <w:spacing w:line="360" w:lineRule="auto"/>
-              <w:rPr>
-                <w:b w:val="0"/>
-                <w:bCs w:val="0"/>
-              </w:rPr>
-            </w:pPr>
-          </w:p>
-          <w:p>
-            <w:pPr>
-              <w:spacing w:line="360" w:lineRule="auto"/>
-              <w:rPr>
-                <w:b w:val="0"/>
-                <w:bCs w:val="0"/>
-              </w:rPr>
-            </w:pPr>
-          </w:p>
-          <w:p>
-            <w:pPr>
-              <w:spacing w:line="360" w:lineRule="auto"/>
-              <w:rPr>
-                <w:b w:val="0"/>
-                <w:bCs w:val="0"/>
-              </w:rPr>
-            </w:pPr>
-          </w:p>
-          <w:p>
-            <w:pPr>
-              <w:spacing w:line="360" w:lineRule="auto"/>
-              <w:rPr>
-                <w:b w:val="0"/>
-                <w:bCs w:val="0"/>
-              </w:rPr>
-            </w:pPr>
-          </w:p>
-          <w:p>
-            <w:pPr>
-              <w:spacing w:line="360" w:lineRule="auto"/>
-              <w:rPr>
-                <w:b w:val="0"/>
-                <w:bCs w:val="0"/>
-              </w:rPr>
-            </w:pPr>
-          </w:p>
-          <w:p>
-            <w:pPr>
-              <w:spacing w:line="360" w:lineRule="auto"/>
-              <w:rPr>
-                <w:b w:val="0"/>
-                <w:bCs w:val="0"/>
-              </w:rPr>
-            </w:pPr>
-          </w:p>
-          <w:p>
-            <w:pPr>
-              <w:spacing w:line="360" w:lineRule="auto"/>
-              <w:rPr>
-                <w:b w:val="0"/>
-                <w:bCs w:val="0"/>
-              </w:rPr>
-            </w:pPr>
-          </w:p>
-          <w:p>
-            <w:pPr>
-              <w:spacing w:line="360" w:lineRule="auto"/>
-              <w:rPr>
-                <w:b w:val="0"/>
-                <w:bCs w:val="0"/>
-              </w:rPr>
-            </w:pPr>
           </w:p>
           <w:p>
             <w:pPr>
@@ -938,14 +951,7 @@
                 <w:b w:val="0"/>
                 <w:bCs w:val="0"/>
               </w:rPr>
-              <w:t>CREATE TABLE</w:t>
-            </w:r>
-            <w:r>
-              <w:rPr>
-                <w:b w:val="0"/>
-                <w:bCs w:val="0"/>
-              </w:rPr>
-              <w:t xml:space="preserve"> </w:t>
+              <w:t xml:space="preserve">CREATE TABLE </w:t>
             </w:r>
             <w:r>
               <w:rPr>
@@ -1024,14 +1030,7 @@
                 <w:b w:val="0"/>
                 <w:bCs w:val="0"/>
               </w:rPr>
-              <w:t>Data Types</w:t>
-            </w:r>
-            <w:r>
-              <w:rPr>
-                <w:b w:val="0"/>
-                <w:bCs w:val="0"/>
-              </w:rPr>
-              <w:t xml:space="preserve"> Guide</w:t>
+              <w:t>Data Types Guide</w:t>
             </w:r>
           </w:p>
         </w:tc>
@@ -1350,6 +1349,95 @@
           </w:p>
           <w:p>
             <w:pPr>
+              <w:keepNext/>
+              <w:spacing w:line="360" w:lineRule="auto"/>
+              <w:jc w:val="center"/>
+              <w:cnfStyle w:val="000000000000" w:firstRow="0" w:lastRow="0" w:firstColumn="0" w:lastColumn="0" w:oddVBand="0" w:evenVBand="0" w:oddHBand="0" w:evenHBand="0" w:firstRowFirstColumn="0" w:firstRowLastColumn="0" w:lastRowFirstColumn="0" w:lastRowLastColumn="0"/>
+              <w:rPr>
+                <w:sz w:val="22"/>
+                <w:szCs w:val="22"/>
+              </w:rPr>
+            </w:pPr>
+            <w:r>
+              <w:rPr>
+                <w:noProof/>
+              </w:rPr>
+              <w:drawing>
+                <wp:inline distT="0" distB="0" distL="0" distR="0" wp14:anchorId="5BB55324" wp14:editId="5E775858">
+                  <wp:extent cx="4191000" cy="2781015"/>
+                  <wp:effectExtent l="76200" t="38100" r="76200" b="114935"/>
+                  <wp:docPr id="1616091352" name="Picture 3"/>
+                  <wp:cNvGraphicFramePr>
+                    <a:graphicFrameLocks xmlns:a="http://schemas.openxmlformats.org/drawingml/2006/main" noChangeAspect="1"/>
+                  </wp:cNvGraphicFramePr>
+                  <a:graphic xmlns:a="http://schemas.openxmlformats.org/drawingml/2006/main">
+                    <a:graphicData uri="http://schemas.openxmlformats.org/drawingml/2006/picture">
+                      <pic:pic xmlns:pic="http://schemas.openxmlformats.org/drawingml/2006/picture">
+                        <pic:nvPicPr>
+                          <pic:cNvPr id="0" name="Picture 1"/>
+                          <pic:cNvPicPr>
+                            <a:picLocks noChangeAspect="1" noChangeArrowheads="1"/>
+                          </pic:cNvPicPr>
+                        </pic:nvPicPr>
+                        <pic:blipFill>
+                          <a:blip r:embed="rId14">
+                            <a:extLst>
+                              <a:ext uri="{28A0092B-C50C-407E-A947-70E740481C1C}">
+                                <a14:useLocalDpi xmlns:a14="http://schemas.microsoft.com/office/drawing/2010/main" val="0"/>
+                              </a:ext>
+                            </a:extLst>
+                          </a:blip>
+                          <a:srcRect/>
+                          <a:stretch>
+                            <a:fillRect/>
+                          </a:stretch>
+                        </pic:blipFill>
+                        <pic:spPr bwMode="auto">
+                          <a:xfrm>
+                            <a:off x="0" y="0"/>
+                            <a:ext cx="4205457" cy="2790608"/>
+                          </a:xfrm>
+                          <a:prstGeom prst="rect">
+                            <a:avLst/>
+                          </a:prstGeom>
+                          <a:noFill/>
+                          <a:ln>
+                            <a:solidFill>
+                              <a:schemeClr val="accent1"/>
+                            </a:solidFill>
+                          </a:ln>
+                          <a:effectLst>
+                            <a:outerShdw blurRad="50800" dist="38100" dir="5400000" algn="t" rotWithShape="0">
+                              <a:prstClr val="black">
+                                <a:alpha val="40000"/>
+                              </a:prstClr>
+                            </a:outerShdw>
+                          </a:effectLst>
+                        </pic:spPr>
+                      </pic:pic>
+                    </a:graphicData>
+                  </a:graphic>
+                </wp:inline>
+              </w:drawing>
+            </w:r>
+          </w:p>
+          <w:p>
+            <w:pPr>
+              <w:pStyle w:val="Caption"/>
+              <w:jc w:val="right"/>
+              <w:cnfStyle w:val="000000000000" w:firstRow="0" w:lastRow="0" w:firstColumn="0" w:lastColumn="0" w:oddVBand="0" w:evenVBand="0" w:oddHBand="0" w:evenHBand="0" w:firstRowFirstColumn="0" w:firstRowLastColumn="0" w:lastRowFirstColumn="0" w:lastRowLastColumn="0"/>
+              <w:rPr>
+                <w:b/>
+                <w:bCs/>
+                <w:color w:val="156082" w:themeColor="accent1"/>
+              </w:rPr>
+            </w:pPr>
+            <w:r>
+              <w:t>ChatGPT 5.6 Sol</w:t>
+            </w:r>
+          </w:p>
+          <w:p>
+            <w:pPr>
               <w:pStyle w:val="ListParagraph"/>
               <w:numPr>
                 <w:ilvl w:val="0"/>
@@ -1625,6 +1713,7 @@
               <w:rPr>
                 <w:color w:val="A02B93" w:themeColor="accent5"/>
               </w:rPr>
+              <w:lastRenderedPageBreak/>
               <w:t>another database</w:t>
             </w:r>
           </w:p>
@@ -1735,6 +1824,7 @@
               <w:rPr>
                 <w:color w:val="80340D" w:themeColor="accent2" w:themeShade="80"/>
               </w:rPr>
+              <w:lastRenderedPageBreak/>
               <w:t>Common Import Methods</w:t>
             </w:r>
           </w:p>
@@ -1760,15 +1850,7 @@
                 <w:bCs/>
                 <w:color w:val="156082" w:themeColor="accent1"/>
               </w:rPr>
-              <w:t>DBeaver Data Import</w:t>
-            </w:r>
-            <w:r>
-              <w:rPr>
-                <w:b/>
-                <w:bCs/>
-                <w:color w:val="156082" w:themeColor="accent1"/>
-              </w:rPr>
-              <w:t>.</w:t>
+              <w:t>DBeaver Data Import.</w:t>
             </w:r>
           </w:p>
           <w:p>
@@ -1888,7 +1970,6 @@
               <w:rPr>
                 <w:color w:val="A02B93" w:themeColor="accent5"/>
               </w:rPr>
-              <w:lastRenderedPageBreak/>
               <w:t>the wizard can be used to:</w:t>
             </w:r>
           </w:p>
@@ -2014,7 +2095,7 @@
                 <w:color w:val="A02B93" w:themeColor="accent5"/>
               </w:rPr>
             </w:pPr>
-            <w:hyperlink r:id="rId14" w:history="1">
+            <w:hyperlink r:id="rId15" w:history="1">
               <w:r>
                 <w:rPr>
                   <w:rStyle w:val="Hyperlink"/>
@@ -2209,6 +2290,7 @@
                   <w:rFonts w:ascii="Cambria Math" w:hAnsi="Cambria Math"/>
                   <w:color w:val="A02B93" w:themeColor="accent5"/>
                 </w:rPr>
+                <w:lastRenderedPageBreak/>
                 <m:t>NULL</m:t>
               </m:r>
             </m:oMath>
@@ -2445,7 +2527,6 @@
               <w:rPr>
                 <w:color w:val="A02B93" w:themeColor="accent5"/>
               </w:rPr>
-              <w:lastRenderedPageBreak/>
               <w:t>situations where a graphical interface is unavailable</w:t>
             </w:r>
           </w:p>
@@ -2490,7 +2571,7 @@
                 <w:color w:val="A02B93" w:themeColor="accent5"/>
               </w:rPr>
             </w:pPr>
-            <w:hyperlink r:id="rId15" w:history="1">
+            <w:hyperlink r:id="rId16" w:history="1">
               <w:r>
                 <w:rPr>
                   <w:rStyle w:val="Hyperlink"/>
@@ -2768,6 +2849,7 @@
               <w:rPr>
                 <w:color w:val="A02B93" w:themeColor="accent5"/>
               </w:rPr>
+              <w:lastRenderedPageBreak/>
               <w:t>inspect both the source data and destination table</w:t>
             </w:r>
           </w:p>
@@ -3506,6 +3588,7 @@
                 <w:b w:val="0"/>
                 <w:bCs w:val="0"/>
               </w:rPr>
+              <w:lastRenderedPageBreak/>
               <w:t>Creating Tables to Hold Data</w:t>
             </w:r>
           </w:p>
@@ -3606,7 +3689,6 @@
               <w:rPr>
                 <w:color w:val="A02B93" w:themeColor="accent5"/>
               </w:rPr>
-              <w:lastRenderedPageBreak/>
               <w:t>the same general structure appears in</w:t>
             </w:r>
             <w:r>
@@ -3728,7 +3810,6 @@
               <w:rPr>
                 <w:color w:val="80340D" w:themeColor="accent2" w:themeShade="80"/>
               </w:rPr>
-              <w:lastRenderedPageBreak/>
               <w:t>Planning The Table</w:t>
             </w:r>
           </w:p>
@@ -3922,6 +4003,7 @@
               <w:rPr>
                 <w:color w:val="A02B93" w:themeColor="accent5"/>
               </w:rPr>
+              <w:lastRenderedPageBreak/>
               <w:t>the file contains:</w:t>
             </w:r>
           </w:p>
@@ -4057,6 +4139,7 @@
               <w:rPr>
                 <w:color w:val="80340D" w:themeColor="accent2" w:themeShade="80"/>
               </w:rPr>
+              <w:lastRenderedPageBreak/>
               <w:t>Column Naming</w:t>
             </w:r>
           </w:p>
@@ -4087,6 +4170,91 @@
           </w:p>
           <w:p>
             <w:pPr>
+              <w:keepNext/>
+              <w:spacing w:line="360" w:lineRule="auto"/>
+              <w:jc w:val="center"/>
+              <w:cnfStyle w:val="000000000000" w:firstRow="0" w:lastRow="0" w:firstColumn="0" w:lastColumn="0" w:oddVBand="0" w:evenVBand="0" w:oddHBand="0" w:evenHBand="0" w:firstRowFirstColumn="0" w:firstRowLastColumn="0" w:lastRowFirstColumn="0" w:lastRowLastColumn="0"/>
+            </w:pPr>
+            <w:r>
+              <w:rPr>
+                <w:noProof/>
+              </w:rPr>
+              <w:drawing>
+                <wp:inline distT="0" distB="0" distL="0" distR="0" wp14:anchorId="7C6E7D78" wp14:editId="619EE622">
+                  <wp:extent cx="4314825" cy="3236119"/>
+                  <wp:effectExtent l="76200" t="38100" r="66675" b="116840"/>
+                  <wp:docPr id="1838638921" name="Picture 4"/>
+                  <wp:cNvGraphicFramePr>
+                    <a:graphicFrameLocks xmlns:a="http://schemas.openxmlformats.org/drawingml/2006/main" noChangeAspect="1"/>
+                  </wp:cNvGraphicFramePr>
+                  <a:graphic xmlns:a="http://schemas.openxmlformats.org/drawingml/2006/main">
+                    <a:graphicData uri="http://schemas.openxmlformats.org/drawingml/2006/picture">
+                      <pic:pic xmlns:pic="http://schemas.openxmlformats.org/drawingml/2006/picture">
+                        <pic:nvPicPr>
+                          <pic:cNvPr id="0" name="Picture 1"/>
+                          <pic:cNvPicPr>
+                            <a:picLocks noChangeAspect="1" noChangeArrowheads="1"/>
+                          </pic:cNvPicPr>
+                        </pic:nvPicPr>
+                        <pic:blipFill>
+                          <a:blip r:embed="rId17" cstate="print">
+                            <a:extLst>
+                              <a:ext uri="{28A0092B-C50C-407E-A947-70E740481C1C}">
+                                <a14:useLocalDpi xmlns:a14="http://schemas.microsoft.com/office/drawing/2010/main" val="0"/>
+                              </a:ext>
+                            </a:extLst>
+                          </a:blip>
+                          <a:srcRect/>
+                          <a:stretch>
+                            <a:fillRect/>
+                          </a:stretch>
+                        </pic:blipFill>
+                        <pic:spPr bwMode="auto">
+                          <a:xfrm>
+                            <a:off x="0" y="0"/>
+                            <a:ext cx="4316526" cy="3237395"/>
+                          </a:xfrm>
+                          <a:prstGeom prst="rect">
+                            <a:avLst/>
+                          </a:prstGeom>
+                          <a:noFill/>
+                          <a:ln>
+                            <a:solidFill>
+                              <a:schemeClr val="accent1"/>
+                            </a:solidFill>
+                          </a:ln>
+                          <a:effectLst>
+                            <a:outerShdw blurRad="50800" dist="38100" dir="5400000" algn="t" rotWithShape="0">
+                              <a:prstClr val="black">
+                                <a:alpha val="40000"/>
+                              </a:prstClr>
+                            </a:outerShdw>
+                          </a:effectLst>
+                        </pic:spPr>
+                      </pic:pic>
+                    </a:graphicData>
+                  </a:graphic>
+                </wp:inline>
+              </w:drawing>
+            </w:r>
+          </w:p>
+          <w:p>
+            <w:pPr>
+              <w:pStyle w:val="Caption"/>
+              <w:jc w:val="right"/>
+              <w:cnfStyle w:val="000000000000" w:firstRow="0" w:lastRow="0" w:firstColumn="0" w:lastColumn="0" w:oddVBand="0" w:evenVBand="0" w:oddHBand="0" w:evenHBand="0" w:firstRowFirstColumn="0" w:firstRowLastColumn="0" w:lastRowFirstColumn="0" w:lastRowLastColumn="0"/>
+              <w:rPr>
+                <w:b/>
+                <w:bCs/>
+                <w:color w:val="156082" w:themeColor="accent1"/>
+              </w:rPr>
+            </w:pPr>
+            <w:r>
+              <w:t>ChatGPT 5.6 Sol</w:t>
+            </w:r>
+          </w:p>
+          <w:p>
+            <w:pPr>
               <w:pStyle w:val="ListParagraph"/>
               <w:numPr>
                 <w:ilvl w:val="0"/>
@@ -4182,35 +4350,35 @@
               <w:rPr>
                 <w:color w:val="A02B93" w:themeColor="accent5"/>
               </w:rPr>
+              <w:t>names that do not follow the chosen database style</w:t>
+            </w:r>
+          </w:p>
+          <w:p>
+            <w:pPr>
+              <w:spacing w:line="360" w:lineRule="auto"/>
+              <w:cnfStyle w:val="000000000000" w:firstRow="0" w:lastRow="0" w:firstColumn="0" w:lastColumn="0" w:oddVBand="0" w:evenVBand="0" w:oddHBand="0" w:evenHBand="0" w:firstRowFirstColumn="0" w:firstRowLastColumn="0" w:lastRowFirstColumn="0" w:lastRowLastColumn="0"/>
+              <w:rPr>
+                <w:color w:val="A02B93" w:themeColor="accent5"/>
+              </w:rPr>
+            </w:pPr>
+          </w:p>
+          <w:p>
+            <w:pPr>
+              <w:spacing w:line="360" w:lineRule="auto"/>
+              <w:cnfStyle w:val="000000000000" w:firstRow="0" w:lastRow="0" w:firstColumn="0" w:lastColumn="0" w:oddVBand="0" w:evenVBand="0" w:oddHBand="0" w:evenHBand="0" w:firstRowFirstColumn="0" w:firstRowLastColumn="0" w:lastRowFirstColumn="0" w:lastRowLastColumn="0"/>
+              <w:rPr>
+                <w:b/>
+                <w:bCs/>
+                <w:color w:val="156082" w:themeColor="accent1"/>
+              </w:rPr>
+            </w:pPr>
+            <w:r>
+              <w:rPr>
+                <w:b/>
+                <w:bCs/>
+                <w:color w:val="156082" w:themeColor="accent1"/>
+              </w:rPr>
               <w:lastRenderedPageBreak/>
-              <w:t>names that do not follow the chosen database style</w:t>
-            </w:r>
-          </w:p>
-          <w:p>
-            <w:pPr>
-              <w:spacing w:line="360" w:lineRule="auto"/>
-              <w:cnfStyle w:val="000000000000" w:firstRow="0" w:lastRow="0" w:firstColumn="0" w:lastColumn="0" w:oddVBand="0" w:evenVBand="0" w:oddHBand="0" w:evenHBand="0" w:firstRowFirstColumn="0" w:firstRowLastColumn="0" w:lastRowFirstColumn="0" w:lastRowLastColumn="0"/>
-              <w:rPr>
-                <w:color w:val="A02B93" w:themeColor="accent5"/>
-              </w:rPr>
-            </w:pPr>
-          </w:p>
-          <w:p>
-            <w:pPr>
-              <w:spacing w:line="360" w:lineRule="auto"/>
-              <w:cnfStyle w:val="000000000000" w:firstRow="0" w:lastRow="0" w:firstColumn="0" w:lastColumn="0" w:oddVBand="0" w:evenVBand="0" w:oddHBand="0" w:evenHBand="0" w:firstRowFirstColumn="0" w:firstRowLastColumn="0" w:lastRowFirstColumn="0" w:lastRowLastColumn="0"/>
-              <w:rPr>
-                <w:b/>
-                <w:bCs/>
-                <w:color w:val="156082" w:themeColor="accent1"/>
-              </w:rPr>
-            </w:pPr>
-            <w:r>
-              <w:rPr>
-                <w:b/>
-                <w:bCs/>
-                <w:color w:val="156082" w:themeColor="accent1"/>
-              </w:rPr>
               <w:t>Consistency is the most important naming principle.</w:t>
             </w:r>
           </w:p>
@@ -4703,33 +4871,8 @@
           </w:p>
         </w:tc>
       </w:tr>
-    </w:tbl>
-    <w:p>
-      <w:r>
-        <w:rPr>
-          <w:b/>
-          <w:bCs/>
-        </w:rPr>
-        <w:br w:type="page"/>
-      </w:r>
-    </w:p>
-    <w:tbl>
-      <w:tblPr>
-        <w:tblStyle w:val="GridTable1Light-Accent1"/>
-        <w:tblW w:w="9481" w:type="dxa"/>
-        <w:tblCellMar>
-          <w:top w:w="29" w:type="dxa"/>
-          <w:bottom w:w="29" w:type="dxa"/>
-        </w:tblCellMar>
-        <w:tblLook w:val="04A0" w:firstRow="1" w:lastRow="0" w:firstColumn="1" w:lastColumn="0" w:noHBand="0" w:noVBand="1"/>
-      </w:tblPr>
-      <w:tblGrid>
-        <w:gridCol w:w="2065"/>
-        <w:gridCol w:w="7416"/>
-      </w:tblGrid>
       <w:tr>
         <w:trPr>
-          <w:cnfStyle w:val="100000000000" w:firstRow="1" w:lastRow="0" w:firstColumn="0" w:lastColumn="0" w:oddVBand="0" w:evenVBand="0" w:oddHBand="0" w:evenHBand="0" w:firstRowFirstColumn="0" w:firstRowLastColumn="0" w:lastRowFirstColumn="0" w:lastRowLastColumn="0"/>
           <w:trHeight w:val="368"/>
         </w:trPr>
         <w:tc>
@@ -4749,7 +4892,6 @@
               <w:rPr>
                 <w:color w:val="80340D" w:themeColor="accent2" w:themeShade="80"/>
               </w:rPr>
-              <w:lastRenderedPageBreak/>
               <w:t>Integer Data</w:t>
             </w:r>
           </w:p>
@@ -4757,17 +4899,22 @@
         <w:tc>
           <w:tcPr>
             <w:tcW w:w="7416" w:type="dxa"/>
+            <w:gridSpan w:val="2"/>
           </w:tcPr>
           <w:p>
             <w:pPr>
               <w:spacing w:line="360" w:lineRule="auto"/>
-              <w:cnfStyle w:val="100000000000" w:firstRow="1" w:lastRow="0" w:firstColumn="0" w:lastColumn="0" w:oddVBand="0" w:evenVBand="0" w:oddHBand="0" w:evenHBand="0" w:firstRowFirstColumn="0" w:firstRowLastColumn="0" w:lastRowFirstColumn="0" w:lastRowLastColumn="0"/>
-              <w:rPr>
-                <w:color w:val="156082" w:themeColor="accent1"/>
-              </w:rPr>
-            </w:pPr>
-            <w:r>
-              <w:rPr>
+              <w:cnfStyle w:val="000000000000" w:firstRow="0" w:lastRow="0" w:firstColumn="0" w:lastColumn="0" w:oddVBand="0" w:evenVBand="0" w:oddHBand="0" w:evenHBand="0" w:firstRowFirstColumn="0" w:firstRowLastColumn="0" w:lastRowFirstColumn="0" w:lastRowLastColumn="0"/>
+              <w:rPr>
+                <w:b/>
+                <w:bCs/>
+                <w:color w:val="156082" w:themeColor="accent1"/>
+              </w:rPr>
+            </w:pPr>
+            <w:r>
+              <w:rPr>
+                <w:b/>
+                <w:bCs/>
                 <w:color w:val="156082" w:themeColor="accent1"/>
               </w:rPr>
               <w:t>Integer data is appropriate for whole-number values.</w:t>
@@ -4781,17 +4928,13 @@
                 <w:numId w:val="7"/>
               </w:numPr>
               <w:spacing w:line="360" w:lineRule="auto"/>
-              <w:cnfStyle w:val="100000000000" w:firstRow="1" w:lastRow="0" w:firstColumn="0" w:lastColumn="0" w:oddVBand="0" w:evenVBand="0" w:oddHBand="0" w:evenHBand="0" w:firstRowFirstColumn="0" w:firstRowLastColumn="0" w:lastRowFirstColumn="0" w:lastRowLastColumn="0"/>
-              <w:rPr>
-                <w:b w:val="0"/>
-                <w:bCs w:val="0"/>
-                <w:color w:val="A02B93" w:themeColor="accent5"/>
-              </w:rPr>
-            </w:pPr>
-            <w:r>
-              <w:rPr>
-                <w:b w:val="0"/>
-                <w:bCs w:val="0"/>
+              <w:cnfStyle w:val="000000000000" w:firstRow="0" w:lastRow="0" w:firstColumn="0" w:lastColumn="0" w:oddVBand="0" w:evenVBand="0" w:oddHBand="0" w:evenHBand="0" w:firstRowFirstColumn="0" w:firstRowLastColumn="0" w:lastRowFirstColumn="0" w:lastRowLastColumn="0"/>
+              <w:rPr>
+                <w:color w:val="A02B93" w:themeColor="accent5"/>
+              </w:rPr>
+            </w:pPr>
+            <w:r>
+              <w:rPr>
                 <w:color w:val="A02B93" w:themeColor="accent5"/>
               </w:rPr>
               <w:t>examples include:</w:t>
@@ -4805,17 +4948,13 @@
                 <w:numId w:val="7"/>
               </w:numPr>
               <w:spacing w:line="360" w:lineRule="auto"/>
-              <w:cnfStyle w:val="100000000000" w:firstRow="1" w:lastRow="0" w:firstColumn="0" w:lastColumn="0" w:oddVBand="0" w:evenVBand="0" w:oddHBand="0" w:evenHBand="0" w:firstRowFirstColumn="0" w:firstRowLastColumn="0" w:lastRowFirstColumn="0" w:lastRowLastColumn="0"/>
-              <w:rPr>
-                <w:b w:val="0"/>
-                <w:bCs w:val="0"/>
-                <w:color w:val="A02B93" w:themeColor="accent5"/>
-              </w:rPr>
-            </w:pPr>
-            <w:r>
-              <w:rPr>
-                <w:b w:val="0"/>
-                <w:bCs w:val="0"/>
+              <w:cnfStyle w:val="000000000000" w:firstRow="0" w:lastRow="0" w:firstColumn="0" w:lastColumn="0" w:oddVBand="0" w:evenVBand="0" w:oddHBand="0" w:evenHBand="0" w:firstRowFirstColumn="0" w:firstRowLastColumn="0" w:lastRowFirstColumn="0" w:lastRowLastColumn="0"/>
+              <w:rPr>
+                <w:color w:val="A02B93" w:themeColor="accent5"/>
+              </w:rPr>
+            </w:pPr>
+            <w:r>
+              <w:rPr>
                 <w:color w:val="A02B93" w:themeColor="accent5"/>
               </w:rPr>
               <w:t>model year</w:t>
@@ -4829,17 +4968,13 @@
                 <w:numId w:val="7"/>
               </w:numPr>
               <w:spacing w:line="360" w:lineRule="auto"/>
-              <w:cnfStyle w:val="100000000000" w:firstRow="1" w:lastRow="0" w:firstColumn="0" w:lastColumn="0" w:oddVBand="0" w:evenVBand="0" w:oddHBand="0" w:evenHBand="0" w:firstRowFirstColumn="0" w:firstRowLastColumn="0" w:lastRowFirstColumn="0" w:lastRowLastColumn="0"/>
-              <w:rPr>
-                <w:b w:val="0"/>
-                <w:bCs w:val="0"/>
-                <w:color w:val="A02B93" w:themeColor="accent5"/>
-              </w:rPr>
-            </w:pPr>
-            <w:r>
-              <w:rPr>
-                <w:b w:val="0"/>
-                <w:bCs w:val="0"/>
+              <w:cnfStyle w:val="000000000000" w:firstRow="0" w:lastRow="0" w:firstColumn="0" w:lastColumn="0" w:oddVBand="0" w:evenVBand="0" w:oddHBand="0" w:evenHBand="0" w:firstRowFirstColumn="0" w:firstRowLastColumn="0" w:lastRowFirstColumn="0" w:lastRowLastColumn="0"/>
+              <w:rPr>
+                <w:color w:val="A02B93" w:themeColor="accent5"/>
+              </w:rPr>
+            </w:pPr>
+            <w:r>
+              <w:rPr>
                 <w:color w:val="A02B93" w:themeColor="accent5"/>
               </w:rPr>
               <w:t>production count</w:t>
@@ -4853,63 +4988,58 @@
                 <w:numId w:val="7"/>
               </w:numPr>
               <w:spacing w:line="360" w:lineRule="auto"/>
-              <w:cnfStyle w:val="100000000000" w:firstRow="1" w:lastRow="0" w:firstColumn="0" w:lastColumn="0" w:oddVBand="0" w:evenVBand="0" w:oddHBand="0" w:evenHBand="0" w:firstRowFirstColumn="0" w:firstRowLastColumn="0" w:lastRowFirstColumn="0" w:lastRowLastColumn="0"/>
-              <w:rPr>
-                <w:b w:val="0"/>
-                <w:bCs w:val="0"/>
-                <w:color w:val="A02B93" w:themeColor="accent5"/>
-              </w:rPr>
-            </w:pPr>
-            <w:r>
-              <w:rPr>
-                <w:b w:val="0"/>
-                <w:bCs w:val="0"/>
-                <w:color w:val="A02B93" w:themeColor="accent5"/>
-              </w:rPr>
-              <w:t>s</w:t>
-            </w:r>
-            <w:r>
-              <w:rPr>
-                <w:b w:val="0"/>
-                <w:bCs w:val="0"/>
-                <w:color w:val="A02B93" w:themeColor="accent5"/>
-              </w:rPr>
-              <w:t>hould also be an integer because fractional vehicles are not meaningful</w:t>
-            </w:r>
-          </w:p>
-          <w:p>
-            <w:pPr>
-              <w:spacing w:line="360" w:lineRule="auto"/>
-              <w:cnfStyle w:val="100000000000" w:firstRow="1" w:lastRow="0" w:firstColumn="0" w:lastColumn="0" w:oddVBand="0" w:evenVBand="0" w:oddHBand="0" w:evenHBand="0" w:firstRowFirstColumn="0" w:firstRowLastColumn="0" w:lastRowFirstColumn="0" w:lastRowLastColumn="0"/>
-              <w:rPr>
-                <w:color w:val="A02B93" w:themeColor="accent5"/>
-              </w:rPr>
-            </w:pPr>
-          </w:p>
-          <w:p>
-            <w:pPr>
-              <w:spacing w:line="360" w:lineRule="auto"/>
-              <w:cnfStyle w:val="100000000000" w:firstRow="1" w:lastRow="0" w:firstColumn="0" w:lastColumn="0" w:oddVBand="0" w:evenVBand="0" w:oddHBand="0" w:evenHBand="0" w:firstRowFirstColumn="0" w:firstRowLastColumn="0" w:lastRowFirstColumn="0" w:lastRowLastColumn="0"/>
-              <w:rPr>
-                <w:b w:val="0"/>
-                <w:bCs w:val="0"/>
-                <w:color w:val="156082" w:themeColor="accent1"/>
-              </w:rPr>
-            </w:pPr>
-            <w:r>
-              <w:rPr>
+              <w:cnfStyle w:val="000000000000" w:firstRow="0" w:lastRow="0" w:firstColumn="0" w:lastColumn="0" w:oddVBand="0" w:evenVBand="0" w:oddHBand="0" w:evenHBand="0" w:firstRowFirstColumn="0" w:firstRowLastColumn="0" w:lastRowFirstColumn="0" w:lastRowLastColumn="0"/>
+              <w:rPr>
+                <w:color w:val="A02B93" w:themeColor="accent5"/>
+              </w:rPr>
+            </w:pPr>
+            <w:r>
+              <w:rPr>
+                <w:color w:val="A02B93" w:themeColor="accent5"/>
+              </w:rPr>
+              <w:lastRenderedPageBreak/>
+              <w:t>should also be an integer because fractional vehicles are not meaningful</w:t>
+            </w:r>
+          </w:p>
+          <w:p>
+            <w:pPr>
+              <w:spacing w:line="360" w:lineRule="auto"/>
+              <w:cnfStyle w:val="000000000000" w:firstRow="0" w:lastRow="0" w:firstColumn="0" w:lastColumn="0" w:oddVBand="0" w:evenVBand="0" w:oddHBand="0" w:evenHBand="0" w:firstRowFirstColumn="0" w:firstRowLastColumn="0" w:lastRowFirstColumn="0" w:lastRowLastColumn="0"/>
+              <w:rPr>
+                <w:color w:val="A02B93" w:themeColor="accent5"/>
+              </w:rPr>
+            </w:pPr>
+          </w:p>
+          <w:p>
+            <w:pPr>
+              <w:spacing w:line="360" w:lineRule="auto"/>
+              <w:cnfStyle w:val="000000000000" w:firstRow="0" w:lastRow="0" w:firstColumn="0" w:lastColumn="0" w:oddVBand="0" w:evenVBand="0" w:oddHBand="0" w:evenHBand="0" w:firstRowFirstColumn="0" w:firstRowLastColumn="0" w:lastRowFirstColumn="0" w:lastRowLastColumn="0"/>
+              <w:rPr>
+                <w:b/>
+                <w:bCs/>
+                <w:color w:val="156082" w:themeColor="accent1"/>
+              </w:rPr>
+            </w:pPr>
+            <w:r>
+              <w:rPr>
+                <w:b/>
+                <w:bCs/>
                 <w:color w:val="156082" w:themeColor="accent1"/>
               </w:rPr>
               <w:t xml:space="preserve">Years can </w:t>
             </w:r>
             <w:r>
               <w:rPr>
+                <w:b/>
+                <w:bCs/>
                 <w:color w:val="156082" w:themeColor="accent1"/>
               </w:rPr>
               <w:t xml:space="preserve">also </w:t>
             </w:r>
             <w:r>
               <w:rPr>
+                <w:b/>
+                <w:bCs/>
                 <w:color w:val="156082" w:themeColor="accent1"/>
               </w:rPr>
               <w:t>be stored as integers.</w:t>
@@ -4918,7 +5048,7 @@
           <w:p>
             <w:pPr>
               <w:spacing w:line="360" w:lineRule="auto"/>
-              <w:cnfStyle w:val="100000000000" w:firstRow="1" w:lastRow="0" w:firstColumn="0" w:lastColumn="0" w:oddVBand="0" w:evenVBand="0" w:oddHBand="0" w:evenHBand="0" w:firstRowFirstColumn="0" w:firstRowLastColumn="0" w:lastRowFirstColumn="0" w:lastRowLastColumn="0"/>
+              <w:cnfStyle w:val="000000000000" w:firstRow="0" w:lastRow="0" w:firstColumn="0" w:lastColumn="0" w:oddVBand="0" w:evenVBand="0" w:oddHBand="0" w:evenHBand="0" w:firstRowFirstColumn="0" w:firstRowLastColumn="0" w:lastRowFirstColumn="0" w:lastRowLastColumn="0"/>
               <w:rPr>
                 <w:color w:val="A02B93" w:themeColor="accent5"/>
               </w:rPr>
@@ -4947,6 +5077,7 @@
               <w:rPr>
                 <w:color w:val="80340D" w:themeColor="accent2" w:themeShade="80"/>
               </w:rPr>
+              <w:lastRenderedPageBreak/>
               <w:t>NOT NULL</w:t>
             </w:r>
           </w:p>
@@ -4954,6 +5085,7 @@
         <w:tc>
           <w:tcPr>
             <w:tcW w:w="7416" w:type="dxa"/>
+            <w:gridSpan w:val="2"/>
           </w:tcPr>
           <w:p>
             <w:pPr>
@@ -5228,6 +5360,7 @@
         <w:tc>
           <w:tcPr>
             <w:tcW w:w="7416" w:type="dxa"/>
+            <w:gridSpan w:val="2"/>
           </w:tcPr>
           <w:p>
             <w:pPr>
@@ -5236,7 +5369,7 @@
               <w:rPr>
                 <w:b/>
                 <w:bCs/>
-                <w:color w:val="A02B93" w:themeColor="accent5"/>
+                <w:color w:val="156082" w:themeColor="accent1"/>
               </w:rPr>
             </w:pPr>
             <w:r>
@@ -5362,15 +5495,6 @@
               </w:rPr>
               <w:t>maximum number of digits after the decimal point</w:t>
             </w:r>
-          </w:p>
-          <w:p>
-            <w:pPr>
-              <w:spacing w:line="360" w:lineRule="auto"/>
-              <w:cnfStyle w:val="000000000000" w:firstRow="0" w:lastRow="0" w:firstColumn="0" w:lastColumn="0" w:oddVBand="0" w:evenVBand="0" w:oddHBand="0" w:evenHBand="0" w:firstRowFirstColumn="0" w:firstRowLastColumn="0" w:lastRowFirstColumn="0" w:lastRowLastColumn="0"/>
-              <w:rPr>
-                <w:color w:val="A02B93" w:themeColor="accent5"/>
-              </w:rPr>
-            </w:pPr>
           </w:p>
           <w:p>
             <w:pPr>
@@ -5457,64 +5581,131 @@
               <w:rPr>
                 <w:color w:val="A02B93" w:themeColor="accent5"/>
               </w:rPr>
+              <w:t>allows up to 8 total digits</w:t>
+            </w:r>
+          </w:p>
+          <w:p>
+            <w:pPr>
+              <w:pStyle w:val="ListParagraph"/>
+              <w:numPr>
+                <w:ilvl w:val="2"/>
+                <w:numId w:val="7"/>
+              </w:numPr>
+              <w:spacing w:line="360" w:lineRule="auto"/>
+              <w:jc w:val="center"/>
+              <w:cnfStyle w:val="000000000000" w:firstRow="0" w:lastRow="0" w:firstColumn="0" w:lastColumn="0" w:oddVBand="0" w:evenVBand="0" w:oddHBand="0" w:evenHBand="0" w:firstRowFirstColumn="0" w:firstRowLastColumn="0" w:lastRowFirstColumn="0" w:lastRowLastColumn="0"/>
+              <w:rPr>
+                <w:color w:val="A02B93" w:themeColor="accent5"/>
+              </w:rPr>
+            </w:pPr>
+            <w:r>
+              <w:rPr>
+                <w:color w:val="A02B93" w:themeColor="accent5"/>
+              </w:rPr>
+              <w:t>allows up to 5 digits after the decimal point</w:t>
+            </w:r>
+          </w:p>
+          <w:p>
+            <w:pPr>
+              <w:keepNext/>
+              <w:spacing w:line="360" w:lineRule="auto"/>
+              <w:jc w:val="center"/>
+              <w:cnfStyle w:val="000000000000" w:firstRow="0" w:lastRow="0" w:firstColumn="0" w:lastColumn="0" w:oddVBand="0" w:evenVBand="0" w:oddHBand="0" w:evenHBand="0" w:firstRowFirstColumn="0" w:firstRowLastColumn="0" w:lastRowFirstColumn="0" w:lastRowLastColumn="0"/>
+            </w:pPr>
+            <w:r>
+              <w:rPr>
+                <w:noProof/>
+              </w:rPr>
               <w:lastRenderedPageBreak/>
-              <w:t>allows up to 8 total digits</w:t>
-            </w:r>
-          </w:p>
-          <w:p>
-            <w:pPr>
-              <w:pStyle w:val="ListParagraph"/>
-              <w:numPr>
-                <w:ilvl w:val="2"/>
-                <w:numId w:val="7"/>
-              </w:numPr>
-              <w:spacing w:line="360" w:lineRule="auto"/>
-              <w:cnfStyle w:val="000000000000" w:firstRow="0" w:lastRow="0" w:firstColumn="0" w:lastColumn="0" w:oddVBand="0" w:evenVBand="0" w:oddHBand="0" w:evenHBand="0" w:firstRowFirstColumn="0" w:firstRowLastColumn="0" w:lastRowFirstColumn="0" w:lastRowLastColumn="0"/>
-              <w:rPr>
-                <w:color w:val="A02B93" w:themeColor="accent5"/>
-              </w:rPr>
-            </w:pPr>
-            <w:r>
-              <w:rPr>
-                <w:color w:val="A02B93" w:themeColor="accent5"/>
-              </w:rPr>
-              <w:t>allows up to 5 digits after the decimal point</w:t>
-            </w:r>
-          </w:p>
-          <w:p>
-            <w:pPr>
-              <w:spacing w:line="360" w:lineRule="auto"/>
-              <w:cnfStyle w:val="000000000000" w:firstRow="0" w:lastRow="0" w:firstColumn="0" w:lastColumn="0" w:oddVBand="0" w:evenVBand="0" w:oddHBand="0" w:evenHBand="0" w:firstRowFirstColumn="0" w:firstRowLastColumn="0" w:lastRowFirstColumn="0" w:lastRowLastColumn="0"/>
-              <w:rPr>
-                <w:color w:val="A02B93" w:themeColor="accent5"/>
-              </w:rPr>
-            </w:pPr>
-          </w:p>
-          <w:p>
-            <w:pPr>
-              <w:spacing w:line="360" w:lineRule="auto"/>
-              <w:cnfStyle w:val="000000000000" w:firstRow="0" w:lastRow="0" w:firstColumn="0" w:lastColumn="0" w:oddVBand="0" w:evenVBand="0" w:oddHBand="0" w:evenHBand="0" w:firstRowFirstColumn="0" w:firstRowLastColumn="0" w:lastRowFirstColumn="0" w:lastRowLastColumn="0"/>
-              <w:rPr>
-                <w:b/>
-                <w:bCs/>
-                <w:color w:val="156082" w:themeColor="accent1"/>
-              </w:rPr>
-            </w:pPr>
-            <w:r>
-              <w:rPr>
-                <w:b/>
-                <w:bCs/>
-                <w:color w:val="156082" w:themeColor="accent1"/>
-              </w:rPr>
-              <w:t>Different Precision And Scale</w:t>
-            </w:r>
-            <w:r>
-              <w:rPr>
-                <w:b/>
-                <w:bCs/>
-                <w:color w:val="156082" w:themeColor="accent1"/>
-              </w:rPr>
-              <w:t>.</w:t>
+              <w:drawing>
+                <wp:inline distT="0" distB="0" distL="0" distR="0" wp14:anchorId="2152C26A" wp14:editId="440D0531">
+                  <wp:extent cx="4381500" cy="2915383"/>
+                  <wp:effectExtent l="76200" t="38100" r="76200" b="113665"/>
+                  <wp:docPr id="65028561" name="Picture 4"/>
+                  <wp:cNvGraphicFramePr>
+                    <a:graphicFrameLocks xmlns:a="http://schemas.openxmlformats.org/drawingml/2006/main" noChangeAspect="1"/>
+                  </wp:cNvGraphicFramePr>
+                  <a:graphic xmlns:a="http://schemas.openxmlformats.org/drawingml/2006/main">
+                    <a:graphicData uri="http://schemas.openxmlformats.org/drawingml/2006/picture">
+                      <pic:pic xmlns:pic="http://schemas.openxmlformats.org/drawingml/2006/picture">
+                        <pic:nvPicPr>
+                          <pic:cNvPr id="0" name="Picture 3"/>
+                          <pic:cNvPicPr>
+                            <a:picLocks noChangeAspect="1" noChangeArrowheads="1"/>
+                          </pic:cNvPicPr>
+                        </pic:nvPicPr>
+                        <pic:blipFill>
+                          <a:blip r:embed="rId18">
+                            <a:extLst>
+                              <a:ext uri="{28A0092B-C50C-407E-A947-70E740481C1C}">
+                                <a14:useLocalDpi xmlns:a14="http://schemas.microsoft.com/office/drawing/2010/main" val="0"/>
+                              </a:ext>
+                            </a:extLst>
+                          </a:blip>
+                          <a:srcRect/>
+                          <a:stretch>
+                            <a:fillRect/>
+                          </a:stretch>
+                        </pic:blipFill>
+                        <pic:spPr bwMode="auto">
+                          <a:xfrm>
+                            <a:off x="0" y="0"/>
+                            <a:ext cx="4381500" cy="2915383"/>
+                          </a:xfrm>
+                          <a:prstGeom prst="rect">
+                            <a:avLst/>
+                          </a:prstGeom>
+                          <a:noFill/>
+                          <a:ln>
+                            <a:solidFill>
+                              <a:schemeClr val="accent1"/>
+                            </a:solidFill>
+                          </a:ln>
+                          <a:effectLst>
+                            <a:outerShdw blurRad="50800" dist="38100" dir="5400000" algn="t" rotWithShape="0">
+                              <a:prstClr val="black">
+                                <a:alpha val="40000"/>
+                              </a:prstClr>
+                            </a:outerShdw>
+                          </a:effectLst>
+                        </pic:spPr>
+                      </pic:pic>
+                    </a:graphicData>
+                  </a:graphic>
+                </wp:inline>
+              </w:drawing>
+            </w:r>
+          </w:p>
+          <w:p>
+            <w:pPr>
+              <w:pStyle w:val="Caption"/>
+              <w:jc w:val="right"/>
+              <w:cnfStyle w:val="000000000000" w:firstRow="0" w:lastRow="0" w:firstColumn="0" w:lastColumn="0" w:oddVBand="0" w:evenVBand="0" w:oddHBand="0" w:evenHBand="0" w:firstRowFirstColumn="0" w:firstRowLastColumn="0" w:lastRowFirstColumn="0" w:lastRowLastColumn="0"/>
+              <w:rPr>
+                <w:color w:val="A02B93" w:themeColor="accent5"/>
+              </w:rPr>
+            </w:pPr>
+            <w:r>
+              <w:t>ChatGPT 5.6 Sol</w:t>
+            </w:r>
+          </w:p>
+          <w:p>
+            <w:pPr>
+              <w:spacing w:line="360" w:lineRule="auto"/>
+              <w:cnfStyle w:val="000000000000" w:firstRow="0" w:lastRow="0" w:firstColumn="0" w:lastColumn="0" w:oddVBand="0" w:evenVBand="0" w:oddHBand="0" w:evenHBand="0" w:firstRowFirstColumn="0" w:firstRowLastColumn="0" w:lastRowFirstColumn="0" w:lastRowLastColumn="0"/>
+              <w:rPr>
+                <w:b/>
+                <w:bCs/>
+                <w:color w:val="156082" w:themeColor="accent1"/>
+              </w:rPr>
+            </w:pPr>
+            <w:r>
+              <w:rPr>
+                <w:b/>
+                <w:bCs/>
+                <w:color w:val="156082" w:themeColor="accent1"/>
+              </w:rPr>
+              <w:t>Different Precision And Scale.</w:t>
             </w:r>
           </w:p>
           <w:p>
@@ -6051,6 +6242,7 @@
         <w:tc>
           <w:tcPr>
             <w:tcW w:w="7416" w:type="dxa"/>
+            <w:gridSpan w:val="2"/>
           </w:tcPr>
           <w:p>
             <w:pPr>
@@ -6123,13 +6315,13 @@
         </w:trPr>
         <w:tc>
           <w:tcPr>
-            <w:cnfStyle w:val="001000000000" w:firstRow="0" w:lastRow="0" w:firstColumn="1" w:lastColumn="0" w:oddVBand="0" w:evenVBand="0" w:oddHBand="0" w:evenHBand="0" w:firstRowFirstColumn="0" w:firstRowLastColumn="0" w:lastRowFirstColumn="0" w:lastRowLastColumn="0"/>
             <w:tcW w:w="2065" w:type="dxa"/>
             <w:shd w:val="clear" w:color="auto" w:fill="D9D9D9" w:themeFill="background1" w:themeFillShade="D9"/>
           </w:tcPr>
           <w:p>
             <w:pPr>
               <w:spacing w:line="360" w:lineRule="auto"/>
+              <w:cnfStyle w:val="001000000000" w:firstRow="0" w:lastRow="0" w:firstColumn="1" w:lastColumn="0" w:oddVBand="0" w:evenVBand="0" w:oddHBand="0" w:evenHBand="0" w:firstRowFirstColumn="0" w:firstRowLastColumn="0" w:lastRowFirstColumn="0" w:lastRowLastColumn="0"/>
               <w:rPr>
                 <w:color w:val="80340D" w:themeColor="accent2" w:themeShade="80"/>
               </w:rPr>
@@ -6145,11 +6337,11 @@
         <w:tc>
           <w:tcPr>
             <w:tcW w:w="7416" w:type="dxa"/>
+            <w:gridSpan w:val="2"/>
           </w:tcPr>
           <w:p>
             <w:pPr>
               <w:spacing w:line="360" w:lineRule="auto"/>
-              <w:cnfStyle w:val="000000000000" w:firstRow="0" w:lastRow="0" w:firstColumn="0" w:lastColumn="0" w:oddVBand="0" w:evenVBand="0" w:oddHBand="0" w:evenHBand="0" w:firstRowFirstColumn="0" w:firstRowLastColumn="0" w:lastRowFirstColumn="0" w:lastRowLastColumn="0"/>
               <w:rPr>
                 <w:b/>
                 <w:bCs/>
@@ -6173,11 +6365,174 @@
                 <w:numId w:val="7"/>
               </w:numPr>
               <w:spacing w:line="360" w:lineRule="auto"/>
-              <w:cnfStyle w:val="000000000000" w:firstRow="0" w:lastRow="0" w:firstColumn="0" w:lastColumn="0" w:oddVBand="0" w:evenVBand="0" w:oddHBand="0" w:evenHBand="0" w:firstRowFirstColumn="0" w:firstRowLastColumn="0" w:lastRowFirstColumn="0" w:lastRowLastColumn="0"/>
-              <w:rPr>
-                <w:color w:val="A02B93" w:themeColor="accent5"/>
-              </w:rPr>
-            </w:pPr>
+              <w:rPr>
+                <w:color w:val="A02B93" w:themeColor="accent5"/>
+              </w:rPr>
+            </w:pPr>
+            <w:r>
+              <w:rPr>
+                <w:noProof/>
+              </w:rPr>
+              <w:drawing>
+                <wp:anchor distT="0" distB="0" distL="114300" distR="114300" simplePos="0" relativeHeight="251661312" behindDoc="0" locked="0" layoutInCell="1" allowOverlap="1" wp14:anchorId="09CADAB0" wp14:editId="4862ACCA">
+                  <wp:simplePos x="0" y="0"/>
+                  <wp:positionH relativeFrom="column">
+                    <wp:posOffset>188595</wp:posOffset>
+                  </wp:positionH>
+                  <wp:positionV relativeFrom="paragraph">
+                    <wp:posOffset>270510</wp:posOffset>
+                  </wp:positionV>
+                  <wp:extent cx="4216400" cy="3162300"/>
+                  <wp:effectExtent l="76200" t="38100" r="69850" b="114300"/>
+                  <wp:wrapNone/>
+                  <wp:docPr id="1150346016" name="Picture 3"/>
+                  <wp:cNvGraphicFramePr>
+                    <a:graphicFrameLocks xmlns:a="http://schemas.openxmlformats.org/drawingml/2006/main" noChangeAspect="1"/>
+                  </wp:cNvGraphicFramePr>
+                  <a:graphic xmlns:a="http://schemas.openxmlformats.org/drawingml/2006/main">
+                    <a:graphicData uri="http://schemas.openxmlformats.org/drawingml/2006/picture">
+                      <pic:pic xmlns:pic="http://schemas.openxmlformats.org/drawingml/2006/picture">
+                        <pic:nvPicPr>
+                          <pic:cNvPr id="1150346016" name="Picture 3"/>
+                          <pic:cNvPicPr>
+                            <a:picLocks noChangeAspect="1" noChangeArrowheads="1"/>
+                          </pic:cNvPicPr>
+                        </pic:nvPicPr>
+                        <pic:blipFill>
+                          <a:blip r:embed="rId19" cstate="print">
+                            <a:extLst>
+                              <a:ext uri="{28A0092B-C50C-407E-A947-70E740481C1C}">
+                                <a14:useLocalDpi xmlns:a14="http://schemas.microsoft.com/office/drawing/2010/main" val="0"/>
+                              </a:ext>
+                            </a:extLst>
+                          </a:blip>
+                          <a:stretch>
+                            <a:fillRect/>
+                          </a:stretch>
+                        </pic:blipFill>
+                        <pic:spPr bwMode="auto">
+                          <a:xfrm>
+                            <a:off x="0" y="0"/>
+                            <a:ext cx="4216400" cy="3162300"/>
+                          </a:xfrm>
+                          <a:prstGeom prst="rect">
+                            <a:avLst/>
+                          </a:prstGeom>
+                          <a:noFill/>
+                          <a:ln>
+                            <a:solidFill>
+                              <a:schemeClr val="accent1"/>
+                            </a:solidFill>
+                          </a:ln>
+                          <a:effectLst>
+                            <a:outerShdw blurRad="50800" dist="38100" dir="5400000" algn="t" rotWithShape="0">
+                              <a:prstClr val="black">
+                                <a:alpha val="40000"/>
+                              </a:prstClr>
+                            </a:outerShdw>
+                          </a:effectLst>
+                        </pic:spPr>
+                      </pic:pic>
+                    </a:graphicData>
+                  </a:graphic>
+                  <wp14:sizeRelH relativeFrom="margin">
+                    <wp14:pctWidth>0</wp14:pctWidth>
+                  </wp14:sizeRelH>
+                  <wp14:sizeRelV relativeFrom="margin">
+                    <wp14:pctHeight>0</wp14:pctHeight>
+                  </wp14:sizeRelV>
+                </wp:anchor>
+              </w:drawing>
+            </w:r>
+            <w:r>
+              <w:rPr>
+                <w:noProof/>
+              </w:rPr>
+              <mc:AlternateContent>
+                <mc:Choice Requires="wps">
+                  <w:drawing>
+                    <wp:anchor distT="0" distB="0" distL="114300" distR="114300" simplePos="0" relativeHeight="251663360" behindDoc="0" locked="0" layoutInCell="1" allowOverlap="1" wp14:anchorId="15A638D8" wp14:editId="49239668">
+                      <wp:simplePos x="0" y="0"/>
+                      <wp:positionH relativeFrom="column">
+                        <wp:posOffset>191135</wp:posOffset>
+                      </wp:positionH>
+                      <wp:positionV relativeFrom="paragraph">
+                        <wp:posOffset>3489960</wp:posOffset>
+                      </wp:positionV>
+                      <wp:extent cx="4216400" cy="635"/>
+                      <wp:effectExtent l="0" t="0" r="12700" b="0"/>
+                      <wp:wrapNone/>
+                      <wp:docPr id="658988605" name="Text Box 1"/>
+                      <wp:cNvGraphicFramePr/>
+                      <a:graphic xmlns:a="http://schemas.openxmlformats.org/drawingml/2006/main">
+                        <a:graphicData uri="http://schemas.microsoft.com/office/word/2010/wordprocessingShape">
+                          <wps:wsp>
+                            <wps:cNvSpPr txBox="1"/>
+                            <wps:spPr>
+                              <a:xfrm>
+                                <a:off x="0" y="0"/>
+                                <a:ext cx="4216400" cy="635"/>
+                              </a:xfrm>
+                              <a:prstGeom prst="rect">
+                                <a:avLst/>
+                              </a:prstGeom>
+                              <a:noFill/>
+                              <a:ln>
+                                <a:noFill/>
+                              </a:ln>
+                            </wps:spPr>
+                            <wps:txbx>
+                              <w:txbxContent>
+                                <w:p>
+                                  <w:pPr>
+                                    <w:pStyle w:val="Caption"/>
+                                    <w:jc w:val="right"/>
+                                    <w:rPr>
+                                      <w:noProof/>
+                                    </w:rPr>
+                                  </w:pPr>
+                                  <w:r>
+                                    <w:t>ChatGPT 5.6 Sol</w:t>
+                                  </w:r>
+                                </w:p>
+                              </w:txbxContent>
+                            </wps:txbx>
+                            <wps:bodyPr rot="0" spcFirstLastPara="0" vertOverflow="overflow" horzOverflow="overflow" vert="horz" wrap="square" lIns="0" tIns="0" rIns="0" bIns="0" numCol="1" spcCol="0" rtlCol="0" fromWordArt="0" anchor="t" anchorCtr="0" forceAA="0" compatLnSpc="1">
+                              <a:prstTxWarp prst="textNoShape">
+                                <a:avLst/>
+                              </a:prstTxWarp>
+                              <a:spAutoFit/>
+                            </wps:bodyPr>
+                          </wps:wsp>
+                        </a:graphicData>
+                      </a:graphic>
+                    </wp:anchor>
+                  </w:drawing>
+                </mc:Choice>
+                <mc:Fallback>
+                  <w:pict>
+                    <v:shape w14:anchorId="15A638D8" id="_x0000_s1027" type="#_x0000_t202" style="position:absolute;left:0;text-align:left;margin-left:15.05pt;margin-top:274.8pt;width:332pt;height:.05pt;z-index:251663360;visibility:visible;mso-wrap-style:square;mso-wrap-distance-left:9pt;mso-wrap-distance-top:0;mso-wrap-distance-right:9pt;mso-wrap-distance-bottom:0;mso-position-horizontal:absolute;mso-position-horizontal-relative:text;mso-position-vertical:absolute;mso-position-vertical-relative:text;v-text-anchor:top" o:gfxdata="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" filled="f" stroked="f">
+                      <v:textbox style="mso-fit-shape-to-text:t" inset="0,0,0,0">
+                        <w:txbxContent>
+                          <w:p>
+                            <w:pPr>
+                              <w:pStyle w:val="Caption"/>
+                              <w:jc w:val="right"/>
+                              <w:rPr>
+                                <w:noProof/>
+                              </w:rPr>
+                            </w:pPr>
+                            <w:r>
+                              <w:t>ChatGPT 5.6 Sol</w:t>
+                            </w:r>
+                          </w:p>
+                        </w:txbxContent>
+                      </v:textbox>
+                    </v:shape>
+                  </w:pict>
+                </mc:Fallback>
+              </mc:AlternateContent>
+            </w:r>
             <w:r>
               <w:rPr>
                 <w:color w:val="A02B93" w:themeColor="accent5"/>
@@ -6199,7 +6554,6 @@
                 <w:numId w:val="7"/>
               </w:numPr>
               <w:spacing w:line="360" w:lineRule="auto"/>
-              <w:cnfStyle w:val="000000000000" w:firstRow="0" w:lastRow="0" w:firstColumn="0" w:lastColumn="0" w:oddVBand="0" w:evenVBand="0" w:oddHBand="0" w:evenHBand="0" w:firstRowFirstColumn="0" w:firstRowLastColumn="0" w:lastRowFirstColumn="0" w:lastRowLastColumn="0"/>
               <w:rPr>
                 <w:color w:val="A02B93" w:themeColor="accent5"/>
               </w:rPr>
@@ -6214,37 +6568,118 @@
           <w:p>
             <w:pPr>
               <w:spacing w:line="360" w:lineRule="auto"/>
-              <w:cnfStyle w:val="000000000000" w:firstRow="0" w:lastRow="0" w:firstColumn="0" w:lastColumn="0" w:oddVBand="0" w:evenVBand="0" w:oddHBand="0" w:evenHBand="0" w:firstRowFirstColumn="0" w:firstRowLastColumn="0" w:lastRowFirstColumn="0" w:lastRowLastColumn="0"/>
-              <w:rPr>
-                <w:color w:val="A02B93" w:themeColor="accent5"/>
-              </w:rPr>
-            </w:pPr>
-          </w:p>
-          <w:p>
-            <w:pPr>
-              <w:spacing w:line="360" w:lineRule="auto"/>
-              <w:cnfStyle w:val="000000000000" w:firstRow="0" w:lastRow="0" w:firstColumn="0" w:lastColumn="0" w:oddVBand="0" w:evenVBand="0" w:oddHBand="0" w:evenHBand="0" w:firstRowFirstColumn="0" w:firstRowLastColumn="0" w:lastRowFirstColumn="0" w:lastRowLastColumn="0"/>
-              <w:rPr>
-                <w:b/>
-                <w:bCs/>
-                <w:color w:val="156082" w:themeColor="accent1"/>
-              </w:rPr>
-            </w:pPr>
-            <w:r>
-              <w:rPr>
-                <w:b/>
-                <w:bCs/>
-                <w:color w:val="156082" w:themeColor="accent1"/>
-              </w:rPr>
-              <w:t>The example uses a compound primary key</w:t>
-            </w:r>
-            <w:r>
-              <w:rPr>
-                <w:b/>
-                <w:bCs/>
-                <w:color w:val="156082" w:themeColor="accent1"/>
-              </w:rPr>
-              <w:t>.</w:t>
+              <w:rPr>
+                <w:color w:val="A02B93" w:themeColor="accent5"/>
+              </w:rPr>
+            </w:pPr>
+          </w:p>
+          <w:p>
+            <w:pPr>
+              <w:spacing w:line="360" w:lineRule="auto"/>
+              <w:rPr>
+                <w:color w:val="A02B93" w:themeColor="accent5"/>
+              </w:rPr>
+            </w:pPr>
+          </w:p>
+          <w:p>
+            <w:pPr>
+              <w:spacing w:line="360" w:lineRule="auto"/>
+              <w:rPr>
+                <w:color w:val="A02B93" w:themeColor="accent5"/>
+              </w:rPr>
+            </w:pPr>
+          </w:p>
+          <w:p>
+            <w:pPr>
+              <w:spacing w:line="360" w:lineRule="auto"/>
+              <w:rPr>
+                <w:color w:val="A02B93" w:themeColor="accent5"/>
+              </w:rPr>
+            </w:pPr>
+          </w:p>
+          <w:p>
+            <w:pPr>
+              <w:spacing w:line="360" w:lineRule="auto"/>
+              <w:rPr>
+                <w:color w:val="A02B93" w:themeColor="accent5"/>
+              </w:rPr>
+            </w:pPr>
+          </w:p>
+          <w:p>
+            <w:pPr>
+              <w:spacing w:line="360" w:lineRule="auto"/>
+              <w:rPr>
+                <w:color w:val="A02B93" w:themeColor="accent5"/>
+              </w:rPr>
+            </w:pPr>
+          </w:p>
+          <w:p>
+            <w:pPr>
+              <w:spacing w:line="360" w:lineRule="auto"/>
+              <w:rPr>
+                <w:color w:val="A02B93" w:themeColor="accent5"/>
+              </w:rPr>
+            </w:pPr>
+          </w:p>
+          <w:p>
+            <w:pPr>
+              <w:spacing w:line="360" w:lineRule="auto"/>
+              <w:rPr>
+                <w:color w:val="A02B93" w:themeColor="accent5"/>
+              </w:rPr>
+            </w:pPr>
+          </w:p>
+          <w:p>
+            <w:pPr>
+              <w:spacing w:line="360" w:lineRule="auto"/>
+              <w:rPr>
+                <w:color w:val="A02B93" w:themeColor="accent5"/>
+              </w:rPr>
+            </w:pPr>
+          </w:p>
+          <w:p>
+            <w:pPr>
+              <w:spacing w:line="360" w:lineRule="auto"/>
+              <w:rPr>
+                <w:color w:val="A02B93" w:themeColor="accent5"/>
+              </w:rPr>
+            </w:pPr>
+          </w:p>
+          <w:p>
+            <w:pPr>
+              <w:spacing w:line="360" w:lineRule="auto"/>
+              <w:rPr>
+                <w:color w:val="A02B93" w:themeColor="accent5"/>
+              </w:rPr>
+            </w:pPr>
+          </w:p>
+          <w:p>
+            <w:pPr>
+              <w:spacing w:line="360" w:lineRule="auto"/>
+              <w:rPr>
+                <w:b/>
+                <w:bCs/>
+                <w:color w:val="156082" w:themeColor="accent1"/>
+              </w:rPr>
+            </w:pPr>
+          </w:p>
+          <w:p>
+            <w:pPr>
+              <w:spacing w:line="360" w:lineRule="auto"/>
+              <w:rPr>
+                <w:b/>
+                <w:bCs/>
+                <w:color w:val="156082" w:themeColor="accent1"/>
+              </w:rPr>
+            </w:pPr>
+            <w:r>
+              <w:rPr>
+                <w:b/>
+                <w:bCs/>
+                <w:color w:val="156082" w:themeColor="accent1"/>
+              </w:rPr>
+              <w:lastRenderedPageBreak/>
+              <w:t>The example uses a compound primary key.</w:t>
             </w:r>
           </w:p>
           <w:p>
@@ -6255,7 +6690,6 @@
                 <w:numId w:val="7"/>
               </w:numPr>
               <w:spacing w:line="360" w:lineRule="auto"/>
-              <w:cnfStyle w:val="000000000000" w:firstRow="0" w:lastRow="0" w:firstColumn="0" w:lastColumn="0" w:oddVBand="0" w:evenVBand="0" w:oddHBand="0" w:evenHBand="0" w:firstRowFirstColumn="0" w:firstRowLastColumn="0" w:lastRowFirstColumn="0" w:lastRowLastColumn="0"/>
               <w:rPr>
                 <w:color w:val="A02B93" w:themeColor="accent5"/>
               </w:rPr>
@@ -6275,7 +6709,6 @@
                 <w:numId w:val="7"/>
               </w:numPr>
               <w:spacing w:line="360" w:lineRule="auto"/>
-              <w:cnfStyle w:val="000000000000" w:firstRow="0" w:lastRow="0" w:firstColumn="0" w:lastColumn="0" w:oddVBand="0" w:evenVBand="0" w:oddHBand="0" w:evenHBand="0" w:firstRowFirstColumn="0" w:firstRowLastColumn="0" w:lastRowFirstColumn="0" w:lastRowLastColumn="0"/>
               <w:rPr>
                 <w:color w:val="A02B93" w:themeColor="accent5"/>
               </w:rPr>
@@ -6295,7 +6728,6 @@
                 <w:numId w:val="7"/>
               </w:numPr>
               <w:spacing w:line="360" w:lineRule="auto"/>
-              <w:cnfStyle w:val="000000000000" w:firstRow="0" w:lastRow="0" w:firstColumn="0" w:lastColumn="0" w:oddVBand="0" w:evenVBand="0" w:oddHBand="0" w:evenHBand="0" w:firstRowFirstColumn="0" w:firstRowLastColumn="0" w:lastRowFirstColumn="0" w:lastRowLastColumn="0"/>
               <w:rPr>
                 <w:color w:val="A02B93" w:themeColor="accent5"/>
               </w:rPr>
@@ -6315,7 +6747,6 @@
                 <w:numId w:val="7"/>
               </w:numPr>
               <w:spacing w:line="360" w:lineRule="auto"/>
-              <w:cnfStyle w:val="000000000000" w:firstRow="0" w:lastRow="0" w:firstColumn="0" w:lastColumn="0" w:oddVBand="0" w:evenVBand="0" w:oddHBand="0" w:evenHBand="0" w:firstRowFirstColumn="0" w:firstRowLastColumn="0" w:lastRowFirstColumn="0" w:lastRowLastColumn="0"/>
               <w:rPr>
                 <w:color w:val="A02B93" w:themeColor="accent5"/>
               </w:rPr>
@@ -6335,7 +6766,6 @@
                 <w:numId w:val="7"/>
               </w:numPr>
               <w:spacing w:line="360" w:lineRule="auto"/>
-              <w:cnfStyle w:val="000000000000" w:firstRow="0" w:lastRow="0" w:firstColumn="0" w:lastColumn="0" w:oddVBand="0" w:evenVBand="0" w:oddHBand="0" w:evenHBand="0" w:firstRowFirstColumn="0" w:firstRowLastColumn="0" w:lastRowFirstColumn="0" w:lastRowLastColumn="0"/>
               <w:rPr>
                 <w:color w:val="A02B93" w:themeColor="accent5"/>
               </w:rPr>
@@ -6355,7 +6785,6 @@
                 <w:numId w:val="7"/>
               </w:numPr>
               <w:spacing w:line="360" w:lineRule="auto"/>
-              <w:cnfStyle w:val="000000000000" w:firstRow="0" w:lastRow="0" w:firstColumn="0" w:lastColumn="0" w:oddVBand="0" w:evenVBand="0" w:oddHBand="0" w:evenHBand="0" w:firstRowFirstColumn="0" w:firstRowLastColumn="0" w:lastRowFirstColumn="0" w:lastRowLastColumn="0"/>
               <w:rPr>
                 <w:color w:val="A02B93" w:themeColor="accent5"/>
               </w:rPr>
@@ -6370,16 +6799,14 @@
           <w:p>
             <w:pPr>
               <w:spacing w:line="360" w:lineRule="auto"/>
-              <w:cnfStyle w:val="000000000000" w:firstRow="0" w:lastRow="0" w:firstColumn="0" w:lastColumn="0" w:oddVBand="0" w:evenVBand="0" w:oddHBand="0" w:evenHBand="0" w:firstRowFirstColumn="0" w:firstRowLastColumn="0" w:lastRowFirstColumn="0" w:lastRowLastColumn="0"/>
-              <w:rPr>
-                <w:color w:val="A02B93" w:themeColor="accent5"/>
-              </w:rPr>
-            </w:pPr>
-          </w:p>
-          <w:p>
-            <w:pPr>
-              <w:spacing w:line="360" w:lineRule="auto"/>
-              <w:cnfStyle w:val="000000000000" w:firstRow="0" w:lastRow="0" w:firstColumn="0" w:lastColumn="0" w:oddVBand="0" w:evenVBand="0" w:oddHBand="0" w:evenHBand="0" w:firstRowFirstColumn="0" w:firstRowLastColumn="0" w:lastRowFirstColumn="0" w:lastRowLastColumn="0"/>
+              <w:rPr>
+                <w:color w:val="A02B93" w:themeColor="accent5"/>
+              </w:rPr>
+            </w:pPr>
+          </w:p>
+          <w:p>
+            <w:pPr>
+              <w:spacing w:line="360" w:lineRule="auto"/>
               <w:rPr>
                 <w:b/>
                 <w:bCs/>
@@ -6398,7 +6825,6 @@
           <w:p>
             <w:pPr>
               <w:spacing w:line="360" w:lineRule="auto"/>
-              <w:cnfStyle w:val="000000000000" w:firstRow="0" w:lastRow="0" w:firstColumn="0" w:lastColumn="0" w:oddVBand="0" w:evenVBand="0" w:oddHBand="0" w:evenHBand="0" w:firstRowFirstColumn="0" w:firstRowLastColumn="0" w:lastRowFirstColumn="0" w:lastRowLastColumn="0"/>
               <w:rPr>
                 <w:rFonts w:eastAsiaTheme="minorEastAsia"/>
                 <w:color w:val="A02B93" w:themeColor="accent5"/>
@@ -6420,7 +6846,6 @@
             <w:pPr>
               <w:spacing w:line="360" w:lineRule="auto"/>
               <w:ind w:left="1440"/>
-              <w:cnfStyle w:val="000000000000" w:firstRow="0" w:lastRow="0" w:firstColumn="0" w:lastColumn="0" w:oddVBand="0" w:evenVBand="0" w:oddHBand="0" w:evenHBand="0" w:firstRowFirstColumn="0" w:firstRowLastColumn="0" w:lastRowFirstColumn="0" w:lastRowLastColumn="0"/>
               <w:rPr>
                 <w:rFonts w:eastAsiaTheme="minorEastAsia"/>
                 <w:color w:val="A02B93" w:themeColor="accent5"/>
@@ -6448,7 +6873,6 @@
           <w:p>
             <w:pPr>
               <w:spacing w:line="360" w:lineRule="auto"/>
-              <w:cnfStyle w:val="000000000000" w:firstRow="0" w:lastRow="0" w:firstColumn="0" w:lastColumn="0" w:oddVBand="0" w:evenVBand="0" w:oddHBand="0" w:evenHBand="0" w:firstRowFirstColumn="0" w:firstRowLastColumn="0" w:lastRowFirstColumn="0" w:lastRowLastColumn="0"/>
               <w:rPr>
                 <w:rFonts w:eastAsiaTheme="minorEastAsia"/>
                 <w:color w:val="A02B93" w:themeColor="accent5"/>
@@ -6468,14 +6892,7 @@
                     <w:rFonts w:ascii="Cambria Math" w:hAnsi="Cambria Math"/>
                     <w:color w:val="171717" w:themeColor="background2" w:themeShade="1A"/>
                   </w:rPr>
-                  <m:t>m</m:t>
-                </m:r>
-                <m:r>
-                  <w:rPr>
-                    <w:rFonts w:ascii="Cambria Math" w:hAnsi="Cambria Math"/>
-                    <w:color w:val="171717" w:themeColor="background2" w:themeShade="1A"/>
-                  </w:rPr>
-                  <m:t>ode</m:t>
+                  <m:t>mode</m:t>
                 </m:r>
                 <m:sSub>
                   <m:sSubPr>
@@ -6520,7 +6937,6 @@
             <w:pPr>
               <w:spacing w:line="360" w:lineRule="auto"/>
               <w:ind w:left="1440"/>
-              <w:cnfStyle w:val="000000000000" w:firstRow="0" w:lastRow="0" w:firstColumn="0" w:lastColumn="0" w:oddVBand="0" w:evenVBand="0" w:oddHBand="0" w:evenHBand="0" w:firstRowFirstColumn="0" w:firstRowLastColumn="0" w:lastRowFirstColumn="0" w:lastRowLastColumn="0"/>
               <w:rPr>
                 <w:rFonts w:eastAsiaTheme="minorEastAsia"/>
                 <w:color w:val="A02B93" w:themeColor="accent5"/>
@@ -6533,14 +6949,7 @@
                     <w:rFonts w:ascii="Cambria Math" w:hAnsi="Cambria Math"/>
                     <w:color w:val="171717" w:themeColor="background2" w:themeShade="1A"/>
                   </w:rPr>
-                  <m:t xml:space="preserve">  </m:t>
-                </m:r>
-                <m:r>
-                  <w:rPr>
-                    <w:rFonts w:ascii="Cambria Math" w:hAnsi="Cambria Math"/>
-                    <w:color w:val="171717" w:themeColor="background2" w:themeShade="1A"/>
-                  </w:rPr>
-                  <m:t>regulator</m:t>
+                  <m:t xml:space="preserve">  regulator</m:t>
                 </m:r>
                 <m:sSub>
                   <m:sSubPr>
@@ -6584,7 +6993,6 @@
           <w:p>
             <w:pPr>
               <w:spacing w:line="360" w:lineRule="auto"/>
-              <w:cnfStyle w:val="000000000000" w:firstRow="0" w:lastRow="0" w:firstColumn="0" w:lastColumn="0" w:oddVBand="0" w:evenVBand="0" w:oddHBand="0" w:evenHBand="0" w:firstRowFirstColumn="0" w:firstRowLastColumn="0" w:lastRowFirstColumn="0" w:lastRowLastColumn="0"/>
               <w:rPr>
                 <w:color w:val="A02B93" w:themeColor="accent5"/>
               </w:rPr>
@@ -6596,14 +7004,7 @@
                     <w:rFonts w:ascii="Cambria Math" w:hAnsi="Cambria Math"/>
                     <w:color w:val="171717" w:themeColor="background2" w:themeShade="1A"/>
                   </w:rPr>
-                  <m:t xml:space="preserve">                        </m:t>
-                </m:r>
-                <m:r>
-                  <w:rPr>
-                    <w:rFonts w:ascii="Cambria Math" w:hAnsi="Cambria Math"/>
-                    <w:color w:val="171717" w:themeColor="background2" w:themeShade="1A"/>
-                  </w:rPr>
-                  <m:t>vehicle_type</m:t>
+                  <m:t xml:space="preserve">                        vehicle_type</m:t>
                 </m:r>
                 <m:r>
                   <w:rPr>
@@ -6618,7 +7019,6 @@
           <w:p>
             <w:pPr>
               <w:spacing w:line="360" w:lineRule="auto"/>
-              <w:cnfStyle w:val="000000000000" w:firstRow="0" w:lastRow="0" w:firstColumn="0" w:lastColumn="0" w:oddVBand="0" w:evenVBand="0" w:oddHBand="0" w:evenHBand="0" w:firstRowFirstColumn="0" w:firstRowLastColumn="0" w:lastRowFirstColumn="0" w:lastRowLastColumn="0"/>
               <w:rPr>
                 <w:color w:val="A02B93" w:themeColor="accent5"/>
               </w:rPr>
@@ -6647,6 +7047,7 @@
               <w:rPr>
                 <w:color w:val="80340D" w:themeColor="accent2" w:themeShade="80"/>
               </w:rPr>
+              <w:lastRenderedPageBreak/>
               <w:t>Finishing The Statement</w:t>
             </w:r>
           </w:p>
@@ -6654,6 +7055,7 @@
         <w:tc>
           <w:tcPr>
             <w:tcW w:w="7416" w:type="dxa"/>
+            <w:gridSpan w:val="2"/>
           </w:tcPr>
           <w:p>
             <w:pPr>
@@ -6763,7 +7165,6 @@
               <w:rPr>
                 <w:color w:val="80340D" w:themeColor="accent2" w:themeShade="80"/>
               </w:rPr>
-              <w:lastRenderedPageBreak/>
               <w:t>Creating The Table</w:t>
             </w:r>
           </w:p>
@@ -6771,6 +7172,7 @@
         <w:tc>
           <w:tcPr>
             <w:tcW w:w="7416" w:type="dxa"/>
+            <w:gridSpan w:val="2"/>
           </w:tcPr>
           <w:p>
             <w:pPr>
@@ -6850,6 +7252,7 @@
         <w:tc>
           <w:tcPr>
             <w:tcW w:w="7416" w:type="dxa"/>
+            <w:gridSpan w:val="2"/>
           </w:tcPr>
           <w:p>
             <w:pPr>
@@ -6909,6 +7312,7 @@
               <w:rPr>
                 <w:color w:val="A02B93" w:themeColor="accent5"/>
               </w:rPr>
+              <w:lastRenderedPageBreak/>
               <w:t>can require the table name to be enclosed in double quotes in later queries</w:t>
             </w:r>
           </w:p>
@@ -7044,6 +7448,7 @@
               <w:rPr>
                 <w:color w:val="80340D" w:themeColor="accent2" w:themeShade="80"/>
               </w:rPr>
+              <w:lastRenderedPageBreak/>
               <w:t>Data Types</w:t>
             </w:r>
           </w:p>
@@ -7051,17 +7456,22 @@
         <w:tc>
           <w:tcPr>
             <w:tcW w:w="7416" w:type="dxa"/>
+            <w:gridSpan w:val="2"/>
           </w:tcPr>
           <w:p>
             <w:pPr>
               <w:spacing w:line="360" w:lineRule="auto"/>
               <w:cnfStyle w:val="000000000000" w:firstRow="0" w:lastRow="0" w:firstColumn="0" w:lastColumn="0" w:oddVBand="0" w:evenVBand="0" w:oddHBand="0" w:evenHBand="0" w:firstRowFirstColumn="0" w:firstRowLastColumn="0" w:lastRowFirstColumn="0" w:lastRowLastColumn="0"/>
               <w:rPr>
-                <w:color w:val="156082" w:themeColor="accent1"/>
-              </w:rPr>
-            </w:pPr>
-            <w:r>
-              <w:rPr>
+                <w:b/>
+                <w:bCs/>
+                <w:color w:val="156082" w:themeColor="accent1"/>
+              </w:rPr>
+            </w:pPr>
+            <w:r>
+              <w:rPr>
+                <w:b/>
+                <w:bCs/>
                 <w:color w:val="156082" w:themeColor="accent1"/>
               </w:rPr>
               <w:t>Choosing the correct data type may be difficult when first creating tables.</w:t>
@@ -7294,7 +7704,6 @@
               <w:rPr>
                 <w:color w:val="A02B93" w:themeColor="accent5"/>
               </w:rPr>
-              <w:lastRenderedPageBreak/>
               <w:t>t</w:t>
             </w:r>
             <w:r>
@@ -7356,1513 +7765,6 @@
                 <w:color w:val="156082" w:themeColor="accent1"/>
               </w:rPr>
               <w:t>With experience, choosing appropriate data types becomes easier.</w:t>
-            </w:r>
-          </w:p>
-          <w:p>
-            <w:pPr>
-              <w:spacing w:line="360" w:lineRule="auto"/>
-              <w:cnfStyle w:val="000000000000" w:firstRow="0" w:lastRow="0" w:firstColumn="0" w:lastColumn="0" w:oddVBand="0" w:evenVBand="0" w:oddHBand="0" w:evenHBand="0" w:firstRowFirstColumn="0" w:firstRowLastColumn="0" w:lastRowFirstColumn="0" w:lastRowLastColumn="0"/>
-              <w:rPr>
-                <w:color w:val="A02B93" w:themeColor="accent5"/>
-              </w:rPr>
-            </w:pPr>
-          </w:p>
-        </w:tc>
-      </w:tr>
-      <w:tr>
-        <w:trPr>
-          <w:trHeight w:val="368"/>
-        </w:trPr>
-        <w:tc>
-          <w:tcPr>
-            <w:cnfStyle w:val="001000000000" w:firstRow="0" w:lastRow="0" w:firstColumn="1" w:lastColumn="0" w:oddVBand="0" w:evenVBand="0" w:oddHBand="0" w:evenHBand="0" w:firstRowFirstColumn="0" w:firstRowLastColumn="0" w:lastRowFirstColumn="0" w:lastRowLastColumn="0"/>
-            <w:tcW w:w="9481" w:type="dxa"/>
-            <w:gridSpan w:val="2"/>
-            <w:shd w:val="clear" w:color="auto" w:fill="D9D9D9" w:themeFill="background1" w:themeFillShade="D9"/>
-          </w:tcPr>
-          <w:p>
-            <w:pPr>
-              <w:spacing w:line="360" w:lineRule="auto"/>
-              <w:rPr>
-                <w:b w:val="0"/>
-                <w:bCs w:val="0"/>
-              </w:rPr>
-            </w:pPr>
-            <w:r>
-              <w:rPr>
-                <w:b w:val="0"/>
-                <w:bCs w:val="0"/>
-              </w:rPr>
-              <w:lastRenderedPageBreak/>
-              <w:t>Importing Data into Created Tables</w:t>
-            </w:r>
-          </w:p>
-        </w:tc>
-      </w:tr>
-      <w:tr>
-        <w:trPr>
-          <w:trHeight w:val="368"/>
-        </w:trPr>
-        <w:tc>
-          <w:tcPr>
-            <w:cnfStyle w:val="001000000000" w:firstRow="0" w:lastRow="0" w:firstColumn="1" w:lastColumn="0" w:oddVBand="0" w:evenVBand="0" w:oddHBand="0" w:evenHBand="0" w:firstRowFirstColumn="0" w:firstRowLastColumn="0" w:lastRowFirstColumn="0" w:lastRowLastColumn="0"/>
-            <w:tcW w:w="2065" w:type="dxa"/>
-            <w:shd w:val="clear" w:color="auto" w:fill="D9D9D9" w:themeFill="background1" w:themeFillShade="D9"/>
-          </w:tcPr>
-          <w:p>
-            <w:pPr>
-              <w:spacing w:line="360" w:lineRule="auto"/>
-              <w:rPr>
-                <w:color w:val="80340D" w:themeColor="accent2" w:themeShade="80"/>
-              </w:rPr>
-            </w:pPr>
-            <w:r>
-              <w:rPr>
-                <w:color w:val="80340D" w:themeColor="accent2" w:themeShade="80"/>
-              </w:rPr>
-              <w:t>Before Importing Data</w:t>
-            </w:r>
-          </w:p>
-        </w:tc>
-        <w:tc>
-          <w:tcPr>
-            <w:tcW w:w="7416" w:type="dxa"/>
-          </w:tcPr>
-          <w:p>
-            <w:pPr>
-              <w:spacing w:line="360" w:lineRule="auto"/>
-              <w:cnfStyle w:val="000000000000" w:firstRow="0" w:lastRow="0" w:firstColumn="0" w:lastColumn="0" w:oddVBand="0" w:evenVBand="0" w:oddHBand="0" w:evenHBand="0" w:firstRowFirstColumn="0" w:firstRowLastColumn="0" w:lastRowFirstColumn="0" w:lastRowLastColumn="0"/>
-              <w:rPr>
-                <w:b/>
-                <w:bCs/>
-                <w:color w:val="A02B93" w:themeColor="accent5"/>
-              </w:rPr>
-            </w:pPr>
-            <w:r>
-              <w:rPr>
-                <w:b/>
-                <w:bCs/>
-                <w:color w:val="156082" w:themeColor="accent1"/>
-              </w:rPr>
-              <w:t>Before importing data, inspect the source file carefully.</w:t>
-            </w:r>
-          </w:p>
-          <w:p>
-            <w:pPr>
-              <w:pStyle w:val="ListParagraph"/>
-              <w:numPr>
-                <w:ilvl w:val="0"/>
-                <w:numId w:val="7"/>
-              </w:numPr>
-              <w:spacing w:line="360" w:lineRule="auto"/>
-              <w:cnfStyle w:val="000000000000" w:firstRow="0" w:lastRow="0" w:firstColumn="0" w:lastColumn="0" w:oddVBand="0" w:evenVBand="0" w:oddHBand="0" w:evenHBand="0" w:firstRowFirstColumn="0" w:firstRowLastColumn="0" w:lastRowFirstColumn="0" w:lastRowLastColumn="0"/>
-              <w:rPr>
-                <w:color w:val="A02B93" w:themeColor="accent5"/>
-              </w:rPr>
-            </w:pPr>
-            <w:r>
-              <w:rPr>
-                <w:color w:val="A02B93" w:themeColor="accent5"/>
-              </w:rPr>
-              <w:t>databases expect incoming values to match the structure and data types defined in the destination table</w:t>
-            </w:r>
-          </w:p>
-          <w:p>
-            <w:pPr>
-              <w:pStyle w:val="ListParagraph"/>
-              <w:numPr>
-                <w:ilvl w:val="1"/>
-                <w:numId w:val="7"/>
-              </w:numPr>
-              <w:spacing w:line="360" w:lineRule="auto"/>
-              <w:cnfStyle w:val="000000000000" w:firstRow="0" w:lastRow="0" w:firstColumn="0" w:lastColumn="0" w:oddVBand="0" w:evenVBand="0" w:oddHBand="0" w:evenHBand="0" w:firstRowFirstColumn="0" w:firstRowLastColumn="0" w:lastRowFirstColumn="0" w:lastRowLastColumn="0"/>
-              <w:rPr>
-                <w:color w:val="A02B93" w:themeColor="accent5"/>
-              </w:rPr>
-            </w:pPr>
-            <w:r>
-              <w:rPr>
-                <w:color w:val="A02B93" w:themeColor="accent5"/>
-              </w:rPr>
-              <w:t>unexpected values can cause an import to fail</w:t>
-            </w:r>
-          </w:p>
-          <w:p>
-            <w:pPr>
-              <w:spacing w:line="360" w:lineRule="auto"/>
-              <w:cnfStyle w:val="000000000000" w:firstRow="0" w:lastRow="0" w:firstColumn="0" w:lastColumn="0" w:oddVBand="0" w:evenVBand="0" w:oddHBand="0" w:evenHBand="0" w:firstRowFirstColumn="0" w:firstRowLastColumn="0" w:lastRowFirstColumn="0" w:lastRowLastColumn="0"/>
-              <w:rPr>
-                <w:color w:val="A02B93" w:themeColor="accent5"/>
-              </w:rPr>
-            </w:pPr>
-          </w:p>
-          <w:p>
-            <w:pPr>
-              <w:pStyle w:val="ListParagraph"/>
-              <w:numPr>
-                <w:ilvl w:val="0"/>
-                <w:numId w:val="7"/>
-              </w:numPr>
-              <w:spacing w:line="360" w:lineRule="auto"/>
-              <w:cnfStyle w:val="000000000000" w:firstRow="0" w:lastRow="0" w:firstColumn="0" w:lastColumn="0" w:oddVBand="0" w:evenVBand="0" w:oddHBand="0" w:evenHBand="0" w:firstRowFirstColumn="0" w:firstRowLastColumn="0" w:lastRowFirstColumn="0" w:lastRowLastColumn="0"/>
-              <w:rPr>
-                <w:color w:val="A02B93" w:themeColor="accent5"/>
-              </w:rPr>
-            </w:pPr>
-            <w:r>
-              <w:rPr>
-                <w:color w:val="A02B93" w:themeColor="accent5"/>
-              </w:rPr>
-              <w:t>check the source data for:</w:t>
-            </w:r>
-          </w:p>
-          <w:p>
-            <w:pPr>
-              <w:pStyle w:val="ListParagraph"/>
-              <w:numPr>
-                <w:ilvl w:val="1"/>
-                <w:numId w:val="7"/>
-              </w:numPr>
-              <w:spacing w:line="360" w:lineRule="auto"/>
-              <w:cnfStyle w:val="000000000000" w:firstRow="0" w:lastRow="0" w:firstColumn="0" w:lastColumn="0" w:oddVBand="0" w:evenVBand="0" w:oddHBand="0" w:evenHBand="0" w:firstRowFirstColumn="0" w:firstRowLastColumn="0" w:lastRowFirstColumn="0" w:lastRowLastColumn="0"/>
-              <w:rPr>
-                <w:color w:val="A02B93" w:themeColor="accent5"/>
-              </w:rPr>
-            </w:pPr>
-            <w:r>
-              <w:rPr>
-                <w:color w:val="A02B93" w:themeColor="accent5"/>
-              </w:rPr>
-              <w:t>column names</w:t>
-            </w:r>
-          </w:p>
-          <w:p>
-            <w:pPr>
-              <w:pStyle w:val="ListParagraph"/>
-              <w:numPr>
-                <w:ilvl w:val="1"/>
-                <w:numId w:val="7"/>
-              </w:numPr>
-              <w:spacing w:line="360" w:lineRule="auto"/>
-              <w:cnfStyle w:val="000000000000" w:firstRow="0" w:lastRow="0" w:firstColumn="0" w:lastColumn="0" w:oddVBand="0" w:evenVBand="0" w:oddHBand="0" w:evenHBand="0" w:firstRowFirstColumn="0" w:firstRowLastColumn="0" w:lastRowFirstColumn="0" w:lastRowLastColumn="0"/>
-              <w:rPr>
-                <w:color w:val="A02B93" w:themeColor="accent5"/>
-              </w:rPr>
-            </w:pPr>
-            <w:r>
-              <w:rPr>
-                <w:color w:val="A02B93" w:themeColor="accent5"/>
-              </w:rPr>
-              <w:t>column order</w:t>
-            </w:r>
-          </w:p>
-          <w:p>
-            <w:pPr>
-              <w:pStyle w:val="ListParagraph"/>
-              <w:numPr>
-                <w:ilvl w:val="1"/>
-                <w:numId w:val="7"/>
-              </w:numPr>
-              <w:spacing w:line="360" w:lineRule="auto"/>
-              <w:cnfStyle w:val="000000000000" w:firstRow="0" w:lastRow="0" w:firstColumn="0" w:lastColumn="0" w:oddVBand="0" w:evenVBand="0" w:oddHBand="0" w:evenHBand="0" w:firstRowFirstColumn="0" w:firstRowLastColumn="0" w:lastRowFirstColumn="0" w:lastRowLastColumn="0"/>
-              <w:rPr>
-                <w:color w:val="A02B93" w:themeColor="accent5"/>
-              </w:rPr>
-            </w:pPr>
-            <w:r>
-              <w:rPr>
-                <w:color w:val="A02B93" w:themeColor="accent5"/>
-              </w:rPr>
-              <w:t>data types</w:t>
-            </w:r>
-          </w:p>
-          <w:p>
-            <w:pPr>
-              <w:pStyle w:val="ListParagraph"/>
-              <w:numPr>
-                <w:ilvl w:val="1"/>
-                <w:numId w:val="7"/>
-              </w:numPr>
-              <w:spacing w:line="360" w:lineRule="auto"/>
-              <w:cnfStyle w:val="000000000000" w:firstRow="0" w:lastRow="0" w:firstColumn="0" w:lastColumn="0" w:oddVBand="0" w:evenVBand="0" w:oddHBand="0" w:evenHBand="0" w:firstRowFirstColumn="0" w:firstRowLastColumn="0" w:lastRowFirstColumn="0" w:lastRowLastColumn="0"/>
-              <w:rPr>
-                <w:color w:val="A02B93" w:themeColor="accent5"/>
-              </w:rPr>
-            </w:pPr>
-            <w:r>
-              <w:rPr>
-                <w:color w:val="A02B93" w:themeColor="accent5"/>
-              </w:rPr>
-              <w:t>missing values</w:t>
-            </w:r>
-          </w:p>
-          <w:p>
-            <w:pPr>
-              <w:pStyle w:val="ListParagraph"/>
-              <w:numPr>
-                <w:ilvl w:val="1"/>
-                <w:numId w:val="7"/>
-              </w:numPr>
-              <w:spacing w:line="360" w:lineRule="auto"/>
-              <w:cnfStyle w:val="000000000000" w:firstRow="0" w:lastRow="0" w:firstColumn="0" w:lastColumn="0" w:oddVBand="0" w:evenVBand="0" w:oddHBand="0" w:evenHBand="0" w:firstRowFirstColumn="0" w:firstRowLastColumn="0" w:lastRowFirstColumn="0" w:lastRowLastColumn="0"/>
-              <w:rPr>
-                <w:color w:val="A02B93" w:themeColor="accent5"/>
-              </w:rPr>
-            </w:pPr>
-            <w:r>
-              <w:rPr>
-                <w:color w:val="A02B93" w:themeColor="accent5"/>
-              </w:rPr>
-              <w:t>unexpected text</w:t>
-            </w:r>
-          </w:p>
-          <w:p>
-            <w:pPr>
-              <w:pStyle w:val="ListParagraph"/>
-              <w:numPr>
-                <w:ilvl w:val="1"/>
-                <w:numId w:val="7"/>
-              </w:numPr>
-              <w:spacing w:line="360" w:lineRule="auto"/>
-              <w:cnfStyle w:val="000000000000" w:firstRow="0" w:lastRow="0" w:firstColumn="0" w:lastColumn="0" w:oddVBand="0" w:evenVBand="0" w:oddHBand="0" w:evenHBand="0" w:firstRowFirstColumn="0" w:firstRowLastColumn="0" w:lastRowFirstColumn="0" w:lastRowLastColumn="0"/>
-              <w:rPr>
-                <w:color w:val="A02B93" w:themeColor="accent5"/>
-              </w:rPr>
-            </w:pPr>
-            <w:r>
-              <w:rPr>
-                <w:color w:val="A02B93" w:themeColor="accent5"/>
-              </w:rPr>
-              <w:t>date formats</w:t>
-            </w:r>
-          </w:p>
-          <w:p>
-            <w:pPr>
-              <w:pStyle w:val="ListParagraph"/>
-              <w:numPr>
-                <w:ilvl w:val="1"/>
-                <w:numId w:val="7"/>
-              </w:numPr>
-              <w:spacing w:line="360" w:lineRule="auto"/>
-              <w:cnfStyle w:val="000000000000" w:firstRow="0" w:lastRow="0" w:firstColumn="0" w:lastColumn="0" w:oddVBand="0" w:evenVBand="0" w:oddHBand="0" w:evenHBand="0" w:firstRowFirstColumn="0" w:firstRowLastColumn="0" w:lastRowFirstColumn="0" w:lastRowLastColumn="0"/>
-              <w:rPr>
-                <w:color w:val="A02B93" w:themeColor="accent5"/>
-              </w:rPr>
-            </w:pPr>
-            <w:r>
-              <w:rPr>
-                <w:color w:val="A02B93" w:themeColor="accent5"/>
-              </w:rPr>
-              <w:t>duplicate records</w:t>
-            </w:r>
-          </w:p>
-          <w:p>
-            <w:pPr>
-              <w:pStyle w:val="ListParagraph"/>
-              <w:numPr>
-                <w:ilvl w:val="1"/>
-                <w:numId w:val="7"/>
-              </w:numPr>
-              <w:spacing w:line="360" w:lineRule="auto"/>
-              <w:cnfStyle w:val="000000000000" w:firstRow="0" w:lastRow="0" w:firstColumn="0" w:lastColumn="0" w:oddVBand="0" w:evenVBand="0" w:oddHBand="0" w:evenHBand="0" w:firstRowFirstColumn="0" w:firstRowLastColumn="0" w:lastRowFirstColumn="0" w:lastRowLastColumn="0"/>
-              <w:rPr>
-                <w:color w:val="A02B93" w:themeColor="accent5"/>
-              </w:rPr>
-            </w:pPr>
-            <w:r>
-              <w:rPr>
-                <w:color w:val="A02B93" w:themeColor="accent5"/>
-              </w:rPr>
-              <w:t>values that do not match the destination table</w:t>
-            </w:r>
-          </w:p>
-          <w:p>
-            <w:pPr>
-              <w:spacing w:line="360" w:lineRule="auto"/>
-              <w:cnfStyle w:val="000000000000" w:firstRow="0" w:lastRow="0" w:firstColumn="0" w:lastColumn="0" w:oddVBand="0" w:evenVBand="0" w:oddHBand="0" w:evenHBand="0" w:firstRowFirstColumn="0" w:firstRowLastColumn="0" w:lastRowFirstColumn="0" w:lastRowLastColumn="0"/>
-              <w:rPr>
-                <w:color w:val="A02B93" w:themeColor="accent5"/>
-              </w:rPr>
-            </w:pPr>
-          </w:p>
-        </w:tc>
-      </w:tr>
-      <w:tr>
-        <w:trPr>
-          <w:trHeight w:val="368"/>
-        </w:trPr>
-        <w:tc>
-          <w:tcPr>
-            <w:cnfStyle w:val="001000000000" w:firstRow="0" w:lastRow="0" w:firstColumn="1" w:lastColumn="0" w:oddVBand="0" w:evenVBand="0" w:oddHBand="0" w:evenHBand="0" w:firstRowFirstColumn="0" w:firstRowLastColumn="0" w:lastRowFirstColumn="0" w:lastRowLastColumn="0"/>
-            <w:tcW w:w="2065" w:type="dxa"/>
-            <w:shd w:val="clear" w:color="auto" w:fill="D9D9D9" w:themeFill="background1" w:themeFillShade="D9"/>
-          </w:tcPr>
-          <w:p>
-            <w:pPr>
-              <w:spacing w:line="360" w:lineRule="auto"/>
-              <w:rPr>
-                <w:color w:val="80340D" w:themeColor="accent2" w:themeShade="80"/>
-              </w:rPr>
-            </w:pPr>
-            <w:r>
-              <w:rPr>
-                <w:color w:val="80340D" w:themeColor="accent2" w:themeShade="80"/>
-              </w:rPr>
-              <w:t>Importing With DBeaver</w:t>
-            </w:r>
-          </w:p>
-        </w:tc>
-        <w:tc>
-          <w:tcPr>
-            <w:tcW w:w="7416" w:type="dxa"/>
-          </w:tcPr>
-          <w:p>
-            <w:pPr>
-              <w:spacing w:line="360" w:lineRule="auto"/>
-              <w:cnfStyle w:val="000000000000" w:firstRow="0" w:lastRow="0" w:firstColumn="0" w:lastColumn="0" w:oddVBand="0" w:evenVBand="0" w:oddHBand="0" w:evenHBand="0" w:firstRowFirstColumn="0" w:firstRowLastColumn="0" w:lastRowFirstColumn="0" w:lastRowLastColumn="0"/>
-              <w:rPr>
-                <w:b/>
-                <w:bCs/>
-                <w:color w:val="156082" w:themeColor="accent1"/>
-              </w:rPr>
-            </w:pPr>
-            <w:r>
-              <w:rPr>
-                <w:b/>
-                <w:bCs/>
-                <w:color w:val="156082" w:themeColor="accent1"/>
-              </w:rPr>
-              <w:t>DBeaver provides a guided interface for importing data into MariaDB tables.</w:t>
-            </w:r>
-          </w:p>
-          <w:p>
-            <w:pPr>
-              <w:pStyle w:val="ListParagraph"/>
-              <w:numPr>
-                <w:ilvl w:val="0"/>
-                <w:numId w:val="7"/>
-              </w:numPr>
-              <w:spacing w:line="360" w:lineRule="auto"/>
-              <w:cnfStyle w:val="000000000000" w:firstRow="0" w:lastRow="0" w:firstColumn="0" w:lastColumn="0" w:oddVBand="0" w:evenVBand="0" w:oddHBand="0" w:evenHBand="0" w:firstRowFirstColumn="0" w:firstRowLastColumn="0" w:lastRowFirstColumn="0" w:lastRowLastColumn="0"/>
-              <w:rPr>
-                <w:color w:val="A02B93" w:themeColor="accent5"/>
-              </w:rPr>
-            </w:pPr>
-            <w:r>
-              <w:rPr>
-                <w:color w:val="A02B93" w:themeColor="accent5"/>
-              </w:rPr>
-              <w:t>the general process is:</w:t>
-            </w:r>
-          </w:p>
-          <w:p>
-            <w:pPr>
-              <w:pStyle w:val="ListParagraph"/>
-              <w:numPr>
-                <w:ilvl w:val="1"/>
-                <w:numId w:val="7"/>
-              </w:numPr>
-              <w:spacing w:line="360" w:lineRule="auto"/>
-              <w:cnfStyle w:val="000000000000" w:firstRow="0" w:lastRow="0" w:firstColumn="0" w:lastColumn="0" w:oddVBand="0" w:evenVBand="0" w:oddHBand="0" w:evenHBand="0" w:firstRowFirstColumn="0" w:firstRowLastColumn="0" w:lastRowFirstColumn="0" w:lastRowLastColumn="0"/>
-              <w:rPr>
-                <w:color w:val="A02B93" w:themeColor="accent5"/>
-              </w:rPr>
-            </w:pPr>
-            <w:r>
-              <w:rPr>
-                <w:color w:val="A02B93" w:themeColor="accent5"/>
-              </w:rPr>
-              <w:t>select the destination table</w:t>
-            </w:r>
-          </w:p>
-          <w:p>
-            <w:pPr>
-              <w:pStyle w:val="ListParagraph"/>
-              <w:numPr>
-                <w:ilvl w:val="1"/>
-                <w:numId w:val="7"/>
-              </w:numPr>
-              <w:spacing w:line="360" w:lineRule="auto"/>
-              <w:cnfStyle w:val="000000000000" w:firstRow="0" w:lastRow="0" w:firstColumn="0" w:lastColumn="0" w:oddVBand="0" w:evenVBand="0" w:oddHBand="0" w:evenHBand="0" w:firstRowFirstColumn="0" w:firstRowLastColumn="0" w:lastRowFirstColumn="0" w:lastRowLastColumn="0"/>
-              <w:rPr>
-                <w:color w:val="A02B93" w:themeColor="accent5"/>
-              </w:rPr>
-            </w:pPr>
-            <w:r>
-              <w:rPr>
-                <w:color w:val="A02B93" w:themeColor="accent5"/>
-              </w:rPr>
-              <w:t>right-click the table</w:t>
-            </w:r>
-          </w:p>
-          <w:p>
-            <w:pPr>
-              <w:pStyle w:val="ListParagraph"/>
-              <w:numPr>
-                <w:ilvl w:val="1"/>
-                <w:numId w:val="7"/>
-              </w:numPr>
-              <w:spacing w:line="360" w:lineRule="auto"/>
-              <w:cnfStyle w:val="000000000000" w:firstRow="0" w:lastRow="0" w:firstColumn="0" w:lastColumn="0" w:oddVBand="0" w:evenVBand="0" w:oddHBand="0" w:evenHBand="0" w:firstRowFirstColumn="0" w:firstRowLastColumn="0" w:lastRowFirstColumn="0" w:lastRowLastColumn="0"/>
-              <w:rPr>
-                <w:color w:val="A02B93" w:themeColor="accent5"/>
-              </w:rPr>
-            </w:pPr>
-            <w:r>
-              <w:rPr>
-                <w:color w:val="A02B93" w:themeColor="accent5"/>
-              </w:rPr>
-              <w:t>choose Import Data</w:t>
-            </w:r>
-          </w:p>
-          <w:p>
-            <w:pPr>
-              <w:pStyle w:val="ListParagraph"/>
-              <w:numPr>
-                <w:ilvl w:val="1"/>
-                <w:numId w:val="7"/>
-              </w:numPr>
-              <w:spacing w:line="360" w:lineRule="auto"/>
-              <w:cnfStyle w:val="000000000000" w:firstRow="0" w:lastRow="0" w:firstColumn="0" w:lastColumn="0" w:oddVBand="0" w:evenVBand="0" w:oddHBand="0" w:evenHBand="0" w:firstRowFirstColumn="0" w:firstRowLastColumn="0" w:lastRowFirstColumn="0" w:lastRowLastColumn="0"/>
-              <w:rPr>
-                <w:color w:val="A02B93" w:themeColor="accent5"/>
-              </w:rPr>
-            </w:pPr>
-            <w:r>
-              <w:rPr>
-                <w:color w:val="A02B93" w:themeColor="accent5"/>
-              </w:rPr>
-              <w:lastRenderedPageBreak/>
-              <w:t>select the source format</w:t>
-            </w:r>
-          </w:p>
-          <w:p>
-            <w:pPr>
-              <w:pStyle w:val="ListParagraph"/>
-              <w:numPr>
-                <w:ilvl w:val="1"/>
-                <w:numId w:val="7"/>
-              </w:numPr>
-              <w:spacing w:line="360" w:lineRule="auto"/>
-              <w:cnfStyle w:val="000000000000" w:firstRow="0" w:lastRow="0" w:firstColumn="0" w:lastColumn="0" w:oddVBand="0" w:evenVBand="0" w:oddHBand="0" w:evenHBand="0" w:firstRowFirstColumn="0" w:firstRowLastColumn="0" w:lastRowFirstColumn="0" w:lastRowLastColumn="0"/>
-              <w:rPr>
-                <w:color w:val="A02B93" w:themeColor="accent5"/>
-              </w:rPr>
-            </w:pPr>
-            <w:r>
-              <w:rPr>
-                <w:color w:val="A02B93" w:themeColor="accent5"/>
-              </w:rPr>
-              <w:t>choose the source file</w:t>
-            </w:r>
-          </w:p>
-          <w:p>
-            <w:pPr>
-              <w:pStyle w:val="ListParagraph"/>
-              <w:numPr>
-                <w:ilvl w:val="1"/>
-                <w:numId w:val="7"/>
-              </w:numPr>
-              <w:spacing w:line="360" w:lineRule="auto"/>
-              <w:cnfStyle w:val="000000000000" w:firstRow="0" w:lastRow="0" w:firstColumn="0" w:lastColumn="0" w:oddVBand="0" w:evenVBand="0" w:oddHBand="0" w:evenHBand="0" w:firstRowFirstColumn="0" w:firstRowLastColumn="0" w:lastRowFirstColumn="0" w:lastRowLastColumn="0"/>
-              <w:rPr>
-                <w:color w:val="A02B93" w:themeColor="accent5"/>
-              </w:rPr>
-            </w:pPr>
-            <w:r>
-              <w:rPr>
-                <w:color w:val="A02B93" w:themeColor="accent5"/>
-              </w:rPr>
-              <w:t>configure the import settings</w:t>
-            </w:r>
-          </w:p>
-          <w:p>
-            <w:pPr>
-              <w:pStyle w:val="ListParagraph"/>
-              <w:numPr>
-                <w:ilvl w:val="1"/>
-                <w:numId w:val="7"/>
-              </w:numPr>
-              <w:spacing w:line="360" w:lineRule="auto"/>
-              <w:cnfStyle w:val="000000000000" w:firstRow="0" w:lastRow="0" w:firstColumn="0" w:lastColumn="0" w:oddVBand="0" w:evenVBand="0" w:oddHBand="0" w:evenHBand="0" w:firstRowFirstColumn="0" w:firstRowLastColumn="0" w:lastRowFirstColumn="0" w:lastRowLastColumn="0"/>
-              <w:rPr>
-                <w:color w:val="A02B93" w:themeColor="accent5"/>
-              </w:rPr>
-            </w:pPr>
-            <w:r>
-              <w:rPr>
-                <w:color w:val="A02B93" w:themeColor="accent5"/>
-              </w:rPr>
-              <w:t>map source columns to destination columns</w:t>
-            </w:r>
-          </w:p>
-          <w:p>
-            <w:pPr>
-              <w:pStyle w:val="ListParagraph"/>
-              <w:numPr>
-                <w:ilvl w:val="1"/>
-                <w:numId w:val="7"/>
-              </w:numPr>
-              <w:spacing w:line="360" w:lineRule="auto"/>
-              <w:cnfStyle w:val="000000000000" w:firstRow="0" w:lastRow="0" w:firstColumn="0" w:lastColumn="0" w:oddVBand="0" w:evenVBand="0" w:oddHBand="0" w:evenHBand="0" w:firstRowFirstColumn="0" w:firstRowLastColumn="0" w:lastRowFirstColumn="0" w:lastRowLastColumn="0"/>
-              <w:rPr>
-                <w:color w:val="A02B93" w:themeColor="accent5"/>
-              </w:rPr>
-            </w:pPr>
-            <w:r>
-              <w:rPr>
-                <w:color w:val="A02B93" w:themeColor="accent5"/>
-              </w:rPr>
-              <w:t>review the settings</w:t>
-            </w:r>
-          </w:p>
-          <w:p>
-            <w:pPr>
-              <w:pStyle w:val="ListParagraph"/>
-              <w:numPr>
-                <w:ilvl w:val="1"/>
-                <w:numId w:val="7"/>
-              </w:numPr>
-              <w:spacing w:line="360" w:lineRule="auto"/>
-              <w:cnfStyle w:val="000000000000" w:firstRow="0" w:lastRow="0" w:firstColumn="0" w:lastColumn="0" w:oddVBand="0" w:evenVBand="0" w:oddHBand="0" w:evenHBand="0" w:firstRowFirstColumn="0" w:firstRowLastColumn="0" w:lastRowFirstColumn="0" w:lastRowLastColumn="0"/>
-              <w:rPr>
-                <w:color w:val="A02B93" w:themeColor="accent5"/>
-              </w:rPr>
-            </w:pPr>
-            <w:r>
-              <w:rPr>
-                <w:color w:val="A02B93" w:themeColor="accent5"/>
-              </w:rPr>
-              <w:t>run the import</w:t>
-            </w:r>
-          </w:p>
-          <w:p>
-            <w:pPr>
-              <w:spacing w:line="360" w:lineRule="auto"/>
-              <w:cnfStyle w:val="000000000000" w:firstRow="0" w:lastRow="0" w:firstColumn="0" w:lastColumn="0" w:oddVBand="0" w:evenVBand="0" w:oddHBand="0" w:evenHBand="0" w:firstRowFirstColumn="0" w:firstRowLastColumn="0" w:lastRowFirstColumn="0" w:lastRowLastColumn="0"/>
-              <w:rPr>
-                <w:color w:val="A02B93" w:themeColor="accent5"/>
-              </w:rPr>
-            </w:pPr>
-          </w:p>
-          <w:p>
-            <w:pPr>
-              <w:spacing w:line="360" w:lineRule="auto"/>
-              <w:cnfStyle w:val="000000000000" w:firstRow="0" w:lastRow="0" w:firstColumn="0" w:lastColumn="0" w:oddVBand="0" w:evenVBand="0" w:oddHBand="0" w:evenHBand="0" w:firstRowFirstColumn="0" w:firstRowLastColumn="0" w:lastRowFirstColumn="0" w:lastRowLastColumn="0"/>
-              <w:rPr>
-                <w:b/>
-                <w:bCs/>
-                <w:color w:val="A02B93" w:themeColor="accent5"/>
-              </w:rPr>
-            </w:pPr>
-            <w:r>
-              <w:rPr>
-                <w:b/>
-                <w:bCs/>
-                <w:color w:val="156082" w:themeColor="accent1"/>
-              </w:rPr>
-              <w:t>F</w:t>
-            </w:r>
-            <w:r>
-              <w:rPr>
-                <w:b/>
-                <w:bCs/>
-                <w:color w:val="156082" w:themeColor="accent1"/>
-              </w:rPr>
-              <w:t>or CSV imports, DBeaver supports settings for</w:t>
-            </w:r>
-            <w:r>
-              <w:rPr>
-                <w:b/>
-                <w:bCs/>
-                <w:color w:val="156082" w:themeColor="accent1"/>
-              </w:rPr>
-              <w:t>:</w:t>
-            </w:r>
-            <w:r>
-              <w:rPr>
-                <w:b/>
-                <w:bCs/>
-                <w:color w:val="156082" w:themeColor="accent1"/>
-              </w:rPr>
-              <w:t xml:space="preserve"> </w:t>
-            </w:r>
-          </w:p>
-          <w:p>
-            <w:pPr>
-              <w:pStyle w:val="ListParagraph"/>
-              <w:numPr>
-                <w:ilvl w:val="1"/>
-                <w:numId w:val="7"/>
-              </w:numPr>
-              <w:spacing w:line="360" w:lineRule="auto"/>
-              <w:cnfStyle w:val="000000000000" w:firstRow="0" w:lastRow="0" w:firstColumn="0" w:lastColumn="0" w:oddVBand="0" w:evenVBand="0" w:oddHBand="0" w:evenHBand="0" w:firstRowFirstColumn="0" w:firstRowLastColumn="0" w:lastRowFirstColumn="0" w:lastRowLastColumn="0"/>
-              <w:rPr>
-                <w:color w:val="A02B93" w:themeColor="accent5"/>
-              </w:rPr>
-            </w:pPr>
-            <w:r>
-              <w:rPr>
-                <w:color w:val="A02B93" w:themeColor="accent5"/>
-              </w:rPr>
-              <w:t>delimiters</w:t>
-            </w:r>
-          </w:p>
-          <w:p>
-            <w:pPr>
-              <w:pStyle w:val="ListParagraph"/>
-              <w:numPr>
-                <w:ilvl w:val="1"/>
-                <w:numId w:val="7"/>
-              </w:numPr>
-              <w:spacing w:line="360" w:lineRule="auto"/>
-              <w:cnfStyle w:val="000000000000" w:firstRow="0" w:lastRow="0" w:firstColumn="0" w:lastColumn="0" w:oddVBand="0" w:evenVBand="0" w:oddHBand="0" w:evenHBand="0" w:firstRowFirstColumn="0" w:firstRowLastColumn="0" w:lastRowFirstColumn="0" w:lastRowLastColumn="0"/>
-              <w:rPr>
-                <w:color w:val="A02B93" w:themeColor="accent5"/>
-              </w:rPr>
-            </w:pPr>
-            <w:r>
-              <w:rPr>
-                <w:color w:val="A02B93" w:themeColor="accent5"/>
-              </w:rPr>
-              <w:t>headers</w:t>
-            </w:r>
-          </w:p>
-          <w:p>
-            <w:pPr>
-              <w:pStyle w:val="ListParagraph"/>
-              <w:numPr>
-                <w:ilvl w:val="1"/>
-                <w:numId w:val="7"/>
-              </w:numPr>
-              <w:spacing w:line="360" w:lineRule="auto"/>
-              <w:cnfStyle w:val="000000000000" w:firstRow="0" w:lastRow="0" w:firstColumn="0" w:lastColumn="0" w:oddVBand="0" w:evenVBand="0" w:oddHBand="0" w:evenHBand="0" w:firstRowFirstColumn="0" w:firstRowLastColumn="0" w:lastRowFirstColumn="0" w:lastRowLastColumn="0"/>
-              <w:rPr>
-                <w:color w:val="A02B93" w:themeColor="accent5"/>
-              </w:rPr>
-            </w:pPr>
-            <w:r>
-              <w:rPr>
-                <w:color w:val="A02B93" w:themeColor="accent5"/>
-              </w:rPr>
-              <w:t>quotes</w:t>
-            </w:r>
-          </w:p>
-          <w:p>
-            <w:pPr>
-              <w:pStyle w:val="ListParagraph"/>
-              <w:numPr>
-                <w:ilvl w:val="1"/>
-                <w:numId w:val="7"/>
-              </w:numPr>
-              <w:spacing w:line="360" w:lineRule="auto"/>
-              <w:cnfStyle w:val="000000000000" w:firstRow="0" w:lastRow="0" w:firstColumn="0" w:lastColumn="0" w:oddVBand="0" w:evenVBand="0" w:oddHBand="0" w:evenHBand="0" w:firstRowFirstColumn="0" w:firstRowLastColumn="0" w:lastRowFirstColumn="0" w:lastRowLastColumn="0"/>
-              <w:rPr>
-                <w:color w:val="A02B93" w:themeColor="accent5"/>
-              </w:rPr>
-            </w:pPr>
-            <w:r>
-              <w:rPr>
-                <w:color w:val="A02B93" w:themeColor="accent5"/>
-              </w:rPr>
-              <w:t>escape characters</w:t>
-            </w:r>
-          </w:p>
-          <w:p>
-            <w:pPr>
-              <w:pStyle w:val="ListParagraph"/>
-              <w:numPr>
-                <w:ilvl w:val="1"/>
-                <w:numId w:val="7"/>
-              </w:numPr>
-              <w:spacing w:line="360" w:lineRule="auto"/>
-              <w:cnfStyle w:val="000000000000" w:firstRow="0" w:lastRow="0" w:firstColumn="0" w:lastColumn="0" w:oddVBand="0" w:evenVBand="0" w:oddHBand="0" w:evenHBand="0" w:firstRowFirstColumn="0" w:firstRowLastColumn="0" w:lastRowFirstColumn="0" w:lastRowLastColumn="0"/>
-              <w:rPr>
-                <w:color w:val="A02B93" w:themeColor="accent5"/>
-              </w:rPr>
-            </w:pPr>
-            <m:oMath>
-              <m:r>
-                <w:rPr>
-                  <w:rFonts w:ascii="Cambria Math" w:hAnsi="Cambria Math"/>
-                  <w:color w:val="A02B93" w:themeColor="accent5"/>
-                </w:rPr>
-                <m:t>NULL</m:t>
-              </m:r>
-            </m:oMath>
-            <w:r>
-              <w:rPr>
-                <w:color w:val="A02B93" w:themeColor="accent5"/>
-              </w:rPr>
-              <w:t xml:space="preserve"> values</w:t>
-            </w:r>
-          </w:p>
-          <w:p>
-            <w:pPr>
-              <w:pStyle w:val="ListParagraph"/>
-              <w:numPr>
-                <w:ilvl w:val="1"/>
-                <w:numId w:val="7"/>
-              </w:numPr>
-              <w:spacing w:line="360" w:lineRule="auto"/>
-              <w:cnfStyle w:val="000000000000" w:firstRow="0" w:lastRow="0" w:firstColumn="0" w:lastColumn="0" w:oddVBand="0" w:evenVBand="0" w:oddHBand="0" w:evenHBand="0" w:firstRowFirstColumn="0" w:firstRowLastColumn="0" w:lastRowFirstColumn="0" w:lastRowLastColumn="0"/>
-              <w:rPr>
-                <w:color w:val="A02B93" w:themeColor="accent5"/>
-              </w:rPr>
-            </w:pPr>
-            <w:r>
-              <w:rPr>
-                <w:color w:val="A02B93" w:themeColor="accent5"/>
-              </w:rPr>
-              <w:t>encoding</w:t>
-            </w:r>
-          </w:p>
-          <w:p>
-            <w:pPr>
-              <w:pStyle w:val="ListParagraph"/>
-              <w:numPr>
-                <w:ilvl w:val="1"/>
-                <w:numId w:val="7"/>
-              </w:numPr>
-              <w:spacing w:line="360" w:lineRule="auto"/>
-              <w:cnfStyle w:val="000000000000" w:firstRow="0" w:lastRow="0" w:firstColumn="0" w:lastColumn="0" w:oddVBand="0" w:evenVBand="0" w:oddHBand="0" w:evenHBand="0" w:firstRowFirstColumn="0" w:firstRowLastColumn="0" w:lastRowFirstColumn="0" w:lastRowLastColumn="0"/>
-              <w:rPr>
-                <w:color w:val="A02B93" w:themeColor="accent5"/>
-              </w:rPr>
-            </w:pPr>
-            <w:r>
-              <w:rPr>
-                <w:color w:val="A02B93" w:themeColor="accent5"/>
-              </w:rPr>
-              <w:t>date format</w:t>
-            </w:r>
-            <w:r>
-              <w:rPr>
-                <w:color w:val="A02B93" w:themeColor="accent5"/>
-              </w:rPr>
-              <w:t>s</w:t>
-            </w:r>
-          </w:p>
-          <w:p>
-            <w:pPr>
-              <w:spacing w:line="360" w:lineRule="auto"/>
-              <w:cnfStyle w:val="000000000000" w:firstRow="0" w:lastRow="0" w:firstColumn="0" w:lastColumn="0" w:oddVBand="0" w:evenVBand="0" w:oddHBand="0" w:evenHBand="0" w:firstRowFirstColumn="0" w:firstRowLastColumn="0" w:lastRowFirstColumn="0" w:lastRowLastColumn="0"/>
-              <w:rPr>
-                <w:color w:val="A02B93" w:themeColor="accent5"/>
-              </w:rPr>
-            </w:pPr>
-          </w:p>
-        </w:tc>
-      </w:tr>
-      <w:tr>
-        <w:trPr>
-          <w:trHeight w:val="368"/>
-        </w:trPr>
-        <w:tc>
-          <w:tcPr>
-            <w:cnfStyle w:val="001000000000" w:firstRow="0" w:lastRow="0" w:firstColumn="1" w:lastColumn="0" w:oddVBand="0" w:evenVBand="0" w:oddHBand="0" w:evenHBand="0" w:firstRowFirstColumn="0" w:firstRowLastColumn="0" w:lastRowFirstColumn="0" w:lastRowLastColumn="0"/>
-            <w:tcW w:w="2065" w:type="dxa"/>
-            <w:shd w:val="clear" w:color="auto" w:fill="D9D9D9" w:themeFill="background1" w:themeFillShade="D9"/>
-          </w:tcPr>
-          <w:p>
-            <w:pPr>
-              <w:spacing w:line="360" w:lineRule="auto"/>
-              <w:rPr>
-                <w:color w:val="80340D" w:themeColor="accent2" w:themeShade="80"/>
-              </w:rPr>
-            </w:pPr>
-            <w:r>
-              <w:rPr>
-                <w:color w:val="80340D" w:themeColor="accent2" w:themeShade="80"/>
-              </w:rPr>
-              <w:lastRenderedPageBreak/>
-              <w:t>Selecting The Source File</w:t>
-            </w:r>
-          </w:p>
-        </w:tc>
-        <w:tc>
-          <w:tcPr>
-            <w:tcW w:w="7416" w:type="dxa"/>
-          </w:tcPr>
-          <w:p>
-            <w:pPr>
-              <w:spacing w:line="360" w:lineRule="auto"/>
-              <w:cnfStyle w:val="000000000000" w:firstRow="0" w:lastRow="0" w:firstColumn="0" w:lastColumn="0" w:oddVBand="0" w:evenVBand="0" w:oddHBand="0" w:evenHBand="0" w:firstRowFirstColumn="0" w:firstRowLastColumn="0" w:lastRowFirstColumn="0" w:lastRowLastColumn="0"/>
-              <w:rPr>
-                <w:b/>
-                <w:bCs/>
-                <w:color w:val="A02B93" w:themeColor="accent5"/>
-              </w:rPr>
-            </w:pPr>
-            <w:r>
-              <w:rPr>
-                <w:b/>
-                <w:bCs/>
-                <w:color w:val="156082" w:themeColor="accent1"/>
-              </w:rPr>
-              <w:t>Choose the file containing the data to be imported.</w:t>
-            </w:r>
-          </w:p>
-          <w:p>
-            <w:pPr>
-              <w:pStyle w:val="ListParagraph"/>
-              <w:numPr>
-                <w:ilvl w:val="0"/>
-                <w:numId w:val="7"/>
-              </w:numPr>
-              <w:spacing w:line="360" w:lineRule="auto"/>
-              <w:cnfStyle w:val="000000000000" w:firstRow="0" w:lastRow="0" w:firstColumn="0" w:lastColumn="0" w:oddVBand="0" w:evenVBand="0" w:oddHBand="0" w:evenHBand="0" w:firstRowFirstColumn="0" w:firstRowLastColumn="0" w:lastRowFirstColumn="0" w:lastRowLastColumn="0"/>
-              <w:rPr>
-                <w:color w:val="A02B93" w:themeColor="accent5"/>
-              </w:rPr>
-            </w:pPr>
-            <w:r>
-              <w:rPr>
-                <w:color w:val="A02B93" w:themeColor="accent5"/>
-              </w:rPr>
-              <w:t>common formats include:</w:t>
-            </w:r>
-          </w:p>
-          <w:p>
-            <w:pPr>
-              <w:pStyle w:val="ListParagraph"/>
-              <w:numPr>
-                <w:ilvl w:val="1"/>
-                <w:numId w:val="7"/>
-              </w:numPr>
-              <w:spacing w:line="360" w:lineRule="auto"/>
-              <w:cnfStyle w:val="000000000000" w:firstRow="0" w:lastRow="0" w:firstColumn="0" w:lastColumn="0" w:oddVBand="0" w:evenVBand="0" w:oddHBand="0" w:evenHBand="0" w:firstRowFirstColumn="0" w:firstRowLastColumn="0" w:lastRowFirstColumn="0" w:lastRowLastColumn="0"/>
-              <w:rPr>
-                <w:color w:val="A02B93" w:themeColor="accent5"/>
-              </w:rPr>
-            </w:pPr>
-            <w:r>
-              <w:rPr>
-                <w:color w:val="A02B93" w:themeColor="accent5"/>
-              </w:rPr>
-              <w:t>CSV</w:t>
-            </w:r>
-          </w:p>
-          <w:p>
-            <w:pPr>
-              <w:pStyle w:val="ListParagraph"/>
-              <w:numPr>
-                <w:ilvl w:val="1"/>
-                <w:numId w:val="7"/>
-              </w:numPr>
-              <w:spacing w:line="360" w:lineRule="auto"/>
-              <w:cnfStyle w:val="000000000000" w:firstRow="0" w:lastRow="0" w:firstColumn="0" w:lastColumn="0" w:oddVBand="0" w:evenVBand="0" w:oddHBand="0" w:evenHBand="0" w:firstRowFirstColumn="0" w:firstRowLastColumn="0" w:lastRowFirstColumn="0" w:lastRowLastColumn="0"/>
-              <w:rPr>
-                <w:color w:val="A02B93" w:themeColor="accent5"/>
-              </w:rPr>
-            </w:pPr>
-            <w:r>
-              <w:rPr>
-                <w:color w:val="A02B93" w:themeColor="accent5"/>
-              </w:rPr>
-              <w:t>tab-delimited text</w:t>
-            </w:r>
-          </w:p>
-          <w:p>
-            <w:pPr>
-              <w:pStyle w:val="ListParagraph"/>
-              <w:numPr>
-                <w:ilvl w:val="1"/>
-                <w:numId w:val="7"/>
-              </w:numPr>
-              <w:spacing w:line="360" w:lineRule="auto"/>
-              <w:cnfStyle w:val="000000000000" w:firstRow="0" w:lastRow="0" w:firstColumn="0" w:lastColumn="0" w:oddVBand="0" w:evenVBand="0" w:oddHBand="0" w:evenHBand="0" w:firstRowFirstColumn="0" w:firstRowLastColumn="0" w:lastRowFirstColumn="0" w:lastRowLastColumn="0"/>
-              <w:rPr>
-                <w:color w:val="A02B93" w:themeColor="accent5"/>
-              </w:rPr>
-            </w:pPr>
-            <w:r>
-              <w:rPr>
-                <w:color w:val="A02B93" w:themeColor="accent5"/>
-              </w:rPr>
-              <w:t>other formats supported by DBeaver</w:t>
-            </w:r>
-          </w:p>
-          <w:p>
-            <w:pPr>
-              <w:spacing w:line="360" w:lineRule="auto"/>
-              <w:cnfStyle w:val="000000000000" w:firstRow="0" w:lastRow="0" w:firstColumn="0" w:lastColumn="0" w:oddVBand="0" w:evenVBand="0" w:oddHBand="0" w:evenHBand="0" w:firstRowFirstColumn="0" w:firstRowLastColumn="0" w:lastRowFirstColumn="0" w:lastRowLastColumn="0"/>
-              <w:rPr>
-                <w:color w:val="A02B93" w:themeColor="accent5"/>
-              </w:rPr>
-            </w:pPr>
-          </w:p>
-          <w:p>
-            <w:pPr>
-              <w:spacing w:line="360" w:lineRule="auto"/>
-              <w:cnfStyle w:val="000000000000" w:firstRow="0" w:lastRow="0" w:firstColumn="0" w:lastColumn="0" w:oddVBand="0" w:evenVBand="0" w:oddHBand="0" w:evenHBand="0" w:firstRowFirstColumn="0" w:firstRowLastColumn="0" w:lastRowFirstColumn="0" w:lastRowLastColumn="0"/>
-              <w:rPr>
-                <w:b/>
-                <w:bCs/>
-                <w:color w:val="156082" w:themeColor="accent1"/>
-              </w:rPr>
-            </w:pPr>
-            <w:r>
-              <w:rPr>
-                <w:b/>
-                <w:bCs/>
-                <w:color w:val="156082" w:themeColor="accent1"/>
-              </w:rPr>
-              <w:t>The source file should be compatible with the structure of the destination table.</w:t>
-            </w:r>
-          </w:p>
-          <w:p>
-            <w:pPr>
-              <w:spacing w:line="360" w:lineRule="auto"/>
-              <w:cnfStyle w:val="000000000000" w:firstRow="0" w:lastRow="0" w:firstColumn="0" w:lastColumn="0" w:oddVBand="0" w:evenVBand="0" w:oddHBand="0" w:evenHBand="0" w:firstRowFirstColumn="0" w:firstRowLastColumn="0" w:lastRowFirstColumn="0" w:lastRowLastColumn="0"/>
-              <w:rPr>
-                <w:color w:val="A02B93" w:themeColor="accent5"/>
-              </w:rPr>
-            </w:pPr>
-          </w:p>
-        </w:tc>
-      </w:tr>
-      <w:tr>
-        <w:trPr>
-          <w:trHeight w:val="368"/>
-        </w:trPr>
-        <w:tc>
-          <w:tcPr>
-            <w:cnfStyle w:val="001000000000" w:firstRow="0" w:lastRow="0" w:firstColumn="1" w:lastColumn="0" w:oddVBand="0" w:evenVBand="0" w:oddHBand="0" w:evenHBand="0" w:firstRowFirstColumn="0" w:firstRowLastColumn="0" w:lastRowFirstColumn="0" w:lastRowLastColumn="0"/>
-            <w:tcW w:w="2065" w:type="dxa"/>
-            <w:shd w:val="clear" w:color="auto" w:fill="D9D9D9" w:themeFill="background1" w:themeFillShade="D9"/>
-          </w:tcPr>
-          <w:p>
-            <w:pPr>
-              <w:spacing w:line="360" w:lineRule="auto"/>
-              <w:rPr>
-                <w:color w:val="80340D" w:themeColor="accent2" w:themeShade="80"/>
-              </w:rPr>
-            </w:pPr>
-            <w:r>
-              <w:rPr>
-                <w:color w:val="80340D" w:themeColor="accent2" w:themeShade="80"/>
-              </w:rPr>
-              <w:t>Header Row</w:t>
-            </w:r>
-          </w:p>
-        </w:tc>
-        <w:tc>
-          <w:tcPr>
-            <w:tcW w:w="7416" w:type="dxa"/>
-          </w:tcPr>
-          <w:p>
-            <w:pPr>
-              <w:spacing w:line="360" w:lineRule="auto"/>
-              <w:cnfStyle w:val="000000000000" w:firstRow="0" w:lastRow="0" w:firstColumn="0" w:lastColumn="0" w:oddVBand="0" w:evenVBand="0" w:oddHBand="0" w:evenHBand="0" w:firstRowFirstColumn="0" w:firstRowLastColumn="0" w:lastRowFirstColumn="0" w:lastRowLastColumn="0"/>
-              <w:rPr>
-                <w:b/>
-                <w:bCs/>
-                <w:color w:val="156082" w:themeColor="accent1"/>
-              </w:rPr>
-            </w:pPr>
-            <w:r>
-              <w:rPr>
-                <w:b/>
-                <w:bCs/>
-                <w:color w:val="156082" w:themeColor="accent1"/>
-              </w:rPr>
-              <w:t>A header row contains the names of the columns.</w:t>
-            </w:r>
-          </w:p>
-          <w:p>
-            <w:pPr>
-              <w:pStyle w:val="ListParagraph"/>
-              <w:numPr>
-                <w:ilvl w:val="0"/>
-                <w:numId w:val="7"/>
-              </w:numPr>
-              <w:spacing w:line="360" w:lineRule="auto"/>
-              <w:cnfStyle w:val="000000000000" w:firstRow="0" w:lastRow="0" w:firstColumn="0" w:lastColumn="0" w:oddVBand="0" w:evenVBand="0" w:oddHBand="0" w:evenHBand="0" w:firstRowFirstColumn="0" w:firstRowLastColumn="0" w:lastRowFirstColumn="0" w:lastRowLastColumn="0"/>
-              <w:rPr>
-                <w:color w:val="A02B93" w:themeColor="accent5"/>
-              </w:rPr>
-            </w:pPr>
-            <w:r>
-              <w:rPr>
-                <w:color w:val="A02B93" w:themeColor="accent5"/>
-              </w:rPr>
-              <w:t>if the source file has a header:</w:t>
-            </w:r>
-          </w:p>
-          <w:p>
-            <w:pPr>
-              <w:pStyle w:val="ListParagraph"/>
-              <w:numPr>
-                <w:ilvl w:val="1"/>
-                <w:numId w:val="7"/>
-              </w:numPr>
-              <w:spacing w:line="360" w:lineRule="auto"/>
-              <w:cnfStyle w:val="000000000000" w:firstRow="0" w:lastRow="0" w:firstColumn="0" w:lastColumn="0" w:oddVBand="0" w:evenVBand="0" w:oddHBand="0" w:evenHBand="0" w:firstRowFirstColumn="0" w:firstRowLastColumn="0" w:lastRowFirstColumn="0" w:lastRowLastColumn="0"/>
-              <w:rPr>
-                <w:color w:val="A02B93" w:themeColor="accent5"/>
-              </w:rPr>
-            </w:pPr>
-            <w:r>
-              <w:rPr>
-                <w:color w:val="A02B93" w:themeColor="accent5"/>
-              </w:rPr>
-              <w:t>configure DBeaver to use the first row as column names</w:t>
-            </w:r>
-          </w:p>
-          <w:p>
-            <w:pPr>
-              <w:spacing w:line="360" w:lineRule="auto"/>
-              <w:cnfStyle w:val="000000000000" w:firstRow="0" w:lastRow="0" w:firstColumn="0" w:lastColumn="0" w:oddVBand="0" w:evenVBand="0" w:oddHBand="0" w:evenHBand="0" w:firstRowFirstColumn="0" w:firstRowLastColumn="0" w:lastRowFirstColumn="0" w:lastRowLastColumn="0"/>
-              <w:rPr>
-                <w:color w:val="A02B93" w:themeColor="accent5"/>
-              </w:rPr>
-            </w:pPr>
-          </w:p>
-          <w:p>
-            <w:pPr>
-              <w:pStyle w:val="ListParagraph"/>
-              <w:numPr>
-                <w:ilvl w:val="0"/>
-                <w:numId w:val="7"/>
-              </w:numPr>
-              <w:spacing w:line="360" w:lineRule="auto"/>
-              <w:cnfStyle w:val="000000000000" w:firstRow="0" w:lastRow="0" w:firstColumn="0" w:lastColumn="0" w:oddVBand="0" w:evenVBand="0" w:oddHBand="0" w:evenHBand="0" w:firstRowFirstColumn="0" w:firstRowLastColumn="0" w:lastRowFirstColumn="0" w:lastRowLastColumn="0"/>
-              <w:rPr>
-                <w:color w:val="A02B93" w:themeColor="accent5"/>
-              </w:rPr>
-            </w:pPr>
-            <w:r>
-              <w:rPr>
-                <w:color w:val="A02B93" w:themeColor="accent5"/>
-              </w:rPr>
-              <w:t>if the source file does not have a header:</w:t>
-            </w:r>
-          </w:p>
-          <w:p>
-            <w:pPr>
-              <w:pStyle w:val="ListParagraph"/>
-              <w:numPr>
-                <w:ilvl w:val="1"/>
-                <w:numId w:val="7"/>
-              </w:numPr>
-              <w:spacing w:line="360" w:lineRule="auto"/>
-              <w:cnfStyle w:val="000000000000" w:firstRow="0" w:lastRow="0" w:firstColumn="0" w:lastColumn="0" w:oddVBand="0" w:evenVBand="0" w:oddHBand="0" w:evenHBand="0" w:firstRowFirstColumn="0" w:firstRowLastColumn="0" w:lastRowFirstColumn="0" w:lastRowLastColumn="0"/>
-              <w:rPr>
-                <w:color w:val="A02B93" w:themeColor="accent5"/>
-              </w:rPr>
-            </w:pPr>
-            <w:r>
-              <w:rPr>
-                <w:color w:val="A02B93" w:themeColor="accent5"/>
-              </w:rPr>
-              <w:t>configure the import so the first row is treated as data</w:t>
-            </w:r>
-          </w:p>
-          <w:p>
-            <w:pPr>
-              <w:spacing w:line="360" w:lineRule="auto"/>
-              <w:cnfStyle w:val="000000000000" w:firstRow="0" w:lastRow="0" w:firstColumn="0" w:lastColumn="0" w:oddVBand="0" w:evenVBand="0" w:oddHBand="0" w:evenHBand="0" w:firstRowFirstColumn="0" w:firstRowLastColumn="0" w:lastRowFirstColumn="0" w:lastRowLastColumn="0"/>
-              <w:rPr>
-                <w:color w:val="A02B93" w:themeColor="accent5"/>
-              </w:rPr>
-            </w:pPr>
-          </w:p>
-          <w:p>
-            <w:pPr>
-              <w:spacing w:line="360" w:lineRule="auto"/>
-              <w:cnfStyle w:val="000000000000" w:firstRow="0" w:lastRow="0" w:firstColumn="0" w:lastColumn="0" w:oddVBand="0" w:evenVBand="0" w:oddHBand="0" w:evenHBand="0" w:firstRowFirstColumn="0" w:firstRowLastColumn="0" w:lastRowFirstColumn="0" w:lastRowLastColumn="0"/>
-              <w:rPr>
-                <w:b/>
-                <w:bCs/>
-                <w:color w:val="156082" w:themeColor="accent1"/>
-              </w:rPr>
-            </w:pPr>
-            <w:r>
-              <w:rPr>
-                <w:b/>
-                <w:bCs/>
-                <w:color w:val="156082" w:themeColor="accent1"/>
-              </w:rPr>
-              <w:t>I</w:t>
-            </w:r>
-            <w:r>
-              <w:rPr>
-                <w:b/>
-                <w:bCs/>
-                <w:color w:val="156082" w:themeColor="accent1"/>
-              </w:rPr>
-              <w:t>ncorrect header settings can cause a data row to be skipped or column names to be imported as data</w:t>
-            </w:r>
-            <w:r>
-              <w:rPr>
-                <w:b/>
-                <w:bCs/>
-                <w:color w:val="156082" w:themeColor="accent1"/>
-              </w:rPr>
-              <w:t>.</w:t>
-            </w:r>
-          </w:p>
-          <w:p>
-            <w:pPr>
-              <w:spacing w:line="360" w:lineRule="auto"/>
-              <w:cnfStyle w:val="000000000000" w:firstRow="0" w:lastRow="0" w:firstColumn="0" w:lastColumn="0" w:oddVBand="0" w:evenVBand="0" w:oddHBand="0" w:evenHBand="0" w:firstRowFirstColumn="0" w:firstRowLastColumn="0" w:lastRowFirstColumn="0" w:lastRowLastColumn="0"/>
-              <w:rPr>
-                <w:b/>
-                <w:bCs/>
-                <w:color w:val="A02B93" w:themeColor="accent5"/>
-              </w:rPr>
-            </w:pPr>
-          </w:p>
-        </w:tc>
-      </w:tr>
-      <w:tr>
-        <w:trPr>
-          <w:trHeight w:val="368"/>
-        </w:trPr>
-        <w:tc>
-          <w:tcPr>
-            <w:cnfStyle w:val="001000000000" w:firstRow="0" w:lastRow="0" w:firstColumn="1" w:lastColumn="0" w:oddVBand="0" w:evenVBand="0" w:oddHBand="0" w:evenHBand="0" w:firstRowFirstColumn="0" w:firstRowLastColumn="0" w:lastRowFirstColumn="0" w:lastRowLastColumn="0"/>
-            <w:tcW w:w="2065" w:type="dxa"/>
-            <w:shd w:val="clear" w:color="auto" w:fill="D9D9D9" w:themeFill="background1" w:themeFillShade="D9"/>
-          </w:tcPr>
-          <w:p>
-            <w:pPr>
-              <w:spacing w:line="360" w:lineRule="auto"/>
-              <w:rPr>
-                <w:color w:val="80340D" w:themeColor="accent2" w:themeShade="80"/>
-              </w:rPr>
-            </w:pPr>
-            <w:r>
-              <w:rPr>
-                <w:color w:val="80340D" w:themeColor="accent2" w:themeShade="80"/>
-              </w:rPr>
-              <w:lastRenderedPageBreak/>
-              <w:t>Delimiter</w:t>
-            </w:r>
-          </w:p>
-        </w:tc>
-        <w:tc>
-          <w:tcPr>
-            <w:tcW w:w="7416" w:type="dxa"/>
-          </w:tcPr>
-          <w:p>
-            <w:pPr>
-              <w:spacing w:line="360" w:lineRule="auto"/>
-              <w:cnfStyle w:val="000000000000" w:firstRow="0" w:lastRow="0" w:firstColumn="0" w:lastColumn="0" w:oddVBand="0" w:evenVBand="0" w:oddHBand="0" w:evenHBand="0" w:firstRowFirstColumn="0" w:firstRowLastColumn="0" w:lastRowFirstColumn="0" w:lastRowLastColumn="0"/>
-              <w:rPr>
-                <w:b/>
-                <w:bCs/>
-                <w:color w:val="156082" w:themeColor="accent1"/>
-              </w:rPr>
-            </w:pPr>
-            <w:r>
-              <w:rPr>
-                <w:b/>
-                <w:bCs/>
-                <w:color w:val="156082" w:themeColor="accent1"/>
-              </w:rPr>
-              <w:t>The delimiter identifies where one field ends and the next begins.</w:t>
-            </w:r>
-          </w:p>
-          <w:p>
-            <w:pPr>
-              <w:pStyle w:val="ListParagraph"/>
-              <w:numPr>
-                <w:ilvl w:val="0"/>
-                <w:numId w:val="7"/>
-              </w:numPr>
-              <w:spacing w:line="360" w:lineRule="auto"/>
-              <w:cnfStyle w:val="000000000000" w:firstRow="0" w:lastRow="0" w:firstColumn="0" w:lastColumn="0" w:oddVBand="0" w:evenVBand="0" w:oddHBand="0" w:evenHBand="0" w:firstRowFirstColumn="0" w:firstRowLastColumn="0" w:lastRowFirstColumn="0" w:lastRowLastColumn="0"/>
-              <w:rPr>
-                <w:color w:val="A02B93" w:themeColor="accent5"/>
-              </w:rPr>
-            </w:pPr>
-            <w:r>
-              <w:rPr>
-                <w:color w:val="A02B93" w:themeColor="accent5"/>
-              </w:rPr>
-              <w:t>common delimiters include:</w:t>
-            </w:r>
-          </w:p>
-          <w:p>
-            <w:pPr>
-              <w:pStyle w:val="ListParagraph"/>
-              <w:numPr>
-                <w:ilvl w:val="1"/>
-                <w:numId w:val="7"/>
-              </w:numPr>
-              <w:spacing w:line="360" w:lineRule="auto"/>
-              <w:cnfStyle w:val="000000000000" w:firstRow="0" w:lastRow="0" w:firstColumn="0" w:lastColumn="0" w:oddVBand="0" w:evenVBand="0" w:oddHBand="0" w:evenHBand="0" w:firstRowFirstColumn="0" w:firstRowLastColumn="0" w:lastRowFirstColumn="0" w:lastRowLastColumn="0"/>
-              <w:rPr>
-                <w:color w:val="A02B93" w:themeColor="accent5"/>
-              </w:rPr>
-            </w:pPr>
-            <w:r>
-              <w:rPr>
-                <w:color w:val="A02B93" w:themeColor="accent5"/>
-              </w:rPr>
-              <w:t>comma</w:t>
-            </w:r>
-          </w:p>
-          <w:p>
-            <w:pPr>
-              <w:pStyle w:val="ListParagraph"/>
-              <w:numPr>
-                <w:ilvl w:val="1"/>
-                <w:numId w:val="7"/>
-              </w:numPr>
-              <w:spacing w:line="360" w:lineRule="auto"/>
-              <w:cnfStyle w:val="000000000000" w:firstRow="0" w:lastRow="0" w:firstColumn="0" w:lastColumn="0" w:oddVBand="0" w:evenVBand="0" w:oddHBand="0" w:evenHBand="0" w:firstRowFirstColumn="0" w:firstRowLastColumn="0" w:lastRowFirstColumn="0" w:lastRowLastColumn="0"/>
-              <w:rPr>
-                <w:color w:val="A02B93" w:themeColor="accent5"/>
-              </w:rPr>
-            </w:pPr>
-            <w:r>
-              <w:rPr>
-                <w:color w:val="A02B93" w:themeColor="accent5"/>
-              </w:rPr>
-              <w:t>tab</w:t>
-            </w:r>
-          </w:p>
-          <w:p>
-            <w:pPr>
-              <w:pStyle w:val="ListParagraph"/>
-              <w:numPr>
-                <w:ilvl w:val="1"/>
-                <w:numId w:val="7"/>
-              </w:numPr>
-              <w:spacing w:line="360" w:lineRule="auto"/>
-              <w:cnfStyle w:val="000000000000" w:firstRow="0" w:lastRow="0" w:firstColumn="0" w:lastColumn="0" w:oddVBand="0" w:evenVBand="0" w:oddHBand="0" w:evenHBand="0" w:firstRowFirstColumn="0" w:firstRowLastColumn="0" w:lastRowFirstColumn="0" w:lastRowLastColumn="0"/>
-              <w:rPr>
-                <w:color w:val="A02B93" w:themeColor="accent5"/>
-              </w:rPr>
-            </w:pPr>
-            <w:r>
-              <w:rPr>
-                <w:color w:val="A02B93" w:themeColor="accent5"/>
-              </w:rPr>
-              <w:t>pipe</w:t>
-            </w:r>
-          </w:p>
-          <w:p>
-            <w:pPr>
-              <w:spacing w:line="360" w:lineRule="auto"/>
-              <w:cnfStyle w:val="000000000000" w:firstRow="0" w:lastRow="0" w:firstColumn="0" w:lastColumn="0" w:oddVBand="0" w:evenVBand="0" w:oddHBand="0" w:evenHBand="0" w:firstRowFirstColumn="0" w:firstRowLastColumn="0" w:lastRowFirstColumn="0" w:lastRowLastColumn="0"/>
-              <w:rPr>
-                <w:color w:val="A02B93" w:themeColor="accent5"/>
-              </w:rPr>
-            </w:pPr>
-          </w:p>
-          <w:p>
-            <w:pPr>
-              <w:pStyle w:val="ListParagraph"/>
-              <w:numPr>
-                <w:ilvl w:val="0"/>
-                <w:numId w:val="7"/>
-              </w:numPr>
-              <w:spacing w:line="360" w:lineRule="auto"/>
-              <w:cnfStyle w:val="000000000000" w:firstRow="0" w:lastRow="0" w:firstColumn="0" w:lastColumn="0" w:oddVBand="0" w:evenVBand="0" w:oddHBand="0" w:evenHBand="0" w:firstRowFirstColumn="0" w:firstRowLastColumn="0" w:lastRowFirstColumn="0" w:lastRowLastColumn="0"/>
-              <w:rPr>
-                <w:color w:val="A02B93" w:themeColor="accent5"/>
-              </w:rPr>
-            </w:pPr>
-            <w:r>
-              <w:rPr>
-                <w:color w:val="A02B93" w:themeColor="accent5"/>
-              </w:rPr>
-              <w:t>CSV files normally use a comma</w:t>
-            </w:r>
-          </w:p>
-          <w:p>
-            <w:pPr>
-              <w:pStyle w:val="ListParagraph"/>
-              <w:spacing w:line="360" w:lineRule="auto"/>
-              <w:ind w:left="360"/>
-              <w:cnfStyle w:val="000000000000" w:firstRow="0" w:lastRow="0" w:firstColumn="0" w:lastColumn="0" w:oddVBand="0" w:evenVBand="0" w:oddHBand="0" w:evenHBand="0" w:firstRowFirstColumn="0" w:firstRowLastColumn="0" w:lastRowFirstColumn="0" w:lastRowLastColumn="0"/>
-              <w:rPr>
-                <w:color w:val="A02B93" w:themeColor="accent5"/>
-              </w:rPr>
-            </w:pPr>
-          </w:p>
-          <w:p>
-            <w:pPr>
-              <w:spacing w:line="360" w:lineRule="auto"/>
-              <w:cnfStyle w:val="000000000000" w:firstRow="0" w:lastRow="0" w:firstColumn="0" w:lastColumn="0" w:oddVBand="0" w:evenVBand="0" w:oddHBand="0" w:evenHBand="0" w:firstRowFirstColumn="0" w:firstRowLastColumn="0" w:lastRowFirstColumn="0" w:lastRowLastColumn="0"/>
-              <w:rPr>
-                <w:b/>
-                <w:bCs/>
-                <w:color w:val="156082" w:themeColor="accent1"/>
-              </w:rPr>
-            </w:pPr>
-            <w:r>
-              <w:rPr>
-                <w:b/>
-                <w:bCs/>
-                <w:color w:val="156082" w:themeColor="accent1"/>
-              </w:rPr>
-              <w:t>T</w:t>
-            </w:r>
-            <w:r>
-              <w:rPr>
-                <w:b/>
-                <w:bCs/>
-                <w:color w:val="156082" w:themeColor="accent1"/>
-              </w:rPr>
-              <w:t>he configured delimiter must match the source file</w:t>
-            </w:r>
-            <w:r>
-              <w:rPr>
-                <w:b/>
-                <w:bCs/>
-                <w:color w:val="156082" w:themeColor="accent1"/>
-              </w:rPr>
-              <w:t>.</w:t>
-            </w:r>
-          </w:p>
-          <w:p>
-            <w:pPr>
-              <w:spacing w:line="360" w:lineRule="auto"/>
-              <w:cnfStyle w:val="000000000000" w:firstRow="0" w:lastRow="0" w:firstColumn="0" w:lastColumn="0" w:oddVBand="0" w:evenVBand="0" w:oddHBand="0" w:evenHBand="0" w:firstRowFirstColumn="0" w:firstRowLastColumn="0" w:lastRowFirstColumn="0" w:lastRowLastColumn="0"/>
-              <w:rPr>
-                <w:color w:val="A02B93" w:themeColor="accent5"/>
-              </w:rPr>
-            </w:pPr>
-          </w:p>
-        </w:tc>
-      </w:tr>
-      <w:tr>
-        <w:trPr>
-          <w:trHeight w:val="368"/>
-        </w:trPr>
-        <w:tc>
-          <w:tcPr>
-            <w:cnfStyle w:val="001000000000" w:firstRow="0" w:lastRow="0" w:firstColumn="1" w:lastColumn="0" w:oddVBand="0" w:evenVBand="0" w:oddHBand="0" w:evenHBand="0" w:firstRowFirstColumn="0" w:firstRowLastColumn="0" w:lastRowFirstColumn="0" w:lastRowLastColumn="0"/>
-            <w:tcW w:w="2065" w:type="dxa"/>
-            <w:shd w:val="clear" w:color="auto" w:fill="D9D9D9" w:themeFill="background1" w:themeFillShade="D9"/>
-          </w:tcPr>
-          <w:p>
-            <w:pPr>
-              <w:spacing w:line="360" w:lineRule="auto"/>
-              <w:rPr>
-                <w:color w:val="80340D" w:themeColor="accent2" w:themeShade="80"/>
-              </w:rPr>
-            </w:pPr>
-            <w:r>
-              <w:rPr>
-                <w:color w:val="80340D" w:themeColor="accent2" w:themeShade="80"/>
-              </w:rPr>
-              <w:t>Quoted Values</w:t>
-            </w:r>
-          </w:p>
-        </w:tc>
-        <w:tc>
-          <w:tcPr>
-            <w:tcW w:w="7416" w:type="dxa"/>
-          </w:tcPr>
-          <w:p>
-            <w:pPr>
-              <w:spacing w:line="360" w:lineRule="auto"/>
-              <w:cnfStyle w:val="000000000000" w:firstRow="0" w:lastRow="0" w:firstColumn="0" w:lastColumn="0" w:oddVBand="0" w:evenVBand="0" w:oddHBand="0" w:evenHBand="0" w:firstRowFirstColumn="0" w:firstRowLastColumn="0" w:lastRowFirstColumn="0" w:lastRowLastColumn="0"/>
-              <w:rPr>
-                <w:b/>
-                <w:bCs/>
-                <w:color w:val="156082" w:themeColor="accent1"/>
-              </w:rPr>
-            </w:pPr>
-            <w:r>
-              <w:rPr>
-                <w:b/>
-                <w:bCs/>
-                <w:color w:val="156082" w:themeColor="accent1"/>
-              </w:rPr>
-              <w:t>Text values may be surrounded by quotation marks.</w:t>
-            </w:r>
-          </w:p>
-          <w:p>
-            <w:pPr>
-              <w:pStyle w:val="ListParagraph"/>
-              <w:numPr>
-                <w:ilvl w:val="0"/>
-                <w:numId w:val="7"/>
-              </w:numPr>
-              <w:spacing w:line="360" w:lineRule="auto"/>
-              <w:cnfStyle w:val="000000000000" w:firstRow="0" w:lastRow="0" w:firstColumn="0" w:lastColumn="0" w:oddVBand="0" w:evenVBand="0" w:oddHBand="0" w:evenHBand="0" w:firstRowFirstColumn="0" w:firstRowLastColumn="0" w:lastRowFirstColumn="0" w:lastRowLastColumn="0"/>
-              <w:rPr>
-                <w:color w:val="A02B93" w:themeColor="accent5"/>
-              </w:rPr>
-            </w:pPr>
-            <w:r>
-              <w:rPr>
-                <w:color w:val="A02B93" w:themeColor="accent5"/>
-              </w:rPr>
-              <w:t>quotes allow a value containing characters such as commas to be treated as a single field</w:t>
-            </w:r>
-          </w:p>
-          <w:p>
-            <w:pPr>
-              <w:pStyle w:val="ListParagraph"/>
-              <w:numPr>
-                <w:ilvl w:val="1"/>
-                <w:numId w:val="7"/>
-              </w:numPr>
-              <w:spacing w:line="360" w:lineRule="auto"/>
-              <w:cnfStyle w:val="000000000000" w:firstRow="0" w:lastRow="0" w:firstColumn="0" w:lastColumn="0" w:oddVBand="0" w:evenVBand="0" w:oddHBand="0" w:evenHBand="0" w:firstRowFirstColumn="0" w:firstRowLastColumn="0" w:lastRowFirstColumn="0" w:lastRowLastColumn="0"/>
-              <w:rPr>
-                <w:color w:val="A02B93" w:themeColor="accent5"/>
-              </w:rPr>
-            </w:pPr>
-            <w:r>
-              <w:rPr>
-                <w:color w:val="A02B93" w:themeColor="accent5"/>
-              </w:rPr>
-              <w:t>e</w:t>
-            </w:r>
-            <w:r>
-              <w:rPr>
-                <w:color w:val="A02B93" w:themeColor="accent5"/>
-              </w:rPr>
-              <w:t>xample:</w:t>
-            </w:r>
-          </w:p>
-          <w:p>
-            <w:pPr>
-              <w:pStyle w:val="ListParagraph"/>
-              <w:numPr>
-                <w:ilvl w:val="2"/>
-                <w:numId w:val="7"/>
-              </w:numPr>
-              <w:spacing w:line="360" w:lineRule="auto"/>
-              <w:cnfStyle w:val="000000000000" w:firstRow="0" w:lastRow="0" w:firstColumn="0" w:lastColumn="0" w:oddVBand="0" w:evenVBand="0" w:oddHBand="0" w:evenHBand="0" w:firstRowFirstColumn="0" w:firstRowLastColumn="0" w:lastRowFirstColumn="0" w:lastRowLastColumn="0"/>
-              <w:rPr>
-                <w:color w:val="A02B93" w:themeColor="accent5"/>
-              </w:rPr>
-            </w:pPr>
-            <w:r>
-              <w:rPr>
-                <w:color w:val="A02B93" w:themeColor="accent5"/>
-              </w:rPr>
-              <w:t>"Charlotte, NC"</w:t>
-            </w:r>
-          </w:p>
-          <w:p>
-            <w:pPr>
-              <w:pStyle w:val="ListParagraph"/>
-              <w:numPr>
-                <w:ilvl w:val="1"/>
-                <w:numId w:val="7"/>
-              </w:numPr>
-              <w:spacing w:line="360" w:lineRule="auto"/>
-              <w:cnfStyle w:val="000000000000" w:firstRow="0" w:lastRow="0" w:firstColumn="0" w:lastColumn="0" w:oddVBand="0" w:evenVBand="0" w:oddHBand="0" w:evenHBand="0" w:firstRowFirstColumn="0" w:firstRowLastColumn="0" w:lastRowFirstColumn="0" w:lastRowLastColumn="0"/>
-              <w:rPr>
-                <w:color w:val="A02B93" w:themeColor="accent5"/>
-              </w:rPr>
-            </w:pPr>
-            <w:r>
-              <w:rPr>
-                <w:color w:val="A02B93" w:themeColor="accent5"/>
-              </w:rPr>
-              <w:t>without quotes, the comma could incorrectly be interpreted as a field delimiter</w:t>
             </w:r>
           </w:p>
           <w:p>
@@ -8908,80 +7810,26 @@
         <w:tc>
           <w:tcPr>
             <w:cnfStyle w:val="001000000000" w:firstRow="0" w:lastRow="0" w:firstColumn="1" w:lastColumn="0" w:oddVBand="0" w:evenVBand="0" w:oddHBand="0" w:evenHBand="0" w:firstRowFirstColumn="0" w:firstRowLastColumn="0" w:lastRowFirstColumn="0" w:lastRowLastColumn="0"/>
-            <w:tcW w:w="2065" w:type="dxa"/>
+            <w:tcW w:w="9481" w:type="dxa"/>
+            <w:gridSpan w:val="2"/>
             <w:shd w:val="clear" w:color="auto" w:fill="D9D9D9" w:themeFill="background1" w:themeFillShade="D9"/>
           </w:tcPr>
           <w:p>
             <w:pPr>
               <w:spacing w:line="360" w:lineRule="auto"/>
               <w:rPr>
-                <w:color w:val="80340D" w:themeColor="accent2" w:themeShade="80"/>
-              </w:rPr>
-            </w:pPr>
-            <w:r>
-              <w:rPr>
-                <w:color w:val="80340D" w:themeColor="accent2" w:themeShade="80"/>
-              </w:rPr>
-              <w:lastRenderedPageBreak/>
-              <w:t>Escape Character</w:t>
-            </w:r>
-          </w:p>
-        </w:tc>
-        <w:tc>
-          <w:tcPr>
-            <w:tcW w:w="7416" w:type="dxa"/>
-          </w:tcPr>
-          <w:p>
-            <w:pPr>
-              <w:spacing w:line="360" w:lineRule="auto"/>
-              <w:cnfStyle w:val="100000000000" w:firstRow="1" w:lastRow="0" w:firstColumn="0" w:lastColumn="0" w:oddVBand="0" w:evenVBand="0" w:oddHBand="0" w:evenHBand="0" w:firstRowFirstColumn="0" w:firstRowLastColumn="0" w:lastRowFirstColumn="0" w:lastRowLastColumn="0"/>
-              <w:rPr>
                 <w:b w:val="0"/>
                 <w:bCs w:val="0"/>
-                <w:color w:val="156082" w:themeColor="accent1"/>
               </w:rPr>
             </w:pPr>
             <w:r>
               <w:rPr>
                 <w:b w:val="0"/>
                 <w:bCs w:val="0"/>
-                <w:color w:val="156082" w:themeColor="accent1"/>
-              </w:rPr>
-              <w:t>An escape character allows special characters to appear inside a value without being interpreted as part of the file structure.</w:t>
-            </w:r>
-          </w:p>
-          <w:p>
-            <w:pPr>
-              <w:pStyle w:val="ListParagraph"/>
-              <w:numPr>
-                <w:ilvl w:val="0"/>
-                <w:numId w:val="7"/>
-              </w:numPr>
-              <w:spacing w:line="360" w:lineRule="auto"/>
-              <w:cnfStyle w:val="100000000000" w:firstRow="1" w:lastRow="0" w:firstColumn="0" w:lastColumn="0" w:oddVBand="0" w:evenVBand="0" w:oddHBand="0" w:evenHBand="0" w:firstRowFirstColumn="0" w:firstRowLastColumn="0" w:lastRowFirstColumn="0" w:lastRowLastColumn="0"/>
-              <w:rPr>
-                <w:b w:val="0"/>
-                <w:bCs w:val="0"/>
-                <w:color w:val="A02B93" w:themeColor="accent5"/>
-              </w:rPr>
-            </w:pPr>
-            <w:r>
-              <w:rPr>
-                <w:b w:val="0"/>
-                <w:bCs w:val="0"/>
-                <w:color w:val="A02B93" w:themeColor="accent5"/>
-              </w:rPr>
-              <w:t>this is useful when text contains quotation marks or other characters that would otherwise have special meaning</w:t>
-            </w:r>
-          </w:p>
-          <w:p>
-            <w:pPr>
-              <w:spacing w:line="360" w:lineRule="auto"/>
-              <w:cnfStyle w:val="100000000000" w:firstRow="1" w:lastRow="0" w:firstColumn="0" w:lastColumn="0" w:oddVBand="0" w:evenVBand="0" w:oddHBand="0" w:evenHBand="0" w:firstRowFirstColumn="0" w:firstRowLastColumn="0" w:lastRowFirstColumn="0" w:lastRowLastColumn="0"/>
-              <w:rPr>
-                <w:color w:val="A02B93" w:themeColor="accent5"/>
-              </w:rPr>
-            </w:pPr>
+              </w:rPr>
+              <w:lastRenderedPageBreak/>
+              <w:t>Importing Data into Created Tables</w:t>
+            </w:r>
           </w:p>
         </w:tc>
       </w:tr>
@@ -9006,7 +7854,7 @@
               <w:rPr>
                 <w:color w:val="80340D" w:themeColor="accent2" w:themeShade="80"/>
               </w:rPr>
-              <w:t>NULL Values</w:t>
+              <w:t>Before Importing Data</w:t>
             </w:r>
           </w:p>
         </w:tc>
@@ -9021,16 +7869,16 @@
               <w:rPr>
                 <w:b/>
                 <w:bCs/>
-                <w:color w:val="156082" w:themeColor="accent1"/>
-              </w:rPr>
-            </w:pPr>
-            <w:r>
-              <w:rPr>
-                <w:b/>
-                <w:bCs/>
-                <w:color w:val="156082" w:themeColor="accent1"/>
-              </w:rPr>
-              <w:t>The import process must distinguish between:</w:t>
+                <w:color w:val="A02B93" w:themeColor="accent5"/>
+              </w:rPr>
+            </w:pPr>
+            <w:r>
+              <w:rPr>
+                <w:b/>
+                <w:bCs/>
+                <w:color w:val="156082" w:themeColor="accent1"/>
+              </w:rPr>
+              <w:t>Before importing data, inspect the source file carefully.</w:t>
             </w:r>
           </w:p>
           <w:p>
@@ -9046,15 +7894,41 @@
                 <w:color w:val="A02B93" w:themeColor="accent5"/>
               </w:rPr>
             </w:pPr>
-            <m:oMath>
-              <m:r>
-                <w:rPr>
-                  <w:rFonts w:ascii="Cambria Math" w:hAnsi="Cambria Math"/>
-                  <w:color w:val="A02B93" w:themeColor="accent5"/>
-                </w:rPr>
-                <m:t>NULL</m:t>
-              </m:r>
-            </m:oMath>
+            <w:r>
+              <w:rPr>
+                <w:color w:val="A02B93" w:themeColor="accent5"/>
+              </w:rPr>
+              <w:t>databases expect incoming values to match the structure and data types defined in the destination table</w:t>
+            </w:r>
+          </w:p>
+          <w:p>
+            <w:pPr>
+              <w:pStyle w:val="ListParagraph"/>
+              <w:numPr>
+                <w:ilvl w:val="1"/>
+                <w:numId w:val="7"/>
+              </w:numPr>
+              <w:spacing w:line="360" w:lineRule="auto"/>
+              <w:cnfStyle w:val="000000000000" w:firstRow="0" w:lastRow="0" w:firstColumn="0" w:lastColumn="0" w:oddVBand="0" w:evenVBand="0" w:oddHBand="0" w:evenHBand="0" w:firstRowFirstColumn="0" w:firstRowLastColumn="0" w:lastRowFirstColumn="0" w:lastRowLastColumn="0"/>
+              <w:rPr>
+                <w:color w:val="A02B93" w:themeColor="accent5"/>
+              </w:rPr>
+            </w:pPr>
+            <w:r>
+              <w:rPr>
+                <w:color w:val="A02B93" w:themeColor="accent5"/>
+              </w:rPr>
+              <w:t>unexpected values can cause an import to fail</w:t>
+            </w:r>
+          </w:p>
+          <w:p>
+            <w:pPr>
+              <w:spacing w:line="360" w:lineRule="auto"/>
+              <w:cnfStyle w:val="000000000000" w:firstRow="0" w:lastRow="0" w:firstColumn="0" w:lastColumn="0" w:oddVBand="0" w:evenVBand="0" w:oddHBand="0" w:evenHBand="0" w:firstRowFirstColumn="0" w:firstRowLastColumn="0" w:lastRowFirstColumn="0" w:lastRowLastColumn="0"/>
+              <w:rPr>
+                <w:color w:val="A02B93" w:themeColor="accent5"/>
+              </w:rPr>
+            </w:pPr>
           </w:p>
           <w:p>
             <w:pPr>
@@ -9073,55 +7947,167 @@
               <w:rPr>
                 <w:color w:val="A02B93" w:themeColor="accent5"/>
               </w:rPr>
-              <w:t>an empty string</w:t>
-            </w:r>
-          </w:p>
-          <w:p>
-            <w:pPr>
-              <w:pStyle w:val="ListParagraph"/>
-              <w:numPr>
-                <w:ilvl w:val="0"/>
-                <w:numId w:val="7"/>
-              </w:numPr>
-              <w:spacing w:line="360" w:lineRule="auto"/>
-              <w:cnfStyle w:val="000000000000" w:firstRow="0" w:lastRow="0" w:firstColumn="0" w:lastColumn="0" w:oddVBand="0" w:evenVBand="0" w:oddHBand="0" w:evenHBand="0" w:firstRowFirstColumn="0" w:firstRowLastColumn="0" w:lastRowFirstColumn="0" w:lastRowLastColumn="0"/>
-              <w:rPr>
-                <w:color w:val="A02B93" w:themeColor="accent5"/>
-              </w:rPr>
-            </w:pPr>
-            <w:r>
-              <w:rPr>
-                <w:color w:val="A02B93" w:themeColor="accent5"/>
-              </w:rPr>
-              <w:t>a literal text value</w:t>
-            </w:r>
-          </w:p>
-          <w:p>
-            <w:pPr>
-              <w:spacing w:line="360" w:lineRule="auto"/>
-              <w:cnfStyle w:val="000000000000" w:firstRow="0" w:lastRow="0" w:firstColumn="0" w:lastColumn="0" w:oddVBand="0" w:evenVBand="0" w:oddHBand="0" w:evenHBand="0" w:firstRowFirstColumn="0" w:firstRowLastColumn="0" w:lastRowFirstColumn="0" w:lastRowLastColumn="0"/>
-              <w:rPr>
-                <w:color w:val="A02B93" w:themeColor="accent5"/>
-              </w:rPr>
-            </w:pPr>
-          </w:p>
-          <w:p>
-            <w:pPr>
-              <w:spacing w:line="360" w:lineRule="auto"/>
-              <w:cnfStyle w:val="000000000000" w:firstRow="0" w:lastRow="0" w:firstColumn="0" w:lastColumn="0" w:oddVBand="0" w:evenVBand="0" w:oddHBand="0" w:evenHBand="0" w:firstRowFirstColumn="0" w:firstRowLastColumn="0" w:lastRowFirstColumn="0" w:lastRowLastColumn="0"/>
-              <w:rPr>
-                <w:b/>
-                <w:bCs/>
-                <w:color w:val="156082" w:themeColor="accent1"/>
-              </w:rPr>
-            </w:pPr>
-            <w:r>
-              <w:rPr>
-                <w:b/>
-                <w:bCs/>
-                <w:color w:val="156082" w:themeColor="accent1"/>
-              </w:rPr>
-              <w:t>DBeaver allows a specific value to be configured as the NULL marker and can also convert empty strings to NULL when needed.</w:t>
+              <w:t>check the source data for:</w:t>
+            </w:r>
+          </w:p>
+          <w:p>
+            <w:pPr>
+              <w:pStyle w:val="ListParagraph"/>
+              <w:numPr>
+                <w:ilvl w:val="1"/>
+                <w:numId w:val="7"/>
+              </w:numPr>
+              <w:spacing w:line="360" w:lineRule="auto"/>
+              <w:cnfStyle w:val="000000000000" w:firstRow="0" w:lastRow="0" w:firstColumn="0" w:lastColumn="0" w:oddVBand="0" w:evenVBand="0" w:oddHBand="0" w:evenHBand="0" w:firstRowFirstColumn="0" w:firstRowLastColumn="0" w:lastRowFirstColumn="0" w:lastRowLastColumn="0"/>
+              <w:rPr>
+                <w:color w:val="A02B93" w:themeColor="accent5"/>
+              </w:rPr>
+            </w:pPr>
+            <w:r>
+              <w:rPr>
+                <w:color w:val="A02B93" w:themeColor="accent5"/>
+              </w:rPr>
+              <w:t>column names</w:t>
+            </w:r>
+          </w:p>
+          <w:p>
+            <w:pPr>
+              <w:pStyle w:val="ListParagraph"/>
+              <w:numPr>
+                <w:ilvl w:val="1"/>
+                <w:numId w:val="7"/>
+              </w:numPr>
+              <w:spacing w:line="360" w:lineRule="auto"/>
+              <w:cnfStyle w:val="000000000000" w:firstRow="0" w:lastRow="0" w:firstColumn="0" w:lastColumn="0" w:oddVBand="0" w:evenVBand="0" w:oddHBand="0" w:evenHBand="0" w:firstRowFirstColumn="0" w:firstRowLastColumn="0" w:lastRowFirstColumn="0" w:lastRowLastColumn="0"/>
+              <w:rPr>
+                <w:color w:val="A02B93" w:themeColor="accent5"/>
+              </w:rPr>
+            </w:pPr>
+            <w:r>
+              <w:rPr>
+                <w:color w:val="A02B93" w:themeColor="accent5"/>
+              </w:rPr>
+              <w:t>column order</w:t>
+            </w:r>
+          </w:p>
+          <w:p>
+            <w:pPr>
+              <w:pStyle w:val="ListParagraph"/>
+              <w:numPr>
+                <w:ilvl w:val="1"/>
+                <w:numId w:val="7"/>
+              </w:numPr>
+              <w:spacing w:line="360" w:lineRule="auto"/>
+              <w:cnfStyle w:val="000000000000" w:firstRow="0" w:lastRow="0" w:firstColumn="0" w:lastColumn="0" w:oddVBand="0" w:evenVBand="0" w:oddHBand="0" w:evenHBand="0" w:firstRowFirstColumn="0" w:firstRowLastColumn="0" w:lastRowFirstColumn="0" w:lastRowLastColumn="0"/>
+              <w:rPr>
+                <w:color w:val="A02B93" w:themeColor="accent5"/>
+              </w:rPr>
+            </w:pPr>
+            <w:r>
+              <w:rPr>
+                <w:color w:val="A02B93" w:themeColor="accent5"/>
+              </w:rPr>
+              <w:t>data types</w:t>
+            </w:r>
+          </w:p>
+          <w:p>
+            <w:pPr>
+              <w:pStyle w:val="ListParagraph"/>
+              <w:numPr>
+                <w:ilvl w:val="1"/>
+                <w:numId w:val="7"/>
+              </w:numPr>
+              <w:spacing w:line="360" w:lineRule="auto"/>
+              <w:cnfStyle w:val="000000000000" w:firstRow="0" w:lastRow="0" w:firstColumn="0" w:lastColumn="0" w:oddVBand="0" w:evenVBand="0" w:oddHBand="0" w:evenHBand="0" w:firstRowFirstColumn="0" w:firstRowLastColumn="0" w:lastRowFirstColumn="0" w:lastRowLastColumn="0"/>
+              <w:rPr>
+                <w:color w:val="A02B93" w:themeColor="accent5"/>
+              </w:rPr>
+            </w:pPr>
+            <w:r>
+              <w:rPr>
+                <w:color w:val="A02B93" w:themeColor="accent5"/>
+              </w:rPr>
+              <w:t>missing values</w:t>
+            </w:r>
+          </w:p>
+          <w:p>
+            <w:pPr>
+              <w:pStyle w:val="ListParagraph"/>
+              <w:numPr>
+                <w:ilvl w:val="1"/>
+                <w:numId w:val="7"/>
+              </w:numPr>
+              <w:spacing w:line="360" w:lineRule="auto"/>
+              <w:cnfStyle w:val="000000000000" w:firstRow="0" w:lastRow="0" w:firstColumn="0" w:lastColumn="0" w:oddVBand="0" w:evenVBand="0" w:oddHBand="0" w:evenHBand="0" w:firstRowFirstColumn="0" w:firstRowLastColumn="0" w:lastRowFirstColumn="0" w:lastRowLastColumn="0"/>
+              <w:rPr>
+                <w:color w:val="A02B93" w:themeColor="accent5"/>
+              </w:rPr>
+            </w:pPr>
+            <w:r>
+              <w:rPr>
+                <w:color w:val="A02B93" w:themeColor="accent5"/>
+              </w:rPr>
+              <w:t>unexpected text</w:t>
+            </w:r>
+          </w:p>
+          <w:p>
+            <w:pPr>
+              <w:pStyle w:val="ListParagraph"/>
+              <w:numPr>
+                <w:ilvl w:val="1"/>
+                <w:numId w:val="7"/>
+              </w:numPr>
+              <w:spacing w:line="360" w:lineRule="auto"/>
+              <w:cnfStyle w:val="000000000000" w:firstRow="0" w:lastRow="0" w:firstColumn="0" w:lastColumn="0" w:oddVBand="0" w:evenVBand="0" w:oddHBand="0" w:evenHBand="0" w:firstRowFirstColumn="0" w:firstRowLastColumn="0" w:lastRowFirstColumn="0" w:lastRowLastColumn="0"/>
+              <w:rPr>
+                <w:color w:val="A02B93" w:themeColor="accent5"/>
+              </w:rPr>
+            </w:pPr>
+            <w:r>
+              <w:rPr>
+                <w:color w:val="A02B93" w:themeColor="accent5"/>
+              </w:rPr>
+              <w:t>date formats</w:t>
+            </w:r>
+          </w:p>
+          <w:p>
+            <w:pPr>
+              <w:pStyle w:val="ListParagraph"/>
+              <w:numPr>
+                <w:ilvl w:val="1"/>
+                <w:numId w:val="7"/>
+              </w:numPr>
+              <w:spacing w:line="360" w:lineRule="auto"/>
+              <w:cnfStyle w:val="000000000000" w:firstRow="0" w:lastRow="0" w:firstColumn="0" w:lastColumn="0" w:oddVBand="0" w:evenVBand="0" w:oddHBand="0" w:evenHBand="0" w:firstRowFirstColumn="0" w:firstRowLastColumn="0" w:lastRowFirstColumn="0" w:lastRowLastColumn="0"/>
+              <w:rPr>
+                <w:color w:val="A02B93" w:themeColor="accent5"/>
+              </w:rPr>
+            </w:pPr>
+            <w:r>
+              <w:rPr>
+                <w:color w:val="A02B93" w:themeColor="accent5"/>
+              </w:rPr>
+              <w:t>duplicate records</w:t>
+            </w:r>
+          </w:p>
+          <w:p>
+            <w:pPr>
+              <w:pStyle w:val="ListParagraph"/>
+              <w:numPr>
+                <w:ilvl w:val="1"/>
+                <w:numId w:val="7"/>
+              </w:numPr>
+              <w:spacing w:line="360" w:lineRule="auto"/>
+              <w:cnfStyle w:val="000000000000" w:firstRow="0" w:lastRow="0" w:firstColumn="0" w:lastColumn="0" w:oddVBand="0" w:evenVBand="0" w:oddHBand="0" w:evenHBand="0" w:firstRowFirstColumn="0" w:firstRowLastColumn="0" w:lastRowFirstColumn="0" w:lastRowLastColumn="0"/>
+              <w:rPr>
+                <w:color w:val="A02B93" w:themeColor="accent5"/>
+              </w:rPr>
+            </w:pPr>
+            <w:r>
+              <w:rPr>
+                <w:color w:val="A02B93" w:themeColor="accent5"/>
+              </w:rPr>
+              <w:t>values that do not match the destination table</w:t>
             </w:r>
           </w:p>
           <w:p>
@@ -9156,7 +8142,7 @@
               <w:rPr>
                 <w:color w:val="80340D" w:themeColor="accent2" w:themeShade="80"/>
               </w:rPr>
-              <w:t>Column Mapping</w:t>
+              <w:t>Importing With DBeaver</w:t>
             </w:r>
           </w:p>
         </w:tc>
@@ -9180,7 +8166,7 @@
                 <w:bCs/>
                 <w:color w:val="156082" w:themeColor="accent1"/>
               </w:rPr>
-              <w:t>Map each source column to the appropriate MariaDB table column.</w:t>
+              <w:t>DBeaver provides a guided interface for importing data into MariaDB tables.</w:t>
             </w:r>
           </w:p>
           <w:p>
@@ -9200,135 +8186,386 @@
               <w:rPr>
                 <w:color w:val="A02B93" w:themeColor="accent5"/>
               </w:rPr>
-              <w:t>check that:</w:t>
-            </w:r>
-          </w:p>
-          <w:p>
-            <w:pPr>
-              <w:pStyle w:val="ListParagraph"/>
-              <w:numPr>
-                <w:ilvl w:val="1"/>
-                <w:numId w:val="7"/>
-              </w:numPr>
-              <w:spacing w:line="360" w:lineRule="auto"/>
-              <w:cnfStyle w:val="000000000000" w:firstRow="0" w:lastRow="0" w:firstColumn="0" w:lastColumn="0" w:oddVBand="0" w:evenVBand="0" w:oddHBand="0" w:evenHBand="0" w:firstRowFirstColumn="0" w:firstRowLastColumn="0" w:lastRowFirstColumn="0" w:lastRowLastColumn="0"/>
-              <w:rPr>
-                <w:color w:val="A02B93" w:themeColor="accent5"/>
-              </w:rPr>
-            </w:pPr>
-            <w:r>
-              <w:rPr>
-                <w:color w:val="A02B93" w:themeColor="accent5"/>
-              </w:rPr>
-              <w:t>column names correspond correctly</w:t>
-            </w:r>
-          </w:p>
-          <w:p>
-            <w:pPr>
-              <w:pStyle w:val="ListParagraph"/>
-              <w:numPr>
-                <w:ilvl w:val="1"/>
-                <w:numId w:val="7"/>
-              </w:numPr>
-              <w:spacing w:line="360" w:lineRule="auto"/>
-              <w:cnfStyle w:val="000000000000" w:firstRow="0" w:lastRow="0" w:firstColumn="0" w:lastColumn="0" w:oddVBand="0" w:evenVBand="0" w:oddHBand="0" w:evenHBand="0" w:firstRowFirstColumn="0" w:firstRowLastColumn="0" w:lastRowFirstColumn="0" w:lastRowLastColumn="0"/>
-              <w:rPr>
-                <w:color w:val="A02B93" w:themeColor="accent5"/>
-              </w:rPr>
-            </w:pPr>
-            <w:r>
-              <w:rPr>
-                <w:color w:val="A02B93" w:themeColor="accent5"/>
-              </w:rPr>
-              <w:t>column order is correct</w:t>
-            </w:r>
-          </w:p>
-          <w:p>
-            <w:pPr>
-              <w:pStyle w:val="ListParagraph"/>
-              <w:numPr>
-                <w:ilvl w:val="1"/>
-                <w:numId w:val="7"/>
-              </w:numPr>
-              <w:spacing w:line="360" w:lineRule="auto"/>
-              <w:cnfStyle w:val="000000000000" w:firstRow="0" w:lastRow="0" w:firstColumn="0" w:lastColumn="0" w:oddVBand="0" w:evenVBand="0" w:oddHBand="0" w:evenHBand="0" w:firstRowFirstColumn="0" w:firstRowLastColumn="0" w:lastRowFirstColumn="0" w:lastRowLastColumn="0"/>
-              <w:rPr>
-                <w:color w:val="A02B93" w:themeColor="accent5"/>
-              </w:rPr>
-            </w:pPr>
-            <w:r>
-              <w:rPr>
-                <w:color w:val="A02B93" w:themeColor="accent5"/>
-              </w:rPr>
-              <w:t>source values are compatible with destination data types</w:t>
-            </w:r>
-          </w:p>
-          <w:p>
-            <w:pPr>
-              <w:pStyle w:val="ListParagraph"/>
-              <w:numPr>
-                <w:ilvl w:val="1"/>
-                <w:numId w:val="7"/>
-              </w:numPr>
-              <w:spacing w:line="360" w:lineRule="auto"/>
-              <w:cnfStyle w:val="000000000000" w:firstRow="0" w:lastRow="0" w:firstColumn="0" w:lastColumn="0" w:oddVBand="0" w:evenVBand="0" w:oddHBand="0" w:evenHBand="0" w:firstRowFirstColumn="0" w:firstRowLastColumn="0" w:lastRowFirstColumn="0" w:lastRowLastColumn="0"/>
-              <w:rPr>
-                <w:color w:val="A02B93" w:themeColor="accent5"/>
-              </w:rPr>
-            </w:pPr>
-            <w:r>
-              <w:rPr>
-                <w:color w:val="A02B93" w:themeColor="accent5"/>
-              </w:rPr>
-              <w:t>required destination columns receive values</w:t>
-            </w:r>
-          </w:p>
-          <w:p>
-            <w:pPr>
-              <w:spacing w:line="360" w:lineRule="auto"/>
-              <w:cnfStyle w:val="000000000000" w:firstRow="0" w:lastRow="0" w:firstColumn="0" w:lastColumn="0" w:oddVBand="0" w:evenVBand="0" w:oddHBand="0" w:evenHBand="0" w:firstRowFirstColumn="0" w:firstRowLastColumn="0" w:lastRowFirstColumn="0" w:lastRowLastColumn="0"/>
-              <w:rPr>
-                <w:color w:val="A02B93" w:themeColor="accent5"/>
-              </w:rPr>
-            </w:pPr>
-          </w:p>
-          <w:p>
-            <w:pPr>
-              <w:spacing w:line="360" w:lineRule="auto"/>
-              <w:cnfStyle w:val="000000000000" w:firstRow="0" w:lastRow="0" w:firstColumn="0" w:lastColumn="0" w:oddVBand="0" w:evenVBand="0" w:oddHBand="0" w:evenHBand="0" w:firstRowFirstColumn="0" w:firstRowLastColumn="0" w:lastRowFirstColumn="0" w:lastRowLastColumn="0"/>
-              <w:rPr>
-                <w:b/>
-                <w:bCs/>
-                <w:color w:val="156082" w:themeColor="accent1"/>
-              </w:rPr>
-            </w:pPr>
-            <w:r>
-              <w:rPr>
-                <w:b/>
-                <w:bCs/>
-                <w:color w:val="156082" w:themeColor="accent1"/>
-              </w:rPr>
-              <w:t>A successful mapping does not guarantee that every value is valid.</w:t>
-            </w:r>
-          </w:p>
-          <w:p>
-            <w:pPr>
-              <w:pStyle w:val="ListParagraph"/>
-              <w:numPr>
-                <w:ilvl w:val="0"/>
-                <w:numId w:val="7"/>
-              </w:numPr>
-              <w:spacing w:line="360" w:lineRule="auto"/>
-              <w:cnfStyle w:val="000000000000" w:firstRow="0" w:lastRow="0" w:firstColumn="0" w:lastColumn="0" w:oddVBand="0" w:evenVBand="0" w:oddHBand="0" w:evenHBand="0" w:firstRowFirstColumn="0" w:firstRowLastColumn="0" w:lastRowFirstColumn="0" w:lastRowLastColumn="0"/>
-              <w:rPr>
-                <w:color w:val="A02B93" w:themeColor="accent5"/>
-              </w:rPr>
-            </w:pPr>
-            <w:r>
-              <w:rPr>
-                <w:color w:val="A02B93" w:themeColor="accent5"/>
-              </w:rPr>
-              <w:t>the actual data must still conform to the table definition</w:t>
+              <w:t>the general process is:</w:t>
+            </w:r>
+          </w:p>
+          <w:p>
+            <w:pPr>
+              <w:pStyle w:val="ListParagraph"/>
+              <w:numPr>
+                <w:ilvl w:val="1"/>
+                <w:numId w:val="7"/>
+              </w:numPr>
+              <w:spacing w:line="360" w:lineRule="auto"/>
+              <w:cnfStyle w:val="000000000000" w:firstRow="0" w:lastRow="0" w:firstColumn="0" w:lastColumn="0" w:oddVBand="0" w:evenVBand="0" w:oddHBand="0" w:evenHBand="0" w:firstRowFirstColumn="0" w:firstRowLastColumn="0" w:lastRowFirstColumn="0" w:lastRowLastColumn="0"/>
+              <w:rPr>
+                <w:color w:val="A02B93" w:themeColor="accent5"/>
+              </w:rPr>
+            </w:pPr>
+            <w:r>
+              <w:rPr>
+                <w:color w:val="A02B93" w:themeColor="accent5"/>
+              </w:rPr>
+              <w:t>select the destination table</w:t>
+            </w:r>
+          </w:p>
+          <w:p>
+            <w:pPr>
+              <w:pStyle w:val="ListParagraph"/>
+              <w:numPr>
+                <w:ilvl w:val="1"/>
+                <w:numId w:val="7"/>
+              </w:numPr>
+              <w:spacing w:line="360" w:lineRule="auto"/>
+              <w:cnfStyle w:val="000000000000" w:firstRow="0" w:lastRow="0" w:firstColumn="0" w:lastColumn="0" w:oddVBand="0" w:evenVBand="0" w:oddHBand="0" w:evenHBand="0" w:firstRowFirstColumn="0" w:firstRowLastColumn="0" w:lastRowFirstColumn="0" w:lastRowLastColumn="0"/>
+              <w:rPr>
+                <w:color w:val="A02B93" w:themeColor="accent5"/>
+              </w:rPr>
+            </w:pPr>
+            <w:r>
+              <w:rPr>
+                <w:color w:val="A02B93" w:themeColor="accent5"/>
+              </w:rPr>
+              <w:t>right-click the table</w:t>
+            </w:r>
+          </w:p>
+          <w:p>
+            <w:pPr>
+              <w:pStyle w:val="ListParagraph"/>
+              <w:numPr>
+                <w:ilvl w:val="1"/>
+                <w:numId w:val="7"/>
+              </w:numPr>
+              <w:spacing w:line="360" w:lineRule="auto"/>
+              <w:cnfStyle w:val="000000000000" w:firstRow="0" w:lastRow="0" w:firstColumn="0" w:lastColumn="0" w:oddVBand="0" w:evenVBand="0" w:oddHBand="0" w:evenHBand="0" w:firstRowFirstColumn="0" w:firstRowLastColumn="0" w:lastRowFirstColumn="0" w:lastRowLastColumn="0"/>
+              <w:rPr>
+                <w:color w:val="A02B93" w:themeColor="accent5"/>
+              </w:rPr>
+            </w:pPr>
+            <w:r>
+              <w:rPr>
+                <w:color w:val="A02B93" w:themeColor="accent5"/>
+              </w:rPr>
+              <w:t>choose Import Data</w:t>
+            </w:r>
+          </w:p>
+          <w:p>
+            <w:pPr>
+              <w:pStyle w:val="ListParagraph"/>
+              <w:numPr>
+                <w:ilvl w:val="1"/>
+                <w:numId w:val="7"/>
+              </w:numPr>
+              <w:spacing w:line="360" w:lineRule="auto"/>
+              <w:cnfStyle w:val="000000000000" w:firstRow="0" w:lastRow="0" w:firstColumn="0" w:lastColumn="0" w:oddVBand="0" w:evenVBand="0" w:oddHBand="0" w:evenHBand="0" w:firstRowFirstColumn="0" w:firstRowLastColumn="0" w:lastRowFirstColumn="0" w:lastRowLastColumn="0"/>
+              <w:rPr>
+                <w:color w:val="A02B93" w:themeColor="accent5"/>
+              </w:rPr>
+            </w:pPr>
+            <w:r>
+              <w:rPr>
+                <w:color w:val="A02B93" w:themeColor="accent5"/>
+              </w:rPr>
+              <w:t>select the source format</w:t>
+            </w:r>
+          </w:p>
+          <w:p>
+            <w:pPr>
+              <w:pStyle w:val="ListParagraph"/>
+              <w:numPr>
+                <w:ilvl w:val="1"/>
+                <w:numId w:val="7"/>
+              </w:numPr>
+              <w:spacing w:line="360" w:lineRule="auto"/>
+              <w:cnfStyle w:val="000000000000" w:firstRow="0" w:lastRow="0" w:firstColumn="0" w:lastColumn="0" w:oddVBand="0" w:evenVBand="0" w:oddHBand="0" w:evenHBand="0" w:firstRowFirstColumn="0" w:firstRowLastColumn="0" w:lastRowFirstColumn="0" w:lastRowLastColumn="0"/>
+              <w:rPr>
+                <w:color w:val="A02B93" w:themeColor="accent5"/>
+              </w:rPr>
+            </w:pPr>
+            <w:r>
+              <w:rPr>
+                <w:color w:val="A02B93" w:themeColor="accent5"/>
+              </w:rPr>
+              <w:t>choose the source file</w:t>
+            </w:r>
+          </w:p>
+          <w:p>
+            <w:pPr>
+              <w:pStyle w:val="ListParagraph"/>
+              <w:numPr>
+                <w:ilvl w:val="1"/>
+                <w:numId w:val="7"/>
+              </w:numPr>
+              <w:spacing w:line="360" w:lineRule="auto"/>
+              <w:cnfStyle w:val="000000000000" w:firstRow="0" w:lastRow="0" w:firstColumn="0" w:lastColumn="0" w:oddVBand="0" w:evenVBand="0" w:oddHBand="0" w:evenHBand="0" w:firstRowFirstColumn="0" w:firstRowLastColumn="0" w:lastRowFirstColumn="0" w:lastRowLastColumn="0"/>
+              <w:rPr>
+                <w:color w:val="A02B93" w:themeColor="accent5"/>
+              </w:rPr>
+            </w:pPr>
+            <w:r>
+              <w:rPr>
+                <w:color w:val="A02B93" w:themeColor="accent5"/>
+              </w:rPr>
+              <w:t>configure the import settings</w:t>
+            </w:r>
+          </w:p>
+          <w:p>
+            <w:pPr>
+              <w:pStyle w:val="ListParagraph"/>
+              <w:numPr>
+                <w:ilvl w:val="1"/>
+                <w:numId w:val="7"/>
+              </w:numPr>
+              <w:spacing w:line="360" w:lineRule="auto"/>
+              <w:cnfStyle w:val="000000000000" w:firstRow="0" w:lastRow="0" w:firstColumn="0" w:lastColumn="0" w:oddVBand="0" w:evenVBand="0" w:oddHBand="0" w:evenHBand="0" w:firstRowFirstColumn="0" w:firstRowLastColumn="0" w:lastRowFirstColumn="0" w:lastRowLastColumn="0"/>
+              <w:rPr>
+                <w:color w:val="A02B93" w:themeColor="accent5"/>
+              </w:rPr>
+            </w:pPr>
+            <w:r>
+              <w:rPr>
+                <w:color w:val="A02B93" w:themeColor="accent5"/>
+              </w:rPr>
+              <w:t>map source columns to destination columns</w:t>
+            </w:r>
+          </w:p>
+          <w:p>
+            <w:pPr>
+              <w:pStyle w:val="ListParagraph"/>
+              <w:numPr>
+                <w:ilvl w:val="1"/>
+                <w:numId w:val="7"/>
+              </w:numPr>
+              <w:spacing w:line="360" w:lineRule="auto"/>
+              <w:cnfStyle w:val="000000000000" w:firstRow="0" w:lastRow="0" w:firstColumn="0" w:lastColumn="0" w:oddVBand="0" w:evenVBand="0" w:oddHBand="0" w:evenHBand="0" w:firstRowFirstColumn="0" w:firstRowLastColumn="0" w:lastRowFirstColumn="0" w:lastRowLastColumn="0"/>
+              <w:rPr>
+                <w:color w:val="A02B93" w:themeColor="accent5"/>
+              </w:rPr>
+            </w:pPr>
+            <w:r>
+              <w:rPr>
+                <w:color w:val="A02B93" w:themeColor="accent5"/>
+              </w:rPr>
+              <w:t>review the settings</w:t>
+            </w:r>
+          </w:p>
+          <w:p>
+            <w:pPr>
+              <w:pStyle w:val="ListParagraph"/>
+              <w:numPr>
+                <w:ilvl w:val="1"/>
+                <w:numId w:val="7"/>
+              </w:numPr>
+              <w:spacing w:line="360" w:lineRule="auto"/>
+              <w:cnfStyle w:val="000000000000" w:firstRow="0" w:lastRow="0" w:firstColumn="0" w:lastColumn="0" w:oddVBand="0" w:evenVBand="0" w:oddHBand="0" w:evenHBand="0" w:firstRowFirstColumn="0" w:firstRowLastColumn="0" w:lastRowFirstColumn="0" w:lastRowLastColumn="0"/>
+              <w:rPr>
+                <w:color w:val="A02B93" w:themeColor="accent5"/>
+              </w:rPr>
+            </w:pPr>
+            <w:r>
+              <w:rPr>
+                <w:color w:val="A02B93" w:themeColor="accent5"/>
+              </w:rPr>
+              <w:t>run the import</w:t>
+            </w:r>
+          </w:p>
+          <w:p>
+            <w:pPr>
+              <w:spacing w:line="360" w:lineRule="auto"/>
+              <w:cnfStyle w:val="000000000000" w:firstRow="0" w:lastRow="0" w:firstColumn="0" w:lastColumn="0" w:oddVBand="0" w:evenVBand="0" w:oddHBand="0" w:evenHBand="0" w:firstRowFirstColumn="0" w:firstRowLastColumn="0" w:lastRowFirstColumn="0" w:lastRowLastColumn="0"/>
+              <w:rPr>
+                <w:b/>
+                <w:bCs/>
+                <w:color w:val="A02B93" w:themeColor="accent5"/>
+              </w:rPr>
+            </w:pPr>
+            <w:r>
+              <w:rPr>
+                <w:b/>
+                <w:bCs/>
+                <w:color w:val="156082" w:themeColor="accent1"/>
+              </w:rPr>
+              <w:lastRenderedPageBreak/>
+              <w:t>F</w:t>
+            </w:r>
+            <w:r>
+              <w:rPr>
+                <w:b/>
+                <w:bCs/>
+                <w:color w:val="156082" w:themeColor="accent1"/>
+              </w:rPr>
+              <w:t>or CSV imports, DBeaver supports settings for</w:t>
+            </w:r>
+            <w:r>
+              <w:rPr>
+                <w:b/>
+                <w:bCs/>
+                <w:color w:val="156082" w:themeColor="accent1"/>
+              </w:rPr>
+              <w:t>:</w:t>
+            </w:r>
+            <w:r>
+              <w:rPr>
+                <w:b/>
+                <w:bCs/>
+                <w:color w:val="156082" w:themeColor="accent1"/>
+              </w:rPr>
+              <w:t xml:space="preserve"> </w:t>
+            </w:r>
+          </w:p>
+          <w:p>
+            <w:pPr>
+              <w:pStyle w:val="ListParagraph"/>
+              <w:numPr>
+                <w:ilvl w:val="1"/>
+                <w:numId w:val="7"/>
+              </w:numPr>
+              <w:spacing w:line="360" w:lineRule="auto"/>
+              <w:cnfStyle w:val="000000000000" w:firstRow="0" w:lastRow="0" w:firstColumn="0" w:lastColumn="0" w:oddVBand="0" w:evenVBand="0" w:oddHBand="0" w:evenHBand="0" w:firstRowFirstColumn="0" w:firstRowLastColumn="0" w:lastRowFirstColumn="0" w:lastRowLastColumn="0"/>
+              <w:rPr>
+                <w:color w:val="A02B93" w:themeColor="accent5"/>
+              </w:rPr>
+            </w:pPr>
+            <w:r>
+              <w:rPr>
+                <w:color w:val="A02B93" w:themeColor="accent5"/>
+              </w:rPr>
+              <w:t>delimiters</w:t>
+            </w:r>
+          </w:p>
+          <w:p>
+            <w:pPr>
+              <w:pStyle w:val="ListParagraph"/>
+              <w:numPr>
+                <w:ilvl w:val="1"/>
+                <w:numId w:val="7"/>
+              </w:numPr>
+              <w:spacing w:line="360" w:lineRule="auto"/>
+              <w:cnfStyle w:val="000000000000" w:firstRow="0" w:lastRow="0" w:firstColumn="0" w:lastColumn="0" w:oddVBand="0" w:evenVBand="0" w:oddHBand="0" w:evenHBand="0" w:firstRowFirstColumn="0" w:firstRowLastColumn="0" w:lastRowFirstColumn="0" w:lastRowLastColumn="0"/>
+              <w:rPr>
+                <w:color w:val="A02B93" w:themeColor="accent5"/>
+              </w:rPr>
+            </w:pPr>
+            <w:r>
+              <w:rPr>
+                <w:color w:val="A02B93" w:themeColor="accent5"/>
+              </w:rPr>
+              <w:t>headers</w:t>
+            </w:r>
+          </w:p>
+          <w:p>
+            <w:pPr>
+              <w:pStyle w:val="ListParagraph"/>
+              <w:numPr>
+                <w:ilvl w:val="1"/>
+                <w:numId w:val="7"/>
+              </w:numPr>
+              <w:spacing w:line="360" w:lineRule="auto"/>
+              <w:cnfStyle w:val="000000000000" w:firstRow="0" w:lastRow="0" w:firstColumn="0" w:lastColumn="0" w:oddVBand="0" w:evenVBand="0" w:oddHBand="0" w:evenHBand="0" w:firstRowFirstColumn="0" w:firstRowLastColumn="0" w:lastRowFirstColumn="0" w:lastRowLastColumn="0"/>
+              <w:rPr>
+                <w:color w:val="A02B93" w:themeColor="accent5"/>
+              </w:rPr>
+            </w:pPr>
+            <w:r>
+              <w:rPr>
+                <w:color w:val="A02B93" w:themeColor="accent5"/>
+              </w:rPr>
+              <w:t>quotes</w:t>
+            </w:r>
+          </w:p>
+          <w:p>
+            <w:pPr>
+              <w:pStyle w:val="ListParagraph"/>
+              <w:numPr>
+                <w:ilvl w:val="1"/>
+                <w:numId w:val="7"/>
+              </w:numPr>
+              <w:spacing w:line="360" w:lineRule="auto"/>
+              <w:cnfStyle w:val="000000000000" w:firstRow="0" w:lastRow="0" w:firstColumn="0" w:lastColumn="0" w:oddVBand="0" w:evenVBand="0" w:oddHBand="0" w:evenHBand="0" w:firstRowFirstColumn="0" w:firstRowLastColumn="0" w:lastRowFirstColumn="0" w:lastRowLastColumn="0"/>
+              <w:rPr>
+                <w:color w:val="A02B93" w:themeColor="accent5"/>
+              </w:rPr>
+            </w:pPr>
+            <w:r>
+              <w:rPr>
+                <w:color w:val="A02B93" w:themeColor="accent5"/>
+              </w:rPr>
+              <w:t>escape characters</w:t>
+            </w:r>
+          </w:p>
+          <w:p>
+            <w:pPr>
+              <w:pStyle w:val="ListParagraph"/>
+              <w:numPr>
+                <w:ilvl w:val="1"/>
+                <w:numId w:val="7"/>
+              </w:numPr>
+              <w:spacing w:line="360" w:lineRule="auto"/>
+              <w:cnfStyle w:val="000000000000" w:firstRow="0" w:lastRow="0" w:firstColumn="0" w:lastColumn="0" w:oddVBand="0" w:evenVBand="0" w:oddHBand="0" w:evenHBand="0" w:firstRowFirstColumn="0" w:firstRowLastColumn="0" w:lastRowFirstColumn="0" w:lastRowLastColumn="0"/>
+              <w:rPr>
+                <w:color w:val="A02B93" w:themeColor="accent5"/>
+              </w:rPr>
+            </w:pPr>
+            <m:oMath>
+              <m:r>
+                <w:rPr>
+                  <w:rFonts w:ascii="Cambria Math" w:hAnsi="Cambria Math"/>
+                  <w:color w:val="A02B93" w:themeColor="accent5"/>
+                </w:rPr>
+                <m:t>NULL</m:t>
+              </m:r>
+            </m:oMath>
+            <w:r>
+              <w:rPr>
+                <w:color w:val="A02B93" w:themeColor="accent5"/>
+              </w:rPr>
+              <w:t xml:space="preserve"> values</w:t>
+            </w:r>
+          </w:p>
+          <w:p>
+            <w:pPr>
+              <w:pStyle w:val="ListParagraph"/>
+              <w:numPr>
+                <w:ilvl w:val="1"/>
+                <w:numId w:val="7"/>
+              </w:numPr>
+              <w:spacing w:line="360" w:lineRule="auto"/>
+              <w:cnfStyle w:val="000000000000" w:firstRow="0" w:lastRow="0" w:firstColumn="0" w:lastColumn="0" w:oddVBand="0" w:evenVBand="0" w:oddHBand="0" w:evenHBand="0" w:firstRowFirstColumn="0" w:firstRowLastColumn="0" w:lastRowFirstColumn="0" w:lastRowLastColumn="0"/>
+              <w:rPr>
+                <w:color w:val="A02B93" w:themeColor="accent5"/>
+              </w:rPr>
+            </w:pPr>
+            <w:r>
+              <w:rPr>
+                <w:color w:val="A02B93" w:themeColor="accent5"/>
+              </w:rPr>
+              <w:t>encoding</w:t>
+            </w:r>
+          </w:p>
+          <w:p>
+            <w:pPr>
+              <w:pStyle w:val="ListParagraph"/>
+              <w:numPr>
+                <w:ilvl w:val="1"/>
+                <w:numId w:val="7"/>
+              </w:numPr>
+              <w:spacing w:line="360" w:lineRule="auto"/>
+              <w:cnfStyle w:val="000000000000" w:firstRow="0" w:lastRow="0" w:firstColumn="0" w:lastColumn="0" w:oddVBand="0" w:evenVBand="0" w:oddHBand="0" w:evenHBand="0" w:firstRowFirstColumn="0" w:firstRowLastColumn="0" w:lastRowFirstColumn="0" w:lastRowLastColumn="0"/>
+              <w:rPr>
+                <w:color w:val="A02B93" w:themeColor="accent5"/>
+              </w:rPr>
+            </w:pPr>
+            <w:r>
+              <w:rPr>
+                <w:color w:val="A02B93" w:themeColor="accent5"/>
+              </w:rPr>
+              <w:t>date format</w:t>
+            </w:r>
+            <w:r>
+              <w:rPr>
+                <w:color w:val="A02B93" w:themeColor="accent5"/>
+              </w:rPr>
+              <w:t>s</w:t>
             </w:r>
           </w:p>
           <w:p>
@@ -9363,6 +8600,1136 @@
               <w:rPr>
                 <w:color w:val="80340D" w:themeColor="accent2" w:themeShade="80"/>
               </w:rPr>
+              <w:lastRenderedPageBreak/>
+              <w:t>Selecting The Source File</w:t>
+            </w:r>
+          </w:p>
+        </w:tc>
+        <w:tc>
+          <w:tcPr>
+            <w:tcW w:w="7416" w:type="dxa"/>
+          </w:tcPr>
+          <w:p>
+            <w:pPr>
+              <w:spacing w:line="360" w:lineRule="auto"/>
+              <w:cnfStyle w:val="000000000000" w:firstRow="0" w:lastRow="0" w:firstColumn="0" w:lastColumn="0" w:oddVBand="0" w:evenVBand="0" w:oddHBand="0" w:evenHBand="0" w:firstRowFirstColumn="0" w:firstRowLastColumn="0" w:lastRowFirstColumn="0" w:lastRowLastColumn="0"/>
+              <w:rPr>
+                <w:b/>
+                <w:bCs/>
+                <w:color w:val="A02B93" w:themeColor="accent5"/>
+              </w:rPr>
+            </w:pPr>
+            <w:r>
+              <w:rPr>
+                <w:b/>
+                <w:bCs/>
+                <w:color w:val="156082" w:themeColor="accent1"/>
+              </w:rPr>
+              <w:t>Choose the file containing the data to be imported.</w:t>
+            </w:r>
+          </w:p>
+          <w:p>
+            <w:pPr>
+              <w:pStyle w:val="ListParagraph"/>
+              <w:numPr>
+                <w:ilvl w:val="0"/>
+                <w:numId w:val="7"/>
+              </w:numPr>
+              <w:spacing w:line="360" w:lineRule="auto"/>
+              <w:cnfStyle w:val="000000000000" w:firstRow="0" w:lastRow="0" w:firstColumn="0" w:lastColumn="0" w:oddVBand="0" w:evenVBand="0" w:oddHBand="0" w:evenHBand="0" w:firstRowFirstColumn="0" w:firstRowLastColumn="0" w:lastRowFirstColumn="0" w:lastRowLastColumn="0"/>
+              <w:rPr>
+                <w:color w:val="A02B93" w:themeColor="accent5"/>
+              </w:rPr>
+            </w:pPr>
+            <w:r>
+              <w:rPr>
+                <w:color w:val="A02B93" w:themeColor="accent5"/>
+              </w:rPr>
+              <w:t>common formats include:</w:t>
+            </w:r>
+          </w:p>
+          <w:p>
+            <w:pPr>
+              <w:pStyle w:val="ListParagraph"/>
+              <w:numPr>
+                <w:ilvl w:val="1"/>
+                <w:numId w:val="7"/>
+              </w:numPr>
+              <w:spacing w:line="360" w:lineRule="auto"/>
+              <w:cnfStyle w:val="000000000000" w:firstRow="0" w:lastRow="0" w:firstColumn="0" w:lastColumn="0" w:oddVBand="0" w:evenVBand="0" w:oddHBand="0" w:evenHBand="0" w:firstRowFirstColumn="0" w:firstRowLastColumn="0" w:lastRowFirstColumn="0" w:lastRowLastColumn="0"/>
+              <w:rPr>
+                <w:color w:val="A02B93" w:themeColor="accent5"/>
+              </w:rPr>
+            </w:pPr>
+            <w:r>
+              <w:rPr>
+                <w:color w:val="A02B93" w:themeColor="accent5"/>
+              </w:rPr>
+              <w:t>CSV</w:t>
+            </w:r>
+          </w:p>
+          <w:p>
+            <w:pPr>
+              <w:pStyle w:val="ListParagraph"/>
+              <w:numPr>
+                <w:ilvl w:val="1"/>
+                <w:numId w:val="7"/>
+              </w:numPr>
+              <w:spacing w:line="360" w:lineRule="auto"/>
+              <w:cnfStyle w:val="000000000000" w:firstRow="0" w:lastRow="0" w:firstColumn="0" w:lastColumn="0" w:oddVBand="0" w:evenVBand="0" w:oddHBand="0" w:evenHBand="0" w:firstRowFirstColumn="0" w:firstRowLastColumn="0" w:lastRowFirstColumn="0" w:lastRowLastColumn="0"/>
+              <w:rPr>
+                <w:color w:val="A02B93" w:themeColor="accent5"/>
+              </w:rPr>
+            </w:pPr>
+            <w:r>
+              <w:rPr>
+                <w:color w:val="A02B93" w:themeColor="accent5"/>
+              </w:rPr>
+              <w:t>tab-delimited text</w:t>
+            </w:r>
+          </w:p>
+          <w:p>
+            <w:pPr>
+              <w:pStyle w:val="ListParagraph"/>
+              <w:numPr>
+                <w:ilvl w:val="1"/>
+                <w:numId w:val="7"/>
+              </w:numPr>
+              <w:spacing w:line="360" w:lineRule="auto"/>
+              <w:cnfStyle w:val="000000000000" w:firstRow="0" w:lastRow="0" w:firstColumn="0" w:lastColumn="0" w:oddVBand="0" w:evenVBand="0" w:oddHBand="0" w:evenHBand="0" w:firstRowFirstColumn="0" w:firstRowLastColumn="0" w:lastRowFirstColumn="0" w:lastRowLastColumn="0"/>
+              <w:rPr>
+                <w:color w:val="A02B93" w:themeColor="accent5"/>
+              </w:rPr>
+            </w:pPr>
+            <w:r>
+              <w:rPr>
+                <w:color w:val="A02B93" w:themeColor="accent5"/>
+              </w:rPr>
+              <w:t>other formats supported by DBeaver</w:t>
+            </w:r>
+          </w:p>
+          <w:p>
+            <w:pPr>
+              <w:spacing w:line="360" w:lineRule="auto"/>
+              <w:cnfStyle w:val="000000000000" w:firstRow="0" w:lastRow="0" w:firstColumn="0" w:lastColumn="0" w:oddVBand="0" w:evenVBand="0" w:oddHBand="0" w:evenHBand="0" w:firstRowFirstColumn="0" w:firstRowLastColumn="0" w:lastRowFirstColumn="0" w:lastRowLastColumn="0"/>
+              <w:rPr>
+                <w:color w:val="A02B93" w:themeColor="accent5"/>
+              </w:rPr>
+            </w:pPr>
+          </w:p>
+          <w:p>
+            <w:pPr>
+              <w:spacing w:line="360" w:lineRule="auto"/>
+              <w:cnfStyle w:val="000000000000" w:firstRow="0" w:lastRow="0" w:firstColumn="0" w:lastColumn="0" w:oddVBand="0" w:evenVBand="0" w:oddHBand="0" w:evenHBand="0" w:firstRowFirstColumn="0" w:firstRowLastColumn="0" w:lastRowFirstColumn="0" w:lastRowLastColumn="0"/>
+              <w:rPr>
+                <w:b/>
+                <w:bCs/>
+                <w:color w:val="156082" w:themeColor="accent1"/>
+              </w:rPr>
+            </w:pPr>
+            <w:r>
+              <w:rPr>
+                <w:b/>
+                <w:bCs/>
+                <w:color w:val="156082" w:themeColor="accent1"/>
+              </w:rPr>
+              <w:t>The source file should be compatible with the structure of the destination table.</w:t>
+            </w:r>
+          </w:p>
+          <w:p>
+            <w:pPr>
+              <w:spacing w:line="360" w:lineRule="auto"/>
+              <w:cnfStyle w:val="000000000000" w:firstRow="0" w:lastRow="0" w:firstColumn="0" w:lastColumn="0" w:oddVBand="0" w:evenVBand="0" w:oddHBand="0" w:evenHBand="0" w:firstRowFirstColumn="0" w:firstRowLastColumn="0" w:lastRowFirstColumn="0" w:lastRowLastColumn="0"/>
+              <w:rPr>
+                <w:color w:val="A02B93" w:themeColor="accent5"/>
+              </w:rPr>
+            </w:pPr>
+          </w:p>
+        </w:tc>
+      </w:tr>
+      <w:tr>
+        <w:trPr>
+          <w:trHeight w:val="368"/>
+        </w:trPr>
+        <w:tc>
+          <w:tcPr>
+            <w:cnfStyle w:val="001000000000" w:firstRow="0" w:lastRow="0" w:firstColumn="1" w:lastColumn="0" w:oddVBand="0" w:evenVBand="0" w:oddHBand="0" w:evenHBand="0" w:firstRowFirstColumn="0" w:firstRowLastColumn="0" w:lastRowFirstColumn="0" w:lastRowLastColumn="0"/>
+            <w:tcW w:w="2065" w:type="dxa"/>
+            <w:shd w:val="clear" w:color="auto" w:fill="D9D9D9" w:themeFill="background1" w:themeFillShade="D9"/>
+          </w:tcPr>
+          <w:p>
+            <w:pPr>
+              <w:spacing w:line="360" w:lineRule="auto"/>
+              <w:rPr>
+                <w:color w:val="80340D" w:themeColor="accent2" w:themeShade="80"/>
+              </w:rPr>
+            </w:pPr>
+            <w:r>
+              <w:rPr>
+                <w:color w:val="80340D" w:themeColor="accent2" w:themeShade="80"/>
+              </w:rPr>
+              <w:t>Header Row</w:t>
+            </w:r>
+          </w:p>
+        </w:tc>
+        <w:tc>
+          <w:tcPr>
+            <w:tcW w:w="7416" w:type="dxa"/>
+          </w:tcPr>
+          <w:p>
+            <w:pPr>
+              <w:spacing w:line="360" w:lineRule="auto"/>
+              <w:cnfStyle w:val="000000000000" w:firstRow="0" w:lastRow="0" w:firstColumn="0" w:lastColumn="0" w:oddVBand="0" w:evenVBand="0" w:oddHBand="0" w:evenHBand="0" w:firstRowFirstColumn="0" w:firstRowLastColumn="0" w:lastRowFirstColumn="0" w:lastRowLastColumn="0"/>
+              <w:rPr>
+                <w:b/>
+                <w:bCs/>
+                <w:color w:val="156082" w:themeColor="accent1"/>
+              </w:rPr>
+            </w:pPr>
+            <w:r>
+              <w:rPr>
+                <w:b/>
+                <w:bCs/>
+                <w:color w:val="156082" w:themeColor="accent1"/>
+              </w:rPr>
+              <w:t>A header row contains the names of the columns.</w:t>
+            </w:r>
+          </w:p>
+          <w:p>
+            <w:pPr>
+              <w:pStyle w:val="ListParagraph"/>
+              <w:numPr>
+                <w:ilvl w:val="0"/>
+                <w:numId w:val="7"/>
+              </w:numPr>
+              <w:spacing w:line="360" w:lineRule="auto"/>
+              <w:cnfStyle w:val="000000000000" w:firstRow="0" w:lastRow="0" w:firstColumn="0" w:lastColumn="0" w:oddVBand="0" w:evenVBand="0" w:oddHBand="0" w:evenHBand="0" w:firstRowFirstColumn="0" w:firstRowLastColumn="0" w:lastRowFirstColumn="0" w:lastRowLastColumn="0"/>
+              <w:rPr>
+                <w:color w:val="A02B93" w:themeColor="accent5"/>
+              </w:rPr>
+            </w:pPr>
+            <w:r>
+              <w:rPr>
+                <w:color w:val="A02B93" w:themeColor="accent5"/>
+              </w:rPr>
+              <w:t>if the source file has a header:</w:t>
+            </w:r>
+          </w:p>
+          <w:p>
+            <w:pPr>
+              <w:pStyle w:val="ListParagraph"/>
+              <w:numPr>
+                <w:ilvl w:val="1"/>
+                <w:numId w:val="7"/>
+              </w:numPr>
+              <w:spacing w:line="360" w:lineRule="auto"/>
+              <w:cnfStyle w:val="000000000000" w:firstRow="0" w:lastRow="0" w:firstColumn="0" w:lastColumn="0" w:oddVBand="0" w:evenVBand="0" w:oddHBand="0" w:evenHBand="0" w:firstRowFirstColumn="0" w:firstRowLastColumn="0" w:lastRowFirstColumn="0" w:lastRowLastColumn="0"/>
+              <w:rPr>
+                <w:color w:val="A02B93" w:themeColor="accent5"/>
+              </w:rPr>
+            </w:pPr>
+            <w:r>
+              <w:rPr>
+                <w:color w:val="A02B93" w:themeColor="accent5"/>
+              </w:rPr>
+              <w:t>configure DBeaver to use the first row as column names</w:t>
+            </w:r>
+          </w:p>
+          <w:p>
+            <w:pPr>
+              <w:spacing w:line="360" w:lineRule="auto"/>
+              <w:cnfStyle w:val="000000000000" w:firstRow="0" w:lastRow="0" w:firstColumn="0" w:lastColumn="0" w:oddVBand="0" w:evenVBand="0" w:oddHBand="0" w:evenHBand="0" w:firstRowFirstColumn="0" w:firstRowLastColumn="0" w:lastRowFirstColumn="0" w:lastRowLastColumn="0"/>
+              <w:rPr>
+                <w:color w:val="A02B93" w:themeColor="accent5"/>
+              </w:rPr>
+            </w:pPr>
+          </w:p>
+          <w:p>
+            <w:pPr>
+              <w:pStyle w:val="ListParagraph"/>
+              <w:numPr>
+                <w:ilvl w:val="0"/>
+                <w:numId w:val="7"/>
+              </w:numPr>
+              <w:spacing w:line="360" w:lineRule="auto"/>
+              <w:cnfStyle w:val="000000000000" w:firstRow="0" w:lastRow="0" w:firstColumn="0" w:lastColumn="0" w:oddVBand="0" w:evenVBand="0" w:oddHBand="0" w:evenHBand="0" w:firstRowFirstColumn="0" w:firstRowLastColumn="0" w:lastRowFirstColumn="0" w:lastRowLastColumn="0"/>
+              <w:rPr>
+                <w:color w:val="A02B93" w:themeColor="accent5"/>
+              </w:rPr>
+            </w:pPr>
+            <w:r>
+              <w:rPr>
+                <w:color w:val="A02B93" w:themeColor="accent5"/>
+              </w:rPr>
+              <w:t>if the source file does not have a header:</w:t>
+            </w:r>
+          </w:p>
+          <w:p>
+            <w:pPr>
+              <w:pStyle w:val="ListParagraph"/>
+              <w:numPr>
+                <w:ilvl w:val="1"/>
+                <w:numId w:val="7"/>
+              </w:numPr>
+              <w:spacing w:line="360" w:lineRule="auto"/>
+              <w:cnfStyle w:val="000000000000" w:firstRow="0" w:lastRow="0" w:firstColumn="0" w:lastColumn="0" w:oddVBand="0" w:evenVBand="0" w:oddHBand="0" w:evenHBand="0" w:firstRowFirstColumn="0" w:firstRowLastColumn="0" w:lastRowFirstColumn="0" w:lastRowLastColumn="0"/>
+              <w:rPr>
+                <w:color w:val="A02B93" w:themeColor="accent5"/>
+              </w:rPr>
+            </w:pPr>
+            <w:r>
+              <w:rPr>
+                <w:color w:val="A02B93" w:themeColor="accent5"/>
+              </w:rPr>
+              <w:t>configure the import so the first row is treated as data</w:t>
+            </w:r>
+          </w:p>
+          <w:p>
+            <w:pPr>
+              <w:spacing w:line="360" w:lineRule="auto"/>
+              <w:cnfStyle w:val="000000000000" w:firstRow="0" w:lastRow="0" w:firstColumn="0" w:lastColumn="0" w:oddVBand="0" w:evenVBand="0" w:oddHBand="0" w:evenHBand="0" w:firstRowFirstColumn="0" w:firstRowLastColumn="0" w:lastRowFirstColumn="0" w:lastRowLastColumn="0"/>
+              <w:rPr>
+                <w:color w:val="A02B93" w:themeColor="accent5"/>
+              </w:rPr>
+            </w:pPr>
+          </w:p>
+          <w:p>
+            <w:pPr>
+              <w:spacing w:line="360" w:lineRule="auto"/>
+              <w:cnfStyle w:val="000000000000" w:firstRow="0" w:lastRow="0" w:firstColumn="0" w:lastColumn="0" w:oddVBand="0" w:evenVBand="0" w:oddHBand="0" w:evenHBand="0" w:firstRowFirstColumn="0" w:firstRowLastColumn="0" w:lastRowFirstColumn="0" w:lastRowLastColumn="0"/>
+              <w:rPr>
+                <w:b/>
+                <w:bCs/>
+                <w:color w:val="156082" w:themeColor="accent1"/>
+              </w:rPr>
+            </w:pPr>
+            <w:r>
+              <w:rPr>
+                <w:b/>
+                <w:bCs/>
+                <w:color w:val="156082" w:themeColor="accent1"/>
+              </w:rPr>
+              <w:t>Incorrect header settings can cause a data row to be skipped or column names to be imported as data.</w:t>
+            </w:r>
+          </w:p>
+          <w:p>
+            <w:pPr>
+              <w:spacing w:line="360" w:lineRule="auto"/>
+              <w:cnfStyle w:val="000000000000" w:firstRow="0" w:lastRow="0" w:firstColumn="0" w:lastColumn="0" w:oddVBand="0" w:evenVBand="0" w:oddHBand="0" w:evenHBand="0" w:firstRowFirstColumn="0" w:firstRowLastColumn="0" w:lastRowFirstColumn="0" w:lastRowLastColumn="0"/>
+              <w:rPr>
+                <w:b/>
+                <w:bCs/>
+                <w:color w:val="A02B93" w:themeColor="accent5"/>
+              </w:rPr>
+            </w:pPr>
+          </w:p>
+        </w:tc>
+      </w:tr>
+      <w:tr>
+        <w:trPr>
+          <w:trHeight w:val="368"/>
+        </w:trPr>
+        <w:tc>
+          <w:tcPr>
+            <w:cnfStyle w:val="001000000000" w:firstRow="0" w:lastRow="0" w:firstColumn="1" w:lastColumn="0" w:oddVBand="0" w:evenVBand="0" w:oddHBand="0" w:evenHBand="0" w:firstRowFirstColumn="0" w:firstRowLastColumn="0" w:lastRowFirstColumn="0" w:lastRowLastColumn="0"/>
+            <w:tcW w:w="2065" w:type="dxa"/>
+            <w:shd w:val="clear" w:color="auto" w:fill="D9D9D9" w:themeFill="background1" w:themeFillShade="D9"/>
+          </w:tcPr>
+          <w:p>
+            <w:pPr>
+              <w:spacing w:line="360" w:lineRule="auto"/>
+              <w:rPr>
+                <w:color w:val="80340D" w:themeColor="accent2" w:themeShade="80"/>
+              </w:rPr>
+            </w:pPr>
+            <w:r>
+              <w:rPr>
+                <w:color w:val="80340D" w:themeColor="accent2" w:themeShade="80"/>
+              </w:rPr>
+              <w:lastRenderedPageBreak/>
+              <w:t>Delimiter</w:t>
+            </w:r>
+          </w:p>
+        </w:tc>
+        <w:tc>
+          <w:tcPr>
+            <w:tcW w:w="7416" w:type="dxa"/>
+          </w:tcPr>
+          <w:p>
+            <w:pPr>
+              <w:spacing w:line="360" w:lineRule="auto"/>
+              <w:cnfStyle w:val="000000000000" w:firstRow="0" w:lastRow="0" w:firstColumn="0" w:lastColumn="0" w:oddVBand="0" w:evenVBand="0" w:oddHBand="0" w:evenHBand="0" w:firstRowFirstColumn="0" w:firstRowLastColumn="0" w:lastRowFirstColumn="0" w:lastRowLastColumn="0"/>
+              <w:rPr>
+                <w:b/>
+                <w:bCs/>
+                <w:color w:val="156082" w:themeColor="accent1"/>
+              </w:rPr>
+            </w:pPr>
+            <w:r>
+              <w:rPr>
+                <w:b/>
+                <w:bCs/>
+                <w:color w:val="156082" w:themeColor="accent1"/>
+              </w:rPr>
+              <w:t>The delimiter identifies where one field ends and the next begins.</w:t>
+            </w:r>
+          </w:p>
+          <w:p>
+            <w:pPr>
+              <w:pStyle w:val="ListParagraph"/>
+              <w:numPr>
+                <w:ilvl w:val="0"/>
+                <w:numId w:val="7"/>
+              </w:numPr>
+              <w:spacing w:line="360" w:lineRule="auto"/>
+              <w:cnfStyle w:val="000000000000" w:firstRow="0" w:lastRow="0" w:firstColumn="0" w:lastColumn="0" w:oddVBand="0" w:evenVBand="0" w:oddHBand="0" w:evenHBand="0" w:firstRowFirstColumn="0" w:firstRowLastColumn="0" w:lastRowFirstColumn="0" w:lastRowLastColumn="0"/>
+              <w:rPr>
+                <w:color w:val="A02B93" w:themeColor="accent5"/>
+              </w:rPr>
+            </w:pPr>
+            <w:r>
+              <w:rPr>
+                <w:color w:val="A02B93" w:themeColor="accent5"/>
+              </w:rPr>
+              <w:t>common delimiters include:</w:t>
+            </w:r>
+          </w:p>
+          <w:p>
+            <w:pPr>
+              <w:pStyle w:val="ListParagraph"/>
+              <w:numPr>
+                <w:ilvl w:val="1"/>
+                <w:numId w:val="7"/>
+              </w:numPr>
+              <w:spacing w:line="360" w:lineRule="auto"/>
+              <w:cnfStyle w:val="000000000000" w:firstRow="0" w:lastRow="0" w:firstColumn="0" w:lastColumn="0" w:oddVBand="0" w:evenVBand="0" w:oddHBand="0" w:evenHBand="0" w:firstRowFirstColumn="0" w:firstRowLastColumn="0" w:lastRowFirstColumn="0" w:lastRowLastColumn="0"/>
+              <w:rPr>
+                <w:color w:val="A02B93" w:themeColor="accent5"/>
+              </w:rPr>
+            </w:pPr>
+            <w:r>
+              <w:rPr>
+                <w:color w:val="A02B93" w:themeColor="accent5"/>
+              </w:rPr>
+              <w:t>comma</w:t>
+            </w:r>
+          </w:p>
+          <w:p>
+            <w:pPr>
+              <w:pStyle w:val="ListParagraph"/>
+              <w:numPr>
+                <w:ilvl w:val="1"/>
+                <w:numId w:val="7"/>
+              </w:numPr>
+              <w:spacing w:line="360" w:lineRule="auto"/>
+              <w:cnfStyle w:val="000000000000" w:firstRow="0" w:lastRow="0" w:firstColumn="0" w:lastColumn="0" w:oddVBand="0" w:evenVBand="0" w:oddHBand="0" w:evenHBand="0" w:firstRowFirstColumn="0" w:firstRowLastColumn="0" w:lastRowFirstColumn="0" w:lastRowLastColumn="0"/>
+              <w:rPr>
+                <w:color w:val="A02B93" w:themeColor="accent5"/>
+              </w:rPr>
+            </w:pPr>
+            <w:r>
+              <w:rPr>
+                <w:color w:val="A02B93" w:themeColor="accent5"/>
+              </w:rPr>
+              <w:t>tab</w:t>
+            </w:r>
+          </w:p>
+          <w:p>
+            <w:pPr>
+              <w:pStyle w:val="ListParagraph"/>
+              <w:numPr>
+                <w:ilvl w:val="1"/>
+                <w:numId w:val="7"/>
+              </w:numPr>
+              <w:spacing w:line="360" w:lineRule="auto"/>
+              <w:cnfStyle w:val="000000000000" w:firstRow="0" w:lastRow="0" w:firstColumn="0" w:lastColumn="0" w:oddVBand="0" w:evenVBand="0" w:oddHBand="0" w:evenHBand="0" w:firstRowFirstColumn="0" w:firstRowLastColumn="0" w:lastRowFirstColumn="0" w:lastRowLastColumn="0"/>
+              <w:rPr>
+                <w:color w:val="A02B93" w:themeColor="accent5"/>
+              </w:rPr>
+            </w:pPr>
+            <w:r>
+              <w:rPr>
+                <w:color w:val="A02B93" w:themeColor="accent5"/>
+              </w:rPr>
+              <w:t>pipe</w:t>
+            </w:r>
+          </w:p>
+          <w:p>
+            <w:pPr>
+              <w:spacing w:line="360" w:lineRule="auto"/>
+              <w:cnfStyle w:val="000000000000" w:firstRow="0" w:lastRow="0" w:firstColumn="0" w:lastColumn="0" w:oddVBand="0" w:evenVBand="0" w:oddHBand="0" w:evenHBand="0" w:firstRowFirstColumn="0" w:firstRowLastColumn="0" w:lastRowFirstColumn="0" w:lastRowLastColumn="0"/>
+              <w:rPr>
+                <w:color w:val="A02B93" w:themeColor="accent5"/>
+              </w:rPr>
+            </w:pPr>
+          </w:p>
+          <w:p>
+            <w:pPr>
+              <w:pStyle w:val="ListParagraph"/>
+              <w:numPr>
+                <w:ilvl w:val="0"/>
+                <w:numId w:val="7"/>
+              </w:numPr>
+              <w:spacing w:line="360" w:lineRule="auto"/>
+              <w:cnfStyle w:val="000000000000" w:firstRow="0" w:lastRow="0" w:firstColumn="0" w:lastColumn="0" w:oddVBand="0" w:evenVBand="0" w:oddHBand="0" w:evenHBand="0" w:firstRowFirstColumn="0" w:firstRowLastColumn="0" w:lastRowFirstColumn="0" w:lastRowLastColumn="0"/>
+              <w:rPr>
+                <w:color w:val="A02B93" w:themeColor="accent5"/>
+              </w:rPr>
+            </w:pPr>
+            <w:r>
+              <w:rPr>
+                <w:color w:val="A02B93" w:themeColor="accent5"/>
+              </w:rPr>
+              <w:t>CSV files normally use a comma</w:t>
+            </w:r>
+          </w:p>
+          <w:p>
+            <w:pPr>
+              <w:pStyle w:val="ListParagraph"/>
+              <w:spacing w:line="360" w:lineRule="auto"/>
+              <w:ind w:left="360"/>
+              <w:cnfStyle w:val="000000000000" w:firstRow="0" w:lastRow="0" w:firstColumn="0" w:lastColumn="0" w:oddVBand="0" w:evenVBand="0" w:oddHBand="0" w:evenHBand="0" w:firstRowFirstColumn="0" w:firstRowLastColumn="0" w:lastRowFirstColumn="0" w:lastRowLastColumn="0"/>
+              <w:rPr>
+                <w:color w:val="A02B93" w:themeColor="accent5"/>
+              </w:rPr>
+            </w:pPr>
+          </w:p>
+          <w:p>
+            <w:pPr>
+              <w:spacing w:line="360" w:lineRule="auto"/>
+              <w:cnfStyle w:val="000000000000" w:firstRow="0" w:lastRow="0" w:firstColumn="0" w:lastColumn="0" w:oddVBand="0" w:evenVBand="0" w:oddHBand="0" w:evenHBand="0" w:firstRowFirstColumn="0" w:firstRowLastColumn="0" w:lastRowFirstColumn="0" w:lastRowLastColumn="0"/>
+              <w:rPr>
+                <w:b/>
+                <w:bCs/>
+                <w:color w:val="156082" w:themeColor="accent1"/>
+              </w:rPr>
+            </w:pPr>
+            <w:r>
+              <w:rPr>
+                <w:b/>
+                <w:bCs/>
+                <w:color w:val="156082" w:themeColor="accent1"/>
+              </w:rPr>
+              <w:t>The configured delimiter must match the source file.</w:t>
+            </w:r>
+          </w:p>
+          <w:p>
+            <w:pPr>
+              <w:spacing w:line="360" w:lineRule="auto"/>
+              <w:cnfStyle w:val="000000000000" w:firstRow="0" w:lastRow="0" w:firstColumn="0" w:lastColumn="0" w:oddVBand="0" w:evenVBand="0" w:oddHBand="0" w:evenHBand="0" w:firstRowFirstColumn="0" w:firstRowLastColumn="0" w:lastRowFirstColumn="0" w:lastRowLastColumn="0"/>
+              <w:rPr>
+                <w:color w:val="A02B93" w:themeColor="accent5"/>
+              </w:rPr>
+            </w:pPr>
+          </w:p>
+        </w:tc>
+      </w:tr>
+      <w:tr>
+        <w:trPr>
+          <w:trHeight w:val="368"/>
+        </w:trPr>
+        <w:tc>
+          <w:tcPr>
+            <w:cnfStyle w:val="001000000000" w:firstRow="0" w:lastRow="0" w:firstColumn="1" w:lastColumn="0" w:oddVBand="0" w:evenVBand="0" w:oddHBand="0" w:evenHBand="0" w:firstRowFirstColumn="0" w:firstRowLastColumn="0" w:lastRowFirstColumn="0" w:lastRowLastColumn="0"/>
+            <w:tcW w:w="2065" w:type="dxa"/>
+            <w:shd w:val="clear" w:color="auto" w:fill="D9D9D9" w:themeFill="background1" w:themeFillShade="D9"/>
+          </w:tcPr>
+          <w:p>
+            <w:pPr>
+              <w:spacing w:line="360" w:lineRule="auto"/>
+              <w:rPr>
+                <w:color w:val="80340D" w:themeColor="accent2" w:themeShade="80"/>
+              </w:rPr>
+            </w:pPr>
+            <w:r>
+              <w:rPr>
+                <w:color w:val="80340D" w:themeColor="accent2" w:themeShade="80"/>
+              </w:rPr>
+              <w:t>Quoted Values</w:t>
+            </w:r>
+          </w:p>
+        </w:tc>
+        <w:tc>
+          <w:tcPr>
+            <w:tcW w:w="7416" w:type="dxa"/>
+          </w:tcPr>
+          <w:p>
+            <w:pPr>
+              <w:spacing w:line="360" w:lineRule="auto"/>
+              <w:cnfStyle w:val="000000000000" w:firstRow="0" w:lastRow="0" w:firstColumn="0" w:lastColumn="0" w:oddVBand="0" w:evenVBand="0" w:oddHBand="0" w:evenHBand="0" w:firstRowFirstColumn="0" w:firstRowLastColumn="0" w:lastRowFirstColumn="0" w:lastRowLastColumn="0"/>
+              <w:rPr>
+                <w:b/>
+                <w:bCs/>
+                <w:color w:val="156082" w:themeColor="accent1"/>
+              </w:rPr>
+            </w:pPr>
+            <w:r>
+              <w:rPr>
+                <w:b/>
+                <w:bCs/>
+                <w:color w:val="156082" w:themeColor="accent1"/>
+              </w:rPr>
+              <w:t>Text values may be surrounded by quotation marks.</w:t>
+            </w:r>
+          </w:p>
+          <w:p>
+            <w:pPr>
+              <w:pStyle w:val="ListParagraph"/>
+              <w:numPr>
+                <w:ilvl w:val="0"/>
+                <w:numId w:val="7"/>
+              </w:numPr>
+              <w:spacing w:line="360" w:lineRule="auto"/>
+              <w:cnfStyle w:val="000000000000" w:firstRow="0" w:lastRow="0" w:firstColumn="0" w:lastColumn="0" w:oddVBand="0" w:evenVBand="0" w:oddHBand="0" w:evenHBand="0" w:firstRowFirstColumn="0" w:firstRowLastColumn="0" w:lastRowFirstColumn="0" w:lastRowLastColumn="0"/>
+              <w:rPr>
+                <w:color w:val="A02B93" w:themeColor="accent5"/>
+              </w:rPr>
+            </w:pPr>
+            <w:r>
+              <w:rPr>
+                <w:color w:val="A02B93" w:themeColor="accent5"/>
+              </w:rPr>
+              <w:t>quotes allow a value containing characters such as commas to be treated as a single field</w:t>
+            </w:r>
+          </w:p>
+          <w:p>
+            <w:pPr>
+              <w:pStyle w:val="ListParagraph"/>
+              <w:numPr>
+                <w:ilvl w:val="1"/>
+                <w:numId w:val="7"/>
+              </w:numPr>
+              <w:spacing w:line="360" w:lineRule="auto"/>
+              <w:cnfStyle w:val="000000000000" w:firstRow="0" w:lastRow="0" w:firstColumn="0" w:lastColumn="0" w:oddVBand="0" w:evenVBand="0" w:oddHBand="0" w:evenHBand="0" w:firstRowFirstColumn="0" w:firstRowLastColumn="0" w:lastRowFirstColumn="0" w:lastRowLastColumn="0"/>
+              <w:rPr>
+                <w:color w:val="A02B93" w:themeColor="accent5"/>
+              </w:rPr>
+            </w:pPr>
+            <w:r>
+              <w:rPr>
+                <w:color w:val="A02B93" w:themeColor="accent5"/>
+              </w:rPr>
+              <w:t>e</w:t>
+            </w:r>
+            <w:r>
+              <w:rPr>
+                <w:color w:val="A02B93" w:themeColor="accent5"/>
+              </w:rPr>
+              <w:t>xample:</w:t>
+            </w:r>
+          </w:p>
+          <w:p>
+            <w:pPr>
+              <w:pStyle w:val="ListParagraph"/>
+              <w:numPr>
+                <w:ilvl w:val="2"/>
+                <w:numId w:val="7"/>
+              </w:numPr>
+              <w:spacing w:line="360" w:lineRule="auto"/>
+              <w:cnfStyle w:val="000000000000" w:firstRow="0" w:lastRow="0" w:firstColumn="0" w:lastColumn="0" w:oddVBand="0" w:evenVBand="0" w:oddHBand="0" w:evenHBand="0" w:firstRowFirstColumn="0" w:firstRowLastColumn="0" w:lastRowFirstColumn="0" w:lastRowLastColumn="0"/>
+              <w:rPr>
+                <w:color w:val="A02B93" w:themeColor="accent5"/>
+              </w:rPr>
+            </w:pPr>
+            <w:r>
+              <w:rPr>
+                <w:color w:val="A02B93" w:themeColor="accent5"/>
+              </w:rPr>
+              <w:t>"Charlotte, NC"</w:t>
+            </w:r>
+          </w:p>
+          <w:p>
+            <w:pPr>
+              <w:pStyle w:val="ListParagraph"/>
+              <w:numPr>
+                <w:ilvl w:val="1"/>
+                <w:numId w:val="7"/>
+              </w:numPr>
+              <w:spacing w:line="360" w:lineRule="auto"/>
+              <w:cnfStyle w:val="000000000000" w:firstRow="0" w:lastRow="0" w:firstColumn="0" w:lastColumn="0" w:oddVBand="0" w:evenVBand="0" w:oddHBand="0" w:evenHBand="0" w:firstRowFirstColumn="0" w:firstRowLastColumn="0" w:lastRowFirstColumn="0" w:lastRowLastColumn="0"/>
+              <w:rPr>
+                <w:color w:val="A02B93" w:themeColor="accent5"/>
+              </w:rPr>
+            </w:pPr>
+            <w:r>
+              <w:rPr>
+                <w:color w:val="A02B93" w:themeColor="accent5"/>
+              </w:rPr>
+              <w:t>without quotes, the comma could incorrectly be interpreted as a field delimiter</w:t>
+            </w:r>
+          </w:p>
+          <w:p>
+            <w:pPr>
+              <w:spacing w:line="360" w:lineRule="auto"/>
+              <w:cnfStyle w:val="000000000000" w:firstRow="0" w:lastRow="0" w:firstColumn="0" w:lastColumn="0" w:oddVBand="0" w:evenVBand="0" w:oddHBand="0" w:evenHBand="0" w:firstRowFirstColumn="0" w:firstRowLastColumn="0" w:lastRowFirstColumn="0" w:lastRowLastColumn="0"/>
+              <w:rPr>
+                <w:color w:val="A02B93" w:themeColor="accent5"/>
+              </w:rPr>
+            </w:pPr>
+          </w:p>
+        </w:tc>
+      </w:tr>
+      <w:tr>
+        <w:trPr>
+          <w:trHeight w:val="368"/>
+        </w:trPr>
+        <w:tc>
+          <w:tcPr>
+            <w:cnfStyle w:val="001000000000" w:firstRow="0" w:lastRow="0" w:firstColumn="1" w:lastColumn="0" w:oddVBand="0" w:evenVBand="0" w:oddHBand="0" w:evenHBand="0" w:firstRowFirstColumn="0" w:firstRowLastColumn="0" w:lastRowFirstColumn="0" w:lastRowLastColumn="0"/>
+            <w:tcW w:w="2065" w:type="dxa"/>
+            <w:shd w:val="clear" w:color="auto" w:fill="D9D9D9" w:themeFill="background1" w:themeFillShade="D9"/>
+          </w:tcPr>
+          <w:p>
+            <w:pPr>
+              <w:spacing w:line="360" w:lineRule="auto"/>
+              <w:rPr>
+                <w:color w:val="80340D" w:themeColor="accent2" w:themeShade="80"/>
+              </w:rPr>
+            </w:pPr>
+            <w:r>
+              <w:rPr>
+                <w:color w:val="80340D" w:themeColor="accent2" w:themeShade="80"/>
+              </w:rPr>
+              <w:t>Escape Character</w:t>
+            </w:r>
+          </w:p>
+        </w:tc>
+        <w:tc>
+          <w:tcPr>
+            <w:tcW w:w="7416" w:type="dxa"/>
+          </w:tcPr>
+          <w:p>
+            <w:pPr>
+              <w:spacing w:line="360" w:lineRule="auto"/>
+              <w:cnfStyle w:val="000000000000" w:firstRow="0" w:lastRow="0" w:firstColumn="0" w:lastColumn="0" w:oddVBand="0" w:evenVBand="0" w:oddHBand="0" w:evenHBand="0" w:firstRowFirstColumn="0" w:firstRowLastColumn="0" w:lastRowFirstColumn="0" w:lastRowLastColumn="0"/>
+              <w:rPr>
+                <w:b/>
+                <w:bCs/>
+                <w:color w:val="156082" w:themeColor="accent1"/>
+              </w:rPr>
+            </w:pPr>
+            <w:r>
+              <w:rPr>
+                <w:b/>
+                <w:bCs/>
+                <w:color w:val="156082" w:themeColor="accent1"/>
+              </w:rPr>
+              <w:t>An escape character allows special characters to appear inside a value without being interpreted as part of the file structure.</w:t>
+            </w:r>
+          </w:p>
+          <w:p>
+            <w:pPr>
+              <w:pStyle w:val="ListParagraph"/>
+              <w:numPr>
+                <w:ilvl w:val="0"/>
+                <w:numId w:val="7"/>
+              </w:numPr>
+              <w:spacing w:line="360" w:lineRule="auto"/>
+              <w:cnfStyle w:val="000000000000" w:firstRow="0" w:lastRow="0" w:firstColumn="0" w:lastColumn="0" w:oddVBand="0" w:evenVBand="0" w:oddHBand="0" w:evenHBand="0" w:firstRowFirstColumn="0" w:firstRowLastColumn="0" w:lastRowFirstColumn="0" w:lastRowLastColumn="0"/>
+              <w:rPr>
+                <w:b/>
+                <w:bCs/>
+                <w:color w:val="A02B93" w:themeColor="accent5"/>
+              </w:rPr>
+            </w:pPr>
+            <w:r>
+              <w:rPr>
+                <w:color w:val="A02B93" w:themeColor="accent5"/>
+              </w:rPr>
+              <w:t>this is useful when text contains quotation marks or other characters that would otherwise have special meaning</w:t>
+            </w:r>
+          </w:p>
+          <w:p>
+            <w:pPr>
+              <w:spacing w:line="360" w:lineRule="auto"/>
+              <w:cnfStyle w:val="000000000000" w:firstRow="0" w:lastRow="0" w:firstColumn="0" w:lastColumn="0" w:oddVBand="0" w:evenVBand="0" w:oddHBand="0" w:evenHBand="0" w:firstRowFirstColumn="0" w:firstRowLastColumn="0" w:lastRowFirstColumn="0" w:lastRowLastColumn="0"/>
+              <w:rPr>
+                <w:color w:val="A02B93" w:themeColor="accent5"/>
+              </w:rPr>
+            </w:pPr>
+          </w:p>
+        </w:tc>
+      </w:tr>
+      <w:tr>
+        <w:trPr>
+          <w:trHeight w:val="368"/>
+        </w:trPr>
+        <w:tc>
+          <w:tcPr>
+            <w:cnfStyle w:val="001000000000" w:firstRow="0" w:lastRow="0" w:firstColumn="1" w:lastColumn="0" w:oddVBand="0" w:evenVBand="0" w:oddHBand="0" w:evenHBand="0" w:firstRowFirstColumn="0" w:firstRowLastColumn="0" w:lastRowFirstColumn="0" w:lastRowLastColumn="0"/>
+            <w:tcW w:w="2065" w:type="dxa"/>
+            <w:shd w:val="clear" w:color="auto" w:fill="D9D9D9" w:themeFill="background1" w:themeFillShade="D9"/>
+          </w:tcPr>
+          <w:p>
+            <w:pPr>
+              <w:spacing w:line="360" w:lineRule="auto"/>
+              <w:rPr>
+                <w:color w:val="80340D" w:themeColor="accent2" w:themeShade="80"/>
+              </w:rPr>
+            </w:pPr>
+            <w:r>
+              <w:rPr>
+                <w:color w:val="80340D" w:themeColor="accent2" w:themeShade="80"/>
+              </w:rPr>
+              <w:t>NULL Values</w:t>
+            </w:r>
+          </w:p>
+        </w:tc>
+        <w:tc>
+          <w:tcPr>
+            <w:tcW w:w="7416" w:type="dxa"/>
+          </w:tcPr>
+          <w:p>
+            <w:pPr>
+              <w:spacing w:line="360" w:lineRule="auto"/>
+              <w:cnfStyle w:val="000000000000" w:firstRow="0" w:lastRow="0" w:firstColumn="0" w:lastColumn="0" w:oddVBand="0" w:evenVBand="0" w:oddHBand="0" w:evenHBand="0" w:firstRowFirstColumn="0" w:firstRowLastColumn="0" w:lastRowFirstColumn="0" w:lastRowLastColumn="0"/>
+              <w:rPr>
+                <w:b/>
+                <w:bCs/>
+                <w:color w:val="156082" w:themeColor="accent1"/>
+              </w:rPr>
+            </w:pPr>
+            <w:r>
+              <w:rPr>
+                <w:b/>
+                <w:bCs/>
+                <w:color w:val="156082" w:themeColor="accent1"/>
+              </w:rPr>
+              <w:t>The import process must distinguish between:</w:t>
+            </w:r>
+          </w:p>
+          <w:p>
+            <w:pPr>
+              <w:pStyle w:val="ListParagraph"/>
+              <w:numPr>
+                <w:ilvl w:val="0"/>
+                <w:numId w:val="7"/>
+              </w:numPr>
+              <w:spacing w:line="360" w:lineRule="auto"/>
+              <w:cnfStyle w:val="000000000000" w:firstRow="0" w:lastRow="0" w:firstColumn="0" w:lastColumn="0" w:oddVBand="0" w:evenVBand="0" w:oddHBand="0" w:evenHBand="0" w:firstRowFirstColumn="0" w:firstRowLastColumn="0" w:lastRowFirstColumn="0" w:lastRowLastColumn="0"/>
+              <w:rPr>
+                <w:color w:val="A02B93" w:themeColor="accent5"/>
+              </w:rPr>
+            </w:pPr>
+            <m:oMath>
+              <m:r>
+                <w:rPr>
+                  <w:rFonts w:ascii="Cambria Math" w:hAnsi="Cambria Math"/>
+                  <w:color w:val="A02B93" w:themeColor="accent5"/>
+                </w:rPr>
+                <m:t>NULL</m:t>
+              </m:r>
+            </m:oMath>
+          </w:p>
+          <w:p>
+            <w:pPr>
+              <w:pStyle w:val="ListParagraph"/>
+              <w:numPr>
+                <w:ilvl w:val="0"/>
+                <w:numId w:val="7"/>
+              </w:numPr>
+              <w:spacing w:line="360" w:lineRule="auto"/>
+              <w:cnfStyle w:val="000000000000" w:firstRow="0" w:lastRow="0" w:firstColumn="0" w:lastColumn="0" w:oddVBand="0" w:evenVBand="0" w:oddHBand="0" w:evenHBand="0" w:firstRowFirstColumn="0" w:firstRowLastColumn="0" w:lastRowFirstColumn="0" w:lastRowLastColumn="0"/>
+              <w:rPr>
+                <w:color w:val="A02B93" w:themeColor="accent5"/>
+              </w:rPr>
+            </w:pPr>
+            <w:r>
+              <w:rPr>
+                <w:color w:val="A02B93" w:themeColor="accent5"/>
+              </w:rPr>
+              <w:t>an empty string</w:t>
+            </w:r>
+          </w:p>
+          <w:p>
+            <w:pPr>
+              <w:pStyle w:val="ListParagraph"/>
+              <w:numPr>
+                <w:ilvl w:val="0"/>
+                <w:numId w:val="7"/>
+              </w:numPr>
+              <w:spacing w:line="360" w:lineRule="auto"/>
+              <w:cnfStyle w:val="000000000000" w:firstRow="0" w:lastRow="0" w:firstColumn="0" w:lastColumn="0" w:oddVBand="0" w:evenVBand="0" w:oddHBand="0" w:evenHBand="0" w:firstRowFirstColumn="0" w:firstRowLastColumn="0" w:lastRowFirstColumn="0" w:lastRowLastColumn="0"/>
+              <w:rPr>
+                <w:color w:val="A02B93" w:themeColor="accent5"/>
+              </w:rPr>
+            </w:pPr>
+            <w:r>
+              <w:rPr>
+                <w:color w:val="A02B93" w:themeColor="accent5"/>
+              </w:rPr>
+              <w:t>a literal text value</w:t>
+            </w:r>
+          </w:p>
+          <w:p>
+            <w:pPr>
+              <w:spacing w:line="360" w:lineRule="auto"/>
+              <w:cnfStyle w:val="000000000000" w:firstRow="0" w:lastRow="0" w:firstColumn="0" w:lastColumn="0" w:oddVBand="0" w:evenVBand="0" w:oddHBand="0" w:evenHBand="0" w:firstRowFirstColumn="0" w:firstRowLastColumn="0" w:lastRowFirstColumn="0" w:lastRowLastColumn="0"/>
+              <w:rPr>
+                <w:color w:val="A02B93" w:themeColor="accent5"/>
+              </w:rPr>
+            </w:pPr>
+          </w:p>
+          <w:p>
+            <w:pPr>
+              <w:spacing w:line="360" w:lineRule="auto"/>
+              <w:cnfStyle w:val="000000000000" w:firstRow="0" w:lastRow="0" w:firstColumn="0" w:lastColumn="0" w:oddVBand="0" w:evenVBand="0" w:oddHBand="0" w:evenHBand="0" w:firstRowFirstColumn="0" w:firstRowLastColumn="0" w:lastRowFirstColumn="0" w:lastRowLastColumn="0"/>
+              <w:rPr>
+                <w:b/>
+                <w:bCs/>
+                <w:color w:val="156082" w:themeColor="accent1"/>
+              </w:rPr>
+            </w:pPr>
+            <w:r>
+              <w:rPr>
+                <w:b/>
+                <w:bCs/>
+                <w:color w:val="156082" w:themeColor="accent1"/>
+              </w:rPr>
+              <w:lastRenderedPageBreak/>
+              <w:t>DBeaver allows a specific value to be configured as the NULL marker and can also convert empty strings to NULL when needed.</w:t>
+            </w:r>
+          </w:p>
+          <w:p>
+            <w:pPr>
+              <w:spacing w:line="360" w:lineRule="auto"/>
+              <w:cnfStyle w:val="000000000000" w:firstRow="0" w:lastRow="0" w:firstColumn="0" w:lastColumn="0" w:oddVBand="0" w:evenVBand="0" w:oddHBand="0" w:evenHBand="0" w:firstRowFirstColumn="0" w:firstRowLastColumn="0" w:lastRowFirstColumn="0" w:lastRowLastColumn="0"/>
+              <w:rPr>
+                <w:color w:val="A02B93" w:themeColor="accent5"/>
+              </w:rPr>
+            </w:pPr>
+          </w:p>
+        </w:tc>
+      </w:tr>
+      <w:tr>
+        <w:trPr>
+          <w:trHeight w:val="368"/>
+        </w:trPr>
+        <w:tc>
+          <w:tcPr>
+            <w:cnfStyle w:val="001000000000" w:firstRow="0" w:lastRow="0" w:firstColumn="1" w:lastColumn="0" w:oddVBand="0" w:evenVBand="0" w:oddHBand="0" w:evenHBand="0" w:firstRowFirstColumn="0" w:firstRowLastColumn="0" w:lastRowFirstColumn="0" w:lastRowLastColumn="0"/>
+            <w:tcW w:w="2065" w:type="dxa"/>
+            <w:shd w:val="clear" w:color="auto" w:fill="D9D9D9" w:themeFill="background1" w:themeFillShade="D9"/>
+          </w:tcPr>
+          <w:p>
+            <w:pPr>
+              <w:spacing w:line="360" w:lineRule="auto"/>
+              <w:rPr>
+                <w:color w:val="80340D" w:themeColor="accent2" w:themeShade="80"/>
+              </w:rPr>
+            </w:pPr>
+            <w:r>
+              <w:rPr>
+                <w:color w:val="80340D" w:themeColor="accent2" w:themeShade="80"/>
+              </w:rPr>
+              <w:lastRenderedPageBreak/>
+              <w:t>Column Mapping</w:t>
+            </w:r>
+          </w:p>
+        </w:tc>
+        <w:tc>
+          <w:tcPr>
+            <w:tcW w:w="7416" w:type="dxa"/>
+          </w:tcPr>
+          <w:p>
+            <w:pPr>
+              <w:spacing w:line="360" w:lineRule="auto"/>
+              <w:cnfStyle w:val="000000000000" w:firstRow="0" w:lastRow="0" w:firstColumn="0" w:lastColumn="0" w:oddVBand="0" w:evenVBand="0" w:oddHBand="0" w:evenHBand="0" w:firstRowFirstColumn="0" w:firstRowLastColumn="0" w:lastRowFirstColumn="0" w:lastRowLastColumn="0"/>
+              <w:rPr>
+                <w:b/>
+                <w:bCs/>
+                <w:color w:val="156082" w:themeColor="accent1"/>
+              </w:rPr>
+            </w:pPr>
+            <w:r>
+              <w:rPr>
+                <w:b/>
+                <w:bCs/>
+                <w:color w:val="156082" w:themeColor="accent1"/>
+              </w:rPr>
+              <w:t>Map each source column to the appropriate MariaDB table column.</w:t>
+            </w:r>
+          </w:p>
+          <w:p>
+            <w:pPr>
+              <w:pStyle w:val="ListParagraph"/>
+              <w:numPr>
+                <w:ilvl w:val="0"/>
+                <w:numId w:val="7"/>
+              </w:numPr>
+              <w:spacing w:line="360" w:lineRule="auto"/>
+              <w:cnfStyle w:val="000000000000" w:firstRow="0" w:lastRow="0" w:firstColumn="0" w:lastColumn="0" w:oddVBand="0" w:evenVBand="0" w:oddHBand="0" w:evenHBand="0" w:firstRowFirstColumn="0" w:firstRowLastColumn="0" w:lastRowFirstColumn="0" w:lastRowLastColumn="0"/>
+              <w:rPr>
+                <w:color w:val="A02B93" w:themeColor="accent5"/>
+              </w:rPr>
+            </w:pPr>
+            <w:r>
+              <w:rPr>
+                <w:color w:val="A02B93" w:themeColor="accent5"/>
+              </w:rPr>
+              <w:t>check that:</w:t>
+            </w:r>
+          </w:p>
+          <w:p>
+            <w:pPr>
+              <w:pStyle w:val="ListParagraph"/>
+              <w:numPr>
+                <w:ilvl w:val="1"/>
+                <w:numId w:val="7"/>
+              </w:numPr>
+              <w:spacing w:line="360" w:lineRule="auto"/>
+              <w:cnfStyle w:val="000000000000" w:firstRow="0" w:lastRow="0" w:firstColumn="0" w:lastColumn="0" w:oddVBand="0" w:evenVBand="0" w:oddHBand="0" w:evenHBand="0" w:firstRowFirstColumn="0" w:firstRowLastColumn="0" w:lastRowFirstColumn="0" w:lastRowLastColumn="0"/>
+              <w:rPr>
+                <w:color w:val="A02B93" w:themeColor="accent5"/>
+              </w:rPr>
+            </w:pPr>
+            <w:r>
+              <w:rPr>
+                <w:color w:val="A02B93" w:themeColor="accent5"/>
+              </w:rPr>
+              <w:t>column names correspond correctly</w:t>
+            </w:r>
+          </w:p>
+          <w:p>
+            <w:pPr>
+              <w:pStyle w:val="ListParagraph"/>
+              <w:numPr>
+                <w:ilvl w:val="1"/>
+                <w:numId w:val="7"/>
+              </w:numPr>
+              <w:spacing w:line="360" w:lineRule="auto"/>
+              <w:cnfStyle w:val="000000000000" w:firstRow="0" w:lastRow="0" w:firstColumn="0" w:lastColumn="0" w:oddVBand="0" w:evenVBand="0" w:oddHBand="0" w:evenHBand="0" w:firstRowFirstColumn="0" w:firstRowLastColumn="0" w:lastRowFirstColumn="0" w:lastRowLastColumn="0"/>
+              <w:rPr>
+                <w:color w:val="A02B93" w:themeColor="accent5"/>
+              </w:rPr>
+            </w:pPr>
+            <w:r>
+              <w:rPr>
+                <w:color w:val="A02B93" w:themeColor="accent5"/>
+              </w:rPr>
+              <w:t>column order is correct</w:t>
+            </w:r>
+          </w:p>
+          <w:p>
+            <w:pPr>
+              <w:pStyle w:val="ListParagraph"/>
+              <w:numPr>
+                <w:ilvl w:val="1"/>
+                <w:numId w:val="7"/>
+              </w:numPr>
+              <w:spacing w:line="360" w:lineRule="auto"/>
+              <w:cnfStyle w:val="000000000000" w:firstRow="0" w:lastRow="0" w:firstColumn="0" w:lastColumn="0" w:oddVBand="0" w:evenVBand="0" w:oddHBand="0" w:evenHBand="0" w:firstRowFirstColumn="0" w:firstRowLastColumn="0" w:lastRowFirstColumn="0" w:lastRowLastColumn="0"/>
+              <w:rPr>
+                <w:color w:val="A02B93" w:themeColor="accent5"/>
+              </w:rPr>
+            </w:pPr>
+            <w:r>
+              <w:rPr>
+                <w:color w:val="A02B93" w:themeColor="accent5"/>
+              </w:rPr>
+              <w:t>source values are compatible with destination data types</w:t>
+            </w:r>
+          </w:p>
+          <w:p>
+            <w:pPr>
+              <w:pStyle w:val="ListParagraph"/>
+              <w:numPr>
+                <w:ilvl w:val="1"/>
+                <w:numId w:val="7"/>
+              </w:numPr>
+              <w:spacing w:line="360" w:lineRule="auto"/>
+              <w:cnfStyle w:val="000000000000" w:firstRow="0" w:lastRow="0" w:firstColumn="0" w:lastColumn="0" w:oddVBand="0" w:evenVBand="0" w:oddHBand="0" w:evenHBand="0" w:firstRowFirstColumn="0" w:firstRowLastColumn="0" w:lastRowFirstColumn="0" w:lastRowLastColumn="0"/>
+              <w:rPr>
+                <w:color w:val="A02B93" w:themeColor="accent5"/>
+              </w:rPr>
+            </w:pPr>
+            <w:r>
+              <w:rPr>
+                <w:color w:val="A02B93" w:themeColor="accent5"/>
+              </w:rPr>
+              <w:t>required destination columns receive values</w:t>
+            </w:r>
+          </w:p>
+          <w:p>
+            <w:pPr>
+              <w:spacing w:line="360" w:lineRule="auto"/>
+              <w:cnfStyle w:val="000000000000" w:firstRow="0" w:lastRow="0" w:firstColumn="0" w:lastColumn="0" w:oddVBand="0" w:evenVBand="0" w:oddHBand="0" w:evenHBand="0" w:firstRowFirstColumn="0" w:firstRowLastColumn="0" w:lastRowFirstColumn="0" w:lastRowLastColumn="0"/>
+              <w:rPr>
+                <w:color w:val="A02B93" w:themeColor="accent5"/>
+              </w:rPr>
+            </w:pPr>
+          </w:p>
+          <w:p>
+            <w:pPr>
+              <w:spacing w:line="360" w:lineRule="auto"/>
+              <w:cnfStyle w:val="000000000000" w:firstRow="0" w:lastRow="0" w:firstColumn="0" w:lastColumn="0" w:oddVBand="0" w:evenVBand="0" w:oddHBand="0" w:evenHBand="0" w:firstRowFirstColumn="0" w:firstRowLastColumn="0" w:lastRowFirstColumn="0" w:lastRowLastColumn="0"/>
+              <w:rPr>
+                <w:b/>
+                <w:bCs/>
+                <w:color w:val="156082" w:themeColor="accent1"/>
+              </w:rPr>
+            </w:pPr>
+            <w:r>
+              <w:rPr>
+                <w:b/>
+                <w:bCs/>
+                <w:color w:val="156082" w:themeColor="accent1"/>
+              </w:rPr>
+              <w:t>A successful mapping does not guarantee that every value is valid.</w:t>
+            </w:r>
+          </w:p>
+          <w:p>
+            <w:pPr>
+              <w:pStyle w:val="ListParagraph"/>
+              <w:numPr>
+                <w:ilvl w:val="0"/>
+                <w:numId w:val="7"/>
+              </w:numPr>
+              <w:spacing w:line="360" w:lineRule="auto"/>
+              <w:cnfStyle w:val="000000000000" w:firstRow="0" w:lastRow="0" w:firstColumn="0" w:lastColumn="0" w:oddVBand="0" w:evenVBand="0" w:oddHBand="0" w:evenHBand="0" w:firstRowFirstColumn="0" w:firstRowLastColumn="0" w:lastRowFirstColumn="0" w:lastRowLastColumn="0"/>
+              <w:rPr>
+                <w:color w:val="A02B93" w:themeColor="accent5"/>
+              </w:rPr>
+            </w:pPr>
+            <w:r>
+              <w:rPr>
+                <w:color w:val="A02B93" w:themeColor="accent5"/>
+              </w:rPr>
+              <w:t>the actual data must still conform to the table definition</w:t>
+            </w:r>
+          </w:p>
+          <w:p>
+            <w:pPr>
+              <w:spacing w:line="360" w:lineRule="auto"/>
+              <w:cnfStyle w:val="000000000000" w:firstRow="0" w:lastRow="0" w:firstColumn="0" w:lastColumn="0" w:oddVBand="0" w:evenVBand="0" w:oddHBand="0" w:evenHBand="0" w:firstRowFirstColumn="0" w:firstRowLastColumn="0" w:lastRowFirstColumn="0" w:lastRowLastColumn="0"/>
+              <w:rPr>
+                <w:color w:val="A02B93" w:themeColor="accent5"/>
+              </w:rPr>
+            </w:pPr>
+          </w:p>
+        </w:tc>
+      </w:tr>
+      <w:tr>
+        <w:trPr>
+          <w:trHeight w:val="368"/>
+        </w:trPr>
+        <w:tc>
+          <w:tcPr>
+            <w:cnfStyle w:val="001000000000" w:firstRow="0" w:lastRow="0" w:firstColumn="1" w:lastColumn="0" w:oddVBand="0" w:evenVBand="0" w:oddHBand="0" w:evenHBand="0" w:firstRowFirstColumn="0" w:firstRowLastColumn="0" w:lastRowFirstColumn="0" w:lastRowLastColumn="0"/>
+            <w:tcW w:w="2065" w:type="dxa"/>
+            <w:shd w:val="clear" w:color="auto" w:fill="D9D9D9" w:themeFill="background1" w:themeFillShade="D9"/>
+          </w:tcPr>
+          <w:p>
+            <w:pPr>
+              <w:spacing w:line="360" w:lineRule="auto"/>
+              <w:rPr>
+                <w:color w:val="80340D" w:themeColor="accent2" w:themeShade="80"/>
+              </w:rPr>
+            </w:pPr>
+            <w:r>
+              <w:rPr>
+                <w:color w:val="80340D" w:themeColor="accent2" w:themeShade="80"/>
+              </w:rPr>
               <w:t>Import Failure</w:t>
             </w:r>
           </w:p>
@@ -9456,7 +9823,6 @@
               <w:rPr>
                 <w:color w:val="A02B93" w:themeColor="accent5"/>
               </w:rPr>
-              <w:lastRenderedPageBreak/>
               <w:t xml:space="preserve">is defined as </w:t>
             </w:r>
             <m:oMath>
@@ -9557,15 +9923,7 @@
                 <w:bCs/>
                 <w:color w:val="156082" w:themeColor="accent1"/>
               </w:rPr>
-              <w:t xml:space="preserve"> as an integer</w:t>
-            </w:r>
-            <w:r>
-              <w:rPr>
-                <w:b/>
-                <w:bCs/>
-                <w:color w:val="156082" w:themeColor="accent1"/>
-              </w:rPr>
-              <w:t>.</w:t>
+              <w:t xml:space="preserve"> as an integer.</w:t>
             </w:r>
           </w:p>
           <w:p>
@@ -9620,7 +9978,6 @@
               <w:rPr>
                 <w:color w:val="80340D" w:themeColor="accent2" w:themeShade="80"/>
               </w:rPr>
-              <w:lastRenderedPageBreak/>
               <w:t>Investigating The Error</w:t>
             </w:r>
           </w:p>
@@ -9685,6 +10042,7 @@
               <w:rPr>
                 <w:color w:val="A02B93" w:themeColor="accent5"/>
               </w:rPr>
+              <w:lastRenderedPageBreak/>
               <w:t>which value caused the error</w:t>
             </w:r>
           </w:p>
@@ -9828,6 +10186,7 @@
               <w:rPr>
                 <w:color w:val="80340D" w:themeColor="accent2" w:themeShade="80"/>
               </w:rPr>
+              <w:lastRenderedPageBreak/>
               <w:t>Preserving Information During Cleaning</w:t>
             </w:r>
           </w:p>
@@ -10017,7 +10376,6 @@
                 <w:bCs/>
                 <w:color w:val="156082" w:themeColor="accent1"/>
               </w:rPr>
-              <w:lastRenderedPageBreak/>
               <w:t xml:space="preserve">This preserves the preliminary status while keeping </w:t>
             </w:r>
             <m:oMath>
@@ -10073,7 +10431,6 @@
               <w:rPr>
                 <w:color w:val="80340D" w:themeColor="accent2" w:themeShade="80"/>
               </w:rPr>
-              <w:lastRenderedPageBreak/>
               <w:t>Adding A Preliminary Column</w:t>
             </w:r>
           </w:p>
@@ -10224,6 +10581,7 @@
                 <w:bCs/>
                 <w:color w:val="156082" w:themeColor="accent1"/>
               </w:rPr>
+              <w:lastRenderedPageBreak/>
               <w:t>MariaDB supports adding columns to an existing table with ALTER TABLE and ADD COLUMN.</w:t>
             </w:r>
           </w:p>
@@ -10369,6 +10727,7 @@
               <w:rPr>
                 <w:color w:val="80340D" w:themeColor="accent2" w:themeShade="80"/>
               </w:rPr>
+              <w:lastRenderedPageBreak/>
               <w:t>Cleaning The Source Data</w:t>
             </w:r>
           </w:p>
@@ -10632,7 +10991,6 @@
               <w:rPr>
                 <w:color w:val="80340D" w:themeColor="accent2" w:themeShade="80"/>
               </w:rPr>
-              <w:lastRenderedPageBreak/>
               <w:t>Saving The Cleaned Data</w:t>
             </w:r>
           </w:p>
@@ -10918,6 +11276,7 @@
               <w:rPr>
                 <w:color w:val="A02B93" w:themeColor="accent5"/>
               </w:rPr>
+              <w:lastRenderedPageBreak/>
               <w:t>then review the remaining mappings and execute the import</w:t>
             </w:r>
           </w:p>
@@ -10953,6 +11312,7 @@
               <w:rPr>
                 <w:color w:val="80340D" w:themeColor="accent2" w:themeShade="80"/>
               </w:rPr>
+              <w:lastRenderedPageBreak/>
               <w:t>Validating The Import</w:t>
             </w:r>
           </w:p>
@@ -11429,7 +11789,6 @@
               <w:rPr>
                 <w:color w:val="A02B93" w:themeColor="accent5"/>
               </w:rPr>
-              <w:lastRenderedPageBreak/>
               <w:t>a matching row count is useful evidence that the import completed correctly</w:t>
             </w:r>
           </w:p>
@@ -11485,7 +11844,6 @@
               <w:rPr>
                 <w:color w:val="80340D" w:themeColor="accent2" w:themeShade="80"/>
               </w:rPr>
-              <w:lastRenderedPageBreak/>
               <w:t>Importing With MariaDB SQL</w:t>
             </w:r>
           </w:p>
@@ -11630,6 +11988,7 @@
               <w:rPr>
                 <w:color w:val="A02B93" w:themeColor="accent5"/>
               </w:rPr>
+              <w:lastRenderedPageBreak/>
               <w:t>working without a graphical interface</w:t>
             </w:r>
           </w:p>
@@ -11987,7 +12346,6 @@
               <w:rPr>
                 <w:color w:val="A02B93" w:themeColor="accent5"/>
               </w:rPr>
-              <w:lastRenderedPageBreak/>
               <w:t xml:space="preserve">whether </w:t>
             </w:r>
             <m:oMath>
@@ -12038,7 +12396,6 @@
               <w:rPr>
                 <w:color w:val="80340D" w:themeColor="accent2" w:themeShade="80"/>
               </w:rPr>
-              <w:lastRenderedPageBreak/>
               <w:t>Importing A CSV File With SQL</w:t>
             </w:r>
           </w:p>
@@ -12276,6 +12633,7 @@
                   <w:rFonts w:ascii="Cambria Math" w:hAnsi="Cambria Math"/>
                   <w:color w:val="A02B93" w:themeColor="accent5"/>
                 </w:rPr>
+                <w:lastRenderedPageBreak/>
                 <m:t xml:space="preserve">IGNORE </m:t>
               </m:r>
               <m:r>
@@ -12548,33 +12906,8 @@
           </w:p>
         </w:tc>
       </w:tr>
-    </w:tbl>
-    <w:p>
-      <w:r>
-        <w:rPr>
-          <w:b/>
-          <w:bCs/>
-        </w:rPr>
-        <w:br w:type="page"/>
-      </w:r>
-    </w:p>
-    <w:tbl>
-      <w:tblPr>
-        <w:tblStyle w:val="GridTable1Light-Accent1"/>
-        <w:tblW w:w="9481" w:type="dxa"/>
-        <w:tblCellMar>
-          <w:top w:w="29" w:type="dxa"/>
-          <w:bottom w:w="29" w:type="dxa"/>
-        </w:tblCellMar>
-        <w:tblLook w:val="04A0" w:firstRow="1" w:lastRow="0" w:firstColumn="1" w:lastColumn="0" w:noHBand="0" w:noVBand="1"/>
-      </w:tblPr>
-      <w:tblGrid>
-        <w:gridCol w:w="2065"/>
-        <w:gridCol w:w="7416"/>
-      </w:tblGrid>
       <w:tr>
         <w:trPr>
-          <w:cnfStyle w:val="100000000000" w:firstRow="1" w:lastRow="0" w:firstColumn="0" w:lastColumn="0" w:oddVBand="0" w:evenVBand="0" w:oddHBand="0" w:evenHBand="0" w:firstRowFirstColumn="0" w:firstRowLastColumn="0" w:lastRowFirstColumn="0" w:lastRowLastColumn="0"/>
           <w:trHeight w:val="368"/>
         </w:trPr>
         <w:tc>
@@ -12606,13 +12939,17 @@
           <w:p>
             <w:pPr>
               <w:spacing w:line="360" w:lineRule="auto"/>
-              <w:cnfStyle w:val="100000000000" w:firstRow="1" w:lastRow="0" w:firstColumn="0" w:lastColumn="0" w:oddVBand="0" w:evenVBand="0" w:oddHBand="0" w:evenHBand="0" w:firstRowFirstColumn="0" w:firstRowLastColumn="0" w:lastRowFirstColumn="0" w:lastRowLastColumn="0"/>
-              <w:rPr>
-                <w:color w:val="A02B93" w:themeColor="accent5"/>
-              </w:rPr>
-            </w:pPr>
-            <w:r>
-              <w:rPr>
+              <w:cnfStyle w:val="000000000000" w:firstRow="0" w:lastRow="0" w:firstColumn="0" w:lastColumn="0" w:oddVBand="0" w:evenVBand="0" w:oddHBand="0" w:evenHBand="0" w:firstRowFirstColumn="0" w:firstRowLastColumn="0" w:lastRowFirstColumn="0" w:lastRowLastColumn="0"/>
+              <w:rPr>
+                <w:b/>
+                <w:bCs/>
+                <w:color w:val="A02B93" w:themeColor="accent5"/>
+              </w:rPr>
+            </w:pPr>
+            <w:r>
+              <w:rPr>
+                <w:b/>
+                <w:bCs/>
                 <w:color w:val="156082" w:themeColor="accent1"/>
               </w:rPr>
               <w:t>Use DBeaver when you want:</w:t>
@@ -12626,17 +12963,15 @@
                 <w:numId w:val="7"/>
               </w:numPr>
               <w:spacing w:line="360" w:lineRule="auto"/>
-              <w:cnfStyle w:val="100000000000" w:firstRow="1" w:lastRow="0" w:firstColumn="0" w:lastColumn="0" w:oddVBand="0" w:evenVBand="0" w:oddHBand="0" w:evenHBand="0" w:firstRowFirstColumn="0" w:firstRowLastColumn="0" w:lastRowFirstColumn="0" w:lastRowLastColumn="0"/>
-              <w:rPr>
-                <w:b w:val="0"/>
-                <w:bCs w:val="0"/>
-                <w:color w:val="A02B93" w:themeColor="accent5"/>
-              </w:rPr>
-            </w:pPr>
-            <w:r>
-              <w:rPr>
-                <w:b w:val="0"/>
-                <w:bCs w:val="0"/>
+              <w:cnfStyle w:val="000000000000" w:firstRow="0" w:lastRow="0" w:firstColumn="0" w:lastColumn="0" w:oddVBand="0" w:evenVBand="0" w:oddHBand="0" w:evenHBand="0" w:firstRowFirstColumn="0" w:firstRowLastColumn="0" w:lastRowFirstColumn="0" w:lastRowLastColumn="0"/>
+              <w:rPr>
+                <w:b/>
+                <w:bCs/>
+                <w:color w:val="A02B93" w:themeColor="accent5"/>
+              </w:rPr>
+            </w:pPr>
+            <w:r>
+              <w:rPr>
                 <w:color w:val="A02B93" w:themeColor="accent5"/>
               </w:rPr>
               <w:t>a guided visual process</w:t>
@@ -12650,17 +12985,15 @@
                 <w:numId w:val="7"/>
               </w:numPr>
               <w:spacing w:line="360" w:lineRule="auto"/>
-              <w:cnfStyle w:val="100000000000" w:firstRow="1" w:lastRow="0" w:firstColumn="0" w:lastColumn="0" w:oddVBand="0" w:evenVBand="0" w:oddHBand="0" w:evenHBand="0" w:firstRowFirstColumn="0" w:firstRowLastColumn="0" w:lastRowFirstColumn="0" w:lastRowLastColumn="0"/>
-              <w:rPr>
-                <w:b w:val="0"/>
-                <w:bCs w:val="0"/>
-                <w:color w:val="A02B93" w:themeColor="accent5"/>
-              </w:rPr>
-            </w:pPr>
-            <w:r>
-              <w:rPr>
-                <w:b w:val="0"/>
-                <w:bCs w:val="0"/>
+              <w:cnfStyle w:val="000000000000" w:firstRow="0" w:lastRow="0" w:firstColumn="0" w:lastColumn="0" w:oddVBand="0" w:evenVBand="0" w:oddHBand="0" w:evenHBand="0" w:firstRowFirstColumn="0" w:firstRowLastColumn="0" w:lastRowFirstColumn="0" w:lastRowLastColumn="0"/>
+              <w:rPr>
+                <w:b/>
+                <w:bCs/>
+                <w:color w:val="A02B93" w:themeColor="accent5"/>
+              </w:rPr>
+            </w:pPr>
+            <w:r>
+              <w:rPr>
                 <w:color w:val="A02B93" w:themeColor="accent5"/>
               </w:rPr>
               <w:t>interactive column mapping</w:t>
@@ -12674,17 +13007,15 @@
                 <w:numId w:val="7"/>
               </w:numPr>
               <w:spacing w:line="360" w:lineRule="auto"/>
-              <w:cnfStyle w:val="100000000000" w:firstRow="1" w:lastRow="0" w:firstColumn="0" w:lastColumn="0" w:oddVBand="0" w:evenVBand="0" w:oddHBand="0" w:evenHBand="0" w:firstRowFirstColumn="0" w:firstRowLastColumn="0" w:lastRowFirstColumn="0" w:lastRowLastColumn="0"/>
-              <w:rPr>
-                <w:b w:val="0"/>
-                <w:bCs w:val="0"/>
-                <w:color w:val="A02B93" w:themeColor="accent5"/>
-              </w:rPr>
-            </w:pPr>
-            <w:r>
-              <w:rPr>
-                <w:b w:val="0"/>
-                <w:bCs w:val="0"/>
+              <w:cnfStyle w:val="000000000000" w:firstRow="0" w:lastRow="0" w:firstColumn="0" w:lastColumn="0" w:oddVBand="0" w:evenVBand="0" w:oddHBand="0" w:evenHBand="0" w:firstRowFirstColumn="0" w:firstRowLastColumn="0" w:lastRowFirstColumn="0" w:lastRowLastColumn="0"/>
+              <w:rPr>
+                <w:b/>
+                <w:bCs/>
+                <w:color w:val="A02B93" w:themeColor="accent5"/>
+              </w:rPr>
+            </w:pPr>
+            <w:r>
+              <w:rPr>
                 <w:color w:val="A02B93" w:themeColor="accent5"/>
               </w:rPr>
               <w:t>easy inspection of import settings</w:t>
@@ -12698,17 +13029,15 @@
                 <w:numId w:val="7"/>
               </w:numPr>
               <w:spacing w:line="360" w:lineRule="auto"/>
-              <w:cnfStyle w:val="100000000000" w:firstRow="1" w:lastRow="0" w:firstColumn="0" w:lastColumn="0" w:oddVBand="0" w:evenVBand="0" w:oddHBand="0" w:evenHBand="0" w:firstRowFirstColumn="0" w:firstRowLastColumn="0" w:lastRowFirstColumn="0" w:lastRowLastColumn="0"/>
-              <w:rPr>
-                <w:b w:val="0"/>
-                <w:bCs w:val="0"/>
-                <w:color w:val="A02B93" w:themeColor="accent5"/>
-              </w:rPr>
-            </w:pPr>
-            <w:r>
-              <w:rPr>
-                <w:b w:val="0"/>
-                <w:bCs w:val="0"/>
+              <w:cnfStyle w:val="000000000000" w:firstRow="0" w:lastRow="0" w:firstColumn="0" w:lastColumn="0" w:oddVBand="0" w:evenVBand="0" w:oddHBand="0" w:evenHBand="0" w:firstRowFirstColumn="0" w:firstRowLastColumn="0" w:lastRowFirstColumn="0" w:lastRowLastColumn="0"/>
+              <w:rPr>
+                <w:b/>
+                <w:bCs/>
+                <w:color w:val="A02B93" w:themeColor="accent5"/>
+              </w:rPr>
+            </w:pPr>
+            <w:r>
+              <w:rPr>
                 <w:color w:val="A02B93" w:themeColor="accent5"/>
               </w:rPr>
               <w:t>a small or one-time import</w:t>
@@ -12717,22 +13046,26 @@
           <w:p>
             <w:pPr>
               <w:spacing w:line="360" w:lineRule="auto"/>
-              <w:cnfStyle w:val="100000000000" w:firstRow="1" w:lastRow="0" w:firstColumn="0" w:lastColumn="0" w:oddVBand="0" w:evenVBand="0" w:oddHBand="0" w:evenHBand="0" w:firstRowFirstColumn="0" w:firstRowLastColumn="0" w:lastRowFirstColumn="0" w:lastRowLastColumn="0"/>
-              <w:rPr>
-                <w:color w:val="A02B93" w:themeColor="accent5"/>
-              </w:rPr>
-            </w:pPr>
-          </w:p>
-          <w:p>
-            <w:pPr>
-              <w:spacing w:line="360" w:lineRule="auto"/>
-              <w:cnfStyle w:val="100000000000" w:firstRow="1" w:lastRow="0" w:firstColumn="0" w:lastColumn="0" w:oddVBand="0" w:evenVBand="0" w:oddHBand="0" w:evenHBand="0" w:firstRowFirstColumn="0" w:firstRowLastColumn="0" w:lastRowFirstColumn="0" w:lastRowLastColumn="0"/>
-              <w:rPr>
-                <w:color w:val="156082" w:themeColor="accent1"/>
-              </w:rPr>
-            </w:pPr>
-            <w:r>
-              <w:rPr>
+              <w:cnfStyle w:val="000000000000" w:firstRow="0" w:lastRow="0" w:firstColumn="0" w:lastColumn="0" w:oddVBand="0" w:evenVBand="0" w:oddHBand="0" w:evenHBand="0" w:firstRowFirstColumn="0" w:firstRowLastColumn="0" w:lastRowFirstColumn="0" w:lastRowLastColumn="0"/>
+              <w:rPr>
+                <w:color w:val="A02B93" w:themeColor="accent5"/>
+              </w:rPr>
+            </w:pPr>
+          </w:p>
+          <w:p>
+            <w:pPr>
+              <w:spacing w:line="360" w:lineRule="auto"/>
+              <w:cnfStyle w:val="000000000000" w:firstRow="0" w:lastRow="0" w:firstColumn="0" w:lastColumn="0" w:oddVBand="0" w:evenVBand="0" w:oddHBand="0" w:evenHBand="0" w:firstRowFirstColumn="0" w:firstRowLastColumn="0" w:lastRowFirstColumn="0" w:lastRowLastColumn="0"/>
+              <w:rPr>
+                <w:b/>
+                <w:bCs/>
+                <w:color w:val="156082" w:themeColor="accent1"/>
+              </w:rPr>
+            </w:pPr>
+            <w:r>
+              <w:rPr>
+                <w:b/>
+                <w:bCs/>
                 <w:color w:val="156082" w:themeColor="accent1"/>
               </w:rPr>
               <w:t xml:space="preserve">use </w:t>
@@ -12751,6 +13084,8 @@
             </m:oMath>
             <w:r>
               <w:rPr>
+                <w:b/>
+                <w:bCs/>
                 <w:color w:val="156082" w:themeColor="accent1"/>
               </w:rPr>
               <w:t xml:space="preserve"> or </w:t>
@@ -12769,6 +13104,8 @@
             </m:oMath>
             <w:r>
               <w:rPr>
+                <w:b/>
+                <w:bCs/>
                 <w:color w:val="156082" w:themeColor="accent1"/>
               </w:rPr>
               <w:t xml:space="preserve"> when you want:</w:t>
@@ -12782,17 +13119,15 @@
                 <w:numId w:val="7"/>
               </w:numPr>
               <w:spacing w:line="360" w:lineRule="auto"/>
-              <w:cnfStyle w:val="100000000000" w:firstRow="1" w:lastRow="0" w:firstColumn="0" w:lastColumn="0" w:oddVBand="0" w:evenVBand="0" w:oddHBand="0" w:evenHBand="0" w:firstRowFirstColumn="0" w:firstRowLastColumn="0" w:lastRowFirstColumn="0" w:lastRowLastColumn="0"/>
-              <w:rPr>
-                <w:b w:val="0"/>
-                <w:bCs w:val="0"/>
-                <w:color w:val="A02B93" w:themeColor="accent5"/>
-              </w:rPr>
-            </w:pPr>
-            <w:r>
-              <w:rPr>
-                <w:b w:val="0"/>
-                <w:bCs w:val="0"/>
+              <w:cnfStyle w:val="000000000000" w:firstRow="0" w:lastRow="0" w:firstColumn="0" w:lastColumn="0" w:oddVBand="0" w:evenVBand="0" w:oddHBand="0" w:evenHBand="0" w:firstRowFirstColumn="0" w:firstRowLastColumn="0" w:lastRowFirstColumn="0" w:lastRowLastColumn="0"/>
+              <w:rPr>
+                <w:b/>
+                <w:bCs/>
+                <w:color w:val="A02B93" w:themeColor="accent5"/>
+              </w:rPr>
+            </w:pPr>
+            <w:r>
+              <w:rPr>
                 <w:color w:val="A02B93" w:themeColor="accent5"/>
               </w:rPr>
               <w:t>repeatable SQL</w:t>
@@ -12806,17 +13141,15 @@
                 <w:numId w:val="7"/>
               </w:numPr>
               <w:spacing w:line="360" w:lineRule="auto"/>
-              <w:cnfStyle w:val="100000000000" w:firstRow="1" w:lastRow="0" w:firstColumn="0" w:lastColumn="0" w:oddVBand="0" w:evenVBand="0" w:oddHBand="0" w:evenHBand="0" w:firstRowFirstColumn="0" w:firstRowLastColumn="0" w:lastRowFirstColumn="0" w:lastRowLastColumn="0"/>
-              <w:rPr>
-                <w:b w:val="0"/>
-                <w:bCs w:val="0"/>
-                <w:color w:val="A02B93" w:themeColor="accent5"/>
-              </w:rPr>
-            </w:pPr>
-            <w:r>
-              <w:rPr>
-                <w:b w:val="0"/>
-                <w:bCs w:val="0"/>
+              <w:cnfStyle w:val="000000000000" w:firstRow="0" w:lastRow="0" w:firstColumn="0" w:lastColumn="0" w:oddVBand="0" w:evenVBand="0" w:oddHBand="0" w:evenHBand="0" w:firstRowFirstColumn="0" w:firstRowLastColumn="0" w:lastRowFirstColumn="0" w:lastRowLastColumn="0"/>
+              <w:rPr>
+                <w:b/>
+                <w:bCs/>
+                <w:color w:val="A02B93" w:themeColor="accent5"/>
+              </w:rPr>
+            </w:pPr>
+            <w:r>
+              <w:rPr>
                 <w:color w:val="A02B93" w:themeColor="accent5"/>
               </w:rPr>
               <w:t>automation</w:t>
@@ -12830,17 +13163,15 @@
                 <w:numId w:val="7"/>
               </w:numPr>
               <w:spacing w:line="360" w:lineRule="auto"/>
-              <w:cnfStyle w:val="100000000000" w:firstRow="1" w:lastRow="0" w:firstColumn="0" w:lastColumn="0" w:oddVBand="0" w:evenVBand="0" w:oddHBand="0" w:evenHBand="0" w:firstRowFirstColumn="0" w:firstRowLastColumn="0" w:lastRowFirstColumn="0" w:lastRowLastColumn="0"/>
-              <w:rPr>
-                <w:b w:val="0"/>
-                <w:bCs w:val="0"/>
-                <w:color w:val="A02B93" w:themeColor="accent5"/>
-              </w:rPr>
-            </w:pPr>
-            <w:r>
-              <w:rPr>
-                <w:b w:val="0"/>
-                <w:bCs w:val="0"/>
+              <w:cnfStyle w:val="000000000000" w:firstRow="0" w:lastRow="0" w:firstColumn="0" w:lastColumn="0" w:oddVBand="0" w:evenVBand="0" w:oddHBand="0" w:evenHBand="0" w:firstRowFirstColumn="0" w:firstRowLastColumn="0" w:lastRowFirstColumn="0" w:lastRowLastColumn="0"/>
+              <w:rPr>
+                <w:b/>
+                <w:bCs/>
+                <w:color w:val="A02B93" w:themeColor="accent5"/>
+              </w:rPr>
+            </w:pPr>
+            <w:r>
+              <w:rPr>
                 <w:color w:val="A02B93" w:themeColor="accent5"/>
               </w:rPr>
               <w:t>larger bulk imports</w:t>
@@ -12854,17 +13185,15 @@
                 <w:numId w:val="7"/>
               </w:numPr>
               <w:spacing w:line="360" w:lineRule="auto"/>
-              <w:cnfStyle w:val="100000000000" w:firstRow="1" w:lastRow="0" w:firstColumn="0" w:lastColumn="0" w:oddVBand="0" w:evenVBand="0" w:oddHBand="0" w:evenHBand="0" w:firstRowFirstColumn="0" w:firstRowLastColumn="0" w:lastRowFirstColumn="0" w:lastRowLastColumn="0"/>
-              <w:rPr>
-                <w:b w:val="0"/>
-                <w:bCs w:val="0"/>
-                <w:color w:val="A02B93" w:themeColor="accent5"/>
-              </w:rPr>
-            </w:pPr>
-            <w:r>
-              <w:rPr>
-                <w:b w:val="0"/>
-                <w:bCs w:val="0"/>
+              <w:cnfStyle w:val="000000000000" w:firstRow="0" w:lastRow="0" w:firstColumn="0" w:lastColumn="0" w:oddVBand="0" w:evenVBand="0" w:oddHBand="0" w:evenHBand="0" w:firstRowFirstColumn="0" w:firstRowLastColumn="0" w:lastRowFirstColumn="0" w:lastRowLastColumn="0"/>
+              <w:rPr>
+                <w:b/>
+                <w:bCs/>
+                <w:color w:val="A02B93" w:themeColor="accent5"/>
+              </w:rPr>
+            </w:pPr>
+            <w:r>
+              <w:rPr>
                 <w:color w:val="A02B93" w:themeColor="accent5"/>
               </w:rPr>
               <w:t>a process that does not depend on a graphical interface</w:t>
@@ -12873,7 +13202,7 @@
           <w:p>
             <w:pPr>
               <w:spacing w:line="360" w:lineRule="auto"/>
-              <w:cnfStyle w:val="100000000000" w:firstRow="1" w:lastRow="0" w:firstColumn="0" w:lastColumn="0" w:oddVBand="0" w:evenVBand="0" w:oddHBand="0" w:evenHBand="0" w:firstRowFirstColumn="0" w:firstRowLastColumn="0" w:lastRowFirstColumn="0" w:lastRowLastColumn="0"/>
+              <w:cnfStyle w:val="000000000000" w:firstRow="0" w:lastRow="0" w:firstColumn="0" w:lastColumn="0" w:oddVBand="0" w:evenVBand="0" w:oddHBand="0" w:evenHBand="0" w:firstRowFirstColumn="0" w:firstRowLastColumn="0" w:lastRowFirstColumn="0" w:lastRowLastColumn="0"/>
               <w:rPr>
                 <w:color w:val="A02B93" w:themeColor="accent5"/>
               </w:rPr>
@@ -12902,6 +13231,7 @@
               <w:rPr>
                 <w:color w:val="80340D" w:themeColor="accent2" w:themeShade="80"/>
               </w:rPr>
+              <w:lastRenderedPageBreak/>
               <w:t>Key Import Principle</w:t>
             </w:r>
           </w:p>
@@ -13128,33 +13458,8 @@
           </w:p>
         </w:tc>
       </w:tr>
-    </w:tbl>
-    <w:p>
-      <w:r>
-        <w:rPr>
-          <w:b/>
-          <w:bCs/>
-        </w:rPr>
-        <w:br w:type="page"/>
-      </w:r>
-    </w:p>
-    <w:tbl>
-      <w:tblPr>
-        <w:tblStyle w:val="GridTable1Light-Accent1"/>
-        <w:tblW w:w="9481" w:type="dxa"/>
-        <w:tblCellMar>
-          <w:top w:w="29" w:type="dxa"/>
-          <w:bottom w:w="29" w:type="dxa"/>
-        </w:tblCellMar>
-        <w:tblLook w:val="04A0" w:firstRow="1" w:lastRow="0" w:firstColumn="1" w:lastColumn="0" w:noHBand="0" w:noVBand="1"/>
-      </w:tblPr>
-      <w:tblGrid>
-        <w:gridCol w:w="2065"/>
-        <w:gridCol w:w="7416"/>
-      </w:tblGrid>
       <w:tr>
         <w:trPr>
-          <w:cnfStyle w:val="100000000000" w:firstRow="1" w:lastRow="0" w:firstColumn="0" w:lastColumn="0" w:oddVBand="0" w:evenVBand="0" w:oddHBand="0" w:evenHBand="0" w:firstRowFirstColumn="0" w:firstRowLastColumn="0" w:lastRowFirstColumn="0" w:lastRowLastColumn="0"/>
           <w:trHeight w:val="368"/>
         </w:trPr>
         <w:tc>
@@ -13177,7 +13482,6 @@
                 <w:b w:val="0"/>
                 <w:bCs w:val="0"/>
               </w:rPr>
-              <w:lastRenderedPageBreak/>
               <w:t>Testing That Data Are Correctly Loaded</w:t>
             </w:r>
           </w:p>
@@ -13382,41 +13686,15 @@
                 <w:bCs/>
                 <w:color w:val="156082" w:themeColor="accent1"/>
               </w:rPr>
-              <w:t xml:space="preserve">The first validation step is to determine how many </w:t>
-            </w:r>
-            <w:proofErr w:type="gramStart"/>
-            <w:r>
-              <w:rPr>
-                <w:b/>
-                <w:bCs/>
-                <w:color w:val="156082" w:themeColor="accent1"/>
-              </w:rPr>
-              <w:t>rows</w:t>
-            </w:r>
-            <w:r>
-              <w:rPr>
-                <w:b/>
-                <w:bCs/>
-                <w:color w:val="156082" w:themeColor="accent1"/>
-              </w:rPr>
-              <w:t xml:space="preserve"> </w:t>
-            </w:r>
-            <w:r>
-              <w:rPr>
-                <w:b/>
-                <w:bCs/>
-                <w:color w:val="156082" w:themeColor="accent1"/>
-              </w:rPr>
-              <w:t>should</w:t>
-            </w:r>
-            <w:proofErr w:type="gramEnd"/>
-            <w:r>
-              <w:rPr>
-                <w:b/>
-                <w:bCs/>
-                <w:color w:val="156082" w:themeColor="accent1"/>
-              </w:rPr>
-              <w:t xml:space="preserve"> </w:t>
+              <w:t xml:space="preserve">The first validation step is to determine how many rows </w:t>
+            </w:r>
+            <w:r>
+              <w:rPr>
+                <w:b/>
+                <w:bCs/>
+                <w:color w:val="156082" w:themeColor="accent1"/>
+              </w:rPr>
+              <w:t xml:space="preserve">should </w:t>
             </w:r>
             <w:r>
               <w:rPr>
@@ -13450,7 +13728,7 @@
               <m:r>
                 <w:rPr>
                   <w:rFonts w:ascii="Cambria Math" w:hAnsi="Cambria Math"/>
-                  <w:color w:val="A02B93" w:themeColor="accent5"/>
+                  <w:color w:val="171717" w:themeColor="background2" w:themeShade="1A"/>
                 </w:rPr>
                 <m:t>5,281</m:t>
               </m:r>
@@ -13512,15 +13790,16 @@
               <w:spacing w:line="360" w:lineRule="auto"/>
               <w:cnfStyle w:val="000000000000" w:firstRow="0" w:lastRow="0" w:firstColumn="0" w:lastColumn="0" w:oddVBand="0" w:evenVBand="0" w:oddHBand="0" w:evenHBand="0" w:firstRowFirstColumn="0" w:firstRowLastColumn="0" w:lastRowFirstColumn="0" w:lastRowLastColumn="0"/>
               <w:rPr>
-                <w:color w:val="A02B93" w:themeColor="accent5"/>
+                <w:color w:val="171717" w:themeColor="background2" w:themeShade="1A"/>
               </w:rPr>
             </w:pPr>
             <m:oMath>
               <m:r>
                 <w:rPr>
                   <w:rFonts w:ascii="Cambria Math" w:hAnsi="Cambria Math"/>
-                  <w:color w:val="A02B93" w:themeColor="accent5"/>
+                  <w:color w:val="171717" w:themeColor="background2" w:themeShade="1A"/>
                 </w:rPr>
+                <w:lastRenderedPageBreak/>
                 <m:t>5,280</m:t>
               </m:r>
             </m:oMath>
@@ -13550,15 +13829,7 @@
                 <w:bCs/>
                 <w:color w:val="156082" w:themeColor="accent1"/>
               </w:rPr>
-              <w:t>Count Rows In MariaDB</w:t>
-            </w:r>
-            <w:r>
-              <w:rPr>
-                <w:b/>
-                <w:bCs/>
-                <w:color w:val="156082" w:themeColor="accent1"/>
-              </w:rPr>
-              <w:t>.</w:t>
+              <w:t>Count Rows In MariaDB.</w:t>
             </w:r>
           </w:p>
           <w:p>
@@ -13694,14 +13965,14 @@
               <w:spacing w:line="360" w:lineRule="auto"/>
               <w:cnfStyle w:val="000000000000" w:firstRow="0" w:lastRow="0" w:firstColumn="0" w:lastColumn="0" w:oddVBand="0" w:evenVBand="0" w:oddHBand="0" w:evenHBand="0" w:firstRowFirstColumn="0" w:firstRowLastColumn="0" w:lastRowFirstColumn="0" w:lastRowLastColumn="0"/>
               <w:rPr>
-                <w:color w:val="A02B93" w:themeColor="accent5"/>
+                <w:color w:val="171717" w:themeColor="background2" w:themeShade="1A"/>
               </w:rPr>
             </w:pPr>
             <m:oMath>
               <m:r>
                 <w:rPr>
                   <w:rFonts w:ascii="Cambria Math" w:hAnsi="Cambria Math"/>
-                  <w:color w:val="A02B93" w:themeColor="accent5"/>
+                  <w:color w:val="171717" w:themeColor="background2" w:themeShade="1A"/>
                 </w:rPr>
                 <m:t>5,280</m:t>
               </m:r>
@@ -13798,7 +14069,6 @@
                 <w:bCs/>
                 <w:color w:val="156082" w:themeColor="accent1"/>
               </w:rPr>
-              <w:lastRenderedPageBreak/>
               <w:t>DBeaver Row Count</w:t>
             </w:r>
             <w:r>
@@ -13998,7 +14268,6 @@
               <w:rPr>
                 <w:color w:val="80340D" w:themeColor="accent2" w:themeShade="80"/>
               </w:rPr>
-              <w:lastRenderedPageBreak/>
               <w:t>Visually Inspect The Imported Data</w:t>
             </w:r>
           </w:p>
@@ -14103,6 +14372,7 @@
               <w:rPr>
                 <w:color w:val="A02B93" w:themeColor="accent5"/>
               </w:rPr>
+              <w:lastRenderedPageBreak/>
               <w:t xml:space="preserve">unexpected </w:t>
             </w:r>
             <m:oMath>
@@ -14253,6 +14523,7 @@
               <w:rPr>
                 <w:color w:val="80340D" w:themeColor="accent2" w:themeShade="80"/>
               </w:rPr>
+              <w:lastRenderedPageBreak/>
               <w:t>Check Numeric Precision</w:t>
             </w:r>
           </w:p>
@@ -14266,11 +14537,15 @@
               <w:spacing w:line="360" w:lineRule="auto"/>
               <w:cnfStyle w:val="000000000000" w:firstRow="0" w:lastRow="0" w:firstColumn="0" w:lastColumn="0" w:oddVBand="0" w:evenVBand="0" w:oddHBand="0" w:evenHBand="0" w:firstRowFirstColumn="0" w:firstRowLastColumn="0" w:lastRowFirstColumn="0" w:lastRowLastColumn="0"/>
               <w:rPr>
-                <w:color w:val="156082" w:themeColor="accent1"/>
-              </w:rPr>
-            </w:pPr>
-            <w:r>
-              <w:rPr>
+                <w:b/>
+                <w:bCs/>
+                <w:color w:val="156082" w:themeColor="accent1"/>
+              </w:rPr>
+            </w:pPr>
+            <w:r>
+              <w:rPr>
+                <w:b/>
+                <w:bCs/>
                 <w:color w:val="156082" w:themeColor="accent1"/>
               </w:rPr>
               <w:t>Numeric columns should retain the precision expected from the source data.</w:t>
@@ -14293,39 +14568,27 @@
               <w:rPr>
                 <w:color w:val="A02B93" w:themeColor="accent5"/>
               </w:rPr>
-              <w:t>for example</w:t>
-            </w:r>
-            <w:r>
-              <w:rPr>
-                <w:color w:val="A02B93" w:themeColor="accent5"/>
-              </w:rPr>
-              <w:t>:</w:t>
-            </w:r>
-          </w:p>
-          <w:p>
-            <w:pPr>
-              <w:pStyle w:val="ListParagraph"/>
-              <w:numPr>
-                <w:ilvl w:val="1"/>
-                <w:numId w:val="7"/>
-              </w:numPr>
-              <w:spacing w:line="360" w:lineRule="auto"/>
-              <w:cnfStyle w:val="000000000000" w:firstRow="0" w:lastRow="0" w:firstColumn="0" w:lastColumn="0" w:oddVBand="0" w:evenVBand="0" w:oddHBand="0" w:evenHBand="0" w:firstRowFirstColumn="0" w:firstRowLastColumn="0" w:lastRowFirstColumn="0" w:lastRowLastColumn="0"/>
-              <w:rPr>
-                <w:color w:val="A02B93" w:themeColor="accent5"/>
-              </w:rPr>
-            </w:pPr>
-            <w:r>
-              <w:rPr>
-                <w:color w:val="A02B93" w:themeColor="accent5"/>
-              </w:rPr>
-              <w:t>a value containing decimal places</w:t>
-            </w:r>
-            <w:r>
-              <w:rPr>
-                <w:color w:val="A02B93" w:themeColor="accent5"/>
-              </w:rPr>
-              <w:t>:</w:t>
+              <w:t>for example:</w:t>
+            </w:r>
+          </w:p>
+          <w:p>
+            <w:pPr>
+              <w:pStyle w:val="ListParagraph"/>
+              <w:numPr>
+                <w:ilvl w:val="1"/>
+                <w:numId w:val="7"/>
+              </w:numPr>
+              <w:spacing w:line="360" w:lineRule="auto"/>
+              <w:cnfStyle w:val="000000000000" w:firstRow="0" w:lastRow="0" w:firstColumn="0" w:lastColumn="0" w:oddVBand="0" w:evenVBand="0" w:oddHBand="0" w:evenHBand="0" w:firstRowFirstColumn="0" w:firstRowLastColumn="0" w:lastRowFirstColumn="0" w:lastRowLastColumn="0"/>
+              <w:rPr>
+                <w:color w:val="A02B93" w:themeColor="accent5"/>
+              </w:rPr>
+            </w:pPr>
+            <w:r>
+              <w:rPr>
+                <w:color w:val="A02B93" w:themeColor="accent5"/>
+              </w:rPr>
+              <w:t>a value containing decimal places:</w:t>
             </w:r>
           </w:p>
           <w:p>
@@ -14345,7 +14608,6 @@
               <w:rPr>
                 <w:color w:val="A02B93" w:themeColor="accent5"/>
               </w:rPr>
-              <w:lastRenderedPageBreak/>
               <w:t xml:space="preserve">should not lose those decimal places because the destination column was accidentally defined as </w:t>
             </w:r>
             <m:oMath>
@@ -14410,7 +14672,6 @@
               <w:rPr>
                 <w:color w:val="80340D" w:themeColor="accent2" w:themeShade="80"/>
               </w:rPr>
-              <w:lastRenderedPageBreak/>
               <w:t>Compare Source And Destination Queries</w:t>
             </w:r>
           </w:p>
@@ -14632,6 +14893,7 @@
               <w:rPr>
                 <w:color w:val="A02B93" w:themeColor="accent5"/>
               </w:rPr>
+              <w:lastRenderedPageBreak/>
               <w:t>transformed</w:t>
             </w:r>
           </w:p>
@@ -14706,33 +14968,8 @@
           </w:p>
         </w:tc>
       </w:tr>
-    </w:tbl>
-    <w:p>
-      <w:r>
-        <w:rPr>
-          <w:b/>
-          <w:bCs/>
-        </w:rPr>
-        <w:br w:type="page"/>
-      </w:r>
-    </w:p>
-    <w:tbl>
-      <w:tblPr>
-        <w:tblStyle w:val="GridTable1Light-Accent1"/>
-        <w:tblW w:w="9481" w:type="dxa"/>
-        <w:tblCellMar>
-          <w:top w:w="29" w:type="dxa"/>
-          <w:bottom w:w="29" w:type="dxa"/>
-        </w:tblCellMar>
-        <w:tblLook w:val="04A0" w:firstRow="1" w:lastRow="0" w:firstColumn="1" w:lastColumn="0" w:noHBand="0" w:noVBand="1"/>
-      </w:tblPr>
-      <w:tblGrid>
-        <w:gridCol w:w="2065"/>
-        <w:gridCol w:w="7416"/>
-      </w:tblGrid>
       <w:tr>
         <w:trPr>
-          <w:cnfStyle w:val="100000000000" w:firstRow="1" w:lastRow="0" w:firstColumn="0" w:lastColumn="0" w:oddVBand="0" w:evenVBand="0" w:oddHBand="0" w:evenHBand="0" w:firstRowFirstColumn="0" w:firstRowLastColumn="0" w:lastRowFirstColumn="0" w:lastRowLastColumn="0"/>
           <w:trHeight w:val="368"/>
         </w:trPr>
         <w:tc>
@@ -14749,10 +14986,13 @@
               </w:rPr>
             </w:pPr>
             <w:r>
+              <w:lastRenderedPageBreak/>
+              <w:br w:type="page"/>
+            </w:r>
+            <w:r>
               <w:rPr>
                 <w:color w:val="80340D" w:themeColor="accent2" w:themeShade="80"/>
               </w:rPr>
-              <w:lastRenderedPageBreak/>
               <w:t>Referential Integrity</w:t>
             </w:r>
           </w:p>
@@ -14764,17 +15004,17 @@
           <w:p>
             <w:pPr>
               <w:spacing w:line="360" w:lineRule="auto"/>
-              <w:cnfStyle w:val="100000000000" w:firstRow="1" w:lastRow="0" w:firstColumn="0" w:lastColumn="0" w:oddVBand="0" w:evenVBand="0" w:oddHBand="0" w:evenHBand="0" w:firstRowFirstColumn="0" w:firstRowLastColumn="0" w:lastRowFirstColumn="0" w:lastRowLastColumn="0"/>
-              <w:rPr>
-                <w:b w:val="0"/>
-                <w:bCs w:val="0"/>
-                <w:color w:val="156082" w:themeColor="accent1"/>
-              </w:rPr>
-            </w:pPr>
-            <w:r>
-              <w:rPr>
-                <w:b w:val="0"/>
-                <w:bCs w:val="0"/>
+              <w:cnfStyle w:val="000000000000" w:firstRow="0" w:lastRow="0" w:firstColumn="0" w:lastColumn="0" w:oddVBand="0" w:evenVBand="0" w:oddHBand="0" w:evenHBand="0" w:firstRowFirstColumn="0" w:firstRowLastColumn="0" w:lastRowFirstColumn="0" w:lastRowLastColumn="0"/>
+              <w:rPr>
+                <w:b/>
+                <w:bCs/>
+                <w:color w:val="156082" w:themeColor="accent1"/>
+              </w:rPr>
+            </w:pPr>
+            <w:r>
+              <w:rPr>
+                <w:b/>
+                <w:bCs/>
                 <w:color w:val="156082" w:themeColor="accent1"/>
               </w:rPr>
               <w:t>Referential integrity describes whether relationships between tables remain valid.</w:t>
@@ -14788,25 +15028,21 @@
                 <w:numId w:val="7"/>
               </w:numPr>
               <w:spacing w:line="360" w:lineRule="auto"/>
-              <w:cnfStyle w:val="100000000000" w:firstRow="1" w:lastRow="0" w:firstColumn="0" w:lastColumn="0" w:oddVBand="0" w:evenVBand="0" w:oddHBand="0" w:evenHBand="0" w:firstRowFirstColumn="0" w:firstRowLastColumn="0" w:lastRowFirstColumn="0" w:lastRowLastColumn="0"/>
-              <w:rPr>
-                <w:b w:val="0"/>
-                <w:bCs w:val="0"/>
-                <w:color w:val="A02B93" w:themeColor="accent5"/>
-              </w:rPr>
-            </w:pPr>
-            <w:r>
-              <w:rPr>
-                <w:b w:val="0"/>
-                <w:bCs w:val="0"/>
+              <w:cnfStyle w:val="000000000000" w:firstRow="0" w:lastRow="0" w:firstColumn="0" w:lastColumn="0" w:oddVBand="0" w:evenVBand="0" w:oddHBand="0" w:evenHBand="0" w:firstRowFirstColumn="0" w:firstRowLastColumn="0" w:lastRowFirstColumn="0" w:lastRowLastColumn="0"/>
+              <w:rPr>
+                <w:b/>
+                <w:bCs/>
+                <w:color w:val="A02B93" w:themeColor="accent5"/>
+              </w:rPr>
+            </w:pPr>
+            <w:r>
+              <w:rPr>
                 <w:color w:val="A02B93" w:themeColor="accent5"/>
               </w:rPr>
               <w:t>if one table references a record in another table</w:t>
             </w:r>
             <w:r>
               <w:rPr>
-                <w:b w:val="0"/>
-                <w:bCs w:val="0"/>
                 <w:color w:val="A02B93" w:themeColor="accent5"/>
               </w:rPr>
               <w:t>:</w:t>
@@ -14820,17 +15056,15 @@
                 <w:numId w:val="7"/>
               </w:numPr>
               <w:spacing w:line="360" w:lineRule="auto"/>
-              <w:cnfStyle w:val="100000000000" w:firstRow="1" w:lastRow="0" w:firstColumn="0" w:lastColumn="0" w:oddVBand="0" w:evenVBand="0" w:oddHBand="0" w:evenHBand="0" w:firstRowFirstColumn="0" w:firstRowLastColumn="0" w:lastRowFirstColumn="0" w:lastRowLastColumn="0"/>
-              <w:rPr>
-                <w:b w:val="0"/>
-                <w:bCs w:val="0"/>
-                <w:color w:val="A02B93" w:themeColor="accent5"/>
-              </w:rPr>
-            </w:pPr>
-            <w:r>
-              <w:rPr>
-                <w:b w:val="0"/>
-                <w:bCs w:val="0"/>
+              <w:cnfStyle w:val="000000000000" w:firstRow="0" w:lastRow="0" w:firstColumn="0" w:lastColumn="0" w:oddVBand="0" w:evenVBand="0" w:oddHBand="0" w:evenHBand="0" w:firstRowFirstColumn="0" w:firstRowLastColumn="0" w:lastRowFirstColumn="0" w:lastRowLastColumn="0"/>
+              <w:rPr>
+                <w:b/>
+                <w:bCs/>
+                <w:color w:val="A02B93" w:themeColor="accent5"/>
+              </w:rPr>
+            </w:pPr>
+            <w:r>
+              <w:rPr>
                 <w:color w:val="A02B93" w:themeColor="accent5"/>
               </w:rPr>
               <w:t>the referenced record should exist when the database design requires it</w:t>
@@ -14844,25 +15078,21 @@
                 <w:numId w:val="7"/>
               </w:numPr>
               <w:spacing w:line="360" w:lineRule="auto"/>
-              <w:cnfStyle w:val="100000000000" w:firstRow="1" w:lastRow="0" w:firstColumn="0" w:lastColumn="0" w:oddVBand="0" w:evenVBand="0" w:oddHBand="0" w:evenHBand="0" w:firstRowFirstColumn="0" w:firstRowLastColumn="0" w:lastRowFirstColumn="0" w:lastRowLastColumn="0"/>
-              <w:rPr>
-                <w:b w:val="0"/>
-                <w:bCs w:val="0"/>
-                <w:color w:val="A02B93" w:themeColor="accent5"/>
-              </w:rPr>
-            </w:pPr>
-            <w:r>
-              <w:rPr>
-                <w:b w:val="0"/>
-                <w:bCs w:val="0"/>
+              <w:cnfStyle w:val="000000000000" w:firstRow="0" w:lastRow="0" w:firstColumn="0" w:lastColumn="0" w:oddVBand="0" w:evenVBand="0" w:oddHBand="0" w:evenHBand="0" w:firstRowFirstColumn="0" w:firstRowLastColumn="0" w:lastRowFirstColumn="0" w:lastRowLastColumn="0"/>
+              <w:rPr>
+                <w:b/>
+                <w:bCs/>
+                <w:color w:val="A02B93" w:themeColor="accent5"/>
+              </w:rPr>
+            </w:pPr>
+            <w:r>
+              <w:rPr>
                 <w:color w:val="A02B93" w:themeColor="accent5"/>
               </w:rPr>
               <w:t>f</w:t>
             </w:r>
             <w:r>
               <w:rPr>
-                <w:b w:val="0"/>
-                <w:bCs w:val="0"/>
                 <w:color w:val="A02B93" w:themeColor="accent5"/>
               </w:rPr>
               <w:t>or example:</w:t>
@@ -14876,15 +15106,18 @@
                 <w:numId w:val="7"/>
               </w:numPr>
               <w:spacing w:line="360" w:lineRule="auto"/>
-              <w:cnfStyle w:val="100000000000" w:firstRow="1" w:lastRow="0" w:firstColumn="0" w:lastColumn="0" w:oddVBand="0" w:evenVBand="0" w:oddHBand="0" w:evenHBand="0" w:firstRowFirstColumn="0" w:firstRowLastColumn="0" w:lastRowFirstColumn="0" w:lastRowLastColumn="0"/>
-              <w:rPr>
-                <w:b w:val="0"/>
-                <w:bCs w:val="0"/>
+              <w:cnfStyle w:val="000000000000" w:firstRow="0" w:lastRow="0" w:firstColumn="0" w:lastColumn="0" w:oddVBand="0" w:evenVBand="0" w:oddHBand="0" w:evenHBand="0" w:firstRowFirstColumn="0" w:firstRowLastColumn="0" w:lastRowFirstColumn="0" w:lastRowLastColumn="0"/>
+              <w:rPr>
+                <w:b/>
+                <w:bCs/>
                 <w:color w:val="A02B93" w:themeColor="accent5"/>
               </w:rPr>
             </w:pPr>
             <m:oMath>
               <m:r>
+                <m:rPr>
+                  <m:sty m:val="bi"/>
+                </m:rPr>
                 <w:rPr>
                   <w:rFonts w:ascii="Cambria Math" w:hAnsi="Cambria Math"/>
                   <w:color w:val="A02B93" w:themeColor="accent5"/>
@@ -14894,8 +15127,6 @@
             </m:oMath>
             <w:r>
               <w:rPr>
-                <w:b w:val="0"/>
-                <w:bCs w:val="0"/>
                 <w:color w:val="A02B93" w:themeColor="accent5"/>
               </w:rPr>
               <w:t>:</w:t>
@@ -14909,23 +15140,24 @@
                 <w:numId w:val="7"/>
               </w:numPr>
               <w:spacing w:line="360" w:lineRule="auto"/>
-              <w:cnfStyle w:val="100000000000" w:firstRow="1" w:lastRow="0" w:firstColumn="0" w:lastColumn="0" w:oddVBand="0" w:evenVBand="0" w:oddHBand="0" w:evenHBand="0" w:firstRowFirstColumn="0" w:firstRowLastColumn="0" w:lastRowFirstColumn="0" w:lastRowLastColumn="0"/>
-              <w:rPr>
-                <w:b w:val="0"/>
-                <w:bCs w:val="0"/>
-                <w:color w:val="A02B93" w:themeColor="accent5"/>
-              </w:rPr>
-            </w:pPr>
-            <w:r>
-              <w:rPr>
-                <w:b w:val="0"/>
-                <w:bCs w:val="0"/>
+              <w:cnfStyle w:val="000000000000" w:firstRow="0" w:lastRow="0" w:firstColumn="0" w:lastColumn="0" w:oddVBand="0" w:evenVBand="0" w:oddHBand="0" w:evenHBand="0" w:firstRowFirstColumn="0" w:firstRowLastColumn="0" w:lastRowFirstColumn="0" w:lastRowLastColumn="0"/>
+              <w:rPr>
+                <w:b/>
+                <w:bCs/>
+                <w:color w:val="A02B93" w:themeColor="accent5"/>
+              </w:rPr>
+            </w:pPr>
+            <w:r>
+              <w:rPr>
                 <w:color w:val="A02B93" w:themeColor="accent5"/>
               </w:rPr>
               <w:t xml:space="preserve">references </w:t>
             </w:r>
             <m:oMath>
               <m:r>
+                <m:rPr>
+                  <m:sty m:val="bi"/>
+                </m:rPr>
                 <w:rPr>
                   <w:rFonts w:ascii="Cambria Math" w:hAnsi="Cambria Math"/>
                   <w:color w:val="A02B93" w:themeColor="accent5"/>
@@ -14935,14 +15167,15 @@
             </m:oMath>
             <w:r>
               <w:rPr>
-                <w:b w:val="0"/>
-                <w:bCs w:val="0"/>
                 <w:color w:val="A02B93" w:themeColor="accent5"/>
               </w:rPr>
               <w:t xml:space="preserve"> through </w:t>
             </w:r>
             <m:oMath>
               <m:r>
+                <m:rPr>
+                  <m:sty m:val="bi"/>
+                </m:rPr>
                 <w:rPr>
                   <w:rFonts w:ascii="Cambria Math" w:hAnsi="Cambria Math"/>
                   <w:color w:val="171717" w:themeColor="background2" w:themeShade="1A"/>
@@ -14954,31 +15187,29 @@
           <w:p>
             <w:pPr>
               <w:spacing w:line="360" w:lineRule="auto"/>
-              <w:cnfStyle w:val="100000000000" w:firstRow="1" w:lastRow="0" w:firstColumn="0" w:lastColumn="0" w:oddVBand="0" w:evenVBand="0" w:oddHBand="0" w:evenHBand="0" w:firstRowFirstColumn="0" w:firstRowLastColumn="0" w:lastRowFirstColumn="0" w:lastRowLastColumn="0"/>
-              <w:rPr>
-                <w:color w:val="A02B93" w:themeColor="accent5"/>
-              </w:rPr>
-            </w:pPr>
-          </w:p>
-          <w:p>
-            <w:pPr>
-              <w:pStyle w:val="ListParagraph"/>
-              <w:numPr>
-                <w:ilvl w:val="1"/>
-                <w:numId w:val="7"/>
-              </w:numPr>
-              <w:spacing w:line="360" w:lineRule="auto"/>
-              <w:cnfStyle w:val="100000000000" w:firstRow="1" w:lastRow="0" w:firstColumn="0" w:lastColumn="0" w:oddVBand="0" w:evenVBand="0" w:oddHBand="0" w:evenHBand="0" w:firstRowFirstColumn="0" w:firstRowLastColumn="0" w:lastRowFirstColumn="0" w:lastRowLastColumn="0"/>
-              <w:rPr>
-                <w:b w:val="0"/>
-                <w:bCs w:val="0"/>
-                <w:color w:val="A02B93" w:themeColor="accent5"/>
-              </w:rPr>
-            </w:pPr>
-            <w:r>
-              <w:rPr>
-                <w:b w:val="0"/>
-                <w:bCs w:val="0"/>
+              <w:cnfStyle w:val="000000000000" w:firstRow="0" w:lastRow="0" w:firstColumn="0" w:lastColumn="0" w:oddVBand="0" w:evenVBand="0" w:oddHBand="0" w:evenHBand="0" w:firstRowFirstColumn="0" w:firstRowLastColumn="0" w:lastRowFirstColumn="0" w:lastRowLastColumn="0"/>
+              <w:rPr>
+                <w:color w:val="A02B93" w:themeColor="accent5"/>
+              </w:rPr>
+            </w:pPr>
+          </w:p>
+          <w:p>
+            <w:pPr>
+              <w:pStyle w:val="ListParagraph"/>
+              <w:numPr>
+                <w:ilvl w:val="1"/>
+                <w:numId w:val="7"/>
+              </w:numPr>
+              <w:spacing w:line="360" w:lineRule="auto"/>
+              <w:cnfStyle w:val="000000000000" w:firstRow="0" w:lastRow="0" w:firstColumn="0" w:lastColumn="0" w:oddVBand="0" w:evenVBand="0" w:oddHBand="0" w:evenHBand="0" w:firstRowFirstColumn="0" w:firstRowLastColumn="0" w:lastRowFirstColumn="0" w:lastRowLastColumn="0"/>
+              <w:rPr>
+                <w:b/>
+                <w:bCs/>
+                <w:color w:val="A02B93" w:themeColor="accent5"/>
+              </w:rPr>
+            </w:pPr>
+            <w:r>
+              <w:rPr>
                 <w:color w:val="A02B93" w:themeColor="accent5"/>
               </w:rPr>
               <w:t>a diagnosis should correspond to an existing patient</w:t>
@@ -14992,17 +15223,15 @@
                 <w:numId w:val="7"/>
               </w:numPr>
               <w:spacing w:line="360" w:lineRule="auto"/>
-              <w:cnfStyle w:val="100000000000" w:firstRow="1" w:lastRow="0" w:firstColumn="0" w:lastColumn="0" w:oddVBand="0" w:evenVBand="0" w:oddHBand="0" w:evenHBand="0" w:firstRowFirstColumn="0" w:firstRowLastColumn="0" w:lastRowFirstColumn="0" w:lastRowLastColumn="0"/>
-              <w:rPr>
-                <w:b w:val="0"/>
-                <w:bCs w:val="0"/>
-                <w:color w:val="A02B93" w:themeColor="accent5"/>
-              </w:rPr>
-            </w:pPr>
-            <w:r>
-              <w:rPr>
-                <w:b w:val="0"/>
-                <w:bCs w:val="0"/>
+              <w:cnfStyle w:val="000000000000" w:firstRow="0" w:lastRow="0" w:firstColumn="0" w:lastColumn="0" w:oddVBand="0" w:evenVBand="0" w:oddHBand="0" w:evenHBand="0" w:firstRowFirstColumn="0" w:firstRowLastColumn="0" w:lastRowFirstColumn="0" w:lastRowLastColumn="0"/>
+              <w:rPr>
+                <w:b/>
+                <w:bCs/>
+                <w:color w:val="A02B93" w:themeColor="accent5"/>
+              </w:rPr>
+            </w:pPr>
+            <w:r>
+              <w:rPr>
                 <w:color w:val="A02B93" w:themeColor="accent5"/>
               </w:rPr>
               <w:t>a patient does not necessarily need to have a diagnosis</w:t>
@@ -15011,7 +15240,7 @@
           <w:p>
             <w:pPr>
               <w:spacing w:line="360" w:lineRule="auto"/>
-              <w:cnfStyle w:val="100000000000" w:firstRow="1" w:lastRow="0" w:firstColumn="0" w:lastColumn="0" w:oddVBand="0" w:evenVBand="0" w:oddHBand="0" w:evenHBand="0" w:firstRowFirstColumn="0" w:firstRowLastColumn="0" w:lastRowFirstColumn="0" w:lastRowLastColumn="0"/>
+              <w:cnfStyle w:val="000000000000" w:firstRow="0" w:lastRow="0" w:firstColumn="0" w:lastColumn="0" w:oddVBand="0" w:evenVBand="0" w:oddHBand="0" w:evenHBand="0" w:firstRowFirstColumn="0" w:firstRowLastColumn="0" w:lastRowFirstColumn="0" w:lastRowLastColumn="0"/>
               <w:rPr>
                 <w:color w:val="A02B93" w:themeColor="accent5"/>
               </w:rPr>
@@ -15338,6 +15567,7 @@
               <w:rPr>
                 <w:color w:val="A02B93" w:themeColor="accent5"/>
               </w:rPr>
+              <w:lastRenderedPageBreak/>
               <w:t xml:space="preserve">means that every </w:t>
             </w:r>
             <m:oMath>
@@ -15391,33 +15621,8 @@
           </w:p>
         </w:tc>
       </w:tr>
-    </w:tbl>
-    <w:p>
-      <w:r>
-        <w:rPr>
-          <w:b/>
-          <w:bCs/>
-        </w:rPr>
-        <w:br w:type="page"/>
-      </w:r>
-    </w:p>
-    <w:tbl>
-      <w:tblPr>
-        <w:tblStyle w:val="GridTable1Light-Accent1"/>
-        <w:tblW w:w="9481" w:type="dxa"/>
-        <w:tblCellMar>
-          <w:top w:w="29" w:type="dxa"/>
-          <w:bottom w:w="29" w:type="dxa"/>
-        </w:tblCellMar>
-        <w:tblLook w:val="04A0" w:firstRow="1" w:lastRow="0" w:firstColumn="1" w:lastColumn="0" w:noHBand="0" w:noVBand="1"/>
-      </w:tblPr>
-      <w:tblGrid>
-        <w:gridCol w:w="2065"/>
-        <w:gridCol w:w="7416"/>
-      </w:tblGrid>
       <w:tr>
         <w:trPr>
-          <w:cnfStyle w:val="100000000000" w:firstRow="1" w:lastRow="0" w:firstColumn="0" w:lastColumn="0" w:oddVBand="0" w:evenVBand="0" w:oddHBand="0" w:evenHBand="0" w:firstRowFirstColumn="0" w:firstRowLastColumn="0" w:lastRowFirstColumn="0" w:lastRowLastColumn="0"/>
           <w:trHeight w:val="368"/>
         </w:trPr>
         <w:tc>
@@ -15449,17 +15654,17 @@
           <w:p>
             <w:pPr>
               <w:spacing w:line="360" w:lineRule="auto"/>
-              <w:cnfStyle w:val="100000000000" w:firstRow="1" w:lastRow="0" w:firstColumn="0" w:lastColumn="0" w:oddVBand="0" w:evenVBand="0" w:oddHBand="0" w:evenHBand="0" w:firstRowFirstColumn="0" w:firstRowLastColumn="0" w:lastRowFirstColumn="0" w:lastRowLastColumn="0"/>
-              <w:rPr>
-                <w:b w:val="0"/>
-                <w:bCs w:val="0"/>
-                <w:color w:val="A02B93" w:themeColor="accent5"/>
-              </w:rPr>
-            </w:pPr>
-            <w:r>
-              <w:rPr>
-                <w:b w:val="0"/>
-                <w:bCs w:val="0"/>
+              <w:cnfStyle w:val="000000000000" w:firstRow="0" w:lastRow="0" w:firstColumn="0" w:lastColumn="0" w:oddVBand="0" w:evenVBand="0" w:oddHBand="0" w:evenHBand="0" w:firstRowFirstColumn="0" w:firstRowLastColumn="0" w:lastRowFirstColumn="0" w:lastRowLastColumn="0"/>
+              <w:rPr>
+                <w:b/>
+                <w:bCs/>
+                <w:color w:val="A02B93" w:themeColor="accent5"/>
+              </w:rPr>
+            </w:pPr>
+            <w:r>
+              <w:rPr>
+                <w:b/>
+                <w:bCs/>
                 <w:color w:val="156082" w:themeColor="accent1"/>
               </w:rPr>
               <w:t>The goal is to preserve every row from CONDITION_OCCURRENCE.</w:t>
@@ -15473,23 +15678,24 @@
                 <w:numId w:val="7"/>
               </w:numPr>
               <w:spacing w:line="360" w:lineRule="auto"/>
-              <w:cnfStyle w:val="100000000000" w:firstRow="1" w:lastRow="0" w:firstColumn="0" w:lastColumn="0" w:oddVBand="0" w:evenVBand="0" w:oddHBand="0" w:evenHBand="0" w:firstRowFirstColumn="0" w:firstRowLastColumn="0" w:lastRowFirstColumn="0" w:lastRowLastColumn="0"/>
-              <w:rPr>
-                <w:b w:val="0"/>
-                <w:bCs w:val="0"/>
-                <w:color w:val="A02B93" w:themeColor="accent5"/>
-              </w:rPr>
-            </w:pPr>
-            <w:r>
-              <w:rPr>
-                <w:b w:val="0"/>
-                <w:bCs w:val="0"/>
+              <w:cnfStyle w:val="000000000000" w:firstRow="0" w:lastRow="0" w:firstColumn="0" w:lastColumn="0" w:oddVBand="0" w:evenVBand="0" w:oddHBand="0" w:evenHBand="0" w:firstRowFirstColumn="0" w:firstRowLastColumn="0" w:lastRowFirstColumn="0" w:lastRowLastColumn="0"/>
+              <w:rPr>
+                <w:b/>
+                <w:bCs/>
+                <w:color w:val="A02B93" w:themeColor="accent5"/>
+              </w:rPr>
+            </w:pPr>
+            <w:r>
+              <w:rPr>
                 <w:color w:val="A02B93" w:themeColor="accent5"/>
               </w:rPr>
               <w:t xml:space="preserve">the </w:t>
             </w:r>
             <m:oMath>
               <m:r>
+                <m:rPr>
+                  <m:sty m:val="bi"/>
+                </m:rPr>
                 <w:rPr>
                   <w:rFonts w:ascii="Cambria Math" w:hAnsi="Cambria Math"/>
                   <w:color w:val="A02B93" w:themeColor="accent5"/>
@@ -15499,8 +15705,6 @@
             </m:oMath>
             <w:r>
               <w:rPr>
-                <w:b w:val="0"/>
-                <w:bCs w:val="0"/>
                 <w:color w:val="A02B93" w:themeColor="accent5"/>
               </w:rPr>
               <w:t>:</w:t>
@@ -15514,23 +15718,24 @@
                 <w:numId w:val="7"/>
               </w:numPr>
               <w:spacing w:line="360" w:lineRule="auto"/>
-              <w:cnfStyle w:val="100000000000" w:firstRow="1" w:lastRow="0" w:firstColumn="0" w:lastColumn="0" w:oddVBand="0" w:evenVBand="0" w:oddHBand="0" w:evenHBand="0" w:firstRowFirstColumn="0" w:firstRowLastColumn="0" w:lastRowFirstColumn="0" w:lastRowLastColumn="0"/>
-              <w:rPr>
-                <w:b w:val="0"/>
-                <w:bCs w:val="0"/>
-                <w:color w:val="A02B93" w:themeColor="accent5"/>
-              </w:rPr>
-            </w:pPr>
-            <w:r>
-              <w:rPr>
-                <w:b w:val="0"/>
-                <w:bCs w:val="0"/>
+              <w:cnfStyle w:val="000000000000" w:firstRow="0" w:lastRow="0" w:firstColumn="0" w:lastColumn="0" w:oddVBand="0" w:evenVBand="0" w:oddHBand="0" w:evenHBand="0" w:firstRowFirstColumn="0" w:firstRowLastColumn="0" w:lastRowFirstColumn="0" w:lastRowLastColumn="0"/>
+              <w:rPr>
+                <w:b/>
+                <w:bCs/>
+                <w:color w:val="A02B93" w:themeColor="accent5"/>
+              </w:rPr>
+            </w:pPr>
+            <w:r>
+              <w:rPr>
                 <w:color w:val="A02B93" w:themeColor="accent5"/>
               </w:rPr>
               <w:t xml:space="preserve">keeps all condition records even when there is no matching </w:t>
             </w:r>
             <m:oMath>
               <m:r>
+                <m:rPr>
+                  <m:sty m:val="bi"/>
+                </m:rPr>
                 <w:rPr>
                   <w:rFonts w:ascii="Cambria Math" w:hAnsi="Cambria Math"/>
                   <w:color w:val="A02B93" w:themeColor="accent5"/>
@@ -15540,8 +15745,6 @@
             </m:oMath>
             <w:r>
               <w:rPr>
-                <w:b w:val="0"/>
-                <w:bCs w:val="0"/>
                 <w:color w:val="A02B93" w:themeColor="accent5"/>
               </w:rPr>
               <w:t xml:space="preserve"> record</w:t>
@@ -15550,7 +15753,7 @@
           <w:p>
             <w:pPr>
               <w:spacing w:line="360" w:lineRule="auto"/>
-              <w:cnfStyle w:val="100000000000" w:firstRow="1" w:lastRow="0" w:firstColumn="0" w:lastColumn="0" w:oddVBand="0" w:evenVBand="0" w:oddHBand="0" w:evenHBand="0" w:firstRowFirstColumn="0" w:firstRowLastColumn="0" w:lastRowFirstColumn="0" w:lastRowLastColumn="0"/>
+              <w:cnfStyle w:val="000000000000" w:firstRow="0" w:lastRow="0" w:firstColumn="0" w:lastColumn="0" w:oddVBand="0" w:evenVBand="0" w:oddHBand="0" w:evenHBand="0" w:firstRowFirstColumn="0" w:firstRowLastColumn="0" w:lastRowFirstColumn="0" w:lastRowLastColumn="0"/>
               <w:rPr>
                 <w:color w:val="A02B93" w:themeColor="accent5"/>
               </w:rPr>
@@ -15564,15 +15767,18 @@
                 <w:numId w:val="7"/>
               </w:numPr>
               <w:spacing w:line="360" w:lineRule="auto"/>
-              <w:cnfStyle w:val="100000000000" w:firstRow="1" w:lastRow="0" w:firstColumn="0" w:lastColumn="0" w:oddVBand="0" w:evenVBand="0" w:oddHBand="0" w:evenHBand="0" w:firstRowFirstColumn="0" w:firstRowLastColumn="0" w:lastRowFirstColumn="0" w:lastRowLastColumn="0"/>
-              <w:rPr>
-                <w:b w:val="0"/>
-                <w:bCs w:val="0"/>
+              <w:cnfStyle w:val="000000000000" w:firstRow="0" w:lastRow="0" w:firstColumn="0" w:lastColumn="0" w:oddVBand="0" w:evenVBand="0" w:oddHBand="0" w:evenHBand="0" w:firstRowFirstColumn="0" w:firstRowLastColumn="0" w:lastRowFirstColumn="0" w:lastRowLastColumn="0"/>
+              <w:rPr>
+                <w:b/>
+                <w:bCs/>
                 <w:color w:val="A02B93" w:themeColor="accent5"/>
               </w:rPr>
             </w:pPr>
             <m:oMath>
               <m:r>
+                <m:rPr>
+                  <m:sty m:val="bi"/>
+                </m:rPr>
                 <w:rPr>
                   <w:rFonts w:ascii="Cambria Math" w:hAnsi="Cambria Math"/>
                   <w:color w:val="A02B93" w:themeColor="accent5"/>
@@ -15580,25 +15786,14 @@
                 <m:t xml:space="preserve">WHERE </m:t>
               </m:r>
               <m:r>
+                <m:rPr>
+                  <m:sty m:val="bi"/>
+                </m:rPr>
                 <w:rPr>
                   <w:rFonts w:ascii="Cambria Math" w:hAnsi="Cambria Math"/>
                   <w:color w:val="171717" w:themeColor="background2" w:themeShade="1A"/>
                 </w:rPr>
-                <m:t>p.person</m:t>
-              </m:r>
-              <m:r>
-                <w:rPr>
-                  <w:rFonts w:ascii="Cambria Math" w:hAnsi="Cambria Math"/>
-                  <w:color w:val="171717" w:themeColor="background2" w:themeShade="1A"/>
-                </w:rPr>
-                <m:t>_</m:t>
-              </m:r>
-              <m:r>
-                <w:rPr>
-                  <w:rFonts w:ascii="Cambria Math" w:hAnsi="Cambria Math"/>
-                  <w:color w:val="171717" w:themeColor="background2" w:themeShade="1A"/>
-                </w:rPr>
-                <m:t>id</m:t>
+                <m:t>p.person_id</m:t>
               </m:r>
               <m:r>
                 <m:rPr>
@@ -15608,21 +15803,7 @@
                   <w:rFonts w:ascii="Cambria Math" w:hAnsi="Cambria Math"/>
                   <w:color w:val="A02B93" w:themeColor="accent5"/>
                 </w:rPr>
-                <m:t xml:space="preserve"> </m:t>
-              </m:r>
-              <m:r>
-                <w:rPr>
-                  <w:rFonts w:ascii="Cambria Math" w:hAnsi="Cambria Math"/>
-                  <w:color w:val="A02B93" w:themeColor="accent5"/>
-                </w:rPr>
-                <m:t>IS NULL</m:t>
-              </m:r>
-              <m:r>
-                <w:rPr>
-                  <w:rFonts w:ascii="Cambria Math" w:hAnsi="Cambria Math"/>
-                  <w:color w:val="A02B93" w:themeColor="accent5"/>
-                </w:rPr>
-                <m:t>:</m:t>
+                <m:t xml:space="preserve"> IS NULL:</m:t>
               </m:r>
             </m:oMath>
           </w:p>
@@ -15634,17 +15815,15 @@
                 <w:numId w:val="7"/>
               </w:numPr>
               <w:spacing w:line="360" w:lineRule="auto"/>
-              <w:cnfStyle w:val="100000000000" w:firstRow="1" w:lastRow="0" w:firstColumn="0" w:lastColumn="0" w:oddVBand="0" w:evenVBand="0" w:oddHBand="0" w:evenHBand="0" w:firstRowFirstColumn="0" w:firstRowLastColumn="0" w:lastRowFirstColumn="0" w:lastRowLastColumn="0"/>
-              <w:rPr>
-                <w:b w:val="0"/>
-                <w:bCs w:val="0"/>
-                <w:color w:val="A02B93" w:themeColor="accent5"/>
-              </w:rPr>
-            </w:pPr>
-            <w:r>
-              <w:rPr>
-                <w:b w:val="0"/>
-                <w:bCs w:val="0"/>
+              <w:cnfStyle w:val="000000000000" w:firstRow="0" w:lastRow="0" w:firstColumn="0" w:lastColumn="0" w:oddVBand="0" w:evenVBand="0" w:oddHBand="0" w:evenHBand="0" w:firstRowFirstColumn="0" w:firstRowLastColumn="0" w:lastRowFirstColumn="0" w:lastRowLastColumn="0"/>
+              <w:rPr>
+                <w:b/>
+                <w:bCs/>
+                <w:color w:val="A02B93" w:themeColor="accent5"/>
+              </w:rPr>
+            </w:pPr>
+            <w:r>
+              <w:rPr>
                 <w:color w:val="A02B93" w:themeColor="accent5"/>
               </w:rPr>
               <w:t>isolates the unmatched records</w:t>
@@ -15653,22 +15832,26 @@
           <w:p>
             <w:pPr>
               <w:spacing w:line="360" w:lineRule="auto"/>
-              <w:cnfStyle w:val="100000000000" w:firstRow="1" w:lastRow="0" w:firstColumn="0" w:lastColumn="0" w:oddVBand="0" w:evenVBand="0" w:oddHBand="0" w:evenHBand="0" w:firstRowFirstColumn="0" w:firstRowLastColumn="0" w:lastRowFirstColumn="0" w:lastRowLastColumn="0"/>
-              <w:rPr>
-                <w:color w:val="A02B93" w:themeColor="accent5"/>
-              </w:rPr>
-            </w:pPr>
-          </w:p>
-          <w:p>
-            <w:pPr>
-              <w:spacing w:line="360" w:lineRule="auto"/>
-              <w:cnfStyle w:val="100000000000" w:firstRow="1" w:lastRow="0" w:firstColumn="0" w:lastColumn="0" w:oddVBand="0" w:evenVBand="0" w:oddHBand="0" w:evenHBand="0" w:firstRowFirstColumn="0" w:firstRowLastColumn="0" w:lastRowFirstColumn="0" w:lastRowLastColumn="0"/>
-              <w:rPr>
-                <w:color w:val="156082" w:themeColor="accent1"/>
-              </w:rPr>
-            </w:pPr>
-            <w:r>
-              <w:rPr>
+              <w:cnfStyle w:val="000000000000" w:firstRow="0" w:lastRow="0" w:firstColumn="0" w:lastColumn="0" w:oddVBand="0" w:evenVBand="0" w:oddHBand="0" w:evenHBand="0" w:firstRowFirstColumn="0" w:firstRowLastColumn="0" w:lastRowFirstColumn="0" w:lastRowLastColumn="0"/>
+              <w:rPr>
+                <w:color w:val="A02B93" w:themeColor="accent5"/>
+              </w:rPr>
+            </w:pPr>
+          </w:p>
+          <w:p>
+            <w:pPr>
+              <w:spacing w:line="360" w:lineRule="auto"/>
+              <w:cnfStyle w:val="000000000000" w:firstRow="0" w:lastRow="0" w:firstColumn="0" w:lastColumn="0" w:oddVBand="0" w:evenVBand="0" w:oddHBand="0" w:evenHBand="0" w:firstRowFirstColumn="0" w:firstRowLastColumn="0" w:lastRowFirstColumn="0" w:lastRowLastColumn="0"/>
+              <w:rPr>
+                <w:b/>
+                <w:bCs/>
+                <w:color w:val="156082" w:themeColor="accent1"/>
+              </w:rPr>
+            </w:pPr>
+            <w:r>
+              <w:rPr>
+                <w:b/>
+                <w:bCs/>
                 <w:color w:val="156082" w:themeColor="accent1"/>
               </w:rPr>
               <w:t>This is equivalent to the PostgreSQL example that used a RIGHT JOIN with the table order reversed.</w:t>
@@ -15682,23 +15865,24 @@
                 <w:numId w:val="7"/>
               </w:numPr>
               <w:spacing w:line="360" w:lineRule="auto"/>
-              <w:cnfStyle w:val="100000000000" w:firstRow="1" w:lastRow="0" w:firstColumn="0" w:lastColumn="0" w:oddVBand="0" w:evenVBand="0" w:oddHBand="0" w:evenHBand="0" w:firstRowFirstColumn="0" w:firstRowLastColumn="0" w:lastRowFirstColumn="0" w:lastRowLastColumn="0"/>
-              <w:rPr>
-                <w:b w:val="0"/>
-                <w:bCs w:val="0"/>
-                <w:color w:val="A02B93" w:themeColor="accent5"/>
-              </w:rPr>
-            </w:pPr>
-            <w:r>
-              <w:rPr>
-                <w:b w:val="0"/>
-                <w:bCs w:val="0"/>
+              <w:cnfStyle w:val="000000000000" w:firstRow="0" w:lastRow="0" w:firstColumn="0" w:lastColumn="0" w:oddVBand="0" w:evenVBand="0" w:oddHBand="0" w:evenHBand="0" w:firstRowFirstColumn="0" w:firstRowLastColumn="0" w:lastRowFirstColumn="0" w:lastRowLastColumn="0"/>
+              <w:rPr>
+                <w:b/>
+                <w:bCs/>
+                <w:color w:val="A02B93" w:themeColor="accent5"/>
+              </w:rPr>
+            </w:pPr>
+            <w:r>
+              <w:rPr>
                 <w:color w:val="A02B93" w:themeColor="accent5"/>
               </w:rPr>
               <w:t xml:space="preserve">using </w:t>
             </w:r>
             <m:oMath>
               <m:r>
+                <m:rPr>
+                  <m:sty m:val="bi"/>
+                </m:rPr>
                 <w:rPr>
                   <w:rFonts w:ascii="Cambria Math" w:hAnsi="Cambria Math"/>
                   <w:color w:val="A02B93" w:themeColor="accent5"/>
@@ -15708,8 +15892,6 @@
             </m:oMath>
             <w:r>
               <w:rPr>
-                <w:b w:val="0"/>
-                <w:bCs w:val="0"/>
                 <w:color w:val="A02B93" w:themeColor="accent5"/>
               </w:rPr>
               <w:t xml:space="preserve"> often makes the validation logic easier to read</w:t>
@@ -15718,7 +15900,7 @@
           <w:p>
             <w:pPr>
               <w:spacing w:line="360" w:lineRule="auto"/>
-              <w:cnfStyle w:val="100000000000" w:firstRow="1" w:lastRow="0" w:firstColumn="0" w:lastColumn="0" w:oddVBand="0" w:evenVBand="0" w:oddHBand="0" w:evenHBand="0" w:firstRowFirstColumn="0" w:firstRowLastColumn="0" w:lastRowFirstColumn="0" w:lastRowLastColumn="0"/>
+              <w:cnfStyle w:val="000000000000" w:firstRow="0" w:lastRow="0" w:firstColumn="0" w:lastColumn="0" w:oddVBand="0" w:evenVBand="0" w:oddHBand="0" w:evenHBand="0" w:firstRowFirstColumn="0" w:firstRowLastColumn="0" w:lastRowFirstColumn="0" w:lastRowLastColumn="0"/>
               <w:rPr>
                 <w:color w:val="A02B93" w:themeColor="accent5"/>
               </w:rPr>
@@ -16081,6 +16263,7 @@
               <w:rPr>
                 <w:color w:val="A02B93" w:themeColor="accent5"/>
               </w:rPr>
+              <w:lastRenderedPageBreak/>
               <w:t>whether unmatched records are acceptable depends on the business rules for the database</w:t>
             </w:r>
           </w:p>
@@ -16088,271 +16271,6 @@
             <w:pPr>
               <w:spacing w:line="360" w:lineRule="auto"/>
               <w:cnfStyle w:val="000000000000" w:firstRow="0" w:lastRow="0" w:firstColumn="0" w:lastColumn="0" w:oddVBand="0" w:evenVBand="0" w:oddHBand="0" w:evenHBand="0" w:firstRowFirstColumn="0" w:firstRowLastColumn="0" w:lastRowFirstColumn="0" w:lastRowLastColumn="0"/>
-              <w:rPr>
-                <w:color w:val="A02B93" w:themeColor="accent5"/>
-              </w:rPr>
-            </w:pPr>
-          </w:p>
-        </w:tc>
-      </w:tr>
-    </w:tbl>
-    <w:p>
-      <w:r>
-        <w:rPr>
-          <w:b/>
-          <w:bCs/>
-        </w:rPr>
-        <w:br w:type="page"/>
-      </w:r>
-    </w:p>
-    <w:tbl>
-      <w:tblPr>
-        <w:tblStyle w:val="GridTable1Light-Accent1"/>
-        <w:tblW w:w="9481" w:type="dxa"/>
-        <w:tblCellMar>
-          <w:top w:w="29" w:type="dxa"/>
-          <w:bottom w:w="29" w:type="dxa"/>
-        </w:tblCellMar>
-        <w:tblLook w:val="04A0" w:firstRow="1" w:lastRow="0" w:firstColumn="1" w:lastColumn="0" w:noHBand="0" w:noVBand="1"/>
-      </w:tblPr>
-      <w:tblGrid>
-        <w:gridCol w:w="2065"/>
-        <w:gridCol w:w="7416"/>
-      </w:tblGrid>
-      <w:tr>
-        <w:trPr>
-          <w:cnfStyle w:val="100000000000" w:firstRow="1" w:lastRow="0" w:firstColumn="0" w:lastColumn="0" w:oddVBand="0" w:evenVBand="0" w:oddHBand="0" w:evenHBand="0" w:firstRowFirstColumn="0" w:firstRowLastColumn="0" w:lastRowFirstColumn="0" w:lastRowLastColumn="0"/>
-          <w:trHeight w:val="368"/>
-        </w:trPr>
-        <w:tc>
-          <w:tcPr>
-            <w:cnfStyle w:val="001000000000" w:firstRow="0" w:lastRow="0" w:firstColumn="1" w:lastColumn="0" w:oddVBand="0" w:evenVBand="0" w:oddHBand="0" w:evenHBand="0" w:firstRowFirstColumn="0" w:firstRowLastColumn="0" w:lastRowFirstColumn="0" w:lastRowLastColumn="0"/>
-            <w:tcW w:w="2065" w:type="dxa"/>
-            <w:shd w:val="clear" w:color="auto" w:fill="D9D9D9" w:themeFill="background1" w:themeFillShade="D9"/>
-          </w:tcPr>
-          <w:p>
-            <w:pPr>
-              <w:spacing w:line="360" w:lineRule="auto"/>
-              <w:rPr>
-                <w:color w:val="80340D" w:themeColor="accent2" w:themeShade="80"/>
-              </w:rPr>
-            </w:pPr>
-            <w:r>
-              <w:rPr>
-                <w:color w:val="80340D" w:themeColor="accent2" w:themeShade="80"/>
-              </w:rPr>
-              <w:lastRenderedPageBreak/>
-              <w:t>Business Rules</w:t>
-            </w:r>
-          </w:p>
-        </w:tc>
-        <w:tc>
-          <w:tcPr>
-            <w:tcW w:w="7416" w:type="dxa"/>
-          </w:tcPr>
-          <w:p>
-            <w:pPr>
-              <w:spacing w:line="360" w:lineRule="auto"/>
-              <w:cnfStyle w:val="100000000000" w:firstRow="1" w:lastRow="0" w:firstColumn="0" w:lastColumn="0" w:oddVBand="0" w:evenVBand="0" w:oddHBand="0" w:evenHBand="0" w:firstRowFirstColumn="0" w:firstRowLastColumn="0" w:lastRowFirstColumn="0" w:lastRowLastColumn="0"/>
-              <w:rPr>
-                <w:color w:val="156082" w:themeColor="accent1"/>
-              </w:rPr>
-            </w:pPr>
-            <w:proofErr w:type="spellStart"/>
-            <w:r>
-              <w:rPr>
-                <w:color w:val="156082" w:themeColor="accent1"/>
-              </w:rPr>
-              <w:t>Daabase</w:t>
-            </w:r>
-            <w:proofErr w:type="spellEnd"/>
-            <w:r>
-              <w:rPr>
-                <w:color w:val="156082" w:themeColor="accent1"/>
-              </w:rPr>
-              <w:t xml:space="preserve"> validation should also reflect the rules of the specific dataset.</w:t>
-            </w:r>
-          </w:p>
-          <w:p>
-            <w:pPr>
-              <w:pStyle w:val="ListParagraph"/>
-              <w:numPr>
-                <w:ilvl w:val="0"/>
-                <w:numId w:val="7"/>
-              </w:numPr>
-              <w:spacing w:line="360" w:lineRule="auto"/>
-              <w:cnfStyle w:val="100000000000" w:firstRow="1" w:lastRow="0" w:firstColumn="0" w:lastColumn="0" w:oddVBand="0" w:evenVBand="0" w:oddHBand="0" w:evenHBand="0" w:firstRowFirstColumn="0" w:firstRowLastColumn="0" w:lastRowFirstColumn="0" w:lastRowLastColumn="0"/>
-              <w:rPr>
-                <w:b w:val="0"/>
-                <w:bCs w:val="0"/>
-                <w:color w:val="A02B93" w:themeColor="accent5"/>
-              </w:rPr>
-            </w:pPr>
-            <w:r>
-              <w:rPr>
-                <w:b w:val="0"/>
-                <w:bCs w:val="0"/>
-                <w:color w:val="A02B93" w:themeColor="accent5"/>
-              </w:rPr>
-              <w:t>technical integrity alone does not guarantee that the data makes sense</w:t>
-            </w:r>
-          </w:p>
-          <w:p>
-            <w:pPr>
-              <w:pStyle w:val="ListParagraph"/>
-              <w:numPr>
-                <w:ilvl w:val="0"/>
-                <w:numId w:val="7"/>
-              </w:numPr>
-              <w:spacing w:line="360" w:lineRule="auto"/>
-              <w:cnfStyle w:val="100000000000" w:firstRow="1" w:lastRow="0" w:firstColumn="0" w:lastColumn="0" w:oddVBand="0" w:evenVBand="0" w:oddHBand="0" w:evenHBand="0" w:firstRowFirstColumn="0" w:firstRowLastColumn="0" w:lastRowFirstColumn="0" w:lastRowLastColumn="0"/>
-              <w:rPr>
-                <w:b w:val="0"/>
-                <w:bCs w:val="0"/>
-                <w:color w:val="A02B93" w:themeColor="accent5"/>
-              </w:rPr>
-            </w:pPr>
-            <w:r>
-              <w:rPr>
-                <w:b w:val="0"/>
-                <w:bCs w:val="0"/>
-                <w:color w:val="A02B93" w:themeColor="accent5"/>
-              </w:rPr>
-              <w:t>e</w:t>
-            </w:r>
-            <w:r>
-              <w:rPr>
-                <w:b w:val="0"/>
-                <w:bCs w:val="0"/>
-                <w:color w:val="A02B93" w:themeColor="accent5"/>
-              </w:rPr>
-              <w:t>xamples of healthcare business-rule checks include:</w:t>
-            </w:r>
-          </w:p>
-          <w:p>
-            <w:pPr>
-              <w:pStyle w:val="ListParagraph"/>
-              <w:numPr>
-                <w:ilvl w:val="1"/>
-                <w:numId w:val="7"/>
-              </w:numPr>
-              <w:spacing w:line="360" w:lineRule="auto"/>
-              <w:cnfStyle w:val="100000000000" w:firstRow="1" w:lastRow="0" w:firstColumn="0" w:lastColumn="0" w:oddVBand="0" w:evenVBand="0" w:oddHBand="0" w:evenHBand="0" w:firstRowFirstColumn="0" w:firstRowLastColumn="0" w:lastRowFirstColumn="0" w:lastRowLastColumn="0"/>
-              <w:rPr>
-                <w:b w:val="0"/>
-                <w:bCs w:val="0"/>
-                <w:color w:val="A02B93" w:themeColor="accent5"/>
-              </w:rPr>
-            </w:pPr>
-            <w:r>
-              <w:rPr>
-                <w:b w:val="0"/>
-                <w:bCs w:val="0"/>
-                <w:color w:val="A02B93" w:themeColor="accent5"/>
-              </w:rPr>
-              <w:t>patient counts should not unexpectedly decrease</w:t>
-            </w:r>
-          </w:p>
-          <w:p>
-            <w:pPr>
-              <w:pStyle w:val="ListParagraph"/>
-              <w:numPr>
-                <w:ilvl w:val="1"/>
-                <w:numId w:val="7"/>
-              </w:numPr>
-              <w:spacing w:line="360" w:lineRule="auto"/>
-              <w:cnfStyle w:val="100000000000" w:firstRow="1" w:lastRow="0" w:firstColumn="0" w:lastColumn="0" w:oddVBand="0" w:evenVBand="0" w:oddHBand="0" w:evenHBand="0" w:firstRowFirstColumn="0" w:firstRowLastColumn="0" w:lastRowFirstColumn="0" w:lastRowLastColumn="0"/>
-              <w:rPr>
-                <w:b w:val="0"/>
-                <w:bCs w:val="0"/>
-                <w:color w:val="A02B93" w:themeColor="accent5"/>
-              </w:rPr>
-            </w:pPr>
-            <w:r>
-              <w:rPr>
-                <w:b w:val="0"/>
-                <w:bCs w:val="0"/>
-                <w:color w:val="A02B93" w:themeColor="accent5"/>
-              </w:rPr>
-              <w:t>patient ages should remain within plausible ranges</w:t>
-            </w:r>
-          </w:p>
-          <w:p>
-            <w:pPr>
-              <w:pStyle w:val="ListParagraph"/>
-              <w:numPr>
-                <w:ilvl w:val="1"/>
-                <w:numId w:val="7"/>
-              </w:numPr>
-              <w:spacing w:line="360" w:lineRule="auto"/>
-              <w:cnfStyle w:val="100000000000" w:firstRow="1" w:lastRow="0" w:firstColumn="0" w:lastColumn="0" w:oddVBand="0" w:evenVBand="0" w:oddHBand="0" w:evenHBand="0" w:firstRowFirstColumn="0" w:firstRowLastColumn="0" w:lastRowFirstColumn="0" w:lastRowLastColumn="0"/>
-              <w:rPr>
-                <w:b w:val="0"/>
-                <w:bCs w:val="0"/>
-                <w:color w:val="A02B93" w:themeColor="accent5"/>
-              </w:rPr>
-            </w:pPr>
-            <w:r>
-              <w:rPr>
-                <w:b w:val="0"/>
-                <w:bCs w:val="0"/>
-                <w:color w:val="A02B93" w:themeColor="accent5"/>
-              </w:rPr>
-              <w:t>expected demographic categories should not suddenly disappear</w:t>
-            </w:r>
-          </w:p>
-          <w:p>
-            <w:pPr>
-              <w:pStyle w:val="ListParagraph"/>
-              <w:numPr>
-                <w:ilvl w:val="1"/>
-                <w:numId w:val="7"/>
-              </w:numPr>
-              <w:spacing w:line="360" w:lineRule="auto"/>
-              <w:cnfStyle w:val="100000000000" w:firstRow="1" w:lastRow="0" w:firstColumn="0" w:lastColumn="0" w:oddVBand="0" w:evenVBand="0" w:oddHBand="0" w:evenHBand="0" w:firstRowFirstColumn="0" w:firstRowLastColumn="0" w:lastRowFirstColumn="0" w:lastRowLastColumn="0"/>
-              <w:rPr>
-                <w:b w:val="0"/>
-                <w:bCs w:val="0"/>
-                <w:color w:val="A02B93" w:themeColor="accent5"/>
-              </w:rPr>
-            </w:pPr>
-            <w:r>
-              <w:rPr>
-                <w:b w:val="0"/>
-                <w:bCs w:val="0"/>
-                <w:color w:val="A02B93" w:themeColor="accent5"/>
-              </w:rPr>
-              <w:t>record counts should remain within reasonable ranges</w:t>
-            </w:r>
-          </w:p>
-          <w:p>
-            <w:pPr>
-              <w:pStyle w:val="ListParagraph"/>
-              <w:numPr>
-                <w:ilvl w:val="1"/>
-                <w:numId w:val="7"/>
-              </w:numPr>
-              <w:spacing w:line="360" w:lineRule="auto"/>
-              <w:cnfStyle w:val="100000000000" w:firstRow="1" w:lastRow="0" w:firstColumn="0" w:lastColumn="0" w:oddVBand="0" w:evenVBand="0" w:oddHBand="0" w:evenHBand="0" w:firstRowFirstColumn="0" w:firstRowLastColumn="0" w:lastRowFirstColumn="0" w:lastRowLastColumn="0"/>
-              <w:rPr>
-                <w:b w:val="0"/>
-                <w:bCs w:val="0"/>
-                <w:color w:val="A02B93" w:themeColor="accent5"/>
-              </w:rPr>
-            </w:pPr>
-            <w:r>
-              <w:rPr>
-                <w:b w:val="0"/>
-                <w:bCs w:val="0"/>
-                <w:color w:val="A02B93" w:themeColor="accent5"/>
-              </w:rPr>
-              <w:t>required relationships should remain valid</w:t>
-            </w:r>
-          </w:p>
-          <w:p>
-            <w:pPr>
-              <w:spacing w:line="360" w:lineRule="auto"/>
-              <w:cnfStyle w:val="100000000000" w:firstRow="1" w:lastRow="0" w:firstColumn="0" w:lastColumn="0" w:oddVBand="0" w:evenVBand="0" w:oddHBand="0" w:evenHBand="0" w:firstRowFirstColumn="0" w:firstRowLastColumn="0" w:lastRowFirstColumn="0" w:lastRowLastColumn="0"/>
               <w:rPr>
                 <w:color w:val="A02B93" w:themeColor="accent5"/>
               </w:rPr>
@@ -16378,10 +16296,14 @@
               </w:rPr>
             </w:pPr>
             <w:r>
+              <w:lastRenderedPageBreak/>
+              <w:br w:type="page"/>
+            </w:r>
+            <w:r>
               <w:rPr>
                 <w:color w:val="80340D" w:themeColor="accent2" w:themeShade="80"/>
               </w:rPr>
-              <w:t>Descriptive Validation</w:t>
+              <w:t>Business Rules</w:t>
             </w:r>
           </w:p>
         </w:tc>
@@ -16405,7 +16327,15 @@
                 <w:bCs/>
                 <w:color w:val="156082" w:themeColor="accent1"/>
               </w:rPr>
-              <w:t>Simple descriptive queries can reveal errors that row counts do not detect.</w:t>
+              <w:t>Database</w:t>
+            </w:r>
+            <w:r>
+              <w:rPr>
+                <w:b/>
+                <w:bCs/>
+                <w:color w:val="156082" w:themeColor="accent1"/>
+              </w:rPr>
+              <w:t xml:space="preserve"> validation should also reflect the rules of the specific dataset.</w:t>
             </w:r>
           </w:p>
           <w:p>
@@ -16418,26 +16348,30 @@
               <w:spacing w:line="360" w:lineRule="auto"/>
               <w:cnfStyle w:val="000000000000" w:firstRow="0" w:lastRow="0" w:firstColumn="0" w:lastColumn="0" w:oddVBand="0" w:evenVBand="0" w:oddHBand="0" w:evenHBand="0" w:firstRowFirstColumn="0" w:firstRowLastColumn="0" w:lastRowFirstColumn="0" w:lastRowLastColumn="0"/>
               <w:rPr>
-                <w:color w:val="A02B93" w:themeColor="accent5"/>
-              </w:rPr>
-            </w:pPr>
-            <w:r>
-              <w:rPr>
-                <w:color w:val="A02B93" w:themeColor="accent5"/>
-              </w:rPr>
-              <w:t>use frequency distributions to examine whether categorical data contains the expected mix of values</w:t>
-            </w:r>
-          </w:p>
-          <w:p>
-            <w:pPr>
-              <w:pStyle w:val="ListParagraph"/>
-              <w:numPr>
-                <w:ilvl w:val="1"/>
-                <w:numId w:val="7"/>
-              </w:numPr>
-              <w:spacing w:line="360" w:lineRule="auto"/>
-              <w:cnfStyle w:val="000000000000" w:firstRow="0" w:lastRow="0" w:firstColumn="0" w:lastColumn="0" w:oddVBand="0" w:evenVBand="0" w:oddHBand="0" w:evenHBand="0" w:firstRowFirstColumn="0" w:firstRowLastColumn="0" w:lastRowFirstColumn="0" w:lastRowLastColumn="0"/>
-              <w:rPr>
+                <w:b/>
+                <w:bCs/>
+                <w:color w:val="A02B93" w:themeColor="accent5"/>
+              </w:rPr>
+            </w:pPr>
+            <w:r>
+              <w:rPr>
+                <w:color w:val="A02B93" w:themeColor="accent5"/>
+              </w:rPr>
+              <w:t>technical integrity alone does not guarantee that the data makes sense</w:t>
+            </w:r>
+          </w:p>
+          <w:p>
+            <w:pPr>
+              <w:pStyle w:val="ListParagraph"/>
+              <w:numPr>
+                <w:ilvl w:val="0"/>
+                <w:numId w:val="7"/>
+              </w:numPr>
+              <w:spacing w:line="360" w:lineRule="auto"/>
+              <w:cnfStyle w:val="000000000000" w:firstRow="0" w:lastRow="0" w:firstColumn="0" w:lastColumn="0" w:oddVBand="0" w:evenVBand="0" w:oddHBand="0" w:evenHBand="0" w:firstRowFirstColumn="0" w:firstRowLastColumn="0" w:lastRowFirstColumn="0" w:lastRowLastColumn="0"/>
+              <w:rPr>
+                <w:b/>
+                <w:bCs/>
                 <w:color w:val="A02B93" w:themeColor="accent5"/>
               </w:rPr>
             </w:pPr>
@@ -16451,107 +16385,117 @@
               <w:rPr>
                 <w:color w:val="A02B93" w:themeColor="accent5"/>
               </w:rPr>
-              <w:t>xamples include:</w:t>
-            </w:r>
-          </w:p>
-          <w:p>
-            <w:pPr>
-              <w:pStyle w:val="ListParagraph"/>
-              <w:numPr>
-                <w:ilvl w:val="2"/>
-                <w:numId w:val="7"/>
-              </w:numPr>
-              <w:spacing w:line="360" w:lineRule="auto"/>
-              <w:cnfStyle w:val="000000000000" w:firstRow="0" w:lastRow="0" w:firstColumn="0" w:lastColumn="0" w:oddVBand="0" w:evenVBand="0" w:oddHBand="0" w:evenHBand="0" w:firstRowFirstColumn="0" w:firstRowLastColumn="0" w:lastRowFirstColumn="0" w:lastRowLastColumn="0"/>
-              <w:rPr>
-                <w:color w:val="A02B93" w:themeColor="accent5"/>
-              </w:rPr>
-            </w:pPr>
-            <w:r>
-              <w:rPr>
-                <w:color w:val="A02B93" w:themeColor="accent5"/>
-              </w:rPr>
-              <w:t>race</w:t>
-            </w:r>
-          </w:p>
-          <w:p>
-            <w:pPr>
-              <w:pStyle w:val="ListParagraph"/>
-              <w:numPr>
-                <w:ilvl w:val="2"/>
-                <w:numId w:val="7"/>
-              </w:numPr>
-              <w:spacing w:line="360" w:lineRule="auto"/>
-              <w:cnfStyle w:val="000000000000" w:firstRow="0" w:lastRow="0" w:firstColumn="0" w:lastColumn="0" w:oddVBand="0" w:evenVBand="0" w:oddHBand="0" w:evenHBand="0" w:firstRowFirstColumn="0" w:firstRowLastColumn="0" w:lastRowFirstColumn="0" w:lastRowLastColumn="0"/>
-              <w:rPr>
-                <w:color w:val="A02B93" w:themeColor="accent5"/>
-              </w:rPr>
-            </w:pPr>
-            <w:r>
-              <w:rPr>
-                <w:color w:val="A02B93" w:themeColor="accent5"/>
-              </w:rPr>
-              <w:t>ethnicity</w:t>
-            </w:r>
-          </w:p>
-          <w:p>
-            <w:pPr>
-              <w:pStyle w:val="ListParagraph"/>
-              <w:numPr>
-                <w:ilvl w:val="2"/>
-                <w:numId w:val="7"/>
-              </w:numPr>
-              <w:spacing w:line="360" w:lineRule="auto"/>
-              <w:cnfStyle w:val="000000000000" w:firstRow="0" w:lastRow="0" w:firstColumn="0" w:lastColumn="0" w:oddVBand="0" w:evenVBand="0" w:oddHBand="0" w:evenHBand="0" w:firstRowFirstColumn="0" w:firstRowLastColumn="0" w:lastRowFirstColumn="0" w:lastRowLastColumn="0"/>
-              <w:rPr>
-                <w:color w:val="A02B93" w:themeColor="accent5"/>
-              </w:rPr>
-            </w:pPr>
-            <w:r>
-              <w:rPr>
-                <w:color w:val="A02B93" w:themeColor="accent5"/>
-              </w:rPr>
-              <w:t>sex</w:t>
-            </w:r>
-          </w:p>
-          <w:p>
-            <w:pPr>
-              <w:pStyle w:val="ListParagraph"/>
-              <w:numPr>
-                <w:ilvl w:val="2"/>
-                <w:numId w:val="7"/>
-              </w:numPr>
-              <w:spacing w:line="360" w:lineRule="auto"/>
-              <w:cnfStyle w:val="000000000000" w:firstRow="0" w:lastRow="0" w:firstColumn="0" w:lastColumn="0" w:oddVBand="0" w:evenVBand="0" w:oddHBand="0" w:evenHBand="0" w:firstRowFirstColumn="0" w:firstRowLastColumn="0" w:lastRowFirstColumn="0" w:lastRowLastColumn="0"/>
-              <w:rPr>
-                <w:color w:val="A02B93" w:themeColor="accent5"/>
-              </w:rPr>
-            </w:pPr>
-            <w:r>
-              <w:rPr>
-                <w:color w:val="A02B93" w:themeColor="accent5"/>
-              </w:rPr>
-              <w:t>visit type</w:t>
-            </w:r>
-          </w:p>
-          <w:p>
-            <w:pPr>
-              <w:pStyle w:val="ListParagraph"/>
-              <w:numPr>
-                <w:ilvl w:val="2"/>
-                <w:numId w:val="7"/>
-              </w:numPr>
-              <w:spacing w:line="360" w:lineRule="auto"/>
-              <w:cnfStyle w:val="000000000000" w:firstRow="0" w:lastRow="0" w:firstColumn="0" w:lastColumn="0" w:oddVBand="0" w:evenVBand="0" w:oddHBand="0" w:evenHBand="0" w:firstRowFirstColumn="0" w:firstRowLastColumn="0" w:lastRowFirstColumn="0" w:lastRowLastColumn="0"/>
-              <w:rPr>
-                <w:color w:val="A02B93" w:themeColor="accent5"/>
-              </w:rPr>
-            </w:pPr>
-            <w:r>
-              <w:rPr>
-                <w:color w:val="A02B93" w:themeColor="accent5"/>
-              </w:rPr>
-              <w:t>diagnosis category</w:t>
+              <w:t>xamples of healthcare business-rule checks include:</w:t>
+            </w:r>
+          </w:p>
+          <w:p>
+            <w:pPr>
+              <w:pStyle w:val="ListParagraph"/>
+              <w:numPr>
+                <w:ilvl w:val="1"/>
+                <w:numId w:val="7"/>
+              </w:numPr>
+              <w:spacing w:line="360" w:lineRule="auto"/>
+              <w:cnfStyle w:val="000000000000" w:firstRow="0" w:lastRow="0" w:firstColumn="0" w:lastColumn="0" w:oddVBand="0" w:evenVBand="0" w:oddHBand="0" w:evenHBand="0" w:firstRowFirstColumn="0" w:firstRowLastColumn="0" w:lastRowFirstColumn="0" w:lastRowLastColumn="0"/>
+              <w:rPr>
+                <w:b/>
+                <w:bCs/>
+                <w:color w:val="A02B93" w:themeColor="accent5"/>
+              </w:rPr>
+            </w:pPr>
+            <w:r>
+              <w:rPr>
+                <w:color w:val="A02B93" w:themeColor="accent5"/>
+              </w:rPr>
+              <w:t>patient counts should not unexpectedly decrease</w:t>
+            </w:r>
+          </w:p>
+          <w:p>
+            <w:pPr>
+              <w:pStyle w:val="ListParagraph"/>
+              <w:numPr>
+                <w:ilvl w:val="1"/>
+                <w:numId w:val="7"/>
+              </w:numPr>
+              <w:spacing w:line="360" w:lineRule="auto"/>
+              <w:cnfStyle w:val="000000000000" w:firstRow="0" w:lastRow="0" w:firstColumn="0" w:lastColumn="0" w:oddVBand="0" w:evenVBand="0" w:oddHBand="0" w:evenHBand="0" w:firstRowFirstColumn="0" w:firstRowLastColumn="0" w:lastRowFirstColumn="0" w:lastRowLastColumn="0"/>
+              <w:rPr>
+                <w:b/>
+                <w:bCs/>
+                <w:color w:val="A02B93" w:themeColor="accent5"/>
+              </w:rPr>
+            </w:pPr>
+            <w:r>
+              <w:rPr>
+                <w:color w:val="A02B93" w:themeColor="accent5"/>
+              </w:rPr>
+              <w:t>patient ages should remain within plausible ranges</w:t>
+            </w:r>
+          </w:p>
+          <w:p>
+            <w:pPr>
+              <w:pStyle w:val="ListParagraph"/>
+              <w:numPr>
+                <w:ilvl w:val="1"/>
+                <w:numId w:val="7"/>
+              </w:numPr>
+              <w:spacing w:line="360" w:lineRule="auto"/>
+              <w:cnfStyle w:val="000000000000" w:firstRow="0" w:lastRow="0" w:firstColumn="0" w:lastColumn="0" w:oddVBand="0" w:evenVBand="0" w:oddHBand="0" w:evenHBand="0" w:firstRowFirstColumn="0" w:firstRowLastColumn="0" w:lastRowFirstColumn="0" w:lastRowLastColumn="0"/>
+              <w:rPr>
+                <w:b/>
+                <w:bCs/>
+                <w:color w:val="A02B93" w:themeColor="accent5"/>
+              </w:rPr>
+            </w:pPr>
+            <w:r>
+              <w:rPr>
+                <w:color w:val="A02B93" w:themeColor="accent5"/>
+              </w:rPr>
+              <w:t>expected demographic categories should not suddenly disappear</w:t>
+            </w:r>
+          </w:p>
+          <w:p>
+            <w:pPr>
+              <w:pStyle w:val="ListParagraph"/>
+              <w:numPr>
+                <w:ilvl w:val="1"/>
+                <w:numId w:val="7"/>
+              </w:numPr>
+              <w:spacing w:line="360" w:lineRule="auto"/>
+              <w:cnfStyle w:val="000000000000" w:firstRow="0" w:lastRow="0" w:firstColumn="0" w:lastColumn="0" w:oddVBand="0" w:evenVBand="0" w:oddHBand="0" w:evenHBand="0" w:firstRowFirstColumn="0" w:firstRowLastColumn="0" w:lastRowFirstColumn="0" w:lastRowLastColumn="0"/>
+              <w:rPr>
+                <w:b/>
+                <w:bCs/>
+                <w:color w:val="A02B93" w:themeColor="accent5"/>
+              </w:rPr>
+            </w:pPr>
+            <w:r>
+              <w:rPr>
+                <w:color w:val="A02B93" w:themeColor="accent5"/>
+              </w:rPr>
+              <w:t>record counts should remain within reasonable ranges</w:t>
+            </w:r>
+          </w:p>
+          <w:p>
+            <w:pPr>
+              <w:pStyle w:val="ListParagraph"/>
+              <w:numPr>
+                <w:ilvl w:val="1"/>
+                <w:numId w:val="7"/>
+              </w:numPr>
+              <w:spacing w:line="360" w:lineRule="auto"/>
+              <w:cnfStyle w:val="000000000000" w:firstRow="0" w:lastRow="0" w:firstColumn="0" w:lastColumn="0" w:oddVBand="0" w:evenVBand="0" w:oddHBand="0" w:evenHBand="0" w:firstRowFirstColumn="0" w:firstRowLastColumn="0" w:lastRowFirstColumn="0" w:lastRowLastColumn="0"/>
+              <w:rPr>
+                <w:b/>
+                <w:bCs/>
+                <w:color w:val="A02B93" w:themeColor="accent5"/>
+              </w:rPr>
+            </w:pPr>
+            <w:r>
+              <w:rPr>
+                <w:color w:val="A02B93" w:themeColor="accent5"/>
+              </w:rPr>
+              <w:t>required relationships should remain valid</w:t>
             </w:r>
           </w:p>
           <w:p>
@@ -16586,7 +16530,7 @@
               <w:rPr>
                 <w:color w:val="80340D" w:themeColor="accent2" w:themeShade="80"/>
               </w:rPr>
-              <w:t>Why Use A LEFT JOIN</w:t>
+              <w:t>Descriptive Validation</w:t>
             </w:r>
           </w:p>
         </w:tc>
@@ -16610,7 +16554,7 @@
                 <w:bCs/>
                 <w:color w:val="156082" w:themeColor="accent1"/>
               </w:rPr>
-              <w:t>A LEFT JOIN preserves all records from PERSON.</w:t>
+              <w:t>Simple descriptive queries can reveal errors that row counts do not detect.</w:t>
             </w:r>
           </w:p>
           <w:p>
@@ -16630,78 +16574,133 @@
               <w:rPr>
                 <w:color w:val="A02B93" w:themeColor="accent5"/>
               </w:rPr>
-              <w:t xml:space="preserve">if a </w:t>
-            </w:r>
-            <m:oMath>
-              <m:r>
-                <w:rPr>
-                  <w:rFonts w:ascii="Cambria Math" w:hAnsi="Cambria Math"/>
-                  <w:color w:val="171717" w:themeColor="background2" w:themeShade="1A"/>
-                </w:rPr>
-                <m:t>race_concept_id</m:t>
-              </m:r>
-            </m:oMath>
-            <w:r>
-              <w:rPr>
-                <w:color w:val="A02B93" w:themeColor="accent5"/>
-              </w:rPr>
-              <w:t xml:space="preserve"> does not have a corresponding record in CONCEPT, the patient still appears in the result</w:t>
-            </w:r>
-          </w:p>
-          <w:p>
-            <w:pPr>
-              <w:pStyle w:val="ListParagraph"/>
-              <w:numPr>
-                <w:ilvl w:val="1"/>
-                <w:numId w:val="7"/>
-              </w:numPr>
-              <w:spacing w:line="360" w:lineRule="auto"/>
-              <w:cnfStyle w:val="000000000000" w:firstRow="0" w:lastRow="0" w:firstColumn="0" w:lastColumn="0" w:oddVBand="0" w:evenVBand="0" w:oddHBand="0" w:evenHBand="0" w:firstRowFirstColumn="0" w:firstRowLastColumn="0" w:lastRowFirstColumn="0" w:lastRowLastColumn="0"/>
-              <w:rPr>
-                <w:color w:val="A02B93" w:themeColor="accent5"/>
-              </w:rPr>
-            </w:pPr>
-            <w:r>
-              <w:rPr>
-                <w:color w:val="A02B93" w:themeColor="accent5"/>
-              </w:rPr>
-              <w:t>t</w:t>
-            </w:r>
-            <w:r>
-              <w:rPr>
-                <w:color w:val="A02B93" w:themeColor="accent5"/>
-              </w:rPr>
-              <w:t xml:space="preserve">he concept name will appear as </w:t>
-            </w:r>
-            <m:oMath>
-              <m:r>
-                <w:rPr>
-                  <w:rFonts w:ascii="Cambria Math" w:hAnsi="Cambria Math"/>
-                  <w:color w:val="A02B93" w:themeColor="accent5"/>
-                </w:rPr>
-                <m:t>NULL</m:t>
-              </m:r>
-            </m:oMath>
-          </w:p>
-          <w:p>
-            <w:pPr>
-              <w:pStyle w:val="ListParagraph"/>
-              <w:numPr>
-                <w:ilvl w:val="1"/>
-                <w:numId w:val="7"/>
-              </w:numPr>
-              <w:spacing w:line="360" w:lineRule="auto"/>
-              <w:cnfStyle w:val="000000000000" w:firstRow="0" w:lastRow="0" w:firstColumn="0" w:lastColumn="0" w:oddVBand="0" w:evenVBand="0" w:oddHBand="0" w:evenHBand="0" w:firstRowFirstColumn="0" w:firstRowLastColumn="0" w:lastRowFirstColumn="0" w:lastRowLastColumn="0"/>
-              <w:rPr>
-                <w:color w:val="A02B93" w:themeColor="accent5"/>
-              </w:rPr>
-            </w:pPr>
-            <w:r>
-              <w:rPr>
-                <w:color w:val="A02B93" w:themeColor="accent5"/>
-              </w:rPr>
-              <w:lastRenderedPageBreak/>
-              <w:t>this makes broken or missing concept mappings easier to detect</w:t>
+              <w:t>use frequency distributions to examine whether categorical data contains the expected mix of values</w:t>
+            </w:r>
+          </w:p>
+          <w:p>
+            <w:pPr>
+              <w:pStyle w:val="ListParagraph"/>
+              <w:numPr>
+                <w:ilvl w:val="1"/>
+                <w:numId w:val="7"/>
+              </w:numPr>
+              <w:spacing w:line="360" w:lineRule="auto"/>
+              <w:cnfStyle w:val="000000000000" w:firstRow="0" w:lastRow="0" w:firstColumn="0" w:lastColumn="0" w:oddVBand="0" w:evenVBand="0" w:oddHBand="0" w:evenHBand="0" w:firstRowFirstColumn="0" w:firstRowLastColumn="0" w:lastRowFirstColumn="0" w:lastRowLastColumn="0"/>
+              <w:rPr>
+                <w:color w:val="A02B93" w:themeColor="accent5"/>
+              </w:rPr>
+            </w:pPr>
+            <w:r>
+              <w:rPr>
+                <w:color w:val="A02B93" w:themeColor="accent5"/>
+              </w:rPr>
+              <w:t>e</w:t>
+            </w:r>
+            <w:r>
+              <w:rPr>
+                <w:color w:val="A02B93" w:themeColor="accent5"/>
+              </w:rPr>
+              <w:t>xamples include:</w:t>
+            </w:r>
+          </w:p>
+          <w:p>
+            <w:pPr>
+              <w:pStyle w:val="ListParagraph"/>
+              <w:numPr>
+                <w:ilvl w:val="2"/>
+                <w:numId w:val="7"/>
+              </w:numPr>
+              <w:spacing w:line="360" w:lineRule="auto"/>
+              <w:cnfStyle w:val="000000000000" w:firstRow="0" w:lastRow="0" w:firstColumn="0" w:lastColumn="0" w:oddVBand="0" w:evenVBand="0" w:oddHBand="0" w:evenHBand="0" w:firstRowFirstColumn="0" w:firstRowLastColumn="0" w:lastRowFirstColumn="0" w:lastRowLastColumn="0"/>
+              <w:rPr>
+                <w:color w:val="A02B93" w:themeColor="accent5"/>
+              </w:rPr>
+            </w:pPr>
+            <w:r>
+              <w:rPr>
+                <w:color w:val="A02B93" w:themeColor="accent5"/>
+              </w:rPr>
+              <w:t>race</w:t>
+            </w:r>
+          </w:p>
+          <w:p>
+            <w:pPr>
+              <w:pStyle w:val="ListParagraph"/>
+              <w:numPr>
+                <w:ilvl w:val="2"/>
+                <w:numId w:val="7"/>
+              </w:numPr>
+              <w:spacing w:line="360" w:lineRule="auto"/>
+              <w:cnfStyle w:val="000000000000" w:firstRow="0" w:lastRow="0" w:firstColumn="0" w:lastColumn="0" w:oddVBand="0" w:evenVBand="0" w:oddHBand="0" w:evenHBand="0" w:firstRowFirstColumn="0" w:firstRowLastColumn="0" w:lastRowFirstColumn="0" w:lastRowLastColumn="0"/>
+              <w:rPr>
+                <w:color w:val="A02B93" w:themeColor="accent5"/>
+              </w:rPr>
+            </w:pPr>
+            <w:r>
+              <w:rPr>
+                <w:color w:val="A02B93" w:themeColor="accent5"/>
+              </w:rPr>
+              <w:t>ethnicity</w:t>
+            </w:r>
+          </w:p>
+          <w:p>
+            <w:pPr>
+              <w:pStyle w:val="ListParagraph"/>
+              <w:numPr>
+                <w:ilvl w:val="2"/>
+                <w:numId w:val="7"/>
+              </w:numPr>
+              <w:spacing w:line="360" w:lineRule="auto"/>
+              <w:cnfStyle w:val="000000000000" w:firstRow="0" w:lastRow="0" w:firstColumn="0" w:lastColumn="0" w:oddVBand="0" w:evenVBand="0" w:oddHBand="0" w:evenHBand="0" w:firstRowFirstColumn="0" w:firstRowLastColumn="0" w:lastRowFirstColumn="0" w:lastRowLastColumn="0"/>
+              <w:rPr>
+                <w:color w:val="A02B93" w:themeColor="accent5"/>
+              </w:rPr>
+            </w:pPr>
+            <w:r>
+              <w:rPr>
+                <w:color w:val="A02B93" w:themeColor="accent5"/>
+              </w:rPr>
+              <w:t>sex</w:t>
+            </w:r>
+          </w:p>
+          <w:p>
+            <w:pPr>
+              <w:pStyle w:val="ListParagraph"/>
+              <w:numPr>
+                <w:ilvl w:val="2"/>
+                <w:numId w:val="7"/>
+              </w:numPr>
+              <w:spacing w:line="360" w:lineRule="auto"/>
+              <w:cnfStyle w:val="000000000000" w:firstRow="0" w:lastRow="0" w:firstColumn="0" w:lastColumn="0" w:oddVBand="0" w:evenVBand="0" w:oddHBand="0" w:evenHBand="0" w:firstRowFirstColumn="0" w:firstRowLastColumn="0" w:lastRowFirstColumn="0" w:lastRowLastColumn="0"/>
+              <w:rPr>
+                <w:color w:val="A02B93" w:themeColor="accent5"/>
+              </w:rPr>
+            </w:pPr>
+            <w:r>
+              <w:rPr>
+                <w:color w:val="A02B93" w:themeColor="accent5"/>
+              </w:rPr>
+              <w:t>visit type</w:t>
+            </w:r>
+          </w:p>
+          <w:p>
+            <w:pPr>
+              <w:pStyle w:val="ListParagraph"/>
+              <w:numPr>
+                <w:ilvl w:val="2"/>
+                <w:numId w:val="7"/>
+              </w:numPr>
+              <w:spacing w:line="360" w:lineRule="auto"/>
+              <w:cnfStyle w:val="000000000000" w:firstRow="0" w:lastRow="0" w:firstColumn="0" w:lastColumn="0" w:oddVBand="0" w:evenVBand="0" w:oddHBand="0" w:evenHBand="0" w:firstRowFirstColumn="0" w:firstRowLastColumn="0" w:lastRowFirstColumn="0" w:lastRowLastColumn="0"/>
+              <w:rPr>
+                <w:color w:val="A02B93" w:themeColor="accent5"/>
+              </w:rPr>
+            </w:pPr>
+            <w:r>
+              <w:rPr>
+                <w:color w:val="A02B93" w:themeColor="accent5"/>
+              </w:rPr>
+              <w:t>diagnosis category</w:t>
             </w:r>
           </w:p>
           <w:p>
@@ -16736,7 +16735,156 @@
               <w:rPr>
                 <w:color w:val="80340D" w:themeColor="accent2" w:themeShade="80"/>
               </w:rPr>
+              <w:t>Why Use A LEFT JOIN</w:t>
+            </w:r>
+          </w:p>
+        </w:tc>
+        <w:tc>
+          <w:tcPr>
+            <w:tcW w:w="7416" w:type="dxa"/>
+          </w:tcPr>
+          <w:p>
+            <w:pPr>
+              <w:spacing w:line="360" w:lineRule="auto"/>
+              <w:cnfStyle w:val="000000000000" w:firstRow="0" w:lastRow="0" w:firstColumn="0" w:lastColumn="0" w:oddVBand="0" w:evenVBand="0" w:oddHBand="0" w:evenHBand="0" w:firstRowFirstColumn="0" w:firstRowLastColumn="0" w:lastRowFirstColumn="0" w:lastRowLastColumn="0"/>
+              <w:rPr>
+                <w:b/>
+                <w:bCs/>
+                <w:color w:val="156082" w:themeColor="accent1"/>
+              </w:rPr>
+            </w:pPr>
+            <w:r>
+              <w:rPr>
+                <w:b/>
+                <w:bCs/>
+                <w:color w:val="156082" w:themeColor="accent1"/>
+              </w:rPr>
+              <w:t>A LEFT JOIN preserves all records from PERSON.</w:t>
+            </w:r>
+          </w:p>
+          <w:p>
+            <w:pPr>
+              <w:pStyle w:val="ListParagraph"/>
+              <w:numPr>
+                <w:ilvl w:val="0"/>
+                <w:numId w:val="7"/>
+              </w:numPr>
+              <w:spacing w:line="360" w:lineRule="auto"/>
+              <w:cnfStyle w:val="000000000000" w:firstRow="0" w:lastRow="0" w:firstColumn="0" w:lastColumn="0" w:oddVBand="0" w:evenVBand="0" w:oddHBand="0" w:evenHBand="0" w:firstRowFirstColumn="0" w:firstRowLastColumn="0" w:lastRowFirstColumn="0" w:lastRowLastColumn="0"/>
+              <w:rPr>
+                <w:color w:val="A02B93" w:themeColor="accent5"/>
+              </w:rPr>
+            </w:pPr>
+            <w:r>
+              <w:rPr>
+                <w:color w:val="A02B93" w:themeColor="accent5"/>
+              </w:rPr>
               <w:lastRenderedPageBreak/>
+              <w:t xml:space="preserve">if a </w:t>
+            </w:r>
+            <m:oMath>
+              <m:r>
+                <w:rPr>
+                  <w:rFonts w:ascii="Cambria Math" w:hAnsi="Cambria Math"/>
+                  <w:color w:val="171717" w:themeColor="background2" w:themeShade="1A"/>
+                </w:rPr>
+                <m:t>race_concept_id</m:t>
+              </m:r>
+            </m:oMath>
+            <w:r>
+              <w:rPr>
+                <w:color w:val="A02B93" w:themeColor="accent5"/>
+              </w:rPr>
+              <w:t xml:space="preserve"> does not have a corresponding record in CONCEPT, the patient still appears in the result</w:t>
+            </w:r>
+          </w:p>
+          <w:p>
+            <w:pPr>
+              <w:pStyle w:val="ListParagraph"/>
+              <w:numPr>
+                <w:ilvl w:val="1"/>
+                <w:numId w:val="7"/>
+              </w:numPr>
+              <w:spacing w:line="360" w:lineRule="auto"/>
+              <w:cnfStyle w:val="000000000000" w:firstRow="0" w:lastRow="0" w:firstColumn="0" w:lastColumn="0" w:oddVBand="0" w:evenVBand="0" w:oddHBand="0" w:evenHBand="0" w:firstRowFirstColumn="0" w:firstRowLastColumn="0" w:lastRowFirstColumn="0" w:lastRowLastColumn="0"/>
+              <w:rPr>
+                <w:color w:val="A02B93" w:themeColor="accent5"/>
+              </w:rPr>
+            </w:pPr>
+            <w:r>
+              <w:rPr>
+                <w:color w:val="A02B93" w:themeColor="accent5"/>
+              </w:rPr>
+              <w:t>t</w:t>
+            </w:r>
+            <w:r>
+              <w:rPr>
+                <w:color w:val="A02B93" w:themeColor="accent5"/>
+              </w:rPr>
+              <w:t xml:space="preserve">he concept name will appear as </w:t>
+            </w:r>
+            <m:oMath>
+              <m:r>
+                <w:rPr>
+                  <w:rFonts w:ascii="Cambria Math" w:hAnsi="Cambria Math"/>
+                  <w:color w:val="A02B93" w:themeColor="accent5"/>
+                </w:rPr>
+                <m:t>NULL</m:t>
+              </m:r>
+            </m:oMath>
+          </w:p>
+          <w:p>
+            <w:pPr>
+              <w:pStyle w:val="ListParagraph"/>
+              <w:numPr>
+                <w:ilvl w:val="1"/>
+                <w:numId w:val="7"/>
+              </w:numPr>
+              <w:spacing w:line="360" w:lineRule="auto"/>
+              <w:cnfStyle w:val="000000000000" w:firstRow="0" w:lastRow="0" w:firstColumn="0" w:lastColumn="0" w:oddVBand="0" w:evenVBand="0" w:oddHBand="0" w:evenHBand="0" w:firstRowFirstColumn="0" w:firstRowLastColumn="0" w:lastRowFirstColumn="0" w:lastRowLastColumn="0"/>
+              <w:rPr>
+                <w:color w:val="A02B93" w:themeColor="accent5"/>
+              </w:rPr>
+            </w:pPr>
+            <w:r>
+              <w:rPr>
+                <w:color w:val="A02B93" w:themeColor="accent5"/>
+              </w:rPr>
+              <w:t>this makes broken or missing concept mappings easier to detect</w:t>
+            </w:r>
+          </w:p>
+          <w:p>
+            <w:pPr>
+              <w:spacing w:line="360" w:lineRule="auto"/>
+              <w:cnfStyle w:val="000000000000" w:firstRow="0" w:lastRow="0" w:firstColumn="0" w:lastColumn="0" w:oddVBand="0" w:evenVBand="0" w:oddHBand="0" w:evenHBand="0" w:firstRowFirstColumn="0" w:firstRowLastColumn="0" w:lastRowFirstColumn="0" w:lastRowLastColumn="0"/>
+              <w:rPr>
+                <w:color w:val="A02B93" w:themeColor="accent5"/>
+              </w:rPr>
+            </w:pPr>
+          </w:p>
+        </w:tc>
+      </w:tr>
+      <w:tr>
+        <w:trPr>
+          <w:trHeight w:val="368"/>
+        </w:trPr>
+        <w:tc>
+          <w:tcPr>
+            <w:cnfStyle w:val="001000000000" w:firstRow="0" w:lastRow="0" w:firstColumn="1" w:lastColumn="0" w:oddVBand="0" w:evenVBand="0" w:oddHBand="0" w:evenHBand="0" w:firstRowFirstColumn="0" w:firstRowLastColumn="0" w:lastRowFirstColumn="0" w:lastRowLastColumn="0"/>
+            <w:tcW w:w="2065" w:type="dxa"/>
+            <w:shd w:val="clear" w:color="auto" w:fill="D9D9D9" w:themeFill="background1" w:themeFillShade="D9"/>
+          </w:tcPr>
+          <w:p>
+            <w:pPr>
+              <w:spacing w:line="360" w:lineRule="auto"/>
+              <w:rPr>
+                <w:color w:val="80340D" w:themeColor="accent2" w:themeShade="80"/>
+              </w:rPr>
+            </w:pPr>
+            <w:r>
+              <w:rPr>
+                <w:color w:val="80340D" w:themeColor="accent2" w:themeShade="80"/>
+              </w:rPr>
               <w:t>NULL Values</w:t>
             </w:r>
           </w:p>
@@ -17109,15 +17257,7 @@
                 <w:bCs/>
                 <w:color w:val="156082" w:themeColor="accent1"/>
               </w:rPr>
-              <w:t>Key Validation Principle</w:t>
-            </w:r>
-            <w:r>
-              <w:rPr>
-                <w:b/>
-                <w:bCs/>
-                <w:color w:val="156082" w:themeColor="accent1"/>
-              </w:rPr>
-              <w:t>.</w:t>
+              <w:t>Key Validation Principle.</w:t>
             </w:r>
           </w:p>
           <w:p>
@@ -17163,6 +17303,7 @@
               <w:rPr>
                 <w:color w:val="A02B93" w:themeColor="accent5"/>
               </w:rPr>
+              <w:lastRenderedPageBreak/>
               <w:t>validation should confirm both structural correctness and logical correctness</w:t>
             </w:r>
           </w:p>
@@ -17223,7 +17364,6 @@
               <w:rPr>
                 <w:color w:val="A02B93" w:themeColor="accent5"/>
               </w:rPr>
-              <w:lastRenderedPageBreak/>
               <w:t>values appear in the correct columns</w:t>
             </w:r>
           </w:p>
@@ -17447,7 +17587,7 @@
       </w:pPr>
     </w:p>
     <w:sectPr>
-      <w:headerReference w:type="default" r:id="rId16"/>
+      <w:headerReference w:type="default" r:id="rId20"/>
       <w:pgSz w:w="12240" w:h="15840"/>
       <w:pgMar w:top="1440" w:right="1440" w:bottom="1440" w:left="1440" w:header="720" w:footer="720" w:gutter="0"/>
       <w:cols w:space="720"/>
@@ -18925,6 +19065,7 @@
   <w:style w:type="character" w:default="1" w:styleId="DefaultParagraphFont">
     <w:name w:val="Default Paragraph Font"/>
     <w:uiPriority w:val="1"/>
+    <w:semiHidden/>
     <w:unhideWhenUsed/>
   </w:style>
   <w:style w:type="table" w:default="1" w:styleId="TableNormal">
